--- a/ТПО1_Беля_Хачатрян_P3317.docx
+++ b/ТПО1_Беля_Хачатрян_P3317.docx
@@ -260,16 +260,7 @@
           <w:sz w:val="32"/>
           <w:szCs w:val="32"/>
         </w:rPr>
-        <w:t xml:space="preserve">Вариант: </w:t>
-      </w:r>
-      <w:r>
-        <w:rPr>
-          <w:rFonts w:eastAsia="Times New Roman" w:cs="Times New Roman" w:ascii="Times New Roman" w:hAnsi="Times New Roman"/>
-          <w:b/>
-          <w:sz w:val="32"/>
-          <w:szCs w:val="32"/>
-        </w:rPr>
-        <w:t>408256</w:t>
+        <w:t>Вариант: 408256</w:t>
       </w:r>
     </w:p>
     <w:p>
@@ -413,7 +404,16 @@
           <w:sz w:val="28"/>
           <w:szCs w:val="28"/>
         </w:rPr>
-        <w:t xml:space="preserve"> P3315</w:t>
+        <w:t xml:space="preserve"> P331</w:t>
+      </w:r>
+      <w:r>
+        <w:rPr>
+          <w:rFonts w:eastAsia="Times New Roman" w:cs="Times New Roman" w:ascii="Times New Roman" w:hAnsi="Times New Roman"/>
+          <w:i/>
+          <w:sz w:val="28"/>
+          <w:szCs w:val="28"/>
+        </w:rPr>
+        <w:t>7</w:t>
       </w:r>
     </w:p>
     <w:p>
@@ -585,23 +585,7 @@
           <w:sz w:val="28"/>
           <w:szCs w:val="28"/>
         </w:rPr>
-        <w:t>г. Санкт-Петербург, 202</w:t>
-      </w:r>
-      <w:r>
-        <w:rPr>
-          <w:rFonts w:eastAsia="Times New Roman" w:cs="Times New Roman" w:ascii="Times New Roman" w:hAnsi="Times New Roman"/>
-          <w:sz w:val="28"/>
-          <w:szCs w:val="28"/>
-        </w:rPr>
-        <w:t>6</w:t>
-      </w:r>
-      <w:r>
-        <w:rPr>
-          <w:rFonts w:eastAsia="Times New Roman" w:cs="Times New Roman" w:ascii="Times New Roman" w:hAnsi="Times New Roman"/>
-          <w:sz w:val="28"/>
-          <w:szCs w:val="28"/>
-        </w:rPr>
-        <w:t xml:space="preserve"> г.</w:t>
+        <w:t>г. Санкт-Петербург, 2026 г.</w:t>
       </w:r>
     </w:p>
     <w:p>
@@ -772,7 +756,7 @@
         <w:pStyle w:val="normal1"/>
         <w:numPr>
           <w:ilvl w:val="0"/>
-          <w:numId w:val="3"/>
+          <w:numId w:val="2"/>
         </w:numPr>
         <w:shd w:val="clear" w:fill="FFFFFF"/>
         <w:spacing w:lineRule="auto" w:line="240" w:before="0" w:after="0"/>
@@ -816,7 +800,7 @@
         <w:pStyle w:val="BodyText"/>
         <w:numPr>
           <w:ilvl w:val="0"/>
-          <w:numId w:val="3"/>
+          <w:numId w:val="2"/>
         </w:numPr>
         <w:shd w:val="clear" w:fill="FFFFFF"/>
         <w:spacing w:lineRule="auto" w:line="240" w:before="0" w:after="0"/>
@@ -878,7 +862,7 @@
         <w:pStyle w:val="normal1"/>
         <w:numPr>
           <w:ilvl w:val="0"/>
-          <w:numId w:val="3"/>
+          <w:numId w:val="2"/>
         </w:numPr>
         <w:shd w:val="clear" w:fill="FFFFFF"/>
         <w:spacing w:lineRule="auto" w:line="240" w:before="0" w:after="280"/>
@@ -1046,7 +1030,11 @@
         </w:rPr>
       </w:pPr>
       <w:r>
-        <w:rPr/>
+        <w:rPr>
+          <w:rFonts w:eastAsia="Times New Roman" w:cs="Times New Roman" w:ascii="Times New Roman" w:hAnsi="Times New Roman"/>
+          <w:sz w:val="32"/>
+          <w:szCs w:val="32"/>
+        </w:rPr>
       </w:r>
     </w:p>
     <w:p>
@@ -1108,16 +1096,7 @@
           <w:sz w:val="30"/>
           <w:szCs w:val="30"/>
         </w:rPr>
-        <w:t xml:space="preserve">Задание 1: </w:t>
-      </w:r>
-      <w:r>
-        <w:rPr>
-          <w:rFonts w:eastAsia="Times New Roman" w:cs="Times New Roman" w:ascii="Times New Roman" w:hAnsi="Times New Roman"/>
-          <w:b/>
-          <w:sz w:val="30"/>
-          <w:szCs w:val="30"/>
-        </w:rPr>
-        <w:t>tg</w:t>
+        <w:t>Задание 1: tg</w:t>
       </w:r>
       <w:r>
         <w:rPr>
@@ -1180,8 +1159,9 @@
       <w:r>
         <w:rPr>
           <w:rFonts w:eastAsia="Times New Roman" w:cs="Times New Roman" w:ascii="Times New Roman" w:hAnsi="Times New Roman"/>
-          <w:sz w:val="28"/>
-          <w:szCs w:val="28"/>
+          <w:i/>
+          <w:sz w:val="30"/>
+          <w:szCs w:val="30"/>
         </w:rPr>
       </w:r>
     </w:p>
@@ -1190,7 +1170,7 @@
         <w:pStyle w:val="normal1"/>
         <w:numPr>
           <w:ilvl w:val="0"/>
-          <w:numId w:val="4"/>
+          <w:numId w:val="3"/>
         </w:numPr>
         <w:spacing w:before="0" w:afterAutospacing="0" w:after="0"/>
         <w:ind w:hanging="360" w:start="720"/>
@@ -1633,6 +1613,7 @@
           <w:b/>
           <w:bCs/>
           <w:i w:val="false"/>
+          <w:i w:val="false"/>
           <w:caps w:val="false"/>
           <w:smallCaps w:val="false"/>
           <w:color w:val="1F2328"/>
@@ -1665,6 +1646,7 @@
           <w:b/>
           <w:bCs/>
           <w:i w:val="false"/>
+          <w:i w:val="false"/>
           <w:caps w:val="false"/>
           <w:smallCaps w:val="false"/>
           <w:color w:val="1F2328"/>
@@ -1696,6 +1678,7 @@
           <w:rFonts w:ascii="Times New Roman" w:hAnsi="Times New Roman" w:eastAsia="Times New Roman" w:cs="Times New Roman"/>
           <w:b/>
           <w:bCs/>
+          <w:i w:val="false"/>
           <w:i w:val="false"/>
           <w:caps w:val="false"/>
           <w:smallCaps w:val="false"/>
@@ -1735,10 +1718,10 @@
         </w:tblCellMar>
       </w:tblPr>
       <w:tblGrid>
-        <w:gridCol w:w="1404"/>
-        <w:gridCol w:w="2233"/>
+        <w:gridCol w:w="1403"/>
+        <w:gridCol w:w="2234"/>
         <w:gridCol w:w="1185"/>
-        <w:gridCol w:w="3364"/>
+        <w:gridCol w:w="3363"/>
       </w:tblGrid>
       <w:tr>
         <w:trPr>
@@ -1746,7 +1729,7 @@
         </w:trPr>
         <w:tc>
           <w:tcPr>
-            <w:tcW w:w="1404" w:type="dxa"/>
+            <w:tcW w:w="1403" w:type="dxa"/>
             <w:tcBorders>
               <w:top w:val="single" w:sz="2" w:space="0" w:color="D1D9E0"/>
               <w:start w:val="single" w:sz="2" w:space="0" w:color="D1D9E0"/>
@@ -1780,7 +1763,7 @@
         </w:tc>
         <w:tc>
           <w:tcPr>
-            <w:tcW w:w="2233" w:type="dxa"/>
+            <w:tcW w:w="2234" w:type="dxa"/>
             <w:tcBorders>
               <w:top w:val="single" w:sz="2" w:space="0" w:color="D1D9E0"/>
               <w:start w:val="single" w:sz="2" w:space="0" w:color="D1D9E0"/>
@@ -1848,7 +1831,7 @@
         </w:tc>
         <w:tc>
           <w:tcPr>
-            <w:tcW w:w="3364" w:type="dxa"/>
+            <w:tcW w:w="3363" w:type="dxa"/>
             <w:tcBorders>
               <w:top w:val="single" w:sz="2" w:space="0" w:color="D1D9E0"/>
               <w:start w:val="single" w:sz="2" w:space="0" w:color="D1D9E0"/>
@@ -1886,7 +1869,7 @@
         <w:trPr/>
         <w:tc>
           <w:tcPr>
-            <w:tcW w:w="1404" w:type="dxa"/>
+            <w:tcW w:w="1403" w:type="dxa"/>
             <w:tcBorders>
               <w:start w:val="single" w:sz="2" w:space="0" w:color="D1D9E0"/>
               <w:bottom w:val="single" w:sz="2" w:space="0" w:color="D1D9E0"/>
@@ -1917,7 +1900,7 @@
         </w:tc>
         <w:tc>
           <w:tcPr>
-            <w:tcW w:w="2233" w:type="dxa"/>
+            <w:tcW w:w="2234" w:type="dxa"/>
             <w:tcBorders>
               <w:start w:val="single" w:sz="2" w:space="0" w:color="D1D9E0"/>
               <w:bottom w:val="single" w:sz="2" w:space="0" w:color="D1D9E0"/>
@@ -1979,7 +1962,7 @@
         </w:tc>
         <w:tc>
           <w:tcPr>
-            <w:tcW w:w="3364" w:type="dxa"/>
+            <w:tcW w:w="3363" w:type="dxa"/>
             <w:tcBorders>
               <w:start w:val="single" w:sz="2" w:space="0" w:color="D1D9E0"/>
               <w:bottom w:val="single" w:sz="2" w:space="0" w:color="D1D9E0"/>
@@ -2014,7 +1997,7 @@
         <w:trPr/>
         <w:tc>
           <w:tcPr>
-            <w:tcW w:w="1404" w:type="dxa"/>
+            <w:tcW w:w="1403" w:type="dxa"/>
             <w:tcBorders>
               <w:start w:val="single" w:sz="2" w:space="0" w:color="D1D9E0"/>
               <w:bottom w:val="single" w:sz="2" w:space="0" w:color="D1D9E0"/>
@@ -2045,7 +2028,7 @@
         </w:tc>
         <w:tc>
           <w:tcPr>
-            <w:tcW w:w="2233" w:type="dxa"/>
+            <w:tcW w:w="2234" w:type="dxa"/>
             <w:tcBorders>
               <w:start w:val="single" w:sz="2" w:space="0" w:color="D1D9E0"/>
               <w:bottom w:val="single" w:sz="2" w:space="0" w:color="D1D9E0"/>
@@ -2107,7 +2090,7 @@
         </w:tc>
         <w:tc>
           <w:tcPr>
-            <w:tcW w:w="3364" w:type="dxa"/>
+            <w:tcW w:w="3363" w:type="dxa"/>
             <w:tcBorders>
               <w:start w:val="single" w:sz="2" w:space="0" w:color="D1D9E0"/>
               <w:bottom w:val="single" w:sz="2" w:space="0" w:color="D1D9E0"/>
@@ -2142,7 +2125,7 @@
         <w:trPr/>
         <w:tc>
           <w:tcPr>
-            <w:tcW w:w="1404" w:type="dxa"/>
+            <w:tcW w:w="1403" w:type="dxa"/>
             <w:tcBorders>
               <w:start w:val="single" w:sz="2" w:space="0" w:color="D1D9E0"/>
               <w:bottom w:val="single" w:sz="2" w:space="0" w:color="D1D9E0"/>
@@ -2173,7 +2156,7 @@
         </w:tc>
         <w:tc>
           <w:tcPr>
-            <w:tcW w:w="2233" w:type="dxa"/>
+            <w:tcW w:w="2234" w:type="dxa"/>
             <w:tcBorders>
               <w:start w:val="single" w:sz="2" w:space="0" w:color="D1D9E0"/>
               <w:bottom w:val="single" w:sz="2" w:space="0" w:color="D1D9E0"/>
@@ -2235,7 +2218,7 @@
         </w:tc>
         <w:tc>
           <w:tcPr>
-            <w:tcW w:w="3364" w:type="dxa"/>
+            <w:tcW w:w="3363" w:type="dxa"/>
             <w:tcBorders>
               <w:start w:val="single" w:sz="2" w:space="0" w:color="D1D9E0"/>
               <w:bottom w:val="single" w:sz="2" w:space="0" w:color="D1D9E0"/>
@@ -2270,7 +2253,7 @@
         <w:trPr/>
         <w:tc>
           <w:tcPr>
-            <w:tcW w:w="1404" w:type="dxa"/>
+            <w:tcW w:w="1403" w:type="dxa"/>
             <w:tcBorders>
               <w:start w:val="single" w:sz="2" w:space="0" w:color="D1D9E0"/>
               <w:bottom w:val="single" w:sz="2" w:space="0" w:color="D1D9E0"/>
@@ -2301,7 +2284,7 @@
         </w:tc>
         <w:tc>
           <w:tcPr>
-            <w:tcW w:w="2233" w:type="dxa"/>
+            <w:tcW w:w="2234" w:type="dxa"/>
             <w:tcBorders>
               <w:start w:val="single" w:sz="2" w:space="0" w:color="D1D9E0"/>
               <w:bottom w:val="single" w:sz="2" w:space="0" w:color="D1D9E0"/>
@@ -2371,7 +2354,7 @@
         </w:tc>
         <w:tc>
           <w:tcPr>
-            <w:tcW w:w="3364" w:type="dxa"/>
+            <w:tcW w:w="3363" w:type="dxa"/>
             <w:tcBorders>
               <w:start w:val="single" w:sz="2" w:space="0" w:color="D1D9E0"/>
               <w:bottom w:val="single" w:sz="2" w:space="0" w:color="D1D9E0"/>
@@ -2406,7 +2389,7 @@
         <w:trPr/>
         <w:tc>
           <w:tcPr>
-            <w:tcW w:w="1404" w:type="dxa"/>
+            <w:tcW w:w="1403" w:type="dxa"/>
             <w:tcBorders>
               <w:start w:val="single" w:sz="2" w:space="0" w:color="D1D9E0"/>
               <w:bottom w:val="single" w:sz="2" w:space="0" w:color="D1D9E0"/>
@@ -2445,7 +2428,7 @@
         </w:tc>
         <w:tc>
           <w:tcPr>
-            <w:tcW w:w="2233" w:type="dxa"/>
+            <w:tcW w:w="2234" w:type="dxa"/>
             <w:tcBorders>
               <w:start w:val="single" w:sz="2" w:space="0" w:color="D1D9E0"/>
               <w:bottom w:val="single" w:sz="2" w:space="0" w:color="D1D9E0"/>
@@ -2515,7 +2498,7 @@
         </w:tc>
         <w:tc>
           <w:tcPr>
-            <w:tcW w:w="3364" w:type="dxa"/>
+            <w:tcW w:w="3363" w:type="dxa"/>
             <w:tcBorders>
               <w:start w:val="single" w:sz="2" w:space="0" w:color="D1D9E0"/>
               <w:bottom w:val="single" w:sz="2" w:space="0" w:color="D1D9E0"/>
@@ -2550,7 +2533,7 @@
         <w:trPr/>
         <w:tc>
           <w:tcPr>
-            <w:tcW w:w="1404" w:type="dxa"/>
+            <w:tcW w:w="1403" w:type="dxa"/>
             <w:tcBorders>
               <w:start w:val="single" w:sz="2" w:space="0" w:color="D1D9E0"/>
               <w:bottom w:val="single" w:sz="2" w:space="0" w:color="D1D9E0"/>
@@ -2589,7 +2572,7 @@
         </w:tc>
         <w:tc>
           <w:tcPr>
-            <w:tcW w:w="2233" w:type="dxa"/>
+            <w:tcW w:w="2234" w:type="dxa"/>
             <w:tcBorders>
               <w:start w:val="single" w:sz="2" w:space="0" w:color="D1D9E0"/>
               <w:bottom w:val="single" w:sz="2" w:space="0" w:color="D1D9E0"/>
@@ -2659,7 +2642,7 @@
         </w:tc>
         <w:tc>
           <w:tcPr>
-            <w:tcW w:w="3364" w:type="dxa"/>
+            <w:tcW w:w="3363" w:type="dxa"/>
             <w:tcBorders>
               <w:start w:val="single" w:sz="2" w:space="0" w:color="D1D9E0"/>
               <w:bottom w:val="single" w:sz="2" w:space="0" w:color="D1D9E0"/>
@@ -2694,7 +2677,7 @@
         <w:trPr/>
         <w:tc>
           <w:tcPr>
-            <w:tcW w:w="1404" w:type="dxa"/>
+            <w:tcW w:w="1403" w:type="dxa"/>
             <w:tcBorders>
               <w:start w:val="single" w:sz="2" w:space="0" w:color="D1D9E0"/>
               <w:bottom w:val="single" w:sz="2" w:space="0" w:color="D1D9E0"/>
@@ -2725,7 +2708,7 @@
         </w:tc>
         <w:tc>
           <w:tcPr>
-            <w:tcW w:w="2233" w:type="dxa"/>
+            <w:tcW w:w="2234" w:type="dxa"/>
             <w:tcBorders>
               <w:start w:val="single" w:sz="2" w:space="0" w:color="D1D9E0"/>
               <w:bottom w:val="single" w:sz="2" w:space="0" w:color="D1D9E0"/>
@@ -2787,7 +2770,7 @@
         </w:tc>
         <w:tc>
           <w:tcPr>
-            <w:tcW w:w="3364" w:type="dxa"/>
+            <w:tcW w:w="3363" w:type="dxa"/>
             <w:tcBorders>
               <w:start w:val="single" w:sz="2" w:space="0" w:color="D1D9E0"/>
               <w:bottom w:val="single" w:sz="2" w:space="0" w:color="D1D9E0"/>
@@ -2822,7 +2805,7 @@
         <w:trPr/>
         <w:tc>
           <w:tcPr>
-            <w:tcW w:w="1404" w:type="dxa"/>
+            <w:tcW w:w="1403" w:type="dxa"/>
             <w:tcBorders>
               <w:start w:val="single" w:sz="2" w:space="0" w:color="D1D9E0"/>
               <w:bottom w:val="single" w:sz="2" w:space="0" w:color="D1D9E0"/>
@@ -2861,7 +2844,7 @@
         </w:tc>
         <w:tc>
           <w:tcPr>
-            <w:tcW w:w="2233" w:type="dxa"/>
+            <w:tcW w:w="2234" w:type="dxa"/>
             <w:tcBorders>
               <w:start w:val="single" w:sz="2" w:space="0" w:color="D1D9E0"/>
               <w:bottom w:val="single" w:sz="2" w:space="0" w:color="D1D9E0"/>
@@ -2923,7 +2906,7 @@
         </w:tc>
         <w:tc>
           <w:tcPr>
-            <w:tcW w:w="3364" w:type="dxa"/>
+            <w:tcW w:w="3363" w:type="dxa"/>
             <w:tcBorders>
               <w:start w:val="single" w:sz="2" w:space="0" w:color="D1D9E0"/>
               <w:bottom w:val="single" w:sz="2" w:space="0" w:color="D1D9E0"/>
@@ -2958,7 +2941,7 @@
         <w:trPr/>
         <w:tc>
           <w:tcPr>
-            <w:tcW w:w="1404" w:type="dxa"/>
+            <w:tcW w:w="1403" w:type="dxa"/>
             <w:tcBorders>
               <w:start w:val="single" w:sz="2" w:space="0" w:color="D1D9E0"/>
               <w:bottom w:val="single" w:sz="2" w:space="0" w:color="D1D9E0"/>
@@ -2989,7 +2972,7 @@
         </w:tc>
         <w:tc>
           <w:tcPr>
-            <w:tcW w:w="2233" w:type="dxa"/>
+            <w:tcW w:w="2234" w:type="dxa"/>
             <w:tcBorders>
               <w:start w:val="single" w:sz="2" w:space="0" w:color="D1D9E0"/>
               <w:bottom w:val="single" w:sz="2" w:space="0" w:color="D1D9E0"/>
@@ -3051,7 +3034,7 @@
         </w:tc>
         <w:tc>
           <w:tcPr>
-            <w:tcW w:w="3364" w:type="dxa"/>
+            <w:tcW w:w="3363" w:type="dxa"/>
             <w:tcBorders>
               <w:start w:val="single" w:sz="2" w:space="0" w:color="D1D9E0"/>
               <w:bottom w:val="single" w:sz="2" w:space="0" w:color="D1D9E0"/>
@@ -3086,7 +3069,7 @@
         <w:trPr/>
         <w:tc>
           <w:tcPr>
-            <w:tcW w:w="1404" w:type="dxa"/>
+            <w:tcW w:w="1403" w:type="dxa"/>
             <w:tcBorders>
               <w:start w:val="single" w:sz="2" w:space="0" w:color="D1D9E0"/>
               <w:bottom w:val="single" w:sz="2" w:space="0" w:color="D1D9E0"/>
@@ -3117,7 +3100,7 @@
         </w:tc>
         <w:tc>
           <w:tcPr>
-            <w:tcW w:w="2233" w:type="dxa"/>
+            <w:tcW w:w="2234" w:type="dxa"/>
             <w:tcBorders>
               <w:start w:val="single" w:sz="2" w:space="0" w:color="D1D9E0"/>
               <w:bottom w:val="single" w:sz="2" w:space="0" w:color="D1D9E0"/>
@@ -3179,7 +3162,7 @@
         </w:tc>
         <w:tc>
           <w:tcPr>
-            <w:tcW w:w="3364" w:type="dxa"/>
+            <w:tcW w:w="3363" w:type="dxa"/>
             <w:tcBorders>
               <w:start w:val="single" w:sz="2" w:space="0" w:color="D1D9E0"/>
               <w:bottom w:val="single" w:sz="2" w:space="0" w:color="D1D9E0"/>
@@ -3214,7 +3197,7 @@
         <w:trPr/>
         <w:tc>
           <w:tcPr>
-            <w:tcW w:w="1404" w:type="dxa"/>
+            <w:tcW w:w="1403" w:type="dxa"/>
             <w:tcBorders>
               <w:start w:val="single" w:sz="2" w:space="0" w:color="D1D9E0"/>
               <w:bottom w:val="single" w:sz="2" w:space="0" w:color="D1D9E0"/>
@@ -3245,7 +3228,7 @@
         </w:tc>
         <w:tc>
           <w:tcPr>
-            <w:tcW w:w="2233" w:type="dxa"/>
+            <w:tcW w:w="2234" w:type="dxa"/>
             <w:tcBorders>
               <w:start w:val="single" w:sz="2" w:space="0" w:color="D1D9E0"/>
               <w:bottom w:val="single" w:sz="2" w:space="0" w:color="D1D9E0"/>
@@ -3307,7 +3290,7 @@
         </w:tc>
         <w:tc>
           <w:tcPr>
-            <w:tcW w:w="3364" w:type="dxa"/>
+            <w:tcW w:w="3363" w:type="dxa"/>
             <w:tcBorders>
               <w:start w:val="single" w:sz="2" w:space="0" w:color="D1D9E0"/>
               <w:bottom w:val="single" w:sz="2" w:space="0" w:color="D1D9E0"/>
@@ -3342,7 +3325,7 @@
         <w:trPr/>
         <w:tc>
           <w:tcPr>
-            <w:tcW w:w="1404" w:type="dxa"/>
+            <w:tcW w:w="1403" w:type="dxa"/>
             <w:tcBorders>
               <w:start w:val="single" w:sz="2" w:space="0" w:color="D1D9E0"/>
               <w:bottom w:val="single" w:sz="2" w:space="0" w:color="D1D9E0"/>
@@ -3373,7 +3356,7 @@
         </w:tc>
         <w:tc>
           <w:tcPr>
-            <w:tcW w:w="2233" w:type="dxa"/>
+            <w:tcW w:w="2234" w:type="dxa"/>
             <w:tcBorders>
               <w:start w:val="single" w:sz="2" w:space="0" w:color="D1D9E0"/>
               <w:bottom w:val="single" w:sz="2" w:space="0" w:color="D1D9E0"/>
@@ -3435,7 +3418,7 @@
         </w:tc>
         <w:tc>
           <w:tcPr>
-            <w:tcW w:w="3364" w:type="dxa"/>
+            <w:tcW w:w="3363" w:type="dxa"/>
             <w:tcBorders>
               <w:start w:val="single" w:sz="2" w:space="0" w:color="D1D9E0"/>
               <w:bottom w:val="single" w:sz="2" w:space="0" w:color="D1D9E0"/>
@@ -3470,7 +3453,7 @@
         <w:trPr/>
         <w:tc>
           <w:tcPr>
-            <w:tcW w:w="1404" w:type="dxa"/>
+            <w:tcW w:w="1403" w:type="dxa"/>
             <w:tcBorders>
               <w:start w:val="single" w:sz="2" w:space="0" w:color="D1D9E0"/>
               <w:bottom w:val="single" w:sz="2" w:space="0" w:color="D1D9E0"/>
@@ -3501,7 +3484,7 @@
         </w:tc>
         <w:tc>
           <w:tcPr>
-            <w:tcW w:w="2233" w:type="dxa"/>
+            <w:tcW w:w="2234" w:type="dxa"/>
             <w:tcBorders>
               <w:start w:val="single" w:sz="2" w:space="0" w:color="D1D9E0"/>
               <w:bottom w:val="single" w:sz="2" w:space="0" w:color="D1D9E0"/>
@@ -3563,7 +3546,7 @@
         </w:tc>
         <w:tc>
           <w:tcPr>
-            <w:tcW w:w="3364" w:type="dxa"/>
+            <w:tcW w:w="3363" w:type="dxa"/>
             <w:tcBorders>
               <w:start w:val="single" w:sz="2" w:space="0" w:color="D1D9E0"/>
               <w:bottom w:val="single" w:sz="2" w:space="0" w:color="D1D9E0"/>
@@ -3598,7 +3581,7 @@
         <w:trPr/>
         <w:tc>
           <w:tcPr>
-            <w:tcW w:w="1404" w:type="dxa"/>
+            <w:tcW w:w="1403" w:type="dxa"/>
             <w:tcBorders>
               <w:start w:val="single" w:sz="2" w:space="0" w:color="D1D9E0"/>
               <w:bottom w:val="single" w:sz="2" w:space="0" w:color="D1D9E0"/>
@@ -3629,7 +3612,7 @@
         </w:tc>
         <w:tc>
           <w:tcPr>
-            <w:tcW w:w="2233" w:type="dxa"/>
+            <w:tcW w:w="2234" w:type="dxa"/>
             <w:tcBorders>
               <w:start w:val="single" w:sz="2" w:space="0" w:color="D1D9E0"/>
               <w:bottom w:val="single" w:sz="2" w:space="0" w:color="D1D9E0"/>
@@ -3691,7 +3674,7 @@
         </w:tc>
         <w:tc>
           <w:tcPr>
-            <w:tcW w:w="3364" w:type="dxa"/>
+            <w:tcW w:w="3363" w:type="dxa"/>
             <w:tcBorders>
               <w:start w:val="single" w:sz="2" w:space="0" w:color="D1D9E0"/>
               <w:bottom w:val="single" w:sz="2" w:space="0" w:color="D1D9E0"/>
@@ -3726,7 +3709,7 @@
         <w:trPr/>
         <w:tc>
           <w:tcPr>
-            <w:tcW w:w="1404" w:type="dxa"/>
+            <w:tcW w:w="1403" w:type="dxa"/>
             <w:tcBorders>
               <w:start w:val="single" w:sz="2" w:space="0" w:color="D1D9E0"/>
               <w:bottom w:val="single" w:sz="2" w:space="0" w:color="D1D9E0"/>
@@ -3765,7 +3748,7 @@
         </w:tc>
         <w:tc>
           <w:tcPr>
-            <w:tcW w:w="2233" w:type="dxa"/>
+            <w:tcW w:w="2234" w:type="dxa"/>
             <w:tcBorders>
               <w:start w:val="single" w:sz="2" w:space="0" w:color="D1D9E0"/>
               <w:bottom w:val="single" w:sz="2" w:space="0" w:color="D1D9E0"/>
@@ -3827,7 +3810,7 @@
         </w:tc>
         <w:tc>
           <w:tcPr>
-            <w:tcW w:w="3364" w:type="dxa"/>
+            <w:tcW w:w="3363" w:type="dxa"/>
             <w:tcBorders>
               <w:start w:val="single" w:sz="2" w:space="0" w:color="D1D9E0"/>
               <w:bottom w:val="single" w:sz="2" w:space="0" w:color="D1D9E0"/>
@@ -3862,7 +3845,7 @@
         <w:trPr/>
         <w:tc>
           <w:tcPr>
-            <w:tcW w:w="1404" w:type="dxa"/>
+            <w:tcW w:w="1403" w:type="dxa"/>
             <w:tcBorders>
               <w:start w:val="single" w:sz="2" w:space="0" w:color="D1D9E0"/>
               <w:bottom w:val="single" w:sz="2" w:space="0" w:color="D1D9E0"/>
@@ -3901,7 +3884,7 @@
         </w:tc>
         <w:tc>
           <w:tcPr>
-            <w:tcW w:w="2233" w:type="dxa"/>
+            <w:tcW w:w="2234" w:type="dxa"/>
             <w:tcBorders>
               <w:start w:val="single" w:sz="2" w:space="0" w:color="D1D9E0"/>
               <w:bottom w:val="single" w:sz="2" w:space="0" w:color="D1D9E0"/>
@@ -3963,7 +3946,7 @@
         </w:tc>
         <w:tc>
           <w:tcPr>
-            <w:tcW w:w="3364" w:type="dxa"/>
+            <w:tcW w:w="3363" w:type="dxa"/>
             <w:tcBorders>
               <w:start w:val="single" w:sz="2" w:space="0" w:color="D1D9E0"/>
               <w:bottom w:val="single" w:sz="2" w:space="0" w:color="D1D9E0"/>
@@ -3998,7 +3981,7 @@
         <w:trPr/>
         <w:tc>
           <w:tcPr>
-            <w:tcW w:w="1404" w:type="dxa"/>
+            <w:tcW w:w="1403" w:type="dxa"/>
             <w:tcBorders>
               <w:start w:val="single" w:sz="2" w:space="0" w:color="D1D9E0"/>
               <w:bottom w:val="single" w:sz="2" w:space="0" w:color="D1D9E0"/>
@@ -4037,7 +4020,7 @@
         </w:tc>
         <w:tc>
           <w:tcPr>
-            <w:tcW w:w="2233" w:type="dxa"/>
+            <w:tcW w:w="2234" w:type="dxa"/>
             <w:tcBorders>
               <w:start w:val="single" w:sz="2" w:space="0" w:color="D1D9E0"/>
               <w:bottom w:val="single" w:sz="2" w:space="0" w:color="D1D9E0"/>
@@ -4099,7 +4082,7 @@
         </w:tc>
         <w:tc>
           <w:tcPr>
-            <w:tcW w:w="3364" w:type="dxa"/>
+            <w:tcW w:w="3363" w:type="dxa"/>
             <w:tcBorders>
               <w:start w:val="single" w:sz="2" w:space="0" w:color="D1D9E0"/>
               <w:bottom w:val="single" w:sz="2" w:space="0" w:color="D1D9E0"/>
@@ -4134,7 +4117,7 @@
         <w:trPr/>
         <w:tc>
           <w:tcPr>
-            <w:tcW w:w="1404" w:type="dxa"/>
+            <w:tcW w:w="1403" w:type="dxa"/>
             <w:tcBorders>
               <w:start w:val="single" w:sz="2" w:space="0" w:color="D1D9E0"/>
               <w:bottom w:val="single" w:sz="2" w:space="0" w:color="D1D9E0"/>
@@ -4165,7 +4148,7 @@
         </w:tc>
         <w:tc>
           <w:tcPr>
-            <w:tcW w:w="2233" w:type="dxa"/>
+            <w:tcW w:w="2234" w:type="dxa"/>
             <w:tcBorders>
               <w:start w:val="single" w:sz="2" w:space="0" w:color="D1D9E0"/>
               <w:bottom w:val="single" w:sz="2" w:space="0" w:color="D1D9E0"/>
@@ -4227,7 +4210,7 @@
         </w:tc>
         <w:tc>
           <w:tcPr>
-            <w:tcW w:w="3364" w:type="dxa"/>
+            <w:tcW w:w="3363" w:type="dxa"/>
             <w:tcBorders>
               <w:start w:val="single" w:sz="2" w:space="0" w:color="D1D9E0"/>
               <w:bottom w:val="single" w:sz="2" w:space="0" w:color="D1D9E0"/>
@@ -4262,7 +4245,7 @@
         <w:trPr/>
         <w:tc>
           <w:tcPr>
-            <w:tcW w:w="1404" w:type="dxa"/>
+            <w:tcW w:w="1403" w:type="dxa"/>
             <w:tcBorders>
               <w:start w:val="single" w:sz="2" w:space="0" w:color="D1D9E0"/>
               <w:bottom w:val="single" w:sz="2" w:space="0" w:color="D1D9E0"/>
@@ -4301,7 +4284,7 @@
         </w:tc>
         <w:tc>
           <w:tcPr>
-            <w:tcW w:w="2233" w:type="dxa"/>
+            <w:tcW w:w="2234" w:type="dxa"/>
             <w:tcBorders>
               <w:start w:val="single" w:sz="2" w:space="0" w:color="D1D9E0"/>
               <w:bottom w:val="single" w:sz="2" w:space="0" w:color="D1D9E0"/>
@@ -4363,7 +4346,7 @@
         </w:tc>
         <w:tc>
           <w:tcPr>
-            <w:tcW w:w="3364" w:type="dxa"/>
+            <w:tcW w:w="3363" w:type="dxa"/>
             <w:tcBorders>
               <w:start w:val="single" w:sz="2" w:space="0" w:color="D1D9E0"/>
               <w:bottom w:val="single" w:sz="2" w:space="0" w:color="D1D9E0"/>
@@ -4417,13 +4400,14 @@
         <w:pStyle w:val="BodyText"/>
         <w:numPr>
           <w:ilvl w:val="0"/>
-          <w:numId w:val="4"/>
+          <w:numId w:val="3"/>
         </w:numPr>
         <w:spacing w:before="0" w:afterAutospacing="0" w:after="0"/>
         <w:ind w:hanging="360" w:start="720"/>
         <w:rPr>
           <w:rFonts w:ascii="Times New Roman" w:hAnsi="Times New Roman"/>
           <w:b w:val="false"/>
+          <w:i w:val="false"/>
           <w:i w:val="false"/>
           <w:caps w:val="false"/>
           <w:smallCaps w:val="false"/>
@@ -4455,9 +4439,8 @@
         <w:widowControl/>
         <w:numPr>
           <w:ilvl w:val="0"/>
-          <w:numId w:val="5"/>
+          <w:numId w:val="4"/>
         </w:numPr>
-        <w:pBdr/>
         <w:spacing w:before="0" w:after="140"/>
         <w:rPr/>
       </w:pPr>
@@ -4497,9 +4480,8 @@
         <w:widowControl/>
         <w:numPr>
           <w:ilvl w:val="0"/>
-          <w:numId w:val="5"/>
+          <w:numId w:val="4"/>
         </w:numPr>
-        <w:pBdr/>
         <w:spacing w:before="0" w:after="140"/>
         <w:rPr/>
       </w:pPr>
@@ -4525,12 +4507,13 @@
         <w:widowControl/>
         <w:numPr>
           <w:ilvl w:val="1"/>
-          <w:numId w:val="5"/>
+          <w:numId w:val="4"/>
         </w:numPr>
         <w:spacing w:before="0" w:after="0"/>
         <w:rPr>
           <w:rFonts w:ascii="Times New Roman" w:hAnsi="Times New Roman"/>
           <w:b w:val="false"/>
+          <w:i w:val="false"/>
           <w:i w:val="false"/>
           <w:caps w:val="false"/>
           <w:smallCaps w:val="false"/>
@@ -4561,12 +4544,13 @@
         <w:widowControl/>
         <w:numPr>
           <w:ilvl w:val="1"/>
-          <w:numId w:val="5"/>
+          <w:numId w:val="4"/>
         </w:numPr>
         <w:spacing w:before="0" w:after="0"/>
         <w:rPr>
           <w:rFonts w:ascii="Times New Roman" w:hAnsi="Times New Roman"/>
           <w:b w:val="false"/>
+          <w:i w:val="false"/>
           <w:i w:val="false"/>
           <w:caps w:val="false"/>
           <w:smallCaps w:val="false"/>
@@ -4597,12 +4581,13 @@
         <w:widowControl/>
         <w:numPr>
           <w:ilvl w:val="1"/>
-          <w:numId w:val="5"/>
+          <w:numId w:val="4"/>
         </w:numPr>
         <w:spacing w:before="0" w:after="0"/>
         <w:rPr>
           <w:rFonts w:ascii="Times New Roman" w:hAnsi="Times New Roman"/>
           <w:b w:val="false"/>
+          <w:i w:val="false"/>
           <w:i w:val="false"/>
           <w:caps w:val="false"/>
           <w:smallCaps w:val="false"/>
@@ -4633,9 +4618,8 @@
         <w:widowControl/>
         <w:numPr>
           <w:ilvl w:val="0"/>
-          <w:numId w:val="5"/>
+          <w:numId w:val="4"/>
         </w:numPr>
-        <w:pBdr/>
         <w:spacing w:before="0" w:after="140"/>
         <w:rPr/>
       </w:pPr>
@@ -4661,12 +4645,13 @@
         <w:widowControl/>
         <w:numPr>
           <w:ilvl w:val="1"/>
-          <w:numId w:val="5"/>
+          <w:numId w:val="4"/>
         </w:numPr>
         <w:spacing w:before="0" w:after="0"/>
         <w:rPr>
           <w:rFonts w:ascii="Times New Roman" w:hAnsi="Times New Roman"/>
           <w:b w:val="false"/>
+          <w:i w:val="false"/>
           <w:i w:val="false"/>
           <w:caps w:val="false"/>
           <w:smallCaps w:val="false"/>
@@ -4697,12 +4682,13 @@
         <w:widowControl/>
         <w:numPr>
           <w:ilvl w:val="1"/>
-          <w:numId w:val="5"/>
+          <w:numId w:val="4"/>
         </w:numPr>
         <w:spacing w:before="0" w:after="0"/>
         <w:rPr>
           <w:rFonts w:ascii="Times New Roman" w:hAnsi="Times New Roman"/>
           <w:b w:val="false"/>
+          <w:i w:val="false"/>
           <w:i w:val="false"/>
           <w:caps w:val="false"/>
           <w:smallCaps w:val="false"/>
@@ -4733,9 +4719,8 @@
         <w:widowControl/>
         <w:numPr>
           <w:ilvl w:val="0"/>
-          <w:numId w:val="5"/>
+          <w:numId w:val="4"/>
         </w:numPr>
-        <w:pBdr/>
         <w:spacing w:before="0" w:after="140"/>
         <w:rPr/>
       </w:pPr>
@@ -4761,12 +4746,13 @@
         <w:widowControl/>
         <w:numPr>
           <w:ilvl w:val="1"/>
-          <w:numId w:val="5"/>
+          <w:numId w:val="4"/>
         </w:numPr>
         <w:spacing w:before="0" w:after="0"/>
         <w:rPr>
           <w:rFonts w:ascii="Times New Roman" w:hAnsi="Times New Roman"/>
           <w:b w:val="false"/>
+          <w:i w:val="false"/>
           <w:i w:val="false"/>
           <w:caps w:val="false"/>
           <w:smallCaps w:val="false"/>
@@ -4797,12 +4783,13 @@
         <w:widowControl/>
         <w:numPr>
           <w:ilvl w:val="1"/>
-          <w:numId w:val="5"/>
+          <w:numId w:val="4"/>
         </w:numPr>
         <w:spacing w:before="0" w:after="0"/>
         <w:rPr>
           <w:rFonts w:ascii="Times New Roman" w:hAnsi="Times New Roman"/>
           <w:b w:val="false"/>
+          <w:i w:val="false"/>
           <w:i w:val="false"/>
           <w:caps w:val="false"/>
           <w:smallCaps w:val="false"/>
@@ -4833,7 +4820,7 @@
         <w:widowControl/>
         <w:numPr>
           <w:ilvl w:val="1"/>
-          <w:numId w:val="5"/>
+          <w:numId w:val="4"/>
         </w:numPr>
         <w:spacing w:before="0" w:after="0"/>
         <w:rPr/>
@@ -4882,7 +4869,6 @@
       <w:pPr>
         <w:pStyle w:val="BodyText"/>
         <w:widowControl/>
-        <w:pBdr/>
         <w:spacing w:before="0" w:after="0"/>
         <w:ind w:hanging="0" w:start="0" w:end="0"/>
         <w:rPr>
@@ -4989,69 +4975,40 @@
       <w:pPr>
         <w:pStyle w:val="BodyText"/>
         <w:widowControl/>
-        <w:pBdr/>
         <w:spacing w:before="0" w:after="0"/>
         <w:ind w:hanging="0" w:start="0" w:end="0"/>
         <w:rPr>
           <w:rFonts w:ascii="Times New Roman" w:hAnsi="Times New Roman"/>
           <w:b w:val="false"/>
           <w:i w:val="false"/>
-          <w:caps w:val="false"/>
-          <w:smallCaps w:val="false"/>
-          <w:color w:val="1F2328"/>
-          <w:spacing w:val="0"/>
-          <w:sz w:val="28"/>
-          <w:szCs w:val="28"/>
-        </w:rPr>
-      </w:pPr>
-      <w:r>
-        <w:rPr>
-          <w:rFonts w:ascii="Times New Roman" w:hAnsi="Times New Roman"/>
-          <w:b w:val="false"/>
-          <w:i w:val="false"/>
-          <w:caps w:val="false"/>
-          <w:smallCaps w:val="false"/>
-          <w:color w:val="1F2328"/>
-          <w:spacing w:val="0"/>
-          <w:sz w:val="28"/>
-          <w:szCs w:val="28"/>
-        </w:rPr>
-        <w:t>Хеш-таблица с закрытой адресацией (метод цепочек / open hashing) — это структура данных, в которой каждый слот (</w:t>
-      </w:r>
-      <w:r>
-        <w:rPr>
-          <w:rFonts w:ascii="Times New Roman" w:hAnsi="Times New Roman"/>
-          <w:b w:val="false"/>
-          <w:i w:val="false"/>
-          <w:caps w:val="false"/>
-          <w:smallCaps w:val="false"/>
-          <w:color w:val="1F2328"/>
-          <w:spacing w:val="0"/>
-          <w:sz w:val="28"/>
-          <w:szCs w:val="28"/>
-        </w:rPr>
-        <w:t>бакет</w:t>
-      </w:r>
-      <w:r>
-        <w:rPr>
-          <w:rFonts w:ascii="Times New Roman" w:hAnsi="Times New Roman"/>
-          <w:b w:val="false"/>
-          <w:i w:val="false"/>
-          <w:caps w:val="false"/>
-          <w:smallCaps w:val="false"/>
-          <w:color w:val="1F2328"/>
-          <w:spacing w:val="0"/>
-          <w:sz w:val="28"/>
-          <w:szCs w:val="28"/>
-        </w:rPr>
-        <w:t>) таблицы содержит связанный список элементов. При возникновении коллизии (два ключа имеют одинаковый хеш) новый элемент добавляется в цепочку соответствующей корзины.</w:t>
+          <w:i w:val="false"/>
+          <w:caps w:val="false"/>
+          <w:smallCaps w:val="false"/>
+          <w:color w:val="1F2328"/>
+          <w:spacing w:val="0"/>
+          <w:sz w:val="28"/>
+          <w:szCs w:val="28"/>
+        </w:rPr>
+      </w:pPr>
+      <w:r>
+        <w:rPr>
+          <w:rFonts w:ascii="Times New Roman" w:hAnsi="Times New Roman"/>
+          <w:b w:val="false"/>
+          <w:i w:val="false"/>
+          <w:caps w:val="false"/>
+          <w:smallCaps w:val="false"/>
+          <w:color w:val="1F2328"/>
+          <w:spacing w:val="0"/>
+          <w:sz w:val="28"/>
+          <w:szCs w:val="28"/>
+        </w:rPr>
+        <w:t>Хеш-таблица с закрытой адресацией (метод цепочек / open hashing) — это структура данных, в которой каждый слот (бакет) таблицы содержит связанный список элементов. При возникновении коллизии (два ключа имеют одинаковый хеш) новый элемент добавляется в цепочку соответствующей корзины.</w:t>
       </w:r>
     </w:p>
     <w:p>
       <w:pPr>
         <w:pStyle w:val="BodyText"/>
         <w:widowControl/>
-        <w:pBdr/>
         <w:spacing w:before="0" w:after="0"/>
         <w:ind w:hanging="0" w:start="0" w:end="0"/>
         <w:rPr/>
@@ -5135,12 +5092,12 @@
       <w:pPr>
         <w:pStyle w:val="BodyText"/>
         <w:widowControl/>
-        <w:pBdr/>
         <w:spacing w:before="0" w:after="0"/>
         <w:ind w:hanging="0" w:start="0" w:end="0"/>
         <w:rPr>
           <w:rFonts w:ascii="Times New Roman" w:hAnsi="Times New Roman"/>
           <w:b w:val="false"/>
+          <w:i w:val="false"/>
           <w:i w:val="false"/>
           <w:caps w:val="false"/>
           <w:smallCaps w:val="false"/>
@@ -5171,7 +5128,7 @@
         <w:widowControl/>
         <w:numPr>
           <w:ilvl w:val="0"/>
-          <w:numId w:val="17"/>
+          <w:numId w:val="16"/>
         </w:numPr>
         <w:spacing w:before="0" w:after="140"/>
         <w:rPr/>
@@ -5212,7 +5169,7 @@
         <w:widowControl/>
         <w:numPr>
           <w:ilvl w:val="0"/>
-          <w:numId w:val="17"/>
+          <w:numId w:val="16"/>
         </w:numPr>
         <w:spacing w:before="0" w:after="140"/>
         <w:rPr/>
@@ -5253,7 +5210,7 @@
         <w:widowControl/>
         <w:numPr>
           <w:ilvl w:val="0"/>
-          <w:numId w:val="17"/>
+          <w:numId w:val="16"/>
         </w:numPr>
         <w:spacing w:before="0" w:after="140"/>
         <w:rPr/>
@@ -5292,13 +5249,13 @@
       <w:pPr>
         <w:pStyle w:val="Heading3"/>
         <w:widowControl/>
-        <w:pBdr/>
         <w:spacing w:lineRule="auto" w:line="300" w:before="0" w:after="0"/>
         <w:ind w:hanging="0" w:start="0" w:end="0"/>
         <w:rPr>
           <w:rFonts w:ascii="Times New Roman" w:hAnsi="Times New Roman"/>
           <w:b w:val="false"/>
           <w:i w:val="false"/>
+          <w:i w:val="false"/>
           <w:caps w:val="false"/>
           <w:smallCaps w:val="false"/>
           <w:color w:val="1F2328"/>
@@ -5326,12 +5283,12 @@
       <w:pPr>
         <w:pStyle w:val="BodyText"/>
         <w:widowControl/>
-        <w:pBdr/>
         <w:spacing w:before="0" w:after="0"/>
         <w:ind w:hanging="0" w:start="0" w:end="0"/>
         <w:rPr>
           <w:rFonts w:ascii="Times New Roman" w:hAnsi="Times New Roman"/>
           <w:b w:val="false"/>
+          <w:i w:val="false"/>
           <w:i w:val="false"/>
           <w:caps w:val="false"/>
           <w:smallCaps w:val="false"/>
@@ -6397,13 +6354,13 @@
       <w:pPr>
         <w:pStyle w:val="Heading3"/>
         <w:widowControl/>
-        <w:pBdr/>
         <w:spacing w:lineRule="auto" w:line="300" w:before="0" w:after="0"/>
         <w:ind w:hanging="0" w:start="0" w:end="0"/>
         <w:rPr>
           <w:rFonts w:ascii="Times New Roman" w:hAnsi="Times New Roman"/>
           <w:b w:val="false"/>
           <w:i w:val="false"/>
+          <w:i w:val="false"/>
           <w:caps w:val="false"/>
           <w:smallCaps w:val="false"/>
           <w:color w:val="1F2328"/>
@@ -6431,13 +6388,13 @@
       <w:pPr>
         <w:pStyle w:val="BodyText"/>
         <w:widowControl/>
-        <w:pBdr/>
         <w:spacing w:before="0" w:after="0"/>
         <w:ind w:hanging="0" w:start="0" w:end="0"/>
         <w:rPr>
           <w:rFonts w:ascii="Times New Roman" w:hAnsi="Times New Roman"/>
           <w:b w:val="false"/>
           <w:i w:val="false"/>
+          <w:i w:val="false"/>
           <w:caps w:val="false"/>
           <w:smallCaps w:val="false"/>
           <w:color w:val="1F2328"/>
@@ -6465,13 +6422,13 @@
       <w:pPr>
         <w:pStyle w:val="Heading4"/>
         <w:widowControl/>
-        <w:pBdr/>
         <w:spacing w:lineRule="auto" w:line="300" w:before="0" w:after="0"/>
         <w:ind w:hanging="0" w:start="0" w:end="0"/>
         <w:rPr>
           <w:rFonts w:ascii="Times New Roman" w:hAnsi="Times New Roman"/>
           <w:b/>
           <w:bCs/>
+          <w:i w:val="false"/>
           <w:i w:val="false"/>
           <w:caps w:val="false"/>
           <w:smallCaps w:val="false"/>
@@ -6512,8 +6469,8 @@
       </w:tblPr>
       <w:tblGrid>
         <w:gridCol w:w="3098"/>
-        <w:gridCol w:w="2898"/>
-        <w:gridCol w:w="3358"/>
+        <w:gridCol w:w="2897"/>
+        <w:gridCol w:w="3359"/>
       </w:tblGrid>
       <w:tr>
         <w:trPr>
@@ -6556,7 +6513,7 @@
         </w:tc>
         <w:tc>
           <w:tcPr>
-            <w:tcW w:w="2898" w:type="dxa"/>
+            <w:tcW w:w="2897" w:type="dxa"/>
             <w:tcBorders>
               <w:top w:val="single" w:sz="2" w:space="0" w:color="D1D9E0"/>
               <w:start w:val="single" w:sz="2" w:space="0" w:color="D1D9E0"/>
@@ -6591,7 +6548,7 @@
         </w:tc>
         <w:tc>
           <w:tcPr>
-            <w:tcW w:w="3358" w:type="dxa"/>
+            <w:tcW w:w="3359" w:type="dxa"/>
             <w:tcBorders>
               <w:top w:val="single" w:sz="2" w:space="0" w:color="D1D9E0"/>
               <w:start w:val="single" w:sz="2" w:space="0" w:color="D1D9E0"/>
@@ -6662,7 +6619,7 @@
         </w:tc>
         <w:tc>
           <w:tcPr>
-            <w:tcW w:w="2898" w:type="dxa"/>
+            <w:tcW w:w="2897" w:type="dxa"/>
             <w:tcBorders>
               <w:top w:val="single" w:sz="2" w:space="0" w:color="D1D9E0"/>
               <w:start w:val="single" w:sz="2" w:space="0" w:color="D1D9E0"/>
@@ -6695,7 +6652,7 @@
         </w:tc>
         <w:tc>
           <w:tcPr>
-            <w:tcW w:w="3358" w:type="dxa"/>
+            <w:tcW w:w="3359" w:type="dxa"/>
             <w:tcBorders>
               <w:top w:val="single" w:sz="2" w:space="0" w:color="D1D9E0"/>
               <w:start w:val="single" w:sz="2" w:space="0" w:color="D1D9E0"/>
@@ -6764,7 +6721,7 @@
         </w:tc>
         <w:tc>
           <w:tcPr>
-            <w:tcW w:w="2898" w:type="dxa"/>
+            <w:tcW w:w="2897" w:type="dxa"/>
             <w:tcBorders>
               <w:top w:val="single" w:sz="2" w:space="0" w:color="D1D9E0"/>
               <w:start w:val="single" w:sz="2" w:space="0" w:color="D1D9E0"/>
@@ -6797,7 +6754,7 @@
         </w:tc>
         <w:tc>
           <w:tcPr>
-            <w:tcW w:w="3358" w:type="dxa"/>
+            <w:tcW w:w="3359" w:type="dxa"/>
             <w:tcBorders>
               <w:top w:val="single" w:sz="2" w:space="0" w:color="D1D9E0"/>
               <w:start w:val="single" w:sz="2" w:space="0" w:color="D1D9E0"/>
@@ -6866,7 +6823,7 @@
         </w:tc>
         <w:tc>
           <w:tcPr>
-            <w:tcW w:w="2898" w:type="dxa"/>
+            <w:tcW w:w="2897" w:type="dxa"/>
             <w:tcBorders>
               <w:top w:val="single" w:sz="2" w:space="0" w:color="D1D9E0"/>
               <w:start w:val="single" w:sz="2" w:space="0" w:color="D1D9E0"/>
@@ -6899,7 +6856,7 @@
         </w:tc>
         <w:tc>
           <w:tcPr>
-            <w:tcW w:w="3358" w:type="dxa"/>
+            <w:tcW w:w="3359" w:type="dxa"/>
             <w:tcBorders>
               <w:top w:val="single" w:sz="2" w:space="0" w:color="D1D9E0"/>
               <w:start w:val="single" w:sz="2" w:space="0" w:color="D1D9E0"/>
@@ -6935,13 +6892,13 @@
       <w:pPr>
         <w:pStyle w:val="Heading4"/>
         <w:widowControl/>
-        <w:pBdr/>
         <w:spacing w:lineRule="auto" w:line="300" w:before="0" w:after="0"/>
         <w:ind w:hanging="0" w:start="0" w:end="0"/>
         <w:rPr>
           <w:rFonts w:ascii="Times New Roman" w:hAnsi="Times New Roman"/>
           <w:b/>
           <w:bCs/>
+          <w:i w:val="false"/>
           <w:i w:val="false"/>
           <w:caps w:val="false"/>
           <w:smallCaps w:val="false"/>
@@ -6982,8 +6939,8 @@
       </w:tblPr>
       <w:tblGrid>
         <w:gridCol w:w="3052"/>
-        <w:gridCol w:w="2804"/>
-        <w:gridCol w:w="3498"/>
+        <w:gridCol w:w="2803"/>
+        <w:gridCol w:w="3499"/>
       </w:tblGrid>
       <w:tr>
         <w:trPr>
@@ -7026,7 +6983,7 @@
         </w:tc>
         <w:tc>
           <w:tcPr>
-            <w:tcW w:w="2804" w:type="dxa"/>
+            <w:tcW w:w="2803" w:type="dxa"/>
             <w:tcBorders>
               <w:top w:val="single" w:sz="2" w:space="0" w:color="D1D9E0"/>
               <w:start w:val="single" w:sz="2" w:space="0" w:color="D1D9E0"/>
@@ -7061,7 +7018,7 @@
         </w:tc>
         <w:tc>
           <w:tcPr>
-            <w:tcW w:w="3498" w:type="dxa"/>
+            <w:tcW w:w="3499" w:type="dxa"/>
             <w:tcBorders>
               <w:top w:val="single" w:sz="2" w:space="0" w:color="D1D9E0"/>
               <w:start w:val="single" w:sz="2" w:space="0" w:color="D1D9E0"/>
@@ -7132,7 +7089,7 @@
         </w:tc>
         <w:tc>
           <w:tcPr>
-            <w:tcW w:w="2804" w:type="dxa"/>
+            <w:tcW w:w="2803" w:type="dxa"/>
             <w:tcBorders>
               <w:top w:val="single" w:sz="2" w:space="0" w:color="D1D9E0"/>
               <w:start w:val="single" w:sz="2" w:space="0" w:color="D1D9E0"/>
@@ -7165,7 +7122,7 @@
         </w:tc>
         <w:tc>
           <w:tcPr>
-            <w:tcW w:w="3498" w:type="dxa"/>
+            <w:tcW w:w="3499" w:type="dxa"/>
             <w:tcBorders>
               <w:top w:val="single" w:sz="2" w:space="0" w:color="D1D9E0"/>
               <w:start w:val="single" w:sz="2" w:space="0" w:color="D1D9E0"/>
@@ -7234,7 +7191,7 @@
         </w:tc>
         <w:tc>
           <w:tcPr>
-            <w:tcW w:w="2804" w:type="dxa"/>
+            <w:tcW w:w="2803" w:type="dxa"/>
             <w:tcBorders>
               <w:top w:val="single" w:sz="2" w:space="0" w:color="D1D9E0"/>
               <w:start w:val="single" w:sz="2" w:space="0" w:color="D1D9E0"/>
@@ -7267,7 +7224,7 @@
         </w:tc>
         <w:tc>
           <w:tcPr>
-            <w:tcW w:w="3498" w:type="dxa"/>
+            <w:tcW w:w="3499" w:type="dxa"/>
             <w:tcBorders>
               <w:top w:val="single" w:sz="2" w:space="0" w:color="D1D9E0"/>
               <w:start w:val="single" w:sz="2" w:space="0" w:color="D1D9E0"/>
@@ -7336,7 +7293,7 @@
         </w:tc>
         <w:tc>
           <w:tcPr>
-            <w:tcW w:w="2804" w:type="dxa"/>
+            <w:tcW w:w="2803" w:type="dxa"/>
             <w:tcBorders>
               <w:top w:val="single" w:sz="2" w:space="0" w:color="D1D9E0"/>
               <w:start w:val="single" w:sz="2" w:space="0" w:color="D1D9E0"/>
@@ -7369,7 +7326,7 @@
         </w:tc>
         <w:tc>
           <w:tcPr>
-            <w:tcW w:w="3498" w:type="dxa"/>
+            <w:tcW w:w="3499" w:type="dxa"/>
             <w:tcBorders>
               <w:top w:val="single" w:sz="2" w:space="0" w:color="D1D9E0"/>
               <w:start w:val="single" w:sz="2" w:space="0" w:color="D1D9E0"/>
@@ -7405,13 +7362,13 @@
       <w:pPr>
         <w:pStyle w:val="Heading4"/>
         <w:widowControl/>
-        <w:pBdr/>
         <w:spacing w:lineRule="auto" w:line="300" w:before="0" w:after="0"/>
         <w:ind w:hanging="0" w:start="0" w:end="0"/>
         <w:rPr>
           <w:rFonts w:ascii="Times New Roman" w:hAnsi="Times New Roman"/>
           <w:b/>
           <w:bCs/>
+          <w:i w:val="false"/>
           <w:i w:val="false"/>
           <w:caps w:val="false"/>
           <w:smallCaps w:val="false"/>
@@ -7452,8 +7409,8 @@
       </w:tblPr>
       <w:tblGrid>
         <w:gridCol w:w="3063"/>
-        <w:gridCol w:w="2787"/>
-        <w:gridCol w:w="3504"/>
+        <w:gridCol w:w="2786"/>
+        <w:gridCol w:w="3505"/>
       </w:tblGrid>
       <w:tr>
         <w:trPr>
@@ -7496,7 +7453,7 @@
         </w:tc>
         <w:tc>
           <w:tcPr>
-            <w:tcW w:w="2787" w:type="dxa"/>
+            <w:tcW w:w="2786" w:type="dxa"/>
             <w:tcBorders>
               <w:top w:val="single" w:sz="2" w:space="0" w:color="D1D9E0"/>
               <w:start w:val="single" w:sz="2" w:space="0" w:color="D1D9E0"/>
@@ -7531,7 +7488,7 @@
         </w:tc>
         <w:tc>
           <w:tcPr>
-            <w:tcW w:w="3504" w:type="dxa"/>
+            <w:tcW w:w="3505" w:type="dxa"/>
             <w:tcBorders>
               <w:top w:val="single" w:sz="2" w:space="0" w:color="D1D9E0"/>
               <w:start w:val="single" w:sz="2" w:space="0" w:color="D1D9E0"/>
@@ -7602,7 +7559,7 @@
         </w:tc>
         <w:tc>
           <w:tcPr>
-            <w:tcW w:w="2787" w:type="dxa"/>
+            <w:tcW w:w="2786" w:type="dxa"/>
             <w:tcBorders>
               <w:top w:val="single" w:sz="2" w:space="0" w:color="D1D9E0"/>
               <w:start w:val="single" w:sz="2" w:space="0" w:color="D1D9E0"/>
@@ -7635,7 +7592,7 @@
         </w:tc>
         <w:tc>
           <w:tcPr>
-            <w:tcW w:w="3504" w:type="dxa"/>
+            <w:tcW w:w="3505" w:type="dxa"/>
             <w:tcBorders>
               <w:top w:val="single" w:sz="2" w:space="0" w:color="D1D9E0"/>
               <w:start w:val="single" w:sz="2" w:space="0" w:color="D1D9E0"/>
@@ -7704,7 +7661,7 @@
         </w:tc>
         <w:tc>
           <w:tcPr>
-            <w:tcW w:w="2787" w:type="dxa"/>
+            <w:tcW w:w="2786" w:type="dxa"/>
             <w:tcBorders>
               <w:top w:val="single" w:sz="2" w:space="0" w:color="D1D9E0"/>
               <w:start w:val="single" w:sz="2" w:space="0" w:color="D1D9E0"/>
@@ -7737,7 +7694,7 @@
         </w:tc>
         <w:tc>
           <w:tcPr>
-            <w:tcW w:w="3504" w:type="dxa"/>
+            <w:tcW w:w="3505" w:type="dxa"/>
             <w:tcBorders>
               <w:top w:val="single" w:sz="2" w:space="0" w:color="D1D9E0"/>
               <w:start w:val="single" w:sz="2" w:space="0" w:color="D1D9E0"/>
@@ -7806,7 +7763,7 @@
         </w:tc>
         <w:tc>
           <w:tcPr>
-            <w:tcW w:w="2787" w:type="dxa"/>
+            <w:tcW w:w="2786" w:type="dxa"/>
             <w:tcBorders>
               <w:top w:val="single" w:sz="2" w:space="0" w:color="D1D9E0"/>
               <w:start w:val="single" w:sz="2" w:space="0" w:color="D1D9E0"/>
@@ -7839,7 +7796,7 @@
         </w:tc>
         <w:tc>
           <w:tcPr>
-            <w:tcW w:w="3504" w:type="dxa"/>
+            <w:tcW w:w="3505" w:type="dxa"/>
             <w:tcBorders>
               <w:top w:val="single" w:sz="2" w:space="0" w:color="D1D9E0"/>
               <w:start w:val="single" w:sz="2" w:space="0" w:color="D1D9E0"/>
@@ -7875,13 +7832,13 @@
       <w:pPr>
         <w:pStyle w:val="Heading3"/>
         <w:widowControl/>
-        <w:pBdr/>
         <w:spacing w:lineRule="auto" w:line="300" w:before="0" w:after="0"/>
         <w:ind w:hanging="0" w:start="0" w:end="0"/>
         <w:rPr>
           <w:rFonts w:ascii="Times New Roman" w:hAnsi="Times New Roman"/>
           <w:b w:val="false"/>
           <w:i w:val="false"/>
+          <w:i w:val="false"/>
           <w:caps w:val="false"/>
           <w:smallCaps w:val="false"/>
           <w:color w:val="1F2328"/>
@@ -7909,13 +7866,13 @@
       <w:pPr>
         <w:pStyle w:val="BodyText"/>
         <w:widowControl/>
-        <w:pBdr/>
         <w:spacing w:before="0" w:after="0"/>
         <w:ind w:hanging="0" w:start="0" w:end="0"/>
         <w:rPr>
           <w:rFonts w:ascii="Times New Roman" w:hAnsi="Times New Roman"/>
           <w:b w:val="false"/>
           <w:i w:val="false"/>
+          <w:i w:val="false"/>
           <w:caps w:val="false"/>
           <w:smallCaps w:val="false"/>
           <w:color w:val="1F2328"/>
@@ -7937,182 +7894,6 @@
           <w:szCs w:val="28"/>
         </w:rPr>
         <w:t>Будем проверять реализацию хеш-таблицы следующим образом:</w:t>
-      </w:r>
-    </w:p>
-    <w:p>
-      <w:pPr>
-        <w:pStyle w:val="BodyText"/>
-        <w:widowControl/>
-        <w:numPr>
-          <w:ilvl w:val="0"/>
-          <w:numId w:val="16"/>
-        </w:numPr>
-        <w:spacing w:before="0" w:after="140"/>
-        <w:rPr>
-          <w:rFonts w:ascii="Times New Roman" w:hAnsi="Times New Roman"/>
-          <w:b w:val="false"/>
-          <w:i w:val="false"/>
-          <w:caps w:val="false"/>
-          <w:smallCaps w:val="false"/>
-          <w:color w:val="1F2328"/>
-          <w:spacing w:val="0"/>
-          <w:sz w:val="28"/>
-          <w:szCs w:val="28"/>
-        </w:rPr>
-      </w:pPr>
-      <w:r>
-        <w:rPr>
-          <w:rFonts w:ascii="Times New Roman" w:hAnsi="Times New Roman"/>
-          <w:b w:val="false"/>
-          <w:i w:val="false"/>
-          <w:caps w:val="false"/>
-          <w:smallCaps w:val="false"/>
-          <w:color w:val="1F2328"/>
-          <w:spacing w:val="0"/>
-          <w:sz w:val="28"/>
-          <w:szCs w:val="28"/>
-        </w:rPr>
-        <w:t>Для каждого публичного метода структуры (insert/search/delete — интерфейс совпадает с эталонной реализацией) выделяем основные сценарии работы метода (то есть возможные ветвления);</w:t>
-      </w:r>
-    </w:p>
-    <w:p>
-      <w:pPr>
-        <w:pStyle w:val="BodyText"/>
-        <w:widowControl/>
-        <w:numPr>
-          <w:ilvl w:val="0"/>
-          <w:numId w:val="16"/>
-        </w:numPr>
-        <w:spacing w:before="0" w:after="140"/>
-        <w:rPr>
-          <w:rFonts w:ascii="Times New Roman" w:hAnsi="Times New Roman"/>
-          <w:b w:val="false"/>
-          <w:i w:val="false"/>
-          <w:caps w:val="false"/>
-          <w:smallCaps w:val="false"/>
-          <w:color w:val="1F2328"/>
-          <w:spacing w:val="0"/>
-          <w:sz w:val="28"/>
-          <w:szCs w:val="28"/>
-        </w:rPr>
-      </w:pPr>
-      <w:r>
-        <w:rPr>
-          <w:rFonts w:ascii="Times New Roman" w:hAnsi="Times New Roman"/>
-          <w:b w:val="false"/>
-          <w:i w:val="false"/>
-          <w:caps w:val="false"/>
-          <w:smallCaps w:val="false"/>
-          <w:color w:val="1F2328"/>
-          <w:spacing w:val="0"/>
-          <w:sz w:val="28"/>
-          <w:szCs w:val="28"/>
-        </w:rPr>
-        <w:t>Проверяем приватные методы как «белый ящик» — через вызов публичных методов с заданными исходными данными, которые обеспечивают выполнение проверяемого участка кода;</w:t>
-      </w:r>
-    </w:p>
-    <w:p>
-      <w:pPr>
-        <w:pStyle w:val="BodyText"/>
-        <w:widowControl/>
-        <w:numPr>
-          <w:ilvl w:val="0"/>
-          <w:numId w:val="16"/>
-        </w:numPr>
-        <w:spacing w:before="0" w:after="140"/>
-        <w:rPr>
-          <w:rFonts w:ascii="Times New Roman" w:hAnsi="Times New Roman"/>
-          <w:b w:val="false"/>
-          <w:i w:val="false"/>
-          <w:caps w:val="false"/>
-          <w:smallCaps w:val="false"/>
-          <w:color w:val="1F2328"/>
-          <w:spacing w:val="0"/>
-          <w:sz w:val="28"/>
-          <w:szCs w:val="28"/>
-        </w:rPr>
-      </w:pPr>
-      <w:r>
-        <w:rPr>
-          <w:rFonts w:ascii="Times New Roman" w:hAnsi="Times New Roman"/>
-          <w:b w:val="false"/>
-          <w:i w:val="false"/>
-          <w:caps w:val="false"/>
-          <w:smallCaps w:val="false"/>
-          <w:color w:val="1F2328"/>
-          <w:spacing w:val="0"/>
-          <w:sz w:val="28"/>
-          <w:szCs w:val="28"/>
-        </w:rPr>
-        <w:t>Для каждого сценария записываем последовательность попадания в характерные точки и сравниваем с эталонной через механизм TraceListener.</w:t>
-      </w:r>
-    </w:p>
-    <w:p>
-      <w:pPr>
-        <w:pStyle w:val="Heading3"/>
-        <w:widowControl/>
-        <w:pBdr/>
-        <w:spacing w:lineRule="auto" w:line="300" w:before="0" w:after="0"/>
-        <w:ind w:hanging="0" w:start="0" w:end="0"/>
-        <w:rPr>
-          <w:rFonts w:ascii="Times New Roman" w:hAnsi="Times New Roman"/>
-          <w:b w:val="false"/>
-          <w:i w:val="false"/>
-          <w:caps w:val="false"/>
-          <w:smallCaps w:val="false"/>
-          <w:color w:val="1F2328"/>
-          <w:spacing w:val="0"/>
-          <w:sz w:val="28"/>
-          <w:szCs w:val="28"/>
-        </w:rPr>
-      </w:pPr>
-      <w:r>
-        <w:rPr>
-          <w:rFonts w:ascii="Times New Roman" w:hAnsi="Times New Roman"/>
-          <w:b w:val="false"/>
-          <w:i w:val="false"/>
-          <w:caps w:val="false"/>
-          <w:smallCaps w:val="false"/>
-          <w:color w:val="1F2328"/>
-          <w:spacing w:val="0"/>
-          <w:sz w:val="28"/>
-          <w:szCs w:val="28"/>
-        </w:rPr>
-        <w:t>Составленные тесты</w:t>
-      </w:r>
-    </w:p>
-    <w:p>
-      <w:pPr>
-        <w:pStyle w:val="Heading4"/>
-        <w:widowControl/>
-        <w:pBdr/>
-        <w:spacing w:lineRule="auto" w:line="300" w:before="0" w:after="0"/>
-        <w:ind w:hanging="0" w:start="0" w:end="0"/>
-        <w:rPr>
-          <w:rFonts w:ascii="Times New Roman" w:hAnsi="Times New Roman"/>
-          <w:b w:val="false"/>
-          <w:i w:val="false"/>
-          <w:caps w:val="false"/>
-          <w:smallCaps w:val="false"/>
-          <w:color w:val="1F2328"/>
-          <w:spacing w:val="0"/>
-          <w:sz w:val="28"/>
-          <w:szCs w:val="28"/>
-        </w:rPr>
-      </w:pPr>
-      <w:r>
-        <w:rPr>
-          <w:rFonts w:ascii="Times New Roman" w:hAnsi="Times New Roman"/>
-          <w:b w:val="false"/>
-          <w:i w:val="false"/>
-          <w:caps w:val="false"/>
-          <w:smallCaps w:val="false"/>
-          <w:color w:val="1F2328"/>
-          <w:spacing w:val="0"/>
-          <w:sz w:val="28"/>
-          <w:szCs w:val="28"/>
-        </w:rPr>
-        <w:t>Класс: InsertTest (операция INSERT)</w:t>
       </w:r>
     </w:p>
     <w:p>
@@ -8124,36 +7905,32 @@
           <w:numId w:val="15"/>
         </w:numPr>
         <w:spacing w:before="0" w:after="140"/>
-        <w:rPr/>
-      </w:pPr>
-      <w:r>
-        <w:rPr>
-          <w:rStyle w:val="Strong"/>
-          <w:rFonts w:ascii="Times New Roman" w:hAnsi="Times New Roman"/>
-          <w:b/>
-          <w:i w:val="false"/>
-          <w:caps w:val="false"/>
-          <w:smallCaps w:val="false"/>
-          <w:color w:val="1F2328"/>
-          <w:spacing w:val="0"/>
-          <w:sz w:val="28"/>
-          <w:szCs w:val="28"/>
-        </w:rPr>
-        <w:t>testInsertIntoEmptyTable</w:t>
-      </w:r>
-      <w:r>
-        <w:rPr>
-          <w:rFonts w:ascii="Times New Roman" w:hAnsi="Times New Roman"/>
-          <w:b w:val="false"/>
-          <w:i w:val="false"/>
-          <w:caps w:val="false"/>
-          <w:smallCaps w:val="false"/>
-          <w:color w:val="1F2328"/>
-          <w:spacing w:val="0"/>
-          <w:sz w:val="28"/>
-          <w:szCs w:val="28"/>
-        </w:rPr>
-        <w:t>: Вставка в пустую таблицу — проверяется размер и корректность поиска вставленного элемента.</w:t>
+        <w:rPr>
+          <w:rFonts w:ascii="Times New Roman" w:hAnsi="Times New Roman"/>
+          <w:b w:val="false"/>
+          <w:i w:val="false"/>
+          <w:i w:val="false"/>
+          <w:caps w:val="false"/>
+          <w:smallCaps w:val="false"/>
+          <w:color w:val="1F2328"/>
+          <w:spacing w:val="0"/>
+          <w:sz w:val="28"/>
+          <w:szCs w:val="28"/>
+        </w:rPr>
+      </w:pPr>
+      <w:r>
+        <w:rPr>
+          <w:rFonts w:ascii="Times New Roman" w:hAnsi="Times New Roman"/>
+          <w:b w:val="false"/>
+          <w:i w:val="false"/>
+          <w:caps w:val="false"/>
+          <w:smallCaps w:val="false"/>
+          <w:color w:val="1F2328"/>
+          <w:spacing w:val="0"/>
+          <w:sz w:val="28"/>
+          <w:szCs w:val="28"/>
+        </w:rPr>
+        <w:t>Для каждого публичного метода структуры (insert/search/delete — интерфейс совпадает с эталонной реализацией) выделяем основные сценарии работы метода (то есть возможные ветвления);</w:t>
       </w:r>
     </w:p>
     <w:p>
@@ -8165,36 +7942,32 @@
           <w:numId w:val="15"/>
         </w:numPr>
         <w:spacing w:before="0" w:after="140"/>
-        <w:rPr/>
-      </w:pPr>
-      <w:r>
-        <w:rPr>
-          <w:rStyle w:val="Strong"/>
-          <w:rFonts w:ascii="Times New Roman" w:hAnsi="Times New Roman"/>
-          <w:b/>
-          <w:i w:val="false"/>
-          <w:caps w:val="false"/>
-          <w:smallCaps w:val="false"/>
-          <w:color w:val="1F2328"/>
-          <w:spacing w:val="0"/>
-          <w:sz w:val="28"/>
-          <w:szCs w:val="28"/>
-        </w:rPr>
-        <w:t>testInsertWithoutCollisions</w:t>
-      </w:r>
-      <w:r>
-        <w:rPr>
-          <w:rFonts w:ascii="Times New Roman" w:hAnsi="Times New Roman"/>
-          <w:b w:val="false"/>
-          <w:i w:val="false"/>
-          <w:caps w:val="false"/>
-          <w:smallCaps w:val="false"/>
-          <w:color w:val="1F2328"/>
-          <w:spacing w:val="0"/>
-          <w:sz w:val="28"/>
-          <w:szCs w:val="28"/>
-        </w:rPr>
-        <w:t>: Вставка нескольких элементов без коллизий — проверяется независимость корзин.</w:t>
+        <w:rPr>
+          <w:rFonts w:ascii="Times New Roman" w:hAnsi="Times New Roman"/>
+          <w:b w:val="false"/>
+          <w:i w:val="false"/>
+          <w:i w:val="false"/>
+          <w:caps w:val="false"/>
+          <w:smallCaps w:val="false"/>
+          <w:color w:val="1F2328"/>
+          <w:spacing w:val="0"/>
+          <w:sz w:val="28"/>
+          <w:szCs w:val="28"/>
+        </w:rPr>
+      </w:pPr>
+      <w:r>
+        <w:rPr>
+          <w:rFonts w:ascii="Times New Roman" w:hAnsi="Times New Roman"/>
+          <w:b w:val="false"/>
+          <w:i w:val="false"/>
+          <w:caps w:val="false"/>
+          <w:smallCaps w:val="false"/>
+          <w:color w:val="1F2328"/>
+          <w:spacing w:val="0"/>
+          <w:sz w:val="28"/>
+          <w:szCs w:val="28"/>
+        </w:rPr>
+        <w:t>Проверяем приватные методы как «белый ящик» — через вызов публичных методов с заданными исходными данными, которые обеспечивают выполнение проверяемого участка кода;</w:t>
       </w:r>
     </w:p>
     <w:p>
@@ -8206,193 +7979,100 @@
           <w:numId w:val="15"/>
         </w:numPr>
         <w:spacing w:before="0" w:after="140"/>
-        <w:rPr/>
-      </w:pPr>
-      <w:r>
-        <w:rPr>
-          <w:rStyle w:val="Strong"/>
-          <w:rFonts w:ascii="Times New Roman" w:hAnsi="Times New Roman"/>
-          <w:b/>
-          <w:i w:val="false"/>
-          <w:caps w:val="false"/>
-          <w:smallCaps w:val="false"/>
-          <w:color w:val="1F2328"/>
-          <w:spacing w:val="0"/>
-          <w:sz w:val="28"/>
-          <w:szCs w:val="28"/>
-        </w:rPr>
-        <w:t>testInsertWithCollision</w:t>
-      </w:r>
-      <w:r>
-        <w:rPr>
-          <w:rFonts w:ascii="Times New Roman" w:hAnsi="Times New Roman"/>
-          <w:b w:val="false"/>
-          <w:i w:val="false"/>
-          <w:caps w:val="false"/>
-          <w:smallCaps w:val="false"/>
-          <w:color w:val="1F2328"/>
-          <w:spacing w:val="0"/>
-          <w:sz w:val="28"/>
-          <w:szCs w:val="28"/>
-        </w:rPr>
-        <w:t>: Вставка элементов с коллизией (ключи 1 и 8 при capacity=7, оба дают хеш 1) — проверяется, что оба элемента в одной корзине.</w:t>
-      </w:r>
-    </w:p>
-    <w:p>
-      <w:pPr>
-        <w:pStyle w:val="BodyText"/>
+        <w:rPr>
+          <w:rFonts w:ascii="Times New Roman" w:hAnsi="Times New Roman"/>
+          <w:b w:val="false"/>
+          <w:i w:val="false"/>
+          <w:i w:val="false"/>
+          <w:caps w:val="false"/>
+          <w:smallCaps w:val="false"/>
+          <w:color w:val="1F2328"/>
+          <w:spacing w:val="0"/>
+          <w:sz w:val="28"/>
+          <w:szCs w:val="28"/>
+        </w:rPr>
+      </w:pPr>
+      <w:r>
+        <w:rPr>
+          <w:rFonts w:ascii="Times New Roman" w:hAnsi="Times New Roman"/>
+          <w:b w:val="false"/>
+          <w:i w:val="false"/>
+          <w:caps w:val="false"/>
+          <w:smallCaps w:val="false"/>
+          <w:color w:val="1F2328"/>
+          <w:spacing w:val="0"/>
+          <w:sz w:val="28"/>
+          <w:szCs w:val="28"/>
+        </w:rPr>
+        <w:t>Для каждого сценария записываем последовательность попадания в характерные точки и сравниваем с эталонной через механизм TraceListener.</w:t>
+      </w:r>
+    </w:p>
+    <w:p>
+      <w:pPr>
+        <w:pStyle w:val="Heading3"/>
         <w:widowControl/>
-        <w:numPr>
-          <w:ilvl w:val="0"/>
-          <w:numId w:val="15"/>
-        </w:numPr>
-        <w:spacing w:before="0" w:after="140"/>
-        <w:rPr/>
-      </w:pPr>
-      <w:r>
-        <w:rPr>
-          <w:rStyle w:val="Strong"/>
-          <w:rFonts w:ascii="Times New Roman" w:hAnsi="Times New Roman"/>
-          <w:b/>
-          <w:i w:val="false"/>
-          <w:caps w:val="false"/>
-          <w:smallCaps w:val="false"/>
-          <w:color w:val="1F2328"/>
-          <w:spacing w:val="0"/>
-          <w:sz w:val="28"/>
-          <w:szCs w:val="28"/>
-        </w:rPr>
-        <w:t>testInsertUpdateExisting</w:t>
-      </w:r>
-      <w:r>
-        <w:rPr>
-          <w:rFonts w:ascii="Times New Roman" w:hAnsi="Times New Roman"/>
-          <w:b w:val="false"/>
-          <w:i w:val="false"/>
-          <w:caps w:val="false"/>
-          <w:smallCaps w:val="false"/>
-          <w:color w:val="1F2328"/>
-          <w:spacing w:val="0"/>
-          <w:sz w:val="28"/>
-          <w:szCs w:val="28"/>
-        </w:rPr>
-        <w:t>: Обновление значения при повторной вставке — размер не изменяется, значение обновляется.</w:t>
-      </w:r>
-    </w:p>
-    <w:p>
-      <w:pPr>
-        <w:pStyle w:val="BodyText"/>
-        <w:widowControl/>
-        <w:numPr>
-          <w:ilvl w:val="0"/>
-          <w:numId w:val="15"/>
-        </w:numPr>
-        <w:spacing w:before="0" w:after="140"/>
-        <w:rPr/>
-      </w:pPr>
-      <w:r>
-        <w:rPr>
-          <w:rStyle w:val="Strong"/>
-          <w:rFonts w:ascii="Times New Roman" w:hAnsi="Times New Roman"/>
-          <w:b/>
-          <w:i w:val="false"/>
-          <w:caps w:val="false"/>
-          <w:smallCaps w:val="false"/>
-          <w:color w:val="1F2328"/>
-          <w:spacing w:val="0"/>
-          <w:sz w:val="28"/>
-          <w:szCs w:val="28"/>
-        </w:rPr>
-        <w:t>testInsertNegativeKey</w:t>
-      </w:r>
-      <w:r>
-        <w:rPr>
-          <w:rFonts w:ascii="Times New Roman" w:hAnsi="Times New Roman"/>
-          <w:b w:val="false"/>
-          <w:i w:val="false"/>
-          <w:caps w:val="false"/>
-          <w:smallCaps w:val="false"/>
-          <w:color w:val="1F2328"/>
-          <w:spacing w:val="0"/>
-          <w:sz w:val="28"/>
-          <w:szCs w:val="28"/>
-        </w:rPr>
-        <w:t>: Вставка отрицательного ключа — проверяется корректность floorMod.</w:t>
-      </w:r>
-    </w:p>
-    <w:p>
-      <w:pPr>
-        <w:pStyle w:val="BodyText"/>
-        <w:widowControl/>
-        <w:numPr>
-          <w:ilvl w:val="0"/>
-          <w:numId w:val="15"/>
-        </w:numPr>
-        <w:spacing w:before="0" w:after="140"/>
-        <w:rPr/>
-      </w:pPr>
-      <w:r>
-        <w:rPr>
-          <w:rStyle w:val="Strong"/>
-          <w:rFonts w:ascii="Times New Roman" w:hAnsi="Times New Roman"/>
-          <w:b/>
-          <w:i w:val="false"/>
-          <w:caps w:val="false"/>
-          <w:smallCaps w:val="false"/>
-          <w:color w:val="1F2328"/>
-          <w:spacing w:val="0"/>
-          <w:sz w:val="28"/>
-          <w:szCs w:val="28"/>
-        </w:rPr>
-        <w:t>testInsertZeroKey</w:t>
-      </w:r>
-      <w:r>
-        <w:rPr>
-          <w:rFonts w:ascii="Times New Roman" w:hAnsi="Times New Roman"/>
-          <w:b w:val="false"/>
-          <w:i w:val="false"/>
-          <w:caps w:val="false"/>
-          <w:smallCaps w:val="false"/>
-          <w:color w:val="1F2328"/>
-          <w:spacing w:val="0"/>
-          <w:sz w:val="28"/>
-          <w:szCs w:val="28"/>
-        </w:rPr>
-        <w:t>: Вставка ключа 0 — граничное значение.</w:t>
+        <w:spacing w:lineRule="auto" w:line="300" w:before="0" w:after="0"/>
+        <w:ind w:hanging="0" w:start="0" w:end="0"/>
+        <w:rPr>
+          <w:rFonts w:ascii="Times New Roman" w:hAnsi="Times New Roman"/>
+          <w:b w:val="false"/>
+          <w:i w:val="false"/>
+          <w:i w:val="false"/>
+          <w:caps w:val="false"/>
+          <w:smallCaps w:val="false"/>
+          <w:color w:val="1F2328"/>
+          <w:spacing w:val="0"/>
+          <w:sz w:val="28"/>
+          <w:szCs w:val="28"/>
+        </w:rPr>
+      </w:pPr>
+      <w:r>
+        <w:rPr>
+          <w:rFonts w:ascii="Times New Roman" w:hAnsi="Times New Roman"/>
+          <w:b w:val="false"/>
+          <w:i w:val="false"/>
+          <w:caps w:val="false"/>
+          <w:smallCaps w:val="false"/>
+          <w:color w:val="1F2328"/>
+          <w:spacing w:val="0"/>
+          <w:sz w:val="28"/>
+          <w:szCs w:val="28"/>
+        </w:rPr>
+        <w:t>Составленные тесты</w:t>
       </w:r>
     </w:p>
     <w:p>
       <w:pPr>
         <w:pStyle w:val="Heading4"/>
         <w:widowControl/>
-        <w:pBdr/>
         <w:spacing w:lineRule="auto" w:line="300" w:before="0" w:after="0"/>
         <w:ind w:hanging="0" w:start="0" w:end="0"/>
         <w:rPr>
           <w:rFonts w:ascii="Times New Roman" w:hAnsi="Times New Roman"/>
           <w:b w:val="false"/>
           <w:i w:val="false"/>
-          <w:caps w:val="false"/>
-          <w:smallCaps w:val="false"/>
-          <w:color w:val="1F2328"/>
-          <w:spacing w:val="0"/>
-          <w:sz w:val="28"/>
-          <w:szCs w:val="28"/>
-        </w:rPr>
-      </w:pPr>
-      <w:r>
-        <w:rPr>
-          <w:rFonts w:ascii="Times New Roman" w:hAnsi="Times New Roman"/>
-          <w:b w:val="false"/>
-          <w:i w:val="false"/>
-          <w:caps w:val="false"/>
-          <w:smallCaps w:val="false"/>
-          <w:color w:val="1F2328"/>
-          <w:spacing w:val="0"/>
-          <w:sz w:val="28"/>
-          <w:szCs w:val="28"/>
-        </w:rPr>
-        <w:t>Класс: SearchTest (операция SEARCH)</w:t>
+          <w:i w:val="false"/>
+          <w:caps w:val="false"/>
+          <w:smallCaps w:val="false"/>
+          <w:color w:val="1F2328"/>
+          <w:spacing w:val="0"/>
+          <w:sz w:val="28"/>
+          <w:szCs w:val="28"/>
+        </w:rPr>
+      </w:pPr>
+      <w:r>
+        <w:rPr>
+          <w:rFonts w:ascii="Times New Roman" w:hAnsi="Times New Roman"/>
+          <w:b w:val="false"/>
+          <w:i w:val="false"/>
+          <w:caps w:val="false"/>
+          <w:smallCaps w:val="false"/>
+          <w:color w:val="1F2328"/>
+          <w:spacing w:val="0"/>
+          <w:sz w:val="28"/>
+          <w:szCs w:val="28"/>
+        </w:rPr>
+        <w:t>Класс: InsertTest (операция INSERT)</w:t>
       </w:r>
     </w:p>
     <w:p>
@@ -8419,21 +8099,21 @@
           <w:sz w:val="28"/>
           <w:szCs w:val="28"/>
         </w:rPr>
-        <w:t>testSearchInEmptyTable</w:t>
-      </w:r>
-      <w:r>
-        <w:rPr>
-          <w:rFonts w:ascii="Times New Roman" w:hAnsi="Times New Roman"/>
-          <w:b w:val="false"/>
-          <w:i w:val="false"/>
-          <w:caps w:val="false"/>
-          <w:smallCaps w:val="false"/>
-          <w:color w:val="1F2328"/>
-          <w:spacing w:val="0"/>
-          <w:sz w:val="28"/>
-          <w:szCs w:val="28"/>
-        </w:rPr>
-        <w:t>: Поиск в пустой таблице возвращает null.</w:t>
+        <w:t>testInsertIntoEmptyTable</w:t>
+      </w:r>
+      <w:r>
+        <w:rPr>
+          <w:rFonts w:ascii="Times New Roman" w:hAnsi="Times New Roman"/>
+          <w:b w:val="false"/>
+          <w:i w:val="false"/>
+          <w:caps w:val="false"/>
+          <w:smallCaps w:val="false"/>
+          <w:color w:val="1F2328"/>
+          <w:spacing w:val="0"/>
+          <w:sz w:val="28"/>
+          <w:szCs w:val="28"/>
+        </w:rPr>
+        <w:t>: Вставка в пустую таблицу — проверяется размер и корректность поиска вставленного элемента.</w:t>
       </w:r>
     </w:p>
     <w:p>
@@ -8460,21 +8140,21 @@
           <w:sz w:val="28"/>
           <w:szCs w:val="28"/>
         </w:rPr>
-        <w:t>testSearchExistingKey</w:t>
-      </w:r>
-      <w:r>
-        <w:rPr>
-          <w:rFonts w:ascii="Times New Roman" w:hAnsi="Times New Roman"/>
-          <w:b w:val="false"/>
-          <w:i w:val="false"/>
-          <w:caps w:val="false"/>
-          <w:smallCaps w:val="false"/>
-          <w:color w:val="1F2328"/>
-          <w:spacing w:val="0"/>
-          <w:sz w:val="28"/>
-          <w:szCs w:val="28"/>
-        </w:rPr>
-        <w:t>: Поиск существующего элемента возвращает его значение.</w:t>
+        <w:t>testInsertWithoutCollisions</w:t>
+      </w:r>
+      <w:r>
+        <w:rPr>
+          <w:rFonts w:ascii="Times New Roman" w:hAnsi="Times New Roman"/>
+          <w:b w:val="false"/>
+          <w:i w:val="false"/>
+          <w:caps w:val="false"/>
+          <w:smallCaps w:val="false"/>
+          <w:color w:val="1F2328"/>
+          <w:spacing w:val="0"/>
+          <w:sz w:val="28"/>
+          <w:szCs w:val="28"/>
+        </w:rPr>
+        <w:t>: Вставка нескольких элементов без коллизий — проверяется независимость корзин.</w:t>
       </w:r>
     </w:p>
     <w:p>
@@ -8501,21 +8181,21 @@
           <w:sz w:val="28"/>
           <w:szCs w:val="28"/>
         </w:rPr>
-        <w:t>testSearchNonExistingKey</w:t>
-      </w:r>
-      <w:r>
-        <w:rPr>
-          <w:rFonts w:ascii="Times New Roman" w:hAnsi="Times New Roman"/>
-          <w:b w:val="false"/>
-          <w:i w:val="false"/>
-          <w:caps w:val="false"/>
-          <w:smallCaps w:val="false"/>
-          <w:color w:val="1F2328"/>
-          <w:spacing w:val="0"/>
-          <w:sz w:val="28"/>
-          <w:szCs w:val="28"/>
-        </w:rPr>
-        <w:t>: Поиск несуществующего элемента возвращает null.</w:t>
+        <w:t>testInsertWithCollision</w:t>
+      </w:r>
+      <w:r>
+        <w:rPr>
+          <w:rFonts w:ascii="Times New Roman" w:hAnsi="Times New Roman"/>
+          <w:b w:val="false"/>
+          <w:i w:val="false"/>
+          <w:caps w:val="false"/>
+          <w:smallCaps w:val="false"/>
+          <w:color w:val="1F2328"/>
+          <w:spacing w:val="0"/>
+          <w:sz w:val="28"/>
+          <w:szCs w:val="28"/>
+        </w:rPr>
+        <w:t>: Вставка элементов с коллизией (ключи 1 и 8 при capacity=7, оба дают хеш 1) — проверяется, что оба элемента в одной корзине.</w:t>
       </w:r>
     </w:p>
     <w:p>
@@ -8542,21 +8222,21 @@
           <w:sz w:val="28"/>
           <w:szCs w:val="28"/>
         </w:rPr>
-        <w:t>testSearchInChain</w:t>
-      </w:r>
-      <w:r>
-        <w:rPr>
-          <w:rFonts w:ascii="Times New Roman" w:hAnsi="Times New Roman"/>
-          <w:b w:val="false"/>
-          <w:i w:val="false"/>
-          <w:caps w:val="false"/>
-          <w:smallCaps w:val="false"/>
-          <w:color w:val="1F2328"/>
-          <w:spacing w:val="0"/>
-          <w:sz w:val="28"/>
-          <w:szCs w:val="28"/>
-        </w:rPr>
-        <w:t>: Поиск каждого элемента в цепочке из 3 элементов (ключи 1, 8, 15 — все в корзине 1).</w:t>
+        <w:t>testInsertUpdateExisting</w:t>
+      </w:r>
+      <w:r>
+        <w:rPr>
+          <w:rFonts w:ascii="Times New Roman" w:hAnsi="Times New Roman"/>
+          <w:b w:val="false"/>
+          <w:i w:val="false"/>
+          <w:caps w:val="false"/>
+          <w:smallCaps w:val="false"/>
+          <w:color w:val="1F2328"/>
+          <w:spacing w:val="0"/>
+          <w:sz w:val="28"/>
+          <w:szCs w:val="28"/>
+        </w:rPr>
+        <w:t>: Обновление значения при повторной вставке — размер не изменяется, значение обновляется.</w:t>
       </w:r>
     </w:p>
     <w:p>
@@ -8583,55 +8263,96 @@
           <w:sz w:val="28"/>
           <w:szCs w:val="28"/>
         </w:rPr>
-        <w:t>testSearchMissingKeyInNonEmptyBucket</w:t>
-      </w:r>
-      <w:r>
-        <w:rPr>
-          <w:rFonts w:ascii="Times New Roman" w:hAnsi="Times New Roman"/>
-          <w:b w:val="false"/>
-          <w:i w:val="false"/>
-          <w:caps w:val="false"/>
-          <w:smallCaps w:val="false"/>
-          <w:color w:val="1F2328"/>
-          <w:spacing w:val="0"/>
-          <w:sz w:val="28"/>
-          <w:szCs w:val="28"/>
-        </w:rPr>
-        <w:t>: Поиск отсутствующего ключа 22 (22%7=1) в непустой корзине с ключом 1.</w:t>
+        <w:t>testInsertNegativeKey</w:t>
+      </w:r>
+      <w:r>
+        <w:rPr>
+          <w:rFonts w:ascii="Times New Roman" w:hAnsi="Times New Roman"/>
+          <w:b w:val="false"/>
+          <w:i w:val="false"/>
+          <w:caps w:val="false"/>
+          <w:smallCaps w:val="false"/>
+          <w:color w:val="1F2328"/>
+          <w:spacing w:val="0"/>
+          <w:sz w:val="28"/>
+          <w:szCs w:val="28"/>
+        </w:rPr>
+        <w:t>: Вставка отрицательного ключа — проверяется корректность floorMod.</w:t>
+      </w:r>
+    </w:p>
+    <w:p>
+      <w:pPr>
+        <w:pStyle w:val="BodyText"/>
+        <w:widowControl/>
+        <w:numPr>
+          <w:ilvl w:val="0"/>
+          <w:numId w:val="14"/>
+        </w:numPr>
+        <w:spacing w:before="0" w:after="140"/>
+        <w:rPr/>
+      </w:pPr>
+      <w:r>
+        <w:rPr>
+          <w:rStyle w:val="Strong"/>
+          <w:rFonts w:ascii="Times New Roman" w:hAnsi="Times New Roman"/>
+          <w:b/>
+          <w:i w:val="false"/>
+          <w:caps w:val="false"/>
+          <w:smallCaps w:val="false"/>
+          <w:color w:val="1F2328"/>
+          <w:spacing w:val="0"/>
+          <w:sz w:val="28"/>
+          <w:szCs w:val="28"/>
+        </w:rPr>
+        <w:t>testInsertZeroKey</w:t>
+      </w:r>
+      <w:r>
+        <w:rPr>
+          <w:rFonts w:ascii="Times New Roman" w:hAnsi="Times New Roman"/>
+          <w:b w:val="false"/>
+          <w:i w:val="false"/>
+          <w:caps w:val="false"/>
+          <w:smallCaps w:val="false"/>
+          <w:color w:val="1F2328"/>
+          <w:spacing w:val="0"/>
+          <w:sz w:val="28"/>
+          <w:szCs w:val="28"/>
+        </w:rPr>
+        <w:t>: Вставка ключа 0 — граничное значение.</w:t>
       </w:r>
     </w:p>
     <w:p>
       <w:pPr>
         <w:pStyle w:val="Heading4"/>
         <w:widowControl/>
-        <w:pBdr/>
         <w:spacing w:lineRule="auto" w:line="300" w:before="0" w:after="0"/>
         <w:ind w:hanging="0" w:start="0" w:end="0"/>
         <w:rPr>
           <w:rFonts w:ascii="Times New Roman" w:hAnsi="Times New Roman"/>
           <w:b w:val="false"/>
           <w:i w:val="false"/>
-          <w:caps w:val="false"/>
-          <w:smallCaps w:val="false"/>
-          <w:color w:val="1F2328"/>
-          <w:spacing w:val="0"/>
-          <w:sz w:val="28"/>
-          <w:szCs w:val="28"/>
-        </w:rPr>
-      </w:pPr>
-      <w:r>
-        <w:rPr>
-          <w:rFonts w:ascii="Times New Roman" w:hAnsi="Times New Roman"/>
-          <w:b w:val="false"/>
-          <w:i w:val="false"/>
-          <w:caps w:val="false"/>
-          <w:smallCaps w:val="false"/>
-          <w:color w:val="1F2328"/>
-          <w:spacing w:val="0"/>
-          <w:sz w:val="28"/>
-          <w:szCs w:val="28"/>
-        </w:rPr>
-        <w:t>Класс: DeleteTest (операция DELETE)</w:t>
+          <w:i w:val="false"/>
+          <w:caps w:val="false"/>
+          <w:smallCaps w:val="false"/>
+          <w:color w:val="1F2328"/>
+          <w:spacing w:val="0"/>
+          <w:sz w:val="28"/>
+          <w:szCs w:val="28"/>
+        </w:rPr>
+      </w:pPr>
+      <w:r>
+        <w:rPr>
+          <w:rFonts w:ascii="Times New Roman" w:hAnsi="Times New Roman"/>
+          <w:b w:val="false"/>
+          <w:i w:val="false"/>
+          <w:caps w:val="false"/>
+          <w:smallCaps w:val="false"/>
+          <w:color w:val="1F2328"/>
+          <w:spacing w:val="0"/>
+          <w:sz w:val="28"/>
+          <w:szCs w:val="28"/>
+        </w:rPr>
+        <w:t>Класс: SearchTest (операция SEARCH)</w:t>
       </w:r>
     </w:p>
     <w:p>
@@ -8658,21 +8379,21 @@
           <w:sz w:val="28"/>
           <w:szCs w:val="28"/>
         </w:rPr>
-        <w:t>testDeleteFromEmptyTable</w:t>
-      </w:r>
-      <w:r>
-        <w:rPr>
-          <w:rFonts w:ascii="Times New Roman" w:hAnsi="Times New Roman"/>
-          <w:b w:val="false"/>
-          <w:i w:val="false"/>
-          <w:caps w:val="false"/>
-          <w:smallCaps w:val="false"/>
-          <w:color w:val="1F2328"/>
-          <w:spacing w:val="0"/>
-          <w:sz w:val="28"/>
-          <w:szCs w:val="28"/>
-        </w:rPr>
-        <w:t>: Удаление из пустой таблицы возвращает false.</w:t>
+        <w:t>testSearchInEmptyTable</w:t>
+      </w:r>
+      <w:r>
+        <w:rPr>
+          <w:rFonts w:ascii="Times New Roman" w:hAnsi="Times New Roman"/>
+          <w:b w:val="false"/>
+          <w:i w:val="false"/>
+          <w:caps w:val="false"/>
+          <w:smallCaps w:val="false"/>
+          <w:color w:val="1F2328"/>
+          <w:spacing w:val="0"/>
+          <w:sz w:val="28"/>
+          <w:szCs w:val="28"/>
+        </w:rPr>
+        <w:t>: Поиск в пустой таблице возвращает null.</w:t>
       </w:r>
     </w:p>
     <w:p>
@@ -8699,21 +8420,21 @@
           <w:sz w:val="28"/>
           <w:szCs w:val="28"/>
         </w:rPr>
-        <w:t>testDeleteExistingKey</w:t>
-      </w:r>
-      <w:r>
-        <w:rPr>
-          <w:rFonts w:ascii="Times New Roman" w:hAnsi="Times New Roman"/>
-          <w:b w:val="false"/>
-          <w:i w:val="false"/>
-          <w:caps w:val="false"/>
-          <w:smallCaps w:val="false"/>
-          <w:color w:val="1F2328"/>
-          <w:spacing w:val="0"/>
-          <w:sz w:val="28"/>
-          <w:szCs w:val="28"/>
-        </w:rPr>
-        <w:t>: Удаление существующего элемента — размер уменьшается, поиск возвращает null.</w:t>
+        <w:t>testSearchExistingKey</w:t>
+      </w:r>
+      <w:r>
+        <w:rPr>
+          <w:rFonts w:ascii="Times New Roman" w:hAnsi="Times New Roman"/>
+          <w:b w:val="false"/>
+          <w:i w:val="false"/>
+          <w:caps w:val="false"/>
+          <w:smallCaps w:val="false"/>
+          <w:color w:val="1F2328"/>
+          <w:spacing w:val="0"/>
+          <w:sz w:val="28"/>
+          <w:szCs w:val="28"/>
+        </w:rPr>
+        <w:t>: Поиск существующего элемента возвращает его значение.</w:t>
       </w:r>
     </w:p>
     <w:p>
@@ -8740,21 +8461,21 @@
           <w:sz w:val="28"/>
           <w:szCs w:val="28"/>
         </w:rPr>
-        <w:t>testDeleteNonExistingKey</w:t>
-      </w:r>
-      <w:r>
-        <w:rPr>
-          <w:rFonts w:ascii="Times New Roman" w:hAnsi="Times New Roman"/>
-          <w:b w:val="false"/>
-          <w:i w:val="false"/>
-          <w:caps w:val="false"/>
-          <w:smallCaps w:val="false"/>
-          <w:color w:val="1F2328"/>
-          <w:spacing w:val="0"/>
-          <w:sz w:val="28"/>
-          <w:szCs w:val="28"/>
-        </w:rPr>
-        <w:t>: Удаление несуществующего элемента — размер не изменяется.</w:t>
+        <w:t>testSearchNonExistingKey</w:t>
+      </w:r>
+      <w:r>
+        <w:rPr>
+          <w:rFonts w:ascii="Times New Roman" w:hAnsi="Times New Roman"/>
+          <w:b w:val="false"/>
+          <w:i w:val="false"/>
+          <w:caps w:val="false"/>
+          <w:smallCaps w:val="false"/>
+          <w:color w:val="1F2328"/>
+          <w:spacing w:val="0"/>
+          <w:sz w:val="28"/>
+          <w:szCs w:val="28"/>
+        </w:rPr>
+        <w:t>: Поиск несуществующего элемента возвращает null.</w:t>
       </w:r>
     </w:p>
     <w:p>
@@ -8781,21 +8502,21 @@
           <w:sz w:val="28"/>
           <w:szCs w:val="28"/>
         </w:rPr>
-        <w:t>testDeleteFromChain</w:t>
-      </w:r>
-      <w:r>
-        <w:rPr>
-          <w:rFonts w:ascii="Times New Roman" w:hAnsi="Times New Roman"/>
-          <w:b w:val="false"/>
-          <w:i w:val="false"/>
-          <w:caps w:val="false"/>
-          <w:smallCaps w:val="false"/>
-          <w:color w:val="1F2328"/>
-          <w:spacing w:val="0"/>
-          <w:sz w:val="28"/>
-          <w:szCs w:val="28"/>
-        </w:rPr>
-        <w:t>: Удаление среднего элемента из цепочки — остальные элементы сохраняются.</w:t>
+        <w:t>testSearchInChain</w:t>
+      </w:r>
+      <w:r>
+        <w:rPr>
+          <w:rFonts w:ascii="Times New Roman" w:hAnsi="Times New Roman"/>
+          <w:b w:val="false"/>
+          <w:i w:val="false"/>
+          <w:caps w:val="false"/>
+          <w:smallCaps w:val="false"/>
+          <w:color w:val="1F2328"/>
+          <w:spacing w:val="0"/>
+          <w:sz w:val="28"/>
+          <w:szCs w:val="28"/>
+        </w:rPr>
+        <w:t>: Поиск каждого элемента в цепочке из 3 элементов (ключи 1, 8, 15 — все в корзине 1).</w:t>
       </w:r>
     </w:p>
     <w:p>
@@ -8822,96 +8543,55 @@
           <w:sz w:val="28"/>
           <w:szCs w:val="28"/>
         </w:rPr>
-        <w:t>testDeleteLastInBucket</w:t>
-      </w:r>
-      <w:r>
-        <w:rPr>
-          <w:rFonts w:ascii="Times New Roman" w:hAnsi="Times New Roman"/>
-          <w:b w:val="false"/>
-          <w:i w:val="false"/>
-          <w:caps w:val="false"/>
-          <w:smallCaps w:val="false"/>
-          <w:color w:val="1F2328"/>
-          <w:spacing w:val="0"/>
-          <w:sz w:val="28"/>
-          <w:szCs w:val="28"/>
-        </w:rPr>
-        <w:t>: Удаление последнего элемента в корзине — корзина становится пустой.</w:t>
-      </w:r>
-    </w:p>
-    <w:p>
-      <w:pPr>
-        <w:pStyle w:val="BodyText"/>
-        <w:widowControl/>
-        <w:numPr>
-          <w:ilvl w:val="0"/>
-          <w:numId w:val="13"/>
-        </w:numPr>
-        <w:spacing w:before="0" w:after="140"/>
-        <w:rPr/>
-      </w:pPr>
-      <w:r>
-        <w:rPr>
-          <w:rStyle w:val="Strong"/>
-          <w:rFonts w:ascii="Times New Roman" w:hAnsi="Times New Roman"/>
-          <w:b/>
-          <w:i w:val="false"/>
-          <w:caps w:val="false"/>
-          <w:smallCaps w:val="false"/>
-          <w:color w:val="1F2328"/>
-          <w:spacing w:val="0"/>
-          <w:sz w:val="28"/>
-          <w:szCs w:val="28"/>
-        </w:rPr>
-        <w:t>testDeleteMissingKeyInNonEmptyBucket</w:t>
-      </w:r>
-      <w:r>
-        <w:rPr>
-          <w:rFonts w:ascii="Times New Roman" w:hAnsi="Times New Roman"/>
-          <w:b w:val="false"/>
-          <w:i w:val="false"/>
-          <w:caps w:val="false"/>
-          <w:smallCaps w:val="false"/>
-          <w:color w:val="1F2328"/>
-          <w:spacing w:val="0"/>
-          <w:sz w:val="28"/>
-          <w:szCs w:val="28"/>
-        </w:rPr>
-        <w:t>: Удаление отсутствующего ключа из непустой корзины.</w:t>
+        <w:t>testSearchMissingKeyInNonEmptyBucket</w:t>
+      </w:r>
+      <w:r>
+        <w:rPr>
+          <w:rFonts w:ascii="Times New Roman" w:hAnsi="Times New Roman"/>
+          <w:b w:val="false"/>
+          <w:i w:val="false"/>
+          <w:caps w:val="false"/>
+          <w:smallCaps w:val="false"/>
+          <w:color w:val="1F2328"/>
+          <w:spacing w:val="0"/>
+          <w:sz w:val="28"/>
+          <w:szCs w:val="28"/>
+        </w:rPr>
+        <w:t>: Поиск отсутствующего ключа 22 (22%7=1) в непустой корзине с ключом 1.</w:t>
       </w:r>
     </w:p>
     <w:p>
       <w:pPr>
         <w:pStyle w:val="Heading4"/>
         <w:widowControl/>
-        <w:pBdr/>
         <w:spacing w:lineRule="auto" w:line="300" w:before="0" w:after="0"/>
         <w:ind w:hanging="0" w:start="0" w:end="0"/>
         <w:rPr>
           <w:rFonts w:ascii="Times New Roman" w:hAnsi="Times New Roman"/>
           <w:b w:val="false"/>
           <w:i w:val="false"/>
-          <w:caps w:val="false"/>
-          <w:smallCaps w:val="false"/>
-          <w:color w:val="1F2328"/>
-          <w:spacing w:val="0"/>
-          <w:sz w:val="28"/>
-          <w:szCs w:val="28"/>
-        </w:rPr>
-      </w:pPr>
-      <w:r>
-        <w:rPr>
-          <w:rFonts w:ascii="Times New Roman" w:hAnsi="Times New Roman"/>
-          <w:b w:val="false"/>
-          <w:i w:val="false"/>
-          <w:caps w:val="false"/>
-          <w:smallCaps w:val="false"/>
-          <w:color w:val="1F2328"/>
-          <w:spacing w:val="0"/>
-          <w:sz w:val="28"/>
-          <w:szCs w:val="28"/>
-        </w:rPr>
-        <w:t>Класс: InsertTraceTest (трассировка INSERT)</w:t>
+          <w:i w:val="false"/>
+          <w:caps w:val="false"/>
+          <w:smallCaps w:val="false"/>
+          <w:color w:val="1F2328"/>
+          <w:spacing w:val="0"/>
+          <w:sz w:val="28"/>
+          <w:szCs w:val="28"/>
+        </w:rPr>
+      </w:pPr>
+      <w:r>
+        <w:rPr>
+          <w:rFonts w:ascii="Times New Roman" w:hAnsi="Times New Roman"/>
+          <w:b w:val="false"/>
+          <w:i w:val="false"/>
+          <w:caps w:val="false"/>
+          <w:smallCaps w:val="false"/>
+          <w:color w:val="1F2328"/>
+          <w:spacing w:val="0"/>
+          <w:sz w:val="28"/>
+          <w:szCs w:val="28"/>
+        </w:rPr>
+        <w:t>Класс: DeleteTest (операция DELETE)</w:t>
       </w:r>
     </w:p>
     <w:p>
@@ -8938,21 +8618,21 @@
           <w:sz w:val="28"/>
           <w:szCs w:val="28"/>
         </w:rPr>
-        <w:t>testInsertEmptyBucketTrace</w:t>
-      </w:r>
-      <w:r>
-        <w:rPr>
-          <w:rFonts w:ascii="Times New Roman" w:hAnsi="Times New Roman"/>
-          <w:b w:val="false"/>
-          <w:i w:val="false"/>
-          <w:caps w:val="false"/>
-          <w:smallCaps w:val="false"/>
-          <w:color w:val="1F2328"/>
-          <w:spacing w:val="0"/>
-          <w:sz w:val="28"/>
-          <w:szCs w:val="28"/>
-        </w:rPr>
-        <w:t>: Проверка последовательности A → B → F.</w:t>
+        <w:t>testDeleteFromEmptyTable</w:t>
+      </w:r>
+      <w:r>
+        <w:rPr>
+          <w:rFonts w:ascii="Times New Roman" w:hAnsi="Times New Roman"/>
+          <w:b w:val="false"/>
+          <w:i w:val="false"/>
+          <w:caps w:val="false"/>
+          <w:smallCaps w:val="false"/>
+          <w:color w:val="1F2328"/>
+          <w:spacing w:val="0"/>
+          <w:sz w:val="28"/>
+          <w:szCs w:val="28"/>
+        </w:rPr>
+        <w:t>: Удаление из пустой таблицы возвращает false.</w:t>
       </w:r>
     </w:p>
     <w:p>
@@ -8979,21 +8659,21 @@
           <w:sz w:val="28"/>
           <w:szCs w:val="28"/>
         </w:rPr>
-        <w:t>testInsertCollisionNewKeyTrace</w:t>
-      </w:r>
-      <w:r>
-        <w:rPr>
-          <w:rFonts w:ascii="Times New Roman" w:hAnsi="Times New Roman"/>
-          <w:b w:val="false"/>
-          <w:i w:val="false"/>
-          <w:caps w:val="false"/>
-          <w:smallCaps w:val="false"/>
-          <w:color w:val="1F2328"/>
-          <w:spacing w:val="0"/>
-          <w:sz w:val="28"/>
-          <w:szCs w:val="28"/>
-        </w:rPr>
-        <w:t>: Проверка последовательности A → C → E → F.</w:t>
+        <w:t>testDeleteExistingKey</w:t>
+      </w:r>
+      <w:r>
+        <w:rPr>
+          <w:rFonts w:ascii="Times New Roman" w:hAnsi="Times New Roman"/>
+          <w:b w:val="false"/>
+          <w:i w:val="false"/>
+          <w:caps w:val="false"/>
+          <w:smallCaps w:val="false"/>
+          <w:color w:val="1F2328"/>
+          <w:spacing w:val="0"/>
+          <w:sz w:val="28"/>
+          <w:szCs w:val="28"/>
+        </w:rPr>
+        <w:t>: Удаление существующего элемента — размер уменьшается, поиск возвращает null.</w:t>
       </w:r>
     </w:p>
     <w:p>
@@ -9020,55 +8700,178 @@
           <w:sz w:val="28"/>
           <w:szCs w:val="28"/>
         </w:rPr>
-        <w:t>testInsertUpdateTrace</w:t>
-      </w:r>
-      <w:r>
-        <w:rPr>
-          <w:rFonts w:ascii="Times New Roman" w:hAnsi="Times New Roman"/>
-          <w:b w:val="false"/>
-          <w:i w:val="false"/>
-          <w:caps w:val="false"/>
-          <w:smallCaps w:val="false"/>
-          <w:color w:val="1F2328"/>
-          <w:spacing w:val="0"/>
-          <w:sz w:val="28"/>
-          <w:szCs w:val="28"/>
-        </w:rPr>
-        <w:t>: Проверка последовательности A → C → D → G.</w:t>
+        <w:t>testDeleteNonExistingKey</w:t>
+      </w:r>
+      <w:r>
+        <w:rPr>
+          <w:rFonts w:ascii="Times New Roman" w:hAnsi="Times New Roman"/>
+          <w:b w:val="false"/>
+          <w:i w:val="false"/>
+          <w:caps w:val="false"/>
+          <w:smallCaps w:val="false"/>
+          <w:color w:val="1F2328"/>
+          <w:spacing w:val="0"/>
+          <w:sz w:val="28"/>
+          <w:szCs w:val="28"/>
+        </w:rPr>
+        <w:t>: Удаление несуществующего элемента — размер не изменяется.</w:t>
+      </w:r>
+    </w:p>
+    <w:p>
+      <w:pPr>
+        <w:pStyle w:val="BodyText"/>
+        <w:widowControl/>
+        <w:numPr>
+          <w:ilvl w:val="0"/>
+          <w:numId w:val="12"/>
+        </w:numPr>
+        <w:spacing w:before="0" w:after="140"/>
+        <w:rPr/>
+      </w:pPr>
+      <w:r>
+        <w:rPr>
+          <w:rStyle w:val="Strong"/>
+          <w:rFonts w:ascii="Times New Roman" w:hAnsi="Times New Roman"/>
+          <w:b/>
+          <w:i w:val="false"/>
+          <w:caps w:val="false"/>
+          <w:smallCaps w:val="false"/>
+          <w:color w:val="1F2328"/>
+          <w:spacing w:val="0"/>
+          <w:sz w:val="28"/>
+          <w:szCs w:val="28"/>
+        </w:rPr>
+        <w:t>testDeleteFromChain</w:t>
+      </w:r>
+      <w:r>
+        <w:rPr>
+          <w:rFonts w:ascii="Times New Roman" w:hAnsi="Times New Roman"/>
+          <w:b w:val="false"/>
+          <w:i w:val="false"/>
+          <w:caps w:val="false"/>
+          <w:smallCaps w:val="false"/>
+          <w:color w:val="1F2328"/>
+          <w:spacing w:val="0"/>
+          <w:sz w:val="28"/>
+          <w:szCs w:val="28"/>
+        </w:rPr>
+        <w:t>: Удаление среднего элемента из цепочки — остальные элементы сохраняются.</w:t>
+      </w:r>
+    </w:p>
+    <w:p>
+      <w:pPr>
+        <w:pStyle w:val="BodyText"/>
+        <w:widowControl/>
+        <w:numPr>
+          <w:ilvl w:val="0"/>
+          <w:numId w:val="12"/>
+        </w:numPr>
+        <w:spacing w:before="0" w:after="140"/>
+        <w:rPr/>
+      </w:pPr>
+      <w:r>
+        <w:rPr>
+          <w:rStyle w:val="Strong"/>
+          <w:rFonts w:ascii="Times New Roman" w:hAnsi="Times New Roman"/>
+          <w:b/>
+          <w:i w:val="false"/>
+          <w:caps w:val="false"/>
+          <w:smallCaps w:val="false"/>
+          <w:color w:val="1F2328"/>
+          <w:spacing w:val="0"/>
+          <w:sz w:val="28"/>
+          <w:szCs w:val="28"/>
+        </w:rPr>
+        <w:t>testDeleteLastInBucket</w:t>
+      </w:r>
+      <w:r>
+        <w:rPr>
+          <w:rFonts w:ascii="Times New Roman" w:hAnsi="Times New Roman"/>
+          <w:b w:val="false"/>
+          <w:i w:val="false"/>
+          <w:caps w:val="false"/>
+          <w:smallCaps w:val="false"/>
+          <w:color w:val="1F2328"/>
+          <w:spacing w:val="0"/>
+          <w:sz w:val="28"/>
+          <w:szCs w:val="28"/>
+        </w:rPr>
+        <w:t>: Удаление последнего элемента в корзине — корзина становится пустой.</w:t>
+      </w:r>
+    </w:p>
+    <w:p>
+      <w:pPr>
+        <w:pStyle w:val="BodyText"/>
+        <w:widowControl/>
+        <w:numPr>
+          <w:ilvl w:val="0"/>
+          <w:numId w:val="12"/>
+        </w:numPr>
+        <w:spacing w:before="0" w:after="140"/>
+        <w:rPr/>
+      </w:pPr>
+      <w:r>
+        <w:rPr>
+          <w:rStyle w:val="Strong"/>
+          <w:rFonts w:ascii="Times New Roman" w:hAnsi="Times New Roman"/>
+          <w:b/>
+          <w:i w:val="false"/>
+          <w:caps w:val="false"/>
+          <w:smallCaps w:val="false"/>
+          <w:color w:val="1F2328"/>
+          <w:spacing w:val="0"/>
+          <w:sz w:val="28"/>
+          <w:szCs w:val="28"/>
+        </w:rPr>
+        <w:t>testDeleteMissingKeyInNonEmptyBucket</w:t>
+      </w:r>
+      <w:r>
+        <w:rPr>
+          <w:rFonts w:ascii="Times New Roman" w:hAnsi="Times New Roman"/>
+          <w:b w:val="false"/>
+          <w:i w:val="false"/>
+          <w:caps w:val="false"/>
+          <w:smallCaps w:val="false"/>
+          <w:color w:val="1F2328"/>
+          <w:spacing w:val="0"/>
+          <w:sz w:val="28"/>
+          <w:szCs w:val="28"/>
+        </w:rPr>
+        <w:t>: Удаление отсутствующего ключа из непустой корзины.</w:t>
       </w:r>
     </w:p>
     <w:p>
       <w:pPr>
         <w:pStyle w:val="Heading4"/>
         <w:widowControl/>
-        <w:pBdr/>
         <w:spacing w:lineRule="auto" w:line="300" w:before="0" w:after="0"/>
         <w:ind w:hanging="0" w:start="0" w:end="0"/>
         <w:rPr>
           <w:rFonts w:ascii="Times New Roman" w:hAnsi="Times New Roman"/>
           <w:b w:val="false"/>
           <w:i w:val="false"/>
-          <w:caps w:val="false"/>
-          <w:smallCaps w:val="false"/>
-          <w:color w:val="1F2328"/>
-          <w:spacing w:val="0"/>
-          <w:sz w:val="28"/>
-          <w:szCs w:val="28"/>
-        </w:rPr>
-      </w:pPr>
-      <w:r>
-        <w:rPr>
-          <w:rFonts w:ascii="Times New Roman" w:hAnsi="Times New Roman"/>
-          <w:b w:val="false"/>
-          <w:i w:val="false"/>
-          <w:caps w:val="false"/>
-          <w:smallCaps w:val="false"/>
-          <w:color w:val="1F2328"/>
-          <w:spacing w:val="0"/>
-          <w:sz w:val="28"/>
-          <w:szCs w:val="28"/>
-        </w:rPr>
-        <w:t>Класс: SearchTraceTest (трассировка SEARCH)</w:t>
+          <w:i w:val="false"/>
+          <w:caps w:val="false"/>
+          <w:smallCaps w:val="false"/>
+          <w:color w:val="1F2328"/>
+          <w:spacing w:val="0"/>
+          <w:sz w:val="28"/>
+          <w:szCs w:val="28"/>
+        </w:rPr>
+      </w:pPr>
+      <w:r>
+        <w:rPr>
+          <w:rFonts w:ascii="Times New Roman" w:hAnsi="Times New Roman"/>
+          <w:b w:val="false"/>
+          <w:i w:val="false"/>
+          <w:caps w:val="false"/>
+          <w:smallCaps w:val="false"/>
+          <w:color w:val="1F2328"/>
+          <w:spacing w:val="0"/>
+          <w:sz w:val="28"/>
+          <w:szCs w:val="28"/>
+        </w:rPr>
+        <w:t>Класс: InsertTraceTest (трассировка INSERT)</w:t>
       </w:r>
     </w:p>
     <w:p>
@@ -9095,21 +8898,21 @@
           <w:sz w:val="28"/>
           <w:szCs w:val="28"/>
         </w:rPr>
-        <w:t>testSearchEmptyBucketTrace</w:t>
-      </w:r>
-      <w:r>
-        <w:rPr>
-          <w:rFonts w:ascii="Times New Roman" w:hAnsi="Times New Roman"/>
-          <w:b w:val="false"/>
-          <w:i w:val="false"/>
-          <w:caps w:val="false"/>
-          <w:smallCaps w:val="false"/>
-          <w:color w:val="1F2328"/>
-          <w:spacing w:val="0"/>
-          <w:sz w:val="28"/>
-          <w:szCs w:val="28"/>
-        </w:rPr>
-        <w:t>: Проверка последовательности A → B → I.</w:t>
+        <w:t>testInsertEmptyBucketTrace</w:t>
+      </w:r>
+      <w:r>
+        <w:rPr>
+          <w:rFonts w:ascii="Times New Roman" w:hAnsi="Times New Roman"/>
+          <w:b w:val="false"/>
+          <w:i w:val="false"/>
+          <w:caps w:val="false"/>
+          <w:smallCaps w:val="false"/>
+          <w:color w:val="1F2328"/>
+          <w:spacing w:val="0"/>
+          <w:sz w:val="28"/>
+          <w:szCs w:val="28"/>
+        </w:rPr>
+        <w:t>: Проверка последовательности A → B → F.</w:t>
       </w:r>
     </w:p>
     <w:p>
@@ -9136,21 +8939,21 @@
           <w:sz w:val="28"/>
           <w:szCs w:val="28"/>
         </w:rPr>
-        <w:t>testSearchFoundTrace</w:t>
-      </w:r>
-      <w:r>
-        <w:rPr>
-          <w:rFonts w:ascii="Times New Roman" w:hAnsi="Times New Roman"/>
-          <w:b w:val="false"/>
-          <w:i w:val="false"/>
-          <w:caps w:val="false"/>
-          <w:smallCaps w:val="false"/>
-          <w:color w:val="1F2328"/>
-          <w:spacing w:val="0"/>
-          <w:sz w:val="28"/>
-          <w:szCs w:val="28"/>
-        </w:rPr>
-        <w:t>: Проверка последовательности A → C → D → I.</w:t>
+        <w:t>testInsertCollisionNewKeyTrace</w:t>
+      </w:r>
+      <w:r>
+        <w:rPr>
+          <w:rFonts w:ascii="Times New Roman" w:hAnsi="Times New Roman"/>
+          <w:b w:val="false"/>
+          <w:i w:val="false"/>
+          <w:caps w:val="false"/>
+          <w:smallCaps w:val="false"/>
+          <w:color w:val="1F2328"/>
+          <w:spacing w:val="0"/>
+          <w:sz w:val="28"/>
+          <w:szCs w:val="28"/>
+        </w:rPr>
+        <w:t>: Проверка последовательности A → C → E → F.</w:t>
       </w:r>
     </w:p>
     <w:p>
@@ -9177,55 +8980,55 @@
           <w:sz w:val="28"/>
           <w:szCs w:val="28"/>
         </w:rPr>
-        <w:t>testSearchNotFoundTrace</w:t>
-      </w:r>
-      <w:r>
-        <w:rPr>
-          <w:rFonts w:ascii="Times New Roman" w:hAnsi="Times New Roman"/>
-          <w:b w:val="false"/>
-          <w:i w:val="false"/>
-          <w:caps w:val="false"/>
-          <w:smallCaps w:val="false"/>
-          <w:color w:val="1F2328"/>
-          <w:spacing w:val="0"/>
-          <w:sz w:val="28"/>
-          <w:szCs w:val="28"/>
-        </w:rPr>
-        <w:t>: Проверка последовательности A → C → E → I.</w:t>
+        <w:t>testInsertUpdateTrace</w:t>
+      </w:r>
+      <w:r>
+        <w:rPr>
+          <w:rFonts w:ascii="Times New Roman" w:hAnsi="Times New Roman"/>
+          <w:b w:val="false"/>
+          <w:i w:val="false"/>
+          <w:caps w:val="false"/>
+          <w:smallCaps w:val="false"/>
+          <w:color w:val="1F2328"/>
+          <w:spacing w:val="0"/>
+          <w:sz w:val="28"/>
+          <w:szCs w:val="28"/>
+        </w:rPr>
+        <w:t>: Проверка последовательности A → C → D → G.</w:t>
       </w:r>
     </w:p>
     <w:p>
       <w:pPr>
         <w:pStyle w:val="Heading4"/>
         <w:widowControl/>
-        <w:pBdr/>
         <w:spacing w:lineRule="auto" w:line="300" w:before="0" w:after="0"/>
         <w:ind w:hanging="0" w:start="0" w:end="0"/>
         <w:rPr>
           <w:rFonts w:ascii="Times New Roman" w:hAnsi="Times New Roman"/>
           <w:b w:val="false"/>
           <w:i w:val="false"/>
-          <w:caps w:val="false"/>
-          <w:smallCaps w:val="false"/>
-          <w:color w:val="1F2328"/>
-          <w:spacing w:val="0"/>
-          <w:sz w:val="28"/>
-          <w:szCs w:val="28"/>
-        </w:rPr>
-      </w:pPr>
-      <w:r>
-        <w:rPr>
-          <w:rFonts w:ascii="Times New Roman" w:hAnsi="Times New Roman"/>
-          <w:b w:val="false"/>
-          <w:i w:val="false"/>
-          <w:caps w:val="false"/>
-          <w:smallCaps w:val="false"/>
-          <w:color w:val="1F2328"/>
-          <w:spacing w:val="0"/>
-          <w:sz w:val="28"/>
-          <w:szCs w:val="28"/>
-        </w:rPr>
-        <w:t>Класс: DeleteTraceTest (трассировка DELETE)</w:t>
+          <w:i w:val="false"/>
+          <w:caps w:val="false"/>
+          <w:smallCaps w:val="false"/>
+          <w:color w:val="1F2328"/>
+          <w:spacing w:val="0"/>
+          <w:sz w:val="28"/>
+          <w:szCs w:val="28"/>
+        </w:rPr>
+      </w:pPr>
+      <w:r>
+        <w:rPr>
+          <w:rFonts w:ascii="Times New Roman" w:hAnsi="Times New Roman"/>
+          <w:b w:val="false"/>
+          <w:i w:val="false"/>
+          <w:caps w:val="false"/>
+          <w:smallCaps w:val="false"/>
+          <w:color w:val="1F2328"/>
+          <w:spacing w:val="0"/>
+          <w:sz w:val="28"/>
+          <w:szCs w:val="28"/>
+        </w:rPr>
+        <w:t>Класс: SearchTraceTest (трассировка SEARCH)</w:t>
       </w:r>
     </w:p>
     <w:p>
@@ -9252,21 +9055,21 @@
           <w:sz w:val="28"/>
           <w:szCs w:val="28"/>
         </w:rPr>
-        <w:t>testDeleteEmptyBucketTrace</w:t>
-      </w:r>
-      <w:r>
-        <w:rPr>
-          <w:rFonts w:ascii="Times New Roman" w:hAnsi="Times New Roman"/>
-          <w:b w:val="false"/>
-          <w:i w:val="false"/>
-          <w:caps w:val="false"/>
-          <w:smallCaps w:val="false"/>
-          <w:color w:val="1F2328"/>
-          <w:spacing w:val="0"/>
-          <w:sz w:val="28"/>
-          <w:szCs w:val="28"/>
-        </w:rPr>
-        <w:t>: Проверка последовательности A → B → E.</w:t>
+        <w:t>testSearchEmptyBucketTrace</w:t>
+      </w:r>
+      <w:r>
+        <w:rPr>
+          <w:rFonts w:ascii="Times New Roman" w:hAnsi="Times New Roman"/>
+          <w:b w:val="false"/>
+          <w:i w:val="false"/>
+          <w:caps w:val="false"/>
+          <w:smallCaps w:val="false"/>
+          <w:color w:val="1F2328"/>
+          <w:spacing w:val="0"/>
+          <w:sz w:val="28"/>
+          <w:szCs w:val="28"/>
+        </w:rPr>
+        <w:t>: Проверка последовательности A → B → I.</w:t>
       </w:r>
     </w:p>
     <w:p>
@@ -9293,21 +9096,21 @@
           <w:sz w:val="28"/>
           <w:szCs w:val="28"/>
         </w:rPr>
-        <w:t>testDeleteFoundTrace</w:t>
-      </w:r>
-      <w:r>
-        <w:rPr>
-          <w:rFonts w:ascii="Times New Roman" w:hAnsi="Times New Roman"/>
-          <w:b w:val="false"/>
-          <w:i w:val="false"/>
-          <w:caps w:val="false"/>
-          <w:smallCaps w:val="false"/>
-          <w:color w:val="1F2328"/>
-          <w:spacing w:val="0"/>
-          <w:sz w:val="28"/>
-          <w:szCs w:val="28"/>
-        </w:rPr>
-        <w:t>: Проверка последовательности A → C → D → H.</w:t>
+        <w:t>testSearchFoundTrace</w:t>
+      </w:r>
+      <w:r>
+        <w:rPr>
+          <w:rFonts w:ascii="Times New Roman" w:hAnsi="Times New Roman"/>
+          <w:b w:val="false"/>
+          <w:i w:val="false"/>
+          <w:caps w:val="false"/>
+          <w:smallCaps w:val="false"/>
+          <w:color w:val="1F2328"/>
+          <w:spacing w:val="0"/>
+          <w:sz w:val="28"/>
+          <w:szCs w:val="28"/>
+        </w:rPr>
+        <w:t>: Проверка последовательности A → C → D → I.</w:t>
       </w:r>
     </w:p>
     <w:p>
@@ -9334,55 +9137,55 @@
           <w:sz w:val="28"/>
           <w:szCs w:val="28"/>
         </w:rPr>
-        <w:t>testDeleteNotFoundInChainTrace</w:t>
-      </w:r>
-      <w:r>
-        <w:rPr>
-          <w:rFonts w:ascii="Times New Roman" w:hAnsi="Times New Roman"/>
-          <w:b w:val="false"/>
-          <w:i w:val="false"/>
-          <w:caps w:val="false"/>
-          <w:smallCaps w:val="false"/>
-          <w:color w:val="1F2328"/>
-          <w:spacing w:val="0"/>
-          <w:sz w:val="28"/>
-          <w:szCs w:val="28"/>
-        </w:rPr>
-        <w:t>: Проверка последовательности A → C → E.</w:t>
+        <w:t>testSearchNotFoundTrace</w:t>
+      </w:r>
+      <w:r>
+        <w:rPr>
+          <w:rFonts w:ascii="Times New Roman" w:hAnsi="Times New Roman"/>
+          <w:b w:val="false"/>
+          <w:i w:val="false"/>
+          <w:caps w:val="false"/>
+          <w:smallCaps w:val="false"/>
+          <w:color w:val="1F2328"/>
+          <w:spacing w:val="0"/>
+          <w:sz w:val="28"/>
+          <w:szCs w:val="28"/>
+        </w:rPr>
+        <w:t>: Проверка последовательности A → C → E → I.</w:t>
       </w:r>
     </w:p>
     <w:p>
       <w:pPr>
         <w:pStyle w:val="Heading4"/>
         <w:widowControl/>
-        <w:pBdr/>
         <w:spacing w:lineRule="auto" w:line="300" w:before="0" w:after="0"/>
         <w:ind w:hanging="0" w:start="0" w:end="0"/>
         <w:rPr>
           <w:rFonts w:ascii="Times New Roman" w:hAnsi="Times New Roman"/>
           <w:b w:val="false"/>
           <w:i w:val="false"/>
-          <w:caps w:val="false"/>
-          <w:smallCaps w:val="false"/>
-          <w:color w:val="1F2328"/>
-          <w:spacing w:val="0"/>
-          <w:sz w:val="28"/>
-          <w:szCs w:val="28"/>
-        </w:rPr>
-      </w:pPr>
-      <w:r>
-        <w:rPr>
-          <w:rFonts w:ascii="Times New Roman" w:hAnsi="Times New Roman"/>
-          <w:b w:val="false"/>
-          <w:i w:val="false"/>
-          <w:caps w:val="false"/>
-          <w:smallCaps w:val="false"/>
-          <w:color w:val="1F2328"/>
-          <w:spacing w:val="0"/>
-          <w:sz w:val="28"/>
-          <w:szCs w:val="28"/>
-        </w:rPr>
-        <w:t>Класс: HashFunctionTest (хеш-функция)</w:t>
+          <w:i w:val="false"/>
+          <w:caps w:val="false"/>
+          <w:smallCaps w:val="false"/>
+          <w:color w:val="1F2328"/>
+          <w:spacing w:val="0"/>
+          <w:sz w:val="28"/>
+          <w:szCs w:val="28"/>
+        </w:rPr>
+      </w:pPr>
+      <w:r>
+        <w:rPr>
+          <w:rFonts w:ascii="Times New Roman" w:hAnsi="Times New Roman"/>
+          <w:b w:val="false"/>
+          <w:i w:val="false"/>
+          <w:caps w:val="false"/>
+          <w:smallCaps w:val="false"/>
+          <w:color w:val="1F2328"/>
+          <w:spacing w:val="0"/>
+          <w:sz w:val="28"/>
+          <w:szCs w:val="28"/>
+        </w:rPr>
+        <w:t>Класс: DeleteTraceTest (трассировка DELETE)</w:t>
       </w:r>
     </w:p>
     <w:p>
@@ -9409,21 +9212,21 @@
           <w:sz w:val="28"/>
           <w:szCs w:val="28"/>
         </w:rPr>
-        <w:t>testHashPositive</w:t>
-      </w:r>
-      <w:r>
-        <w:rPr>
-          <w:rFonts w:ascii="Times New Roman" w:hAnsi="Times New Roman"/>
-          <w:b w:val="false"/>
-          <w:i w:val="false"/>
-          <w:caps w:val="false"/>
-          <w:smallCaps w:val="false"/>
-          <w:color w:val="1F2328"/>
-          <w:spacing w:val="0"/>
-          <w:sz w:val="28"/>
-          <w:szCs w:val="28"/>
-        </w:rPr>
-        <w:t>: hash(10) = 10 % 7 = 3.</w:t>
+        <w:t>testDeleteEmptyBucketTrace</w:t>
+      </w:r>
+      <w:r>
+        <w:rPr>
+          <w:rFonts w:ascii="Times New Roman" w:hAnsi="Times New Roman"/>
+          <w:b w:val="false"/>
+          <w:i w:val="false"/>
+          <w:caps w:val="false"/>
+          <w:smallCaps w:val="false"/>
+          <w:color w:val="1F2328"/>
+          <w:spacing w:val="0"/>
+          <w:sz w:val="28"/>
+          <w:szCs w:val="28"/>
+        </w:rPr>
+        <w:t>: Проверка последовательности A → B → E.</w:t>
       </w:r>
     </w:p>
     <w:p>
@@ -9450,21 +9253,21 @@
           <w:sz w:val="28"/>
           <w:szCs w:val="28"/>
         </w:rPr>
-        <w:t>testHashZero</w:t>
-      </w:r>
-      <w:r>
-        <w:rPr>
-          <w:rFonts w:ascii="Times New Roman" w:hAnsi="Times New Roman"/>
-          <w:b w:val="false"/>
-          <w:i w:val="false"/>
-          <w:caps w:val="false"/>
-          <w:smallCaps w:val="false"/>
-          <w:color w:val="1F2328"/>
-          <w:spacing w:val="0"/>
-          <w:sz w:val="28"/>
-          <w:szCs w:val="28"/>
-        </w:rPr>
-        <w:t>: hash(0) = 0.</w:t>
+        <w:t>testDeleteFoundTrace</w:t>
+      </w:r>
+      <w:r>
+        <w:rPr>
+          <w:rFonts w:ascii="Times New Roman" w:hAnsi="Times New Roman"/>
+          <w:b w:val="false"/>
+          <w:i w:val="false"/>
+          <w:caps w:val="false"/>
+          <w:smallCaps w:val="false"/>
+          <w:color w:val="1F2328"/>
+          <w:spacing w:val="0"/>
+          <w:sz w:val="28"/>
+          <w:szCs w:val="28"/>
+        </w:rPr>
+        <w:t>: Проверка последовательности A → C → D → H.</w:t>
       </w:r>
     </w:p>
     <w:p>
@@ -9491,21 +9294,55 @@
           <w:sz w:val="28"/>
           <w:szCs w:val="28"/>
         </w:rPr>
-        <w:t>testHashNegative</w:t>
-      </w:r>
-      <w:r>
-        <w:rPr>
-          <w:rFonts w:ascii="Times New Roman" w:hAnsi="Times New Roman"/>
-          <w:b w:val="false"/>
-          <w:i w:val="false"/>
-          <w:caps w:val="false"/>
-          <w:smallCaps w:val="false"/>
-          <w:color w:val="1F2328"/>
-          <w:spacing w:val="0"/>
-          <w:sz w:val="28"/>
-          <w:szCs w:val="28"/>
-        </w:rPr>
-        <w:t>: hash(−3) = Math.floorMod(−3, 7) = 4 (а не −3).</w:t>
+        <w:t>testDeleteNotFoundInChainTrace</w:t>
+      </w:r>
+      <w:r>
+        <w:rPr>
+          <w:rFonts w:ascii="Times New Roman" w:hAnsi="Times New Roman"/>
+          <w:b w:val="false"/>
+          <w:i w:val="false"/>
+          <w:caps w:val="false"/>
+          <w:smallCaps w:val="false"/>
+          <w:color w:val="1F2328"/>
+          <w:spacing w:val="0"/>
+          <w:sz w:val="28"/>
+          <w:szCs w:val="28"/>
+        </w:rPr>
+        <w:t>: Проверка последовательности A → C → E.</w:t>
+      </w:r>
+    </w:p>
+    <w:p>
+      <w:pPr>
+        <w:pStyle w:val="Heading4"/>
+        <w:widowControl/>
+        <w:spacing w:lineRule="auto" w:line="300" w:before="0" w:after="0"/>
+        <w:ind w:hanging="0" w:start="0" w:end="0"/>
+        <w:rPr>
+          <w:rFonts w:ascii="Times New Roman" w:hAnsi="Times New Roman"/>
+          <w:b w:val="false"/>
+          <w:i w:val="false"/>
+          <w:i w:val="false"/>
+          <w:caps w:val="false"/>
+          <w:smallCaps w:val="false"/>
+          <w:color w:val="1F2328"/>
+          <w:spacing w:val="0"/>
+          <w:sz w:val="28"/>
+          <w:szCs w:val="28"/>
+        </w:rPr>
+      </w:pPr>
+      <w:r>
+        <w:rPr>
+          <w:rFonts w:ascii="Times New Roman" w:hAnsi="Times New Roman"/>
+          <w:b w:val="false"/>
+          <w:i w:val="false"/>
+          <w:caps w:val="false"/>
+          <w:smallCaps w:val="false"/>
+          <w:color w:val="1F2328"/>
+          <w:spacing w:val="0"/>
+          <w:sz w:val="28"/>
+          <w:szCs w:val="28"/>
+        </w:rPr>
+        <w:t>Класс: HashFunctionTest (хеш-функция)</w:t>
       </w:r>
     </w:p>
     <w:p>
@@ -9514,7 +9351,7 @@
         <w:widowControl/>
         <w:numPr>
           <w:ilvl w:val="0"/>
-          <w:numId w:val="9"/>
+          <w:numId w:val="8"/>
         </w:numPr>
         <w:spacing w:before="0" w:after="140"/>
         <w:rPr/>
@@ -9532,6 +9369,129 @@
           <w:sz w:val="28"/>
           <w:szCs w:val="28"/>
         </w:rPr>
+        <w:t>testHashPositive</w:t>
+      </w:r>
+      <w:r>
+        <w:rPr>
+          <w:rFonts w:ascii="Times New Roman" w:hAnsi="Times New Roman"/>
+          <w:b w:val="false"/>
+          <w:i w:val="false"/>
+          <w:caps w:val="false"/>
+          <w:smallCaps w:val="false"/>
+          <w:color w:val="1F2328"/>
+          <w:spacing w:val="0"/>
+          <w:sz w:val="28"/>
+          <w:szCs w:val="28"/>
+        </w:rPr>
+        <w:t>: hash(10) = 10 % 7 = 3.</w:t>
+      </w:r>
+    </w:p>
+    <w:p>
+      <w:pPr>
+        <w:pStyle w:val="BodyText"/>
+        <w:widowControl/>
+        <w:numPr>
+          <w:ilvl w:val="0"/>
+          <w:numId w:val="8"/>
+        </w:numPr>
+        <w:spacing w:before="0" w:after="140"/>
+        <w:rPr/>
+      </w:pPr>
+      <w:r>
+        <w:rPr>
+          <w:rStyle w:val="Strong"/>
+          <w:rFonts w:ascii="Times New Roman" w:hAnsi="Times New Roman"/>
+          <w:b/>
+          <w:i w:val="false"/>
+          <w:caps w:val="false"/>
+          <w:smallCaps w:val="false"/>
+          <w:color w:val="1F2328"/>
+          <w:spacing w:val="0"/>
+          <w:sz w:val="28"/>
+          <w:szCs w:val="28"/>
+        </w:rPr>
+        <w:t>testHashZero</w:t>
+      </w:r>
+      <w:r>
+        <w:rPr>
+          <w:rFonts w:ascii="Times New Roman" w:hAnsi="Times New Roman"/>
+          <w:b w:val="false"/>
+          <w:i w:val="false"/>
+          <w:caps w:val="false"/>
+          <w:smallCaps w:val="false"/>
+          <w:color w:val="1F2328"/>
+          <w:spacing w:val="0"/>
+          <w:sz w:val="28"/>
+          <w:szCs w:val="28"/>
+        </w:rPr>
+        <w:t>: hash(0) = 0.</w:t>
+      </w:r>
+    </w:p>
+    <w:p>
+      <w:pPr>
+        <w:pStyle w:val="BodyText"/>
+        <w:widowControl/>
+        <w:numPr>
+          <w:ilvl w:val="0"/>
+          <w:numId w:val="8"/>
+        </w:numPr>
+        <w:spacing w:before="0" w:after="140"/>
+        <w:rPr/>
+      </w:pPr>
+      <w:r>
+        <w:rPr>
+          <w:rStyle w:val="Strong"/>
+          <w:rFonts w:ascii="Times New Roman" w:hAnsi="Times New Roman"/>
+          <w:b/>
+          <w:i w:val="false"/>
+          <w:caps w:val="false"/>
+          <w:smallCaps w:val="false"/>
+          <w:color w:val="1F2328"/>
+          <w:spacing w:val="0"/>
+          <w:sz w:val="28"/>
+          <w:szCs w:val="28"/>
+        </w:rPr>
+        <w:t>testHashNegative</w:t>
+      </w:r>
+      <w:r>
+        <w:rPr>
+          <w:rFonts w:ascii="Times New Roman" w:hAnsi="Times New Roman"/>
+          <w:b w:val="false"/>
+          <w:i w:val="false"/>
+          <w:caps w:val="false"/>
+          <w:smallCaps w:val="false"/>
+          <w:color w:val="1F2328"/>
+          <w:spacing w:val="0"/>
+          <w:sz w:val="28"/>
+          <w:szCs w:val="28"/>
+        </w:rPr>
+        <w:t>: hash(−3) = Math.floorMod(−3, 7) = 4 (а не −3).</w:t>
+      </w:r>
+    </w:p>
+    <w:p>
+      <w:pPr>
+        <w:pStyle w:val="BodyText"/>
+        <w:widowControl/>
+        <w:numPr>
+          <w:ilvl w:val="0"/>
+          <w:numId w:val="8"/>
+        </w:numPr>
+        <w:spacing w:before="0" w:after="140"/>
+        <w:rPr/>
+      </w:pPr>
+      <w:r>
+        <w:rPr>
+          <w:rStyle w:val="Strong"/>
+          <w:rFonts w:ascii="Times New Roman" w:hAnsi="Times New Roman"/>
+          <w:b/>
+          <w:i w:val="false"/>
+          <w:caps w:val="false"/>
+          <w:smallCaps w:val="false"/>
+          <w:color w:val="1F2328"/>
+          <w:spacing w:val="0"/>
+          <w:sz w:val="28"/>
+          <w:szCs w:val="28"/>
+        </w:rPr>
         <w:t>testCollisionKeys</w:t>
       </w:r>
       <w:r>
@@ -9553,13 +9513,13 @@
       <w:pPr>
         <w:pStyle w:val="Heading4"/>
         <w:widowControl/>
-        <w:pBdr/>
         <w:spacing w:lineRule="auto" w:line="300" w:before="0" w:after="0"/>
         <w:ind w:hanging="0" w:start="0" w:end="0"/>
         <w:rPr>
           <w:rFonts w:ascii="Times New Roman" w:hAnsi="Times New Roman"/>
           <w:b w:val="false"/>
           <w:i w:val="false"/>
+          <w:i w:val="false"/>
           <w:caps w:val="false"/>
           <w:smallCaps w:val="false"/>
           <w:color w:val="1F2328"/>
@@ -9581,6 +9541,327 @@
           <w:szCs w:val="28"/>
         </w:rPr>
         <w:t>Класс: BoundaryTest (граничные случаи)</w:t>
+      </w:r>
+    </w:p>
+    <w:p>
+      <w:pPr>
+        <w:pStyle w:val="BodyText"/>
+        <w:widowControl/>
+        <w:numPr>
+          <w:ilvl w:val="0"/>
+          <w:numId w:val="6"/>
+        </w:numPr>
+        <w:spacing w:before="0" w:after="140"/>
+        <w:rPr/>
+      </w:pPr>
+      <w:r>
+        <w:rPr>
+          <w:rStyle w:val="Strong"/>
+          <w:rFonts w:ascii="Times New Roman" w:hAnsi="Times New Roman"/>
+          <w:b/>
+          <w:i w:val="false"/>
+          <w:caps w:val="false"/>
+          <w:smallCaps w:val="false"/>
+          <w:color w:val="1F2328"/>
+          <w:spacing w:val="0"/>
+          <w:sz w:val="28"/>
+          <w:szCs w:val="28"/>
+        </w:rPr>
+        <w:t>testCapacityOne</w:t>
+      </w:r>
+      <w:r>
+        <w:rPr>
+          <w:rFonts w:ascii="Times New Roman" w:hAnsi="Times New Roman"/>
+          <w:b w:val="false"/>
+          <w:i w:val="false"/>
+          <w:caps w:val="false"/>
+          <w:smallCaps w:val="false"/>
+          <w:color w:val="1F2328"/>
+          <w:spacing w:val="0"/>
+          <w:sz w:val="28"/>
+          <w:szCs w:val="28"/>
+        </w:rPr>
+        <w:t>: Ёмкость 1 — все элементы в одной корзине.</w:t>
+      </w:r>
+    </w:p>
+    <w:p>
+      <w:pPr>
+        <w:pStyle w:val="BodyText"/>
+        <w:widowControl/>
+        <w:numPr>
+          <w:ilvl w:val="0"/>
+          <w:numId w:val="6"/>
+        </w:numPr>
+        <w:spacing w:before="0" w:after="140"/>
+        <w:rPr/>
+      </w:pPr>
+      <w:r>
+        <w:rPr>
+          <w:rStyle w:val="Strong"/>
+          <w:rFonts w:ascii="Times New Roman" w:hAnsi="Times New Roman"/>
+          <w:b/>
+          <w:i w:val="false"/>
+          <w:caps w:val="false"/>
+          <w:smallCaps w:val="false"/>
+          <w:color w:val="1F2328"/>
+          <w:spacing w:val="0"/>
+          <w:sz w:val="28"/>
+          <w:szCs w:val="28"/>
+        </w:rPr>
+        <w:t>testInvalidCapacityZero</w:t>
+      </w:r>
+      <w:r>
+        <w:rPr>
+          <w:rFonts w:ascii="Times New Roman" w:hAnsi="Times New Roman"/>
+          <w:b w:val="false"/>
+          <w:i w:val="false"/>
+          <w:caps w:val="false"/>
+          <w:smallCaps w:val="false"/>
+          <w:color w:val="1F2328"/>
+          <w:spacing w:val="0"/>
+          <w:sz w:val="28"/>
+          <w:szCs w:val="28"/>
+        </w:rPr>
+        <w:t>: Ёмкость 0 → IllegalArgumentException.</w:t>
+      </w:r>
+    </w:p>
+    <w:p>
+      <w:pPr>
+        <w:pStyle w:val="BodyText"/>
+        <w:widowControl/>
+        <w:numPr>
+          <w:ilvl w:val="0"/>
+          <w:numId w:val="6"/>
+        </w:numPr>
+        <w:spacing w:before="0" w:after="140"/>
+        <w:rPr/>
+      </w:pPr>
+      <w:r>
+        <w:rPr>
+          <w:rStyle w:val="Strong"/>
+          <w:rFonts w:ascii="Times New Roman" w:hAnsi="Times New Roman"/>
+          <w:b/>
+          <w:i w:val="false"/>
+          <w:caps w:val="false"/>
+          <w:smallCaps w:val="false"/>
+          <w:color w:val="1F2328"/>
+          <w:spacing w:val="0"/>
+          <w:sz w:val="28"/>
+          <w:szCs w:val="28"/>
+        </w:rPr>
+        <w:t>testInvalidCapacityNegative</w:t>
+      </w:r>
+      <w:r>
+        <w:rPr>
+          <w:rFonts w:ascii="Times New Roman" w:hAnsi="Times New Roman"/>
+          <w:b w:val="false"/>
+          <w:i w:val="false"/>
+          <w:caps w:val="false"/>
+          <w:smallCaps w:val="false"/>
+          <w:color w:val="1F2328"/>
+          <w:spacing w:val="0"/>
+          <w:sz w:val="28"/>
+          <w:szCs w:val="28"/>
+        </w:rPr>
+        <w:t>: Ёмкость −5 → IllegalArgumentException.</w:t>
+      </w:r>
+    </w:p>
+    <w:p>
+      <w:pPr>
+        <w:pStyle w:val="BodyText"/>
+        <w:widowControl/>
+        <w:numPr>
+          <w:ilvl w:val="0"/>
+          <w:numId w:val="6"/>
+        </w:numPr>
+        <w:spacing w:before="0" w:after="140"/>
+        <w:rPr/>
+      </w:pPr>
+      <w:r>
+        <w:rPr>
+          <w:rStyle w:val="Strong"/>
+          <w:rFonts w:ascii="Times New Roman" w:hAnsi="Times New Roman"/>
+          <w:b/>
+          <w:i w:val="false"/>
+          <w:caps w:val="false"/>
+          <w:smallCaps w:val="false"/>
+          <w:color w:val="1F2328"/>
+          <w:spacing w:val="0"/>
+          <w:sz w:val="28"/>
+          <w:szCs w:val="28"/>
+        </w:rPr>
+        <w:t>testInvalidBucketIndex</w:t>
+      </w:r>
+      <w:r>
+        <w:rPr>
+          <w:rFonts w:ascii="Times New Roman" w:hAnsi="Times New Roman"/>
+          <w:b w:val="false"/>
+          <w:i w:val="false"/>
+          <w:caps w:val="false"/>
+          <w:smallCaps w:val="false"/>
+          <w:color w:val="1F2328"/>
+          <w:spacing w:val="0"/>
+          <w:sz w:val="28"/>
+          <w:szCs w:val="28"/>
+        </w:rPr>
+        <w:t>: Индексы −1 и 7 → IndexOutOfBoundsException.</w:t>
+      </w:r>
+    </w:p>
+    <w:p>
+      <w:pPr>
+        <w:pStyle w:val="BodyText"/>
+        <w:widowControl/>
+        <w:numPr>
+          <w:ilvl w:val="0"/>
+          <w:numId w:val="6"/>
+        </w:numPr>
+        <w:spacing w:before="0" w:after="140"/>
+        <w:rPr/>
+      </w:pPr>
+      <w:r>
+        <w:rPr>
+          <w:rStyle w:val="Strong"/>
+          <w:rFonts w:ascii="Times New Roman" w:hAnsi="Times New Roman"/>
+          <w:b/>
+          <w:i w:val="false"/>
+          <w:caps w:val="false"/>
+          <w:smallCaps w:val="false"/>
+          <w:color w:val="1F2328"/>
+          <w:spacing w:val="0"/>
+          <w:sz w:val="28"/>
+          <w:szCs w:val="28"/>
+        </w:rPr>
+        <w:t>testClear</w:t>
+      </w:r>
+      <w:r>
+        <w:rPr>
+          <w:rFonts w:ascii="Times New Roman" w:hAnsi="Times New Roman"/>
+          <w:b w:val="false"/>
+          <w:i w:val="false"/>
+          <w:caps w:val="false"/>
+          <w:smallCaps w:val="false"/>
+          <w:color w:val="1F2328"/>
+          <w:spacing w:val="0"/>
+          <w:sz w:val="28"/>
+          <w:szCs w:val="28"/>
+        </w:rPr>
+        <w:t>: Очистка таблицы — размер 0, все элементы удалены.</w:t>
+      </w:r>
+    </w:p>
+    <w:p>
+      <w:pPr>
+        <w:pStyle w:val="BodyText"/>
+        <w:widowControl/>
+        <w:numPr>
+          <w:ilvl w:val="0"/>
+          <w:numId w:val="6"/>
+        </w:numPr>
+        <w:spacing w:before="0" w:after="140"/>
+        <w:rPr/>
+      </w:pPr>
+      <w:r>
+        <w:rPr>
+          <w:rStyle w:val="Strong"/>
+          <w:rFonts w:ascii="Times New Roman" w:hAnsi="Times New Roman"/>
+          <w:b/>
+          <w:i w:val="false"/>
+          <w:caps w:val="false"/>
+          <w:smallCaps w:val="false"/>
+          <w:color w:val="1F2328"/>
+          <w:spacing w:val="0"/>
+          <w:sz w:val="28"/>
+          <w:szCs w:val="28"/>
+        </w:rPr>
+        <w:t>testContainsKey</w:t>
+      </w:r>
+      <w:r>
+        <w:rPr>
+          <w:rFonts w:ascii="Times New Roman" w:hAnsi="Times New Roman"/>
+          <w:b w:val="false"/>
+          <w:i w:val="false"/>
+          <w:caps w:val="false"/>
+          <w:smallCaps w:val="false"/>
+          <w:color w:val="1F2328"/>
+          <w:spacing w:val="0"/>
+          <w:sz w:val="28"/>
+          <w:szCs w:val="28"/>
+        </w:rPr>
+        <w:t>: Проверка метода containsKey.</w:t>
+      </w:r>
+    </w:p>
+    <w:p>
+      <w:pPr>
+        <w:pStyle w:val="BodyText"/>
+        <w:widowControl/>
+        <w:numPr>
+          <w:ilvl w:val="0"/>
+          <w:numId w:val="6"/>
+        </w:numPr>
+        <w:spacing w:before="0" w:after="140"/>
+        <w:rPr/>
+      </w:pPr>
+      <w:r>
+        <w:rPr>
+          <w:rStyle w:val="Strong"/>
+          <w:rFonts w:ascii="Times New Roman" w:hAnsi="Times New Roman"/>
+          <w:b/>
+          <w:i w:val="false"/>
+          <w:caps w:val="false"/>
+          <w:smallCaps w:val="false"/>
+          <w:color w:val="1F2328"/>
+          <w:spacing w:val="0"/>
+          <w:sz w:val="28"/>
+          <w:szCs w:val="28"/>
+        </w:rPr>
+        <w:t>testMultipleInsertDelete</w:t>
+      </w:r>
+      <w:r>
+        <w:rPr>
+          <w:rFonts w:ascii="Times New Roman" w:hAnsi="Times New Roman"/>
+          <w:b w:val="false"/>
+          <w:i w:val="false"/>
+          <w:caps w:val="false"/>
+          <w:smallCaps w:val="false"/>
+          <w:color w:val="1F2328"/>
+          <w:spacing w:val="0"/>
+          <w:sz w:val="28"/>
+          <w:szCs w:val="28"/>
+        </w:rPr>
+        <w:t>: 100 вставок, 50 удалений — проверка целостности.</w:t>
+      </w:r>
+    </w:p>
+    <w:p>
+      <w:pPr>
+        <w:pStyle w:val="Heading4"/>
+        <w:widowControl/>
+        <w:spacing w:lineRule="auto" w:line="300" w:before="0" w:after="0"/>
+        <w:ind w:hanging="0" w:start="0" w:end="0"/>
+        <w:rPr>
+          <w:rFonts w:ascii="Times New Roman" w:hAnsi="Times New Roman"/>
+          <w:b w:val="false"/>
+          <w:i w:val="false"/>
+          <w:i w:val="false"/>
+          <w:caps w:val="false"/>
+          <w:smallCaps w:val="false"/>
+          <w:color w:val="1F2328"/>
+          <w:spacing w:val="0"/>
+          <w:sz w:val="28"/>
+          <w:szCs w:val="28"/>
+        </w:rPr>
+      </w:pPr>
+      <w:r>
+        <w:rPr>
+          <w:rFonts w:ascii="Times New Roman" w:hAnsi="Times New Roman"/>
+          <w:b w:val="false"/>
+          <w:i w:val="false"/>
+          <w:caps w:val="false"/>
+          <w:smallCaps w:val="false"/>
+          <w:color w:val="1F2328"/>
+          <w:spacing w:val="0"/>
+          <w:sz w:val="28"/>
+          <w:szCs w:val="28"/>
+        </w:rPr>
+        <w:t>Класс: ComplexTraceTest (комплексные сценарии)</w:t>
       </w:r>
     </w:p>
     <w:p>
@@ -9607,21 +9888,21 @@
           <w:sz w:val="28"/>
           <w:szCs w:val="28"/>
         </w:rPr>
-        <w:t>testCapacityOne</w:t>
-      </w:r>
-      <w:r>
-        <w:rPr>
-          <w:rFonts w:ascii="Times New Roman" w:hAnsi="Times New Roman"/>
-          <w:b w:val="false"/>
-          <w:i w:val="false"/>
-          <w:caps w:val="false"/>
-          <w:smallCaps w:val="false"/>
-          <w:color w:val="1F2328"/>
-          <w:spacing w:val="0"/>
-          <w:sz w:val="28"/>
-          <w:szCs w:val="28"/>
-        </w:rPr>
-        <w:t>: Ёмкость 1 — все элементы в одной корзине.</w:t>
+        <w:t>testFullLifecycleTrace</w:t>
+      </w:r>
+      <w:r>
+        <w:rPr>
+          <w:rFonts w:ascii="Times New Roman" w:hAnsi="Times New Roman"/>
+          <w:b w:val="false"/>
+          <w:i w:val="false"/>
+          <w:caps w:val="false"/>
+          <w:smallCaps w:val="false"/>
+          <w:color w:val="1F2328"/>
+          <w:spacing w:val="0"/>
+          <w:sz w:val="28"/>
+          <w:szCs w:val="28"/>
+        </w:rPr>
+        <w:t>: Полный жизненный цикл элемента: вставка → поиск → обновление → удаление → поиск удалённого. Для каждого шага проверяется эталонная последовательность характерных точек.</w:t>
       </w:r>
     </w:p>
     <w:p>
@@ -9648,21 +9929,124 @@
           <w:sz w:val="28"/>
           <w:szCs w:val="28"/>
         </w:rPr>
-        <w:t>testInvalidCapacityZero</w:t>
-      </w:r>
-      <w:r>
-        <w:rPr>
-          <w:rFonts w:ascii="Times New Roman" w:hAnsi="Times New Roman"/>
-          <w:b w:val="false"/>
-          <w:i w:val="false"/>
-          <w:caps w:val="false"/>
-          <w:smallCaps w:val="false"/>
-          <w:color w:val="1F2328"/>
-          <w:spacing w:val="0"/>
-          <w:sz w:val="28"/>
-          <w:szCs w:val="28"/>
-        </w:rPr>
-        <w:t>: Ёмкость 0 → IllegalArgumentException.</w:t>
+        <w:t>testChainSearchTrace</w:t>
+      </w:r>
+      <w:r>
+        <w:rPr>
+          <w:rFonts w:ascii="Times New Roman" w:hAnsi="Times New Roman"/>
+          <w:b w:val="false"/>
+          <w:i w:val="false"/>
+          <w:caps w:val="false"/>
+          <w:smallCaps w:val="false"/>
+          <w:color w:val="1F2328"/>
+          <w:spacing w:val="0"/>
+          <w:sz w:val="28"/>
+          <w:szCs w:val="28"/>
+        </w:rPr>
+        <w:t>: Цепочка из 3 элементов — поиск существующего и несуществующего ключа с проверкой трассировки.</w:t>
+      </w:r>
+    </w:p>
+    <w:p>
+      <w:pPr>
+        <w:pStyle w:val="BodyText"/>
+        <w:widowControl/>
+        <w:spacing w:before="0" w:after="140"/>
+        <w:ind w:hanging="0" w:start="0" w:end="0"/>
+        <w:rPr>
+          <w:rFonts w:ascii="Times New Roman" w:hAnsi="Times New Roman"/>
+          <w:b w:val="false"/>
+          <w:i w:val="false"/>
+          <w:i w:val="false"/>
+          <w:caps w:val="false"/>
+          <w:smallCaps w:val="false"/>
+          <w:color w:val="1F2328"/>
+          <w:spacing w:val="0"/>
+          <w:sz w:val="28"/>
+          <w:szCs w:val="28"/>
+        </w:rPr>
+      </w:pPr>
+      <w:r>
+        <w:rPr>
+          <w:rFonts w:ascii="Times New Roman" w:hAnsi="Times New Roman"/>
+          <w:b w:val="false"/>
+          <w:i w:val="false"/>
+          <w:caps w:val="false"/>
+          <w:smallCaps w:val="false"/>
+          <w:color w:val="1F2328"/>
+          <w:spacing w:val="0"/>
+          <w:sz w:val="28"/>
+          <w:szCs w:val="28"/>
+        </w:rPr>
+      </w:r>
+    </w:p>
+    <w:p>
+      <w:pPr>
+        <w:pStyle w:val="Heading3"/>
+        <w:widowControl/>
+        <w:spacing w:lineRule="auto" w:line="300" w:before="0" w:after="0"/>
+        <w:ind w:hanging="0" w:start="0" w:end="0"/>
+        <w:rPr>
+          <w:rFonts w:ascii="Times New Roman" w:hAnsi="Times New Roman"/>
+          <w:b/>
+          <w:bCs/>
+          <w:i w:val="false"/>
+          <w:i w:val="false"/>
+          <w:caps w:val="false"/>
+          <w:smallCaps w:val="false"/>
+          <w:color w:val="1F2328"/>
+          <w:spacing w:val="0"/>
+          <w:sz w:val="28"/>
+          <w:szCs w:val="28"/>
+        </w:rPr>
+      </w:pPr>
+      <w:r>
+        <w:rPr>
+          <w:rFonts w:ascii="Times New Roman" w:hAnsi="Times New Roman"/>
+          <w:b/>
+          <w:bCs/>
+          <w:i w:val="false"/>
+          <w:caps w:val="false"/>
+          <w:smallCaps w:val="false"/>
+          <w:color w:val="1F2328"/>
+          <w:spacing w:val="0"/>
+          <w:sz w:val="28"/>
+          <w:szCs w:val="28"/>
+        </w:rPr>
+        <w:t>Результаты</w:t>
+      </w:r>
+    </w:p>
+    <w:p>
+      <w:pPr>
+        <w:pStyle w:val="BodyText"/>
+        <w:widowControl/>
+        <w:spacing w:before="0" w:after="0"/>
+        <w:ind w:hanging="0" w:start="0" w:end="0"/>
+        <w:rPr>
+          <w:rFonts w:ascii="Times New Roman" w:hAnsi="Times New Roman"/>
+          <w:b w:val="false"/>
+          <w:i w:val="false"/>
+          <w:i w:val="false"/>
+          <w:caps w:val="false"/>
+          <w:smallCaps w:val="false"/>
+          <w:color w:val="1F2328"/>
+          <w:spacing w:val="0"/>
+          <w:sz w:val="28"/>
+          <w:szCs w:val="28"/>
+        </w:rPr>
+      </w:pPr>
+      <w:r>
+        <w:rPr>
+          <w:rFonts w:ascii="Times New Roman" w:hAnsi="Times New Roman"/>
+          <w:b w:val="false"/>
+          <w:i w:val="false"/>
+          <w:caps w:val="false"/>
+          <w:smallCaps w:val="false"/>
+          <w:color w:val="1F2328"/>
+          <w:spacing w:val="0"/>
+          <w:sz w:val="28"/>
+          <w:szCs w:val="28"/>
+        </w:rPr>
+        <w:t>Как мы можем видеть, все тесты проходят успешно. Реализация хеш-таблицы корректна:</w:t>
       </w:r>
     </w:p>
     <w:p>
@@ -9671,39 +10055,35 @@
         <w:widowControl/>
         <w:numPr>
           <w:ilvl w:val="0"/>
-          <w:numId w:val="7"/>
+          <w:numId w:val="5"/>
         </w:numPr>
         <w:spacing w:before="0" w:after="140"/>
-        <w:rPr/>
-      </w:pPr>
-      <w:r>
-        <w:rPr>
-          <w:rStyle w:val="Strong"/>
-          <w:rFonts w:ascii="Times New Roman" w:hAnsi="Times New Roman"/>
-          <w:b/>
-          <w:i w:val="false"/>
-          <w:caps w:val="false"/>
-          <w:smallCaps w:val="false"/>
-          <w:color w:val="1F2328"/>
-          <w:spacing w:val="0"/>
-          <w:sz w:val="28"/>
-          <w:szCs w:val="28"/>
-        </w:rPr>
-        <w:t>testInvalidCapacityNegative</w:t>
-      </w:r>
-      <w:r>
-        <w:rPr>
-          <w:rFonts w:ascii="Times New Roman" w:hAnsi="Times New Roman"/>
-          <w:b w:val="false"/>
-          <w:i w:val="false"/>
-          <w:caps w:val="false"/>
-          <w:smallCaps w:val="false"/>
-          <w:color w:val="1F2328"/>
-          <w:spacing w:val="0"/>
-          <w:sz w:val="28"/>
-          <w:szCs w:val="28"/>
-        </w:rPr>
-        <w:t>: Ёмкость −5 → IllegalArgumentException.</w:t>
+        <w:rPr>
+          <w:rFonts w:ascii="Times New Roman" w:hAnsi="Times New Roman"/>
+          <w:b w:val="false"/>
+          <w:i w:val="false"/>
+          <w:i w:val="false"/>
+          <w:caps w:val="false"/>
+          <w:smallCaps w:val="false"/>
+          <w:color w:val="1F2328"/>
+          <w:spacing w:val="0"/>
+          <w:sz w:val="28"/>
+          <w:szCs w:val="28"/>
+        </w:rPr>
+      </w:pPr>
+      <w:r>
+        <w:rPr>
+          <w:rFonts w:ascii="Times New Roman" w:hAnsi="Times New Roman"/>
+          <w:b w:val="false"/>
+          <w:i w:val="false"/>
+          <w:caps w:val="false"/>
+          <w:smallCaps w:val="false"/>
+          <w:color w:val="1F2328"/>
+          <w:spacing w:val="0"/>
+          <w:sz w:val="28"/>
+          <w:szCs w:val="28"/>
+        </w:rPr>
+        <w:t>Все операции (insert, search, delete) работают правильно.</w:t>
       </w:r>
     </w:p>
     <w:p>
@@ -9712,39 +10092,35 @@
         <w:widowControl/>
         <w:numPr>
           <w:ilvl w:val="0"/>
-          <w:numId w:val="7"/>
+          <w:numId w:val="5"/>
         </w:numPr>
         <w:spacing w:before="0" w:after="140"/>
-        <w:rPr/>
-      </w:pPr>
-      <w:r>
-        <w:rPr>
-          <w:rStyle w:val="Strong"/>
-          <w:rFonts w:ascii="Times New Roman" w:hAnsi="Times New Roman"/>
-          <w:b/>
-          <w:i w:val="false"/>
-          <w:caps w:val="false"/>
-          <w:smallCaps w:val="false"/>
-          <w:color w:val="1F2328"/>
-          <w:spacing w:val="0"/>
-          <w:sz w:val="28"/>
-          <w:szCs w:val="28"/>
-        </w:rPr>
-        <w:t>testInvalidBucketIndex</w:t>
-      </w:r>
-      <w:r>
-        <w:rPr>
-          <w:rFonts w:ascii="Times New Roman" w:hAnsi="Times New Roman"/>
-          <w:b w:val="false"/>
-          <w:i w:val="false"/>
-          <w:caps w:val="false"/>
-          <w:smallCaps w:val="false"/>
-          <w:color w:val="1F2328"/>
-          <w:spacing w:val="0"/>
-          <w:sz w:val="28"/>
-          <w:szCs w:val="28"/>
-        </w:rPr>
-        <w:t>: Индексы −1 и 7 → IndexOutOfBoundsException.</w:t>
+        <w:rPr>
+          <w:rFonts w:ascii="Times New Roman" w:hAnsi="Times New Roman"/>
+          <w:b w:val="false"/>
+          <w:i w:val="false"/>
+          <w:i w:val="false"/>
+          <w:caps w:val="false"/>
+          <w:smallCaps w:val="false"/>
+          <w:color w:val="1F2328"/>
+          <w:spacing w:val="0"/>
+          <w:sz w:val="28"/>
+          <w:szCs w:val="28"/>
+        </w:rPr>
+      </w:pPr>
+      <w:r>
+        <w:rPr>
+          <w:rFonts w:ascii="Times New Roman" w:hAnsi="Times New Roman"/>
+          <w:b w:val="false"/>
+          <w:i w:val="false"/>
+          <w:caps w:val="false"/>
+          <w:smallCaps w:val="false"/>
+          <w:color w:val="1F2328"/>
+          <w:spacing w:val="0"/>
+          <w:sz w:val="28"/>
+          <w:szCs w:val="28"/>
+        </w:rPr>
+        <w:t>Коллизии разрешаются корректно через цепочки.</w:t>
       </w:r>
     </w:p>
     <w:p>
@@ -9753,39 +10129,35 @@
         <w:widowControl/>
         <w:numPr>
           <w:ilvl w:val="0"/>
-          <w:numId w:val="7"/>
+          <w:numId w:val="5"/>
         </w:numPr>
         <w:spacing w:before="0" w:after="140"/>
-        <w:rPr/>
-      </w:pPr>
-      <w:r>
-        <w:rPr>
-          <w:rStyle w:val="Strong"/>
-          <w:rFonts w:ascii="Times New Roman" w:hAnsi="Times New Roman"/>
-          <w:b/>
-          <w:i w:val="false"/>
-          <w:caps w:val="false"/>
-          <w:smallCaps w:val="false"/>
-          <w:color w:val="1F2328"/>
-          <w:spacing w:val="0"/>
-          <w:sz w:val="28"/>
-          <w:szCs w:val="28"/>
-        </w:rPr>
-        <w:t>testClear</w:t>
-      </w:r>
-      <w:r>
-        <w:rPr>
-          <w:rFonts w:ascii="Times New Roman" w:hAnsi="Times New Roman"/>
-          <w:b w:val="false"/>
-          <w:i w:val="false"/>
-          <w:caps w:val="false"/>
-          <w:smallCaps w:val="false"/>
-          <w:color w:val="1F2328"/>
-          <w:spacing w:val="0"/>
-          <w:sz w:val="28"/>
-          <w:szCs w:val="28"/>
-        </w:rPr>
-        <w:t>: Очистка таблицы — размер 0, все элементы удалены.</w:t>
+        <w:rPr>
+          <w:rFonts w:ascii="Times New Roman" w:hAnsi="Times New Roman"/>
+          <w:b w:val="false"/>
+          <w:i w:val="false"/>
+          <w:i w:val="false"/>
+          <w:caps w:val="false"/>
+          <w:smallCaps w:val="false"/>
+          <w:color w:val="1F2328"/>
+          <w:spacing w:val="0"/>
+          <w:sz w:val="28"/>
+          <w:szCs w:val="28"/>
+        </w:rPr>
+      </w:pPr>
+      <w:r>
+        <w:rPr>
+          <w:rFonts w:ascii="Times New Roman" w:hAnsi="Times New Roman"/>
+          <w:b w:val="false"/>
+          <w:i w:val="false"/>
+          <w:caps w:val="false"/>
+          <w:smallCaps w:val="false"/>
+          <w:color w:val="1F2328"/>
+          <w:spacing w:val="0"/>
+          <w:sz w:val="28"/>
+          <w:szCs w:val="28"/>
+        </w:rPr>
+        <w:t>Последовательности прохождения характерных точек совпадают с эталонными.</w:t>
       </w:r>
     </w:p>
     <w:p>
@@ -9794,39 +10166,35 @@
         <w:widowControl/>
         <w:numPr>
           <w:ilvl w:val="0"/>
-          <w:numId w:val="7"/>
+          <w:numId w:val="5"/>
         </w:numPr>
         <w:spacing w:before="0" w:after="140"/>
-        <w:rPr/>
-      </w:pPr>
-      <w:r>
-        <w:rPr>
-          <w:rStyle w:val="Strong"/>
-          <w:rFonts w:ascii="Times New Roman" w:hAnsi="Times New Roman"/>
-          <w:b/>
-          <w:i w:val="false"/>
-          <w:caps w:val="false"/>
-          <w:smallCaps w:val="false"/>
-          <w:color w:val="1F2328"/>
-          <w:spacing w:val="0"/>
-          <w:sz w:val="28"/>
-          <w:szCs w:val="28"/>
-        </w:rPr>
-        <w:t>testContainsKey</w:t>
-      </w:r>
-      <w:r>
-        <w:rPr>
-          <w:rFonts w:ascii="Times New Roman" w:hAnsi="Times New Roman"/>
-          <w:b w:val="false"/>
-          <w:i w:val="false"/>
-          <w:caps w:val="false"/>
-          <w:smallCaps w:val="false"/>
-          <w:color w:val="1F2328"/>
-          <w:spacing w:val="0"/>
-          <w:sz w:val="28"/>
-          <w:szCs w:val="28"/>
-        </w:rPr>
-        <w:t>: Проверка метода containsKey.</w:t>
+        <w:rPr>
+          <w:rFonts w:ascii="Times New Roman" w:hAnsi="Times New Roman"/>
+          <w:b w:val="false"/>
+          <w:i w:val="false"/>
+          <w:i w:val="false"/>
+          <w:caps w:val="false"/>
+          <w:smallCaps w:val="false"/>
+          <w:color w:val="1F2328"/>
+          <w:spacing w:val="0"/>
+          <w:sz w:val="28"/>
+          <w:szCs w:val="28"/>
+        </w:rPr>
+      </w:pPr>
+      <w:r>
+        <w:rPr>
+          <w:rFonts w:ascii="Times New Roman" w:hAnsi="Times New Roman"/>
+          <w:b w:val="false"/>
+          <w:i w:val="false"/>
+          <w:caps w:val="false"/>
+          <w:smallCaps w:val="false"/>
+          <w:color w:val="1F2328"/>
+          <w:spacing w:val="0"/>
+          <w:sz w:val="28"/>
+          <w:szCs w:val="28"/>
+        </w:rPr>
+        <w:t>Граничные случаи (ёмкость 1, отрицательные ключи, пустая таблица) обрабатываются корректно.</w:t>
       </w:r>
     </w:p>
     <w:p>
@@ -9835,406 +10203,13 @@
         <w:widowControl/>
         <w:numPr>
           <w:ilvl w:val="0"/>
-          <w:numId w:val="7"/>
+          <w:numId w:val="5"/>
         </w:numPr>
         <w:spacing w:before="0" w:after="140"/>
         <w:rPr/>
       </w:pPr>
       <w:r>
         <w:rPr>
-          <w:rStyle w:val="Strong"/>
-          <w:rFonts w:ascii="Times New Roman" w:hAnsi="Times New Roman"/>
-          <w:b/>
-          <w:i w:val="false"/>
-          <w:caps w:val="false"/>
-          <w:smallCaps w:val="false"/>
-          <w:color w:val="1F2328"/>
-          <w:spacing w:val="0"/>
-          <w:sz w:val="28"/>
-          <w:szCs w:val="28"/>
-        </w:rPr>
-        <w:t>testMultipleInsertDelete</w:t>
-      </w:r>
-      <w:r>
-        <w:rPr>
-          <w:rFonts w:ascii="Times New Roman" w:hAnsi="Times New Roman"/>
-          <w:b w:val="false"/>
-          <w:i w:val="false"/>
-          <w:caps w:val="false"/>
-          <w:smallCaps w:val="false"/>
-          <w:color w:val="1F2328"/>
-          <w:spacing w:val="0"/>
-          <w:sz w:val="28"/>
-          <w:szCs w:val="28"/>
-        </w:rPr>
-        <w:t>: 100 вставок, 50 удалений — проверка целостности.</w:t>
-      </w:r>
-    </w:p>
-    <w:p>
-      <w:pPr>
-        <w:pStyle w:val="Heading4"/>
-        <w:widowControl/>
-        <w:pBdr/>
-        <w:spacing w:lineRule="auto" w:line="300" w:before="0" w:after="0"/>
-        <w:ind w:hanging="0" w:start="0" w:end="0"/>
-        <w:rPr>
-          <w:rFonts w:ascii="Times New Roman" w:hAnsi="Times New Roman"/>
-          <w:b w:val="false"/>
-          <w:i w:val="false"/>
-          <w:caps w:val="false"/>
-          <w:smallCaps w:val="false"/>
-          <w:color w:val="1F2328"/>
-          <w:spacing w:val="0"/>
-          <w:sz w:val="28"/>
-          <w:szCs w:val="28"/>
-        </w:rPr>
-      </w:pPr>
-      <w:r>
-        <w:rPr>
-          <w:rFonts w:ascii="Times New Roman" w:hAnsi="Times New Roman"/>
-          <w:b w:val="false"/>
-          <w:i w:val="false"/>
-          <w:caps w:val="false"/>
-          <w:smallCaps w:val="false"/>
-          <w:color w:val="1F2328"/>
-          <w:spacing w:val="0"/>
-          <w:sz w:val="28"/>
-          <w:szCs w:val="28"/>
-        </w:rPr>
-        <w:t>Класс: ComplexTraceTest (комплексные сценарии)</w:t>
-      </w:r>
-    </w:p>
-    <w:p>
-      <w:pPr>
-        <w:pStyle w:val="BodyText"/>
-        <w:widowControl/>
-        <w:numPr>
-          <w:ilvl w:val="0"/>
-          <w:numId w:val="8"/>
-        </w:numPr>
-        <w:spacing w:before="0" w:after="140"/>
-        <w:rPr/>
-      </w:pPr>
-      <w:r>
-        <w:rPr>
-          <w:rStyle w:val="Strong"/>
-          <w:rFonts w:ascii="Times New Roman" w:hAnsi="Times New Roman"/>
-          <w:b/>
-          <w:i w:val="false"/>
-          <w:caps w:val="false"/>
-          <w:smallCaps w:val="false"/>
-          <w:color w:val="1F2328"/>
-          <w:spacing w:val="0"/>
-          <w:sz w:val="28"/>
-          <w:szCs w:val="28"/>
-        </w:rPr>
-        <w:t>testFullLifecycleTrace</w:t>
-      </w:r>
-      <w:r>
-        <w:rPr>
-          <w:rFonts w:ascii="Times New Roman" w:hAnsi="Times New Roman"/>
-          <w:b w:val="false"/>
-          <w:i w:val="false"/>
-          <w:caps w:val="false"/>
-          <w:smallCaps w:val="false"/>
-          <w:color w:val="1F2328"/>
-          <w:spacing w:val="0"/>
-          <w:sz w:val="28"/>
-          <w:szCs w:val="28"/>
-        </w:rPr>
-        <w:t>: Полный жизненный цикл элемента: вставка → поиск → обновление → удаление → поиск удалённого. Для каждого шага проверяется эталонная последовательность характерных точек.</w:t>
-      </w:r>
-    </w:p>
-    <w:p>
-      <w:pPr>
-        <w:pStyle w:val="BodyText"/>
-        <w:widowControl/>
-        <w:numPr>
-          <w:ilvl w:val="0"/>
-          <w:numId w:val="8"/>
-        </w:numPr>
-        <w:spacing w:before="0" w:after="140"/>
-        <w:rPr/>
-      </w:pPr>
-      <w:r>
-        <w:rPr>
-          <w:rStyle w:val="Strong"/>
-          <w:rFonts w:ascii="Times New Roman" w:hAnsi="Times New Roman"/>
-          <w:b/>
-          <w:i w:val="false"/>
-          <w:caps w:val="false"/>
-          <w:smallCaps w:val="false"/>
-          <w:color w:val="1F2328"/>
-          <w:spacing w:val="0"/>
-          <w:sz w:val="28"/>
-          <w:szCs w:val="28"/>
-        </w:rPr>
-        <w:t>testChainSearchTrace</w:t>
-      </w:r>
-      <w:r>
-        <w:rPr>
-          <w:rFonts w:ascii="Times New Roman" w:hAnsi="Times New Roman"/>
-          <w:b w:val="false"/>
-          <w:i w:val="false"/>
-          <w:caps w:val="false"/>
-          <w:smallCaps w:val="false"/>
-          <w:color w:val="1F2328"/>
-          <w:spacing w:val="0"/>
-          <w:sz w:val="28"/>
-          <w:szCs w:val="28"/>
-        </w:rPr>
-        <w:t>: Цепочка из 3 элементов — поиск существующего и несуществующего ключа с проверкой трассировки.</w:t>
-      </w:r>
-    </w:p>
-    <w:p>
-      <w:pPr>
-        <w:pStyle w:val="BodyText"/>
-        <w:widowControl/>
-        <w:spacing w:before="0" w:after="140"/>
-        <w:ind w:hanging="0" w:start="0" w:end="0"/>
-        <w:rPr>
-          <w:rFonts w:ascii="Times New Roman" w:hAnsi="Times New Roman"/>
-          <w:b w:val="false"/>
-          <w:i w:val="false"/>
-          <w:caps w:val="false"/>
-          <w:smallCaps w:val="false"/>
-          <w:color w:val="1F2328"/>
-          <w:spacing w:val="0"/>
-          <w:sz w:val="28"/>
-          <w:szCs w:val="28"/>
-        </w:rPr>
-      </w:pPr>
-      <w:r>
-        <w:rPr/>
-      </w:r>
-    </w:p>
-    <w:p>
-      <w:pPr>
-        <w:pStyle w:val="Heading3"/>
-        <w:widowControl/>
-        <w:pBdr/>
-        <w:spacing w:lineRule="auto" w:line="300" w:before="0" w:after="0"/>
-        <w:ind w:hanging="0" w:start="0" w:end="0"/>
-        <w:rPr>
-          <w:rFonts w:ascii="Times New Roman" w:hAnsi="Times New Roman"/>
-          <w:b/>
-          <w:bCs/>
-          <w:i w:val="false"/>
-          <w:caps w:val="false"/>
-          <w:smallCaps w:val="false"/>
-          <w:color w:val="1F2328"/>
-          <w:spacing w:val="0"/>
-          <w:sz w:val="28"/>
-          <w:szCs w:val="28"/>
-        </w:rPr>
-      </w:pPr>
-      <w:r>
-        <w:rPr>
-          <w:rFonts w:ascii="Times New Roman" w:hAnsi="Times New Roman"/>
-          <w:b/>
-          <w:bCs/>
-          <w:i w:val="false"/>
-          <w:caps w:val="false"/>
-          <w:smallCaps w:val="false"/>
-          <w:color w:val="1F2328"/>
-          <w:spacing w:val="0"/>
-          <w:sz w:val="28"/>
-          <w:szCs w:val="28"/>
-        </w:rPr>
-        <w:t>Результаты</w:t>
-      </w:r>
-    </w:p>
-    <w:p>
-      <w:pPr>
-        <w:pStyle w:val="BodyText"/>
-        <w:widowControl/>
-        <w:pBdr/>
-        <w:spacing w:before="0" w:after="0"/>
-        <w:ind w:hanging="0" w:start="0" w:end="0"/>
-        <w:rPr>
-          <w:rFonts w:ascii="Times New Roman" w:hAnsi="Times New Roman"/>
-          <w:b w:val="false"/>
-          <w:i w:val="false"/>
-          <w:caps w:val="false"/>
-          <w:smallCaps w:val="false"/>
-          <w:color w:val="1F2328"/>
-          <w:spacing w:val="0"/>
-          <w:sz w:val="28"/>
-          <w:szCs w:val="28"/>
-        </w:rPr>
-      </w:pPr>
-      <w:r>
-        <w:rPr>
-          <w:rFonts w:ascii="Times New Roman" w:hAnsi="Times New Roman"/>
-          <w:b w:val="false"/>
-          <w:i w:val="false"/>
-          <w:caps w:val="false"/>
-          <w:smallCaps w:val="false"/>
-          <w:color w:val="1F2328"/>
-          <w:spacing w:val="0"/>
-          <w:sz w:val="28"/>
-          <w:szCs w:val="28"/>
-        </w:rPr>
-        <w:t>Как мы можем видеть, все тесты проходят успешно. Реализация хеш-таблицы корректна:</w:t>
-      </w:r>
-    </w:p>
-    <w:p>
-      <w:pPr>
-        <w:pStyle w:val="BodyText"/>
-        <w:widowControl/>
-        <w:numPr>
-          <w:ilvl w:val="0"/>
-          <w:numId w:val="6"/>
-        </w:numPr>
-        <w:spacing w:before="0" w:after="140"/>
-        <w:rPr>
-          <w:rFonts w:ascii="Times New Roman" w:hAnsi="Times New Roman"/>
-          <w:b w:val="false"/>
-          <w:i w:val="false"/>
-          <w:caps w:val="false"/>
-          <w:smallCaps w:val="false"/>
-          <w:color w:val="1F2328"/>
-          <w:spacing w:val="0"/>
-          <w:sz w:val="28"/>
-          <w:szCs w:val="28"/>
-        </w:rPr>
-      </w:pPr>
-      <w:r>
-        <w:rPr>
-          <w:rFonts w:ascii="Times New Roman" w:hAnsi="Times New Roman"/>
-          <w:b w:val="false"/>
-          <w:i w:val="false"/>
-          <w:caps w:val="false"/>
-          <w:smallCaps w:val="false"/>
-          <w:color w:val="1F2328"/>
-          <w:spacing w:val="0"/>
-          <w:sz w:val="28"/>
-          <w:szCs w:val="28"/>
-        </w:rPr>
-        <w:t>Все операции (insert, search, delete) работают правильно.</w:t>
-      </w:r>
-    </w:p>
-    <w:p>
-      <w:pPr>
-        <w:pStyle w:val="BodyText"/>
-        <w:widowControl/>
-        <w:numPr>
-          <w:ilvl w:val="0"/>
-          <w:numId w:val="6"/>
-        </w:numPr>
-        <w:spacing w:before="0" w:after="140"/>
-        <w:rPr>
-          <w:rFonts w:ascii="Times New Roman" w:hAnsi="Times New Roman"/>
-          <w:b w:val="false"/>
-          <w:i w:val="false"/>
-          <w:caps w:val="false"/>
-          <w:smallCaps w:val="false"/>
-          <w:color w:val="1F2328"/>
-          <w:spacing w:val="0"/>
-          <w:sz w:val="28"/>
-          <w:szCs w:val="28"/>
-        </w:rPr>
-      </w:pPr>
-      <w:r>
-        <w:rPr>
-          <w:rFonts w:ascii="Times New Roman" w:hAnsi="Times New Roman"/>
-          <w:b w:val="false"/>
-          <w:i w:val="false"/>
-          <w:caps w:val="false"/>
-          <w:smallCaps w:val="false"/>
-          <w:color w:val="1F2328"/>
-          <w:spacing w:val="0"/>
-          <w:sz w:val="28"/>
-          <w:szCs w:val="28"/>
-        </w:rPr>
-        <w:t>Коллизии разрешаются корректно через цепочки.</w:t>
-      </w:r>
-    </w:p>
-    <w:p>
-      <w:pPr>
-        <w:pStyle w:val="BodyText"/>
-        <w:widowControl/>
-        <w:numPr>
-          <w:ilvl w:val="0"/>
-          <w:numId w:val="6"/>
-        </w:numPr>
-        <w:spacing w:before="0" w:after="140"/>
-        <w:rPr>
-          <w:rFonts w:ascii="Times New Roman" w:hAnsi="Times New Roman"/>
-          <w:b w:val="false"/>
-          <w:i w:val="false"/>
-          <w:caps w:val="false"/>
-          <w:smallCaps w:val="false"/>
-          <w:color w:val="1F2328"/>
-          <w:spacing w:val="0"/>
-          <w:sz w:val="28"/>
-          <w:szCs w:val="28"/>
-        </w:rPr>
-      </w:pPr>
-      <w:r>
-        <w:rPr>
-          <w:rFonts w:ascii="Times New Roman" w:hAnsi="Times New Roman"/>
-          <w:b w:val="false"/>
-          <w:i w:val="false"/>
-          <w:caps w:val="false"/>
-          <w:smallCaps w:val="false"/>
-          <w:color w:val="1F2328"/>
-          <w:spacing w:val="0"/>
-          <w:sz w:val="28"/>
-          <w:szCs w:val="28"/>
-        </w:rPr>
-        <w:t>Последовательности прохождения характерных точек совпадают с эталонными.</w:t>
-      </w:r>
-    </w:p>
-    <w:p>
-      <w:pPr>
-        <w:pStyle w:val="BodyText"/>
-        <w:widowControl/>
-        <w:numPr>
-          <w:ilvl w:val="0"/>
-          <w:numId w:val="6"/>
-        </w:numPr>
-        <w:spacing w:before="0" w:after="140"/>
-        <w:rPr>
-          <w:rFonts w:ascii="Times New Roman" w:hAnsi="Times New Roman"/>
-          <w:b w:val="false"/>
-          <w:i w:val="false"/>
-          <w:caps w:val="false"/>
-          <w:smallCaps w:val="false"/>
-          <w:color w:val="1F2328"/>
-          <w:spacing w:val="0"/>
-          <w:sz w:val="28"/>
-          <w:szCs w:val="28"/>
-        </w:rPr>
-      </w:pPr>
-      <w:r>
-        <w:rPr>
-          <w:rFonts w:ascii="Times New Roman" w:hAnsi="Times New Roman"/>
-          <w:b w:val="false"/>
-          <w:i w:val="false"/>
-          <w:caps w:val="false"/>
-          <w:smallCaps w:val="false"/>
-          <w:color w:val="1F2328"/>
-          <w:spacing w:val="0"/>
-          <w:sz w:val="28"/>
-          <w:szCs w:val="28"/>
-        </w:rPr>
-        <w:t>Граничные случаи (ёмкость 1, отрицательные ключи, пустая таблица) обрабатываются корректно.</w:t>
-      </w:r>
-    </w:p>
-    <w:p>
-      <w:pPr>
-        <w:pStyle w:val="BodyText"/>
-        <w:widowControl/>
-        <w:numPr>
-          <w:ilvl w:val="0"/>
-          <w:numId w:val="6"/>
-        </w:numPr>
-        <w:spacing w:before="0" w:after="140"/>
-        <w:rPr/>
-      </w:pPr>
-      <w:r>
-        <w:rPr>
           <w:rFonts w:ascii="Times New Roman" w:hAnsi="Times New Roman"/>
           <w:b w:val="false"/>
           <w:i w:val="false"/>
@@ -10317,7 +10292,11 @@
         </w:rPr>
       </w:pPr>
       <w:r>
-        <w:rPr/>
+        <w:rPr>
+          <w:rFonts w:eastAsia="Times New Roman" w:cs="Times New Roman" w:ascii="Times New Roman" w:hAnsi="Times New Roman"/>
+          <w:sz w:val="28"/>
+          <w:szCs w:val="28"/>
+        </w:rPr>
       </w:r>
     </w:p>
     <w:p>
@@ -10399,7 +10378,11 @@
         </w:rPr>
       </w:pPr>
       <w:r>
-        <w:rPr/>
+        <w:rPr>
+          <w:rFonts w:eastAsia="Times New Roman" w:cs="Times New Roman" w:ascii="Times New Roman" w:hAnsi="Times New Roman"/>
+          <w:sz w:val="28"/>
+          <w:szCs w:val="28"/>
+        </w:rPr>
         <w:drawing>
           <wp:anchor behindDoc="0" distT="0" distB="0" distL="0" distR="0" simplePos="0" locked="0" layoutInCell="0" allowOverlap="1" relativeHeight="3">
             <wp:simplePos x="0" y="0"/>
@@ -10615,6 +10598,7 @@
           <w:b/>
           <w:bCs/>
           <w:i w:val="false"/>
+          <w:i w:val="false"/>
           <w:caps w:val="false"/>
           <w:smallCaps w:val="false"/>
           <w:color w:val="1F2328"/>
@@ -10643,12 +10627,12 @@
       <w:pPr>
         <w:pStyle w:val="BodyText"/>
         <w:widowControl/>
-        <w:pBdr/>
         <w:spacing w:before="0" w:after="0"/>
         <w:ind w:hanging="0" w:start="0" w:end="0"/>
         <w:rPr>
           <w:rFonts w:ascii="Times New Roman" w:hAnsi="Times New Roman"/>
           <w:b w:val="false"/>
+          <w:i w:val="false"/>
           <w:i w:val="false"/>
           <w:caps w:val="false"/>
           <w:smallCaps w:val="false"/>
@@ -10687,8 +10671,8 @@
         </w:tblCellMar>
       </w:tblPr>
       <w:tblGrid>
-        <w:gridCol w:w="1667"/>
-        <w:gridCol w:w="4267"/>
+        <w:gridCol w:w="1666"/>
+        <w:gridCol w:w="4268"/>
         <w:gridCol w:w="3420"/>
       </w:tblGrid>
       <w:tr>
@@ -10697,7 +10681,7 @@
         </w:trPr>
         <w:tc>
           <w:tcPr>
-            <w:tcW w:w="1667" w:type="dxa"/>
+            <w:tcW w:w="1666" w:type="dxa"/>
             <w:tcBorders>
               <w:top w:val="single" w:sz="2" w:space="0" w:color="D1D9E0"/>
               <w:start w:val="single" w:sz="2" w:space="0" w:color="D1D9E0"/>
@@ -10732,7 +10716,7 @@
         </w:tc>
         <w:tc>
           <w:tcPr>
-            <w:tcW w:w="4267" w:type="dxa"/>
+            <w:tcW w:w="4268" w:type="dxa"/>
             <w:tcBorders>
               <w:top w:val="single" w:sz="2" w:space="0" w:color="D1D9E0"/>
               <w:start w:val="single" w:sz="2" w:space="0" w:color="D1D9E0"/>
@@ -10805,7 +10789,7 @@
         <w:trPr/>
         <w:tc>
           <w:tcPr>
-            <w:tcW w:w="1667" w:type="dxa"/>
+            <w:tcW w:w="1666" w:type="dxa"/>
             <w:tcBorders>
               <w:top w:val="single" w:sz="2" w:space="0" w:color="D1D9E0"/>
               <w:start w:val="single" w:sz="2" w:space="0" w:color="D1D9E0"/>
@@ -10837,7 +10821,7 @@
         </w:tc>
         <w:tc>
           <w:tcPr>
-            <w:tcW w:w="4267" w:type="dxa"/>
+            <w:tcW w:w="4268" w:type="dxa"/>
             <w:tcBorders>
               <w:top w:val="single" w:sz="2" w:space="0" w:color="D1D9E0"/>
               <w:start w:val="single" w:sz="2" w:space="0" w:color="D1D9E0"/>
@@ -10906,7 +10890,7 @@
         <w:trPr/>
         <w:tc>
           <w:tcPr>
-            <w:tcW w:w="1667" w:type="dxa"/>
+            <w:tcW w:w="1666" w:type="dxa"/>
             <w:tcBorders>
               <w:top w:val="single" w:sz="2" w:space="0" w:color="D1D9E0"/>
               <w:start w:val="single" w:sz="2" w:space="0" w:color="D1D9E0"/>
@@ -10938,7 +10922,7 @@
         </w:tc>
         <w:tc>
           <w:tcPr>
-            <w:tcW w:w="4267" w:type="dxa"/>
+            <w:tcW w:w="4268" w:type="dxa"/>
             <w:tcBorders>
               <w:top w:val="single" w:sz="2" w:space="0" w:color="D1D9E0"/>
               <w:start w:val="single" w:sz="2" w:space="0" w:color="D1D9E0"/>
@@ -11007,7 +10991,7 @@
         <w:trPr/>
         <w:tc>
           <w:tcPr>
-            <w:tcW w:w="1667" w:type="dxa"/>
+            <w:tcW w:w="1666" w:type="dxa"/>
             <w:tcBorders>
               <w:top w:val="single" w:sz="2" w:space="0" w:color="D1D9E0"/>
               <w:start w:val="single" w:sz="2" w:space="0" w:color="D1D9E0"/>
@@ -11039,7 +11023,7 @@
         </w:tc>
         <w:tc>
           <w:tcPr>
-            <w:tcW w:w="4267" w:type="dxa"/>
+            <w:tcW w:w="4268" w:type="dxa"/>
             <w:tcBorders>
               <w:top w:val="single" w:sz="2" w:space="0" w:color="D1D9E0"/>
               <w:start w:val="single" w:sz="2" w:space="0" w:color="D1D9E0"/>
@@ -11108,7 +11092,7 @@
         <w:trPr/>
         <w:tc>
           <w:tcPr>
-            <w:tcW w:w="1667" w:type="dxa"/>
+            <w:tcW w:w="1666" w:type="dxa"/>
             <w:tcBorders>
               <w:top w:val="single" w:sz="2" w:space="0" w:color="D1D9E0"/>
               <w:start w:val="single" w:sz="2" w:space="0" w:color="D1D9E0"/>
@@ -11140,7 +11124,7 @@
         </w:tc>
         <w:tc>
           <w:tcPr>
-            <w:tcW w:w="4267" w:type="dxa"/>
+            <w:tcW w:w="4268" w:type="dxa"/>
             <w:tcBorders>
               <w:top w:val="single" w:sz="2" w:space="0" w:color="D1D9E0"/>
               <w:start w:val="single" w:sz="2" w:space="0" w:color="D1D9E0"/>
@@ -11209,7 +11193,7 @@
         <w:trPr/>
         <w:tc>
           <w:tcPr>
-            <w:tcW w:w="1667" w:type="dxa"/>
+            <w:tcW w:w="1666" w:type="dxa"/>
             <w:tcBorders>
               <w:top w:val="single" w:sz="2" w:space="0" w:color="D1D9E0"/>
               <w:start w:val="single" w:sz="2" w:space="0" w:color="D1D9E0"/>
@@ -11241,7 +11225,7 @@
         </w:tc>
         <w:tc>
           <w:tcPr>
-            <w:tcW w:w="4267" w:type="dxa"/>
+            <w:tcW w:w="4268" w:type="dxa"/>
             <w:tcBorders>
               <w:top w:val="single" w:sz="2" w:space="0" w:color="D1D9E0"/>
               <w:start w:val="single" w:sz="2" w:space="0" w:color="D1D9E0"/>
@@ -11310,7 +11294,7 @@
         <w:trPr/>
         <w:tc>
           <w:tcPr>
-            <w:tcW w:w="1667" w:type="dxa"/>
+            <w:tcW w:w="1666" w:type="dxa"/>
             <w:tcBorders>
               <w:top w:val="single" w:sz="2" w:space="0" w:color="D1D9E0"/>
               <w:start w:val="single" w:sz="2" w:space="0" w:color="D1D9E0"/>
@@ -11342,7 +11326,7 @@
         </w:tc>
         <w:tc>
           <w:tcPr>
-            <w:tcW w:w="4267" w:type="dxa"/>
+            <w:tcW w:w="4268" w:type="dxa"/>
             <w:tcBorders>
               <w:top w:val="single" w:sz="2" w:space="0" w:color="D1D9E0"/>
               <w:start w:val="single" w:sz="2" w:space="0" w:color="D1D9E0"/>
@@ -11411,7 +11395,7 @@
         <w:trPr/>
         <w:tc>
           <w:tcPr>
-            <w:tcW w:w="1667" w:type="dxa"/>
+            <w:tcW w:w="1666" w:type="dxa"/>
             <w:tcBorders>
               <w:top w:val="single" w:sz="2" w:space="0" w:color="D1D9E0"/>
               <w:start w:val="single" w:sz="2" w:space="0" w:color="D1D9E0"/>
@@ -11443,7 +11427,7 @@
         </w:tc>
         <w:tc>
           <w:tcPr>
-            <w:tcW w:w="4267" w:type="dxa"/>
+            <w:tcW w:w="4268" w:type="dxa"/>
             <w:tcBorders>
               <w:top w:val="single" w:sz="2" w:space="0" w:color="D1D9E0"/>
               <w:start w:val="single" w:sz="2" w:space="0" w:color="D1D9E0"/>
@@ -11512,7 +11496,7 @@
         <w:trPr/>
         <w:tc>
           <w:tcPr>
-            <w:tcW w:w="1667" w:type="dxa"/>
+            <w:tcW w:w="1666" w:type="dxa"/>
             <w:tcBorders>
               <w:top w:val="single" w:sz="2" w:space="0" w:color="D1D9E0"/>
               <w:start w:val="single" w:sz="2" w:space="0" w:color="D1D9E0"/>
@@ -11544,7 +11528,7 @@
         </w:tc>
         <w:tc>
           <w:tcPr>
-            <w:tcW w:w="4267" w:type="dxa"/>
+            <w:tcW w:w="4268" w:type="dxa"/>
             <w:tcBorders>
               <w:top w:val="single" w:sz="2" w:space="0" w:color="D1D9E0"/>
               <w:start w:val="single" w:sz="2" w:space="0" w:color="D1D9E0"/>
@@ -11613,7 +11597,7 @@
         <w:trPr/>
         <w:tc>
           <w:tcPr>
-            <w:tcW w:w="1667" w:type="dxa"/>
+            <w:tcW w:w="1666" w:type="dxa"/>
             <w:tcBorders>
               <w:top w:val="single" w:sz="2" w:space="0" w:color="D1D9E0"/>
               <w:start w:val="single" w:sz="2" w:space="0" w:color="D1D9E0"/>
@@ -11645,7 +11629,7 @@
         </w:tc>
         <w:tc>
           <w:tcPr>
-            <w:tcW w:w="4267" w:type="dxa"/>
+            <w:tcW w:w="4268" w:type="dxa"/>
             <w:tcBorders>
               <w:top w:val="single" w:sz="2" w:space="0" w:color="D1D9E0"/>
               <w:start w:val="single" w:sz="2" w:space="0" w:color="D1D9E0"/>
@@ -11714,7 +11698,7 @@
         <w:trPr/>
         <w:tc>
           <w:tcPr>
-            <w:tcW w:w="1667" w:type="dxa"/>
+            <w:tcW w:w="1666" w:type="dxa"/>
             <w:tcBorders>
               <w:top w:val="single" w:sz="2" w:space="0" w:color="D1D9E0"/>
               <w:start w:val="single" w:sz="2" w:space="0" w:color="D1D9E0"/>
@@ -11746,7 +11730,7 @@
         </w:tc>
         <w:tc>
           <w:tcPr>
-            <w:tcW w:w="4267" w:type="dxa"/>
+            <w:tcW w:w="4268" w:type="dxa"/>
             <w:tcBorders>
               <w:top w:val="single" w:sz="2" w:space="0" w:color="D1D9E0"/>
               <w:start w:val="single" w:sz="2" w:space="0" w:color="D1D9E0"/>
@@ -11840,13 +11824,13 @@
       <w:pPr>
         <w:pStyle w:val="Heading4"/>
         <w:widowControl/>
-        <w:pBdr/>
         <w:spacing w:lineRule="auto" w:line="300" w:before="0" w:after="0"/>
         <w:ind w:hanging="0" w:start="0" w:end="0"/>
         <w:rPr>
           <w:rFonts w:ascii="Times New Roman" w:hAnsi="Times New Roman"/>
           <w:b w:val="false"/>
           <w:i w:val="false"/>
+          <w:i w:val="false"/>
           <w:caps w:val="false"/>
           <w:smallCaps w:val="false"/>
           <w:color w:val="1F2328"/>
@@ -11868,6 +11852,204 @@
           <w:szCs w:val="28"/>
         </w:rPr>
         <w:t>Класс: PersonTest (Персонаж)</w:t>
+      </w:r>
+    </w:p>
+    <w:p>
+      <w:pPr>
+        <w:pStyle w:val="BodyText"/>
+        <w:widowControl/>
+        <w:numPr>
+          <w:ilvl w:val="0"/>
+          <w:numId w:val="17"/>
+        </w:numPr>
+        <w:spacing w:before="0" w:after="140"/>
+        <w:rPr/>
+      </w:pPr>
+      <w:r>
+        <w:rPr>
+          <w:rStyle w:val="Strong"/>
+          <w:rFonts w:ascii="Times New Roman" w:hAnsi="Times New Roman"/>
+          <w:b/>
+          <w:i w:val="false"/>
+          <w:caps w:val="false"/>
+          <w:smallCaps w:val="false"/>
+          <w:color w:val="1F2328"/>
+          <w:spacing w:val="0"/>
+          <w:sz w:val="28"/>
+          <w:szCs w:val="28"/>
+        </w:rPr>
+        <w:t>testCreation</w:t>
+      </w:r>
+      <w:r>
+        <w:rPr>
+          <w:rFonts w:ascii="Times New Roman" w:hAnsi="Times New Roman"/>
+          <w:b w:val="false"/>
+          <w:i w:val="false"/>
+          <w:caps w:val="false"/>
+          <w:smallCaps w:val="false"/>
+          <w:color w:val="1F2328"/>
+          <w:spacing w:val="0"/>
+          <w:sz w:val="28"/>
+          <w:szCs w:val="28"/>
+        </w:rPr>
+        <w:t>: Проверяет корректность создания объекта Person (имя и начальное состояние — фраза null).</w:t>
+      </w:r>
+    </w:p>
+    <w:p>
+      <w:pPr>
+        <w:pStyle w:val="BodyText"/>
+        <w:widowControl/>
+        <w:numPr>
+          <w:ilvl w:val="0"/>
+          <w:numId w:val="17"/>
+        </w:numPr>
+        <w:spacing w:before="0" w:after="140"/>
+        <w:rPr/>
+      </w:pPr>
+      <w:r>
+        <w:rPr>
+          <w:rStyle w:val="Strong"/>
+          <w:rFonts w:ascii="Times New Roman" w:hAnsi="Times New Roman"/>
+          <w:b/>
+          <w:i w:val="false"/>
+          <w:caps w:val="false"/>
+          <w:smallCaps w:val="false"/>
+          <w:color w:val="1F2328"/>
+          <w:spacing w:val="0"/>
+          <w:sz w:val="28"/>
+          <w:szCs w:val="28"/>
+        </w:rPr>
+        <w:t>testSayPhrase</w:t>
+      </w:r>
+      <w:r>
+        <w:rPr>
+          <w:rFonts w:ascii="Times New Roman" w:hAnsi="Times New Roman"/>
+          <w:b w:val="false"/>
+          <w:i w:val="false"/>
+          <w:caps w:val="false"/>
+          <w:smallCaps w:val="false"/>
+          <w:color w:val="1F2328"/>
+          <w:spacing w:val="0"/>
+          <w:sz w:val="28"/>
+          <w:szCs w:val="28"/>
+        </w:rPr>
+        <w:t>: Проверяет, что метод sayPhrase корректно создаёт объект Words с содержанием, ссылкой на автора и обновляет текущую фразу персонажа.</w:t>
+      </w:r>
+    </w:p>
+    <w:p>
+      <w:pPr>
+        <w:pStyle w:val="BodyText"/>
+        <w:widowControl/>
+        <w:numPr>
+          <w:ilvl w:val="0"/>
+          <w:numId w:val="17"/>
+        </w:numPr>
+        <w:spacing w:before="0" w:after="140"/>
+        <w:rPr/>
+      </w:pPr>
+      <w:r>
+        <w:rPr>
+          <w:rStyle w:val="Strong"/>
+          <w:rFonts w:ascii="Times New Roman" w:hAnsi="Times New Roman"/>
+          <w:b/>
+          <w:i w:val="false"/>
+          <w:caps w:val="false"/>
+          <w:smallCaps w:val="false"/>
+          <w:color w:val="1F2328"/>
+          <w:spacing w:val="0"/>
+          <w:sz w:val="28"/>
+          <w:szCs w:val="28"/>
+        </w:rPr>
+        <w:t>testDefaultLifeStyle</w:t>
+      </w:r>
+      <w:r>
+        <w:rPr>
+          <w:rFonts w:ascii="Times New Roman" w:hAnsi="Times New Roman"/>
+          <w:b w:val="false"/>
+          <w:i w:val="false"/>
+          <w:caps w:val="false"/>
+          <w:smallCaps w:val="false"/>
+          <w:color w:val="1F2328"/>
+          <w:spacing w:val="0"/>
+          <w:sz w:val="28"/>
+          <w:szCs w:val="28"/>
+        </w:rPr>
+        <w:t>: Проверяет, что у персонажа по умолчанию нормальный образ жизни (NORMAL).</w:t>
+      </w:r>
+    </w:p>
+    <w:p>
+      <w:pPr>
+        <w:pStyle w:val="BodyText"/>
+        <w:widowControl/>
+        <w:numPr>
+          <w:ilvl w:val="0"/>
+          <w:numId w:val="17"/>
+        </w:numPr>
+        <w:spacing w:before="0" w:after="140"/>
+        <w:rPr/>
+      </w:pPr>
+      <w:r>
+        <w:rPr>
+          <w:rStyle w:val="Strong"/>
+          <w:rFonts w:ascii="Times New Roman" w:hAnsi="Times New Roman"/>
+          <w:b/>
+          <w:i w:val="false"/>
+          <w:caps w:val="false"/>
+          <w:smallCaps w:val="false"/>
+          <w:color w:val="1F2328"/>
+          <w:spacing w:val="0"/>
+          <w:sz w:val="28"/>
+          <w:szCs w:val="28"/>
+        </w:rPr>
+        <w:t>testSetProblematicLifeStyle</w:t>
+      </w:r>
+      <w:r>
+        <w:rPr>
+          <w:rFonts w:ascii="Times New Roman" w:hAnsi="Times New Roman"/>
+          <w:b w:val="false"/>
+          <w:i w:val="false"/>
+          <w:caps w:val="false"/>
+          <w:smallCaps w:val="false"/>
+          <w:color w:val="1F2328"/>
+          <w:spacing w:val="0"/>
+          <w:sz w:val="28"/>
+          <w:szCs w:val="28"/>
+        </w:rPr>
+        <w:t>: Проверяет, что можно установить проблемный образ жизни и метод hasProblems возвращает true.</w:t>
+      </w:r>
+    </w:p>
+    <w:p>
+      <w:pPr>
+        <w:pStyle w:val="Heading4"/>
+        <w:widowControl/>
+        <w:spacing w:lineRule="auto" w:line="300" w:before="0" w:after="0"/>
+        <w:ind w:hanging="0" w:start="0" w:end="0"/>
+        <w:rPr>
+          <w:rFonts w:ascii="Times New Roman" w:hAnsi="Times New Roman"/>
+          <w:b w:val="false"/>
+          <w:i w:val="false"/>
+          <w:i w:val="false"/>
+          <w:caps w:val="false"/>
+          <w:smallCaps w:val="false"/>
+          <w:color w:val="1F2328"/>
+          <w:spacing w:val="0"/>
+          <w:sz w:val="28"/>
+          <w:szCs w:val="28"/>
+        </w:rPr>
+      </w:pPr>
+      <w:r>
+        <w:rPr>
+          <w:rFonts w:ascii="Times New Roman" w:hAnsi="Times New Roman"/>
+          <w:b w:val="false"/>
+          <w:i w:val="false"/>
+          <w:caps w:val="false"/>
+          <w:smallCaps w:val="false"/>
+          <w:color w:val="1F2328"/>
+          <w:spacing w:val="0"/>
+          <w:sz w:val="28"/>
+          <w:szCs w:val="28"/>
+        </w:rPr>
+        <w:t>Класс: LifeStyleTest (Образ жизни)</w:t>
       </w:r>
     </w:p>
     <w:p>
@@ -11894,21 +12076,21 @@
           <w:sz w:val="28"/>
           <w:szCs w:val="28"/>
         </w:rPr>
-        <w:t>testCreation</w:t>
-      </w:r>
-      <w:r>
-        <w:rPr>
-          <w:rFonts w:ascii="Times New Roman" w:hAnsi="Times New Roman"/>
-          <w:b w:val="false"/>
-          <w:i w:val="false"/>
-          <w:caps w:val="false"/>
-          <w:smallCaps w:val="false"/>
-          <w:color w:val="1F2328"/>
-          <w:spacing w:val="0"/>
-          <w:sz w:val="28"/>
-          <w:szCs w:val="28"/>
-        </w:rPr>
-        <w:t>: Проверяет корректность создания объекта Person (имя и начальное состояние — фраза null).</w:t>
+        <w:t>testNormalLifeStyle</w:t>
+      </w:r>
+      <w:r>
+        <w:rPr>
+          <w:rFonts w:ascii="Times New Roman" w:hAnsi="Times New Roman"/>
+          <w:b w:val="false"/>
+          <w:i w:val="false"/>
+          <w:caps w:val="false"/>
+          <w:smallCaps w:val="false"/>
+          <w:color w:val="1F2328"/>
+          <w:spacing w:val="0"/>
+          <w:sz w:val="28"/>
+          <w:szCs w:val="28"/>
+        </w:rPr>
+        <w:t>: Нормальный образ жизни — нет проблем, описание «обычный образ жизни».</w:t>
       </w:r>
     </w:p>
     <w:p>
@@ -11935,21 +12117,21 @@
           <w:sz w:val="28"/>
           <w:szCs w:val="28"/>
         </w:rPr>
-        <w:t>testSayPhrase</w:t>
-      </w:r>
-      <w:r>
-        <w:rPr>
-          <w:rFonts w:ascii="Times New Roman" w:hAnsi="Times New Roman"/>
-          <w:b w:val="false"/>
-          <w:i w:val="false"/>
-          <w:caps w:val="false"/>
-          <w:smallCaps w:val="false"/>
-          <w:color w:val="1F2328"/>
-          <w:spacing w:val="0"/>
-          <w:sz w:val="28"/>
-          <w:szCs w:val="28"/>
-        </w:rPr>
-        <w:t>: Проверяет, что метод sayPhrase корректно создаёт объект Words с содержанием, ссылкой на автора и обновляет текущую фразу персонажа.</w:t>
+        <w:t>testProblematicLifeStyle</w:t>
+      </w:r>
+      <w:r>
+        <w:rPr>
+          <w:rFonts w:ascii="Times New Roman" w:hAnsi="Times New Roman"/>
+          <w:b w:val="false"/>
+          <w:i w:val="false"/>
+          <w:caps w:val="false"/>
+          <w:smallCaps w:val="false"/>
+          <w:color w:val="1F2328"/>
+          <w:spacing w:val="0"/>
+          <w:sz w:val="28"/>
+          <w:szCs w:val="28"/>
+        </w:rPr>
+        <w:t>: Проблемный — есть проблемы, описание «большие проблемы с образом жизни».</w:t>
       </w:r>
     </w:p>
     <w:p>
@@ -11976,21 +12158,21 @@
           <w:sz w:val="28"/>
           <w:szCs w:val="28"/>
         </w:rPr>
-        <w:t>testDefaultLifeStyle</w:t>
-      </w:r>
-      <w:r>
-        <w:rPr>
-          <w:rFonts w:ascii="Times New Roman" w:hAnsi="Times New Roman"/>
-          <w:b w:val="false"/>
-          <w:i w:val="false"/>
-          <w:caps w:val="false"/>
-          <w:smallCaps w:val="false"/>
-          <w:color w:val="1F2328"/>
-          <w:spacing w:val="0"/>
-          <w:sz w:val="28"/>
-          <w:szCs w:val="28"/>
-        </w:rPr>
-        <w:t>: Проверяет, что у персонажа по умолчанию нормальный образ жизни (NORMAL).</w:t>
+        <w:t>testCriticalLifeStyle</w:t>
+      </w:r>
+      <w:r>
+        <w:rPr>
+          <w:rFonts w:ascii="Times New Roman" w:hAnsi="Times New Roman"/>
+          <w:b w:val="false"/>
+          <w:i w:val="false"/>
+          <w:caps w:val="false"/>
+          <w:smallCaps w:val="false"/>
+          <w:color w:val="1F2328"/>
+          <w:spacing w:val="0"/>
+          <w:sz w:val="28"/>
+          <w:szCs w:val="28"/>
+        </w:rPr>
+        <w:t>: Критический — есть проблемы.</w:t>
       </w:r>
     </w:p>
     <w:p>
@@ -12017,55 +12199,369 @@
           <w:sz w:val="28"/>
           <w:szCs w:val="28"/>
         </w:rPr>
-        <w:t>testSetProblematicLifeStyle</w:t>
-      </w:r>
-      <w:r>
-        <w:rPr>
-          <w:rFonts w:ascii="Times New Roman" w:hAnsi="Times New Roman"/>
-          <w:b w:val="false"/>
-          <w:i w:val="false"/>
-          <w:caps w:val="false"/>
-          <w:smallCaps w:val="false"/>
-          <w:color w:val="1F2328"/>
-          <w:spacing w:val="0"/>
-          <w:sz w:val="28"/>
-          <w:szCs w:val="28"/>
-        </w:rPr>
-        <w:t>: Проверяет, что можно установить проблемный образ жизни и метод hasProblems возвращает true.</w:t>
+        <w:t>testChangeQuality</w:t>
+      </w:r>
+      <w:r>
+        <w:rPr>
+          <w:rFonts w:ascii="Times New Roman" w:hAnsi="Times New Roman"/>
+          <w:b w:val="false"/>
+          <w:i w:val="false"/>
+          <w:caps w:val="false"/>
+          <w:smallCaps w:val="false"/>
+          <w:color w:val="1F2328"/>
+          <w:spacing w:val="0"/>
+          <w:sz w:val="28"/>
+          <w:szCs w:val="28"/>
+        </w:rPr>
+        <w:t>: Изменение качества образа жизни обновляет описание.</w:t>
       </w:r>
     </w:p>
     <w:p>
       <w:pPr>
         <w:pStyle w:val="Heading4"/>
         <w:widowControl/>
-        <w:pBdr/>
         <w:spacing w:lineRule="auto" w:line="300" w:before="0" w:after="0"/>
         <w:ind w:hanging="0" w:start="0" w:end="0"/>
         <w:rPr>
           <w:rFonts w:ascii="Times New Roman" w:hAnsi="Times New Roman"/>
           <w:b w:val="false"/>
           <w:i w:val="false"/>
-          <w:caps w:val="false"/>
-          <w:smallCaps w:val="false"/>
-          <w:color w:val="1F2328"/>
-          <w:spacing w:val="0"/>
-          <w:sz w:val="28"/>
-          <w:szCs w:val="28"/>
-        </w:rPr>
-      </w:pPr>
-      <w:r>
-        <w:rPr>
-          <w:rFonts w:ascii="Times New Roman" w:hAnsi="Times New Roman"/>
-          <w:b w:val="false"/>
-          <w:i w:val="false"/>
-          <w:caps w:val="false"/>
-          <w:smallCaps w:val="false"/>
-          <w:color w:val="1F2328"/>
-          <w:spacing w:val="0"/>
-          <w:sz w:val="28"/>
-          <w:szCs w:val="28"/>
-        </w:rPr>
-        <w:t>Класс: LifeStyleTest (Образ жизни)</w:t>
+          <w:i w:val="false"/>
+          <w:caps w:val="false"/>
+          <w:smallCaps w:val="false"/>
+          <w:color w:val="1F2328"/>
+          <w:spacing w:val="0"/>
+          <w:sz w:val="28"/>
+          <w:szCs w:val="28"/>
+        </w:rPr>
+      </w:pPr>
+      <w:r>
+        <w:rPr>
+          <w:rFonts w:ascii="Times New Roman" w:hAnsi="Times New Roman"/>
+          <w:b w:val="false"/>
+          <w:i w:val="false"/>
+          <w:caps w:val="false"/>
+          <w:smallCaps w:val="false"/>
+          <w:color w:val="1F2328"/>
+          <w:spacing w:val="0"/>
+          <w:sz w:val="28"/>
+          <w:szCs w:val="28"/>
+        </w:rPr>
+        <w:t>Класс: WordsTest (Произнесённые слова)</w:t>
+      </w:r>
+    </w:p>
+    <w:p>
+      <w:pPr>
+        <w:pStyle w:val="BodyText"/>
+        <w:widowControl/>
+        <w:numPr>
+          <w:ilvl w:val="0"/>
+          <w:numId w:val="18"/>
+        </w:numPr>
+        <w:spacing w:before="0" w:after="140"/>
+        <w:rPr/>
+      </w:pPr>
+      <w:r>
+        <w:rPr>
+          <w:rStyle w:val="Strong"/>
+          <w:rFonts w:ascii="Times New Roman" w:hAnsi="Times New Roman"/>
+          <w:b/>
+          <w:i w:val="false"/>
+          <w:caps w:val="false"/>
+          <w:smallCaps w:val="false"/>
+          <w:color w:val="1F2328"/>
+          <w:spacing w:val="0"/>
+          <w:sz w:val="28"/>
+          <w:szCs w:val="28"/>
+        </w:rPr>
+        <w:t>testCreation</w:t>
+      </w:r>
+      <w:r>
+        <w:rPr>
+          <w:rFonts w:ascii="Times New Roman" w:hAnsi="Times New Roman"/>
+          <w:b w:val="false"/>
+          <w:i w:val="false"/>
+          <w:caps w:val="false"/>
+          <w:smallCaps w:val="false"/>
+          <w:color w:val="1F2328"/>
+          <w:spacing w:val="0"/>
+          <w:sz w:val="28"/>
+          <w:szCs w:val="28"/>
+        </w:rPr>
+        <w:t>: Проверяет создание слов с содержанием и автором; по умолчанию не перенесены (isTransported=false, destination=null).</w:t>
+      </w:r>
+    </w:p>
+    <w:p>
+      <w:pPr>
+        <w:pStyle w:val="BodyText"/>
+        <w:widowControl/>
+        <w:numPr>
+          <w:ilvl w:val="0"/>
+          <w:numId w:val="18"/>
+        </w:numPr>
+        <w:spacing w:before="0" w:after="140"/>
+        <w:rPr/>
+      </w:pPr>
+      <w:r>
+        <w:rPr>
+          <w:rStyle w:val="Strong"/>
+          <w:rFonts w:ascii="Times New Roman" w:hAnsi="Times New Roman"/>
+          <w:b/>
+          <w:i w:val="false"/>
+          <w:caps w:val="false"/>
+          <w:smallCaps w:val="false"/>
+          <w:color w:val="1F2328"/>
+          <w:spacing w:val="0"/>
+          <w:sz w:val="28"/>
+          <w:szCs w:val="28"/>
+        </w:rPr>
+        <w:t>testTransport</w:t>
+      </w:r>
+      <w:r>
+        <w:rPr>
+          <w:rFonts w:ascii="Times New Roman" w:hAnsi="Times New Roman"/>
+          <w:b w:val="false"/>
+          <w:i w:val="false"/>
+          <w:caps w:val="false"/>
+          <w:smallCaps w:val="false"/>
+          <w:color w:val="1F2328"/>
+          <w:spacing w:val="0"/>
+          <w:sz w:val="28"/>
+          <w:szCs w:val="28"/>
+        </w:rPr>
+        <w:t>: Проверяет перенос слов в галактику — isTransported=true, destination равна указанной галактике.</w:t>
+      </w:r>
+    </w:p>
+    <w:p>
+      <w:pPr>
+        <w:pStyle w:val="Heading4"/>
+        <w:widowControl/>
+        <w:spacing w:lineRule="auto" w:line="300" w:before="0" w:after="0"/>
+        <w:ind w:hanging="0" w:start="0" w:end="0"/>
+        <w:rPr>
+          <w:rFonts w:ascii="Times New Roman" w:hAnsi="Times New Roman"/>
+          <w:b w:val="false"/>
+          <w:i w:val="false"/>
+          <w:i w:val="false"/>
+          <w:caps w:val="false"/>
+          <w:smallCaps w:val="false"/>
+          <w:color w:val="1F2328"/>
+          <w:spacing w:val="0"/>
+          <w:sz w:val="28"/>
+          <w:szCs w:val="28"/>
+        </w:rPr>
+      </w:pPr>
+      <w:r>
+        <w:rPr>
+          <w:rFonts w:ascii="Times New Roman" w:hAnsi="Times New Roman"/>
+          <w:b w:val="false"/>
+          <w:i w:val="false"/>
+          <w:caps w:val="false"/>
+          <w:smallCaps w:val="false"/>
+          <w:color w:val="1F2328"/>
+          <w:spacing w:val="0"/>
+          <w:sz w:val="28"/>
+          <w:szCs w:val="28"/>
+        </w:rPr>
+        <w:t>Класс: SpaceTimeFabricTest (Ткань пространства-времени)</w:t>
+      </w:r>
+    </w:p>
+    <w:p>
+      <w:pPr>
+        <w:pStyle w:val="BodyText"/>
+        <w:widowControl/>
+        <w:numPr>
+          <w:ilvl w:val="0"/>
+          <w:numId w:val="18"/>
+        </w:numPr>
+        <w:spacing w:before="0" w:after="140"/>
+        <w:rPr/>
+      </w:pPr>
+      <w:r>
+        <w:rPr>
+          <w:rStyle w:val="Strong"/>
+          <w:rFonts w:ascii="Times New Roman" w:hAnsi="Times New Roman"/>
+          <w:b/>
+          <w:i w:val="false"/>
+          <w:caps w:val="false"/>
+          <w:smallCaps w:val="false"/>
+          <w:color w:val="1F2328"/>
+          <w:spacing w:val="0"/>
+          <w:sz w:val="28"/>
+          <w:szCs w:val="28"/>
+        </w:rPr>
+        <w:t>testInitialState</w:t>
+      </w:r>
+      <w:r>
+        <w:rPr>
+          <w:rFonts w:ascii="Times New Roman" w:hAnsi="Times New Roman"/>
+          <w:b w:val="false"/>
+          <w:i w:val="false"/>
+          <w:caps w:val="false"/>
+          <w:smallCaps w:val="false"/>
+          <w:color w:val="1F2328"/>
+          <w:spacing w:val="0"/>
+          <w:sz w:val="28"/>
+          <w:szCs w:val="28"/>
+        </w:rPr>
+        <w:t>: Изначально нет дыр (hasOpenHole=false, getCurrentHole=null).</w:t>
+      </w:r>
+    </w:p>
+    <w:p>
+      <w:pPr>
+        <w:pStyle w:val="BodyText"/>
+        <w:widowControl/>
+        <w:numPr>
+          <w:ilvl w:val="0"/>
+          <w:numId w:val="18"/>
+        </w:numPr>
+        <w:spacing w:before="0" w:after="140"/>
+        <w:rPr/>
+      </w:pPr>
+      <w:r>
+        <w:rPr>
+          <w:rStyle w:val="Strong"/>
+          <w:rFonts w:ascii="Times New Roman" w:hAnsi="Times New Roman"/>
+          <w:b/>
+          <w:i w:val="false"/>
+          <w:caps w:val="false"/>
+          <w:smallCaps w:val="false"/>
+          <w:color w:val="1F2328"/>
+          <w:spacing w:val="0"/>
+          <w:sz w:val="28"/>
+          <w:szCs w:val="28"/>
+        </w:rPr>
+        <w:t>testOpenHole</w:t>
+      </w:r>
+      <w:r>
+        <w:rPr>
+          <w:rFonts w:ascii="Times New Roman" w:hAnsi="Times New Roman"/>
+          <w:b w:val="false"/>
+          <w:i w:val="false"/>
+          <w:caps w:val="false"/>
+          <w:smallCaps w:val="false"/>
+          <w:color w:val="1F2328"/>
+          <w:spacing w:val="0"/>
+          <w:sz w:val="28"/>
+          <w:szCs w:val="28"/>
+        </w:rPr>
+        <w:t>: Открытие случайной дыры — дыра не null, открыта, ведёт в указанную галактику.</w:t>
+      </w:r>
+    </w:p>
+    <w:p>
+      <w:pPr>
+        <w:pStyle w:val="BodyText"/>
+        <w:widowControl/>
+        <w:numPr>
+          <w:ilvl w:val="0"/>
+          <w:numId w:val="18"/>
+        </w:numPr>
+        <w:spacing w:before="0" w:after="140"/>
+        <w:rPr/>
+      </w:pPr>
+      <w:r>
+        <w:rPr>
+          <w:rStyle w:val="Strong"/>
+          <w:rFonts w:ascii="Times New Roman" w:hAnsi="Times New Roman"/>
+          <w:b/>
+          <w:i w:val="false"/>
+          <w:caps w:val="false"/>
+          <w:smallCaps w:val="false"/>
+          <w:color w:val="1F2328"/>
+          <w:spacing w:val="0"/>
+          <w:sz w:val="28"/>
+          <w:szCs w:val="28"/>
+        </w:rPr>
+        <w:t>testCloseHole</w:t>
+      </w:r>
+      <w:r>
+        <w:rPr>
+          <w:rFonts w:ascii="Times New Roman" w:hAnsi="Times New Roman"/>
+          <w:b w:val="false"/>
+          <w:i w:val="false"/>
+          <w:caps w:val="false"/>
+          <w:smallCaps w:val="false"/>
+          <w:color w:val="1F2328"/>
+          <w:spacing w:val="0"/>
+          <w:sz w:val="28"/>
+          <w:szCs w:val="28"/>
+        </w:rPr>
+        <w:t>: Закрытие дыры — hasOpenHole=false.</w:t>
+      </w:r>
+    </w:p>
+    <w:p>
+      <w:pPr>
+        <w:pStyle w:val="BodyText"/>
+        <w:widowControl/>
+        <w:numPr>
+          <w:ilvl w:val="0"/>
+          <w:numId w:val="18"/>
+        </w:numPr>
+        <w:spacing w:before="0" w:after="140"/>
+        <w:rPr/>
+      </w:pPr>
+      <w:r>
+        <w:rPr>
+          <w:rStyle w:val="Strong"/>
+          <w:rFonts w:ascii="Times New Roman" w:hAnsi="Times New Roman"/>
+          <w:b/>
+          <w:i w:val="false"/>
+          <w:caps w:val="false"/>
+          <w:smallCaps w:val="false"/>
+          <w:color w:val="1F2328"/>
+          <w:spacing w:val="0"/>
+          <w:sz w:val="28"/>
+          <w:szCs w:val="28"/>
+        </w:rPr>
+        <w:t>testCloseWhenNoHole</w:t>
+      </w:r>
+      <w:r>
+        <w:rPr>
+          <w:rFonts w:ascii="Times New Roman" w:hAnsi="Times New Roman"/>
+          <w:b w:val="false"/>
+          <w:i w:val="false"/>
+          <w:caps w:val="false"/>
+          <w:smallCaps w:val="false"/>
+          <w:color w:val="1F2328"/>
+          <w:spacing w:val="0"/>
+          <w:sz w:val="28"/>
+          <w:szCs w:val="28"/>
+        </w:rPr>
+        <w:t>: Закрытие при отсутствии дыры не вызывает исключение.</w:t>
+      </w:r>
+    </w:p>
+    <w:p>
+      <w:pPr>
+        <w:pStyle w:val="Heading4"/>
+        <w:widowControl/>
+        <w:spacing w:lineRule="auto" w:line="300" w:before="0" w:after="0"/>
+        <w:ind w:hanging="0" w:start="0" w:end="0"/>
+        <w:rPr>
+          <w:rFonts w:ascii="Times New Roman" w:hAnsi="Times New Roman"/>
+          <w:b w:val="false"/>
+          <w:i w:val="false"/>
+          <w:i w:val="false"/>
+          <w:caps w:val="false"/>
+          <w:smallCaps w:val="false"/>
+          <w:color w:val="1F2328"/>
+          <w:spacing w:val="0"/>
+          <w:sz w:val="28"/>
+          <w:szCs w:val="28"/>
+        </w:rPr>
+      </w:pPr>
+      <w:r>
+        <w:rPr>
+          <w:rFonts w:ascii="Times New Roman" w:hAnsi="Times New Roman"/>
+          <w:b w:val="false"/>
+          <w:i w:val="false"/>
+          <w:caps w:val="false"/>
+          <w:smallCaps w:val="false"/>
+          <w:color w:val="1F2328"/>
+          <w:spacing w:val="0"/>
+          <w:sz w:val="28"/>
+          <w:szCs w:val="28"/>
+        </w:rPr>
+        <w:t>Класс: SpaceTimeHoleTest (Дыра в пространстве-времени)</w:t>
       </w:r>
     </w:p>
     <w:p>
@@ -12092,21 +12588,21 @@
           <w:sz w:val="28"/>
           <w:szCs w:val="28"/>
         </w:rPr>
-        <w:t>testNormalLifeStyle</w:t>
-      </w:r>
-      <w:r>
-        <w:rPr>
-          <w:rFonts w:ascii="Times New Roman" w:hAnsi="Times New Roman"/>
-          <w:b w:val="false"/>
-          <w:i w:val="false"/>
-          <w:caps w:val="false"/>
-          <w:smallCaps w:val="false"/>
-          <w:color w:val="1F2328"/>
-          <w:spacing w:val="0"/>
-          <w:sz w:val="28"/>
-          <w:szCs w:val="28"/>
-        </w:rPr>
-        <w:t>: Нормальный образ жизни — нет проблем, описание «обычный образ жизни».</w:t>
+        <w:t>testCreation</w:t>
+      </w:r>
+      <w:r>
+        <w:rPr>
+          <w:rFonts w:ascii="Times New Roman" w:hAnsi="Times New Roman"/>
+          <w:b w:val="false"/>
+          <w:i w:val="false"/>
+          <w:caps w:val="false"/>
+          <w:smallCaps w:val="false"/>
+          <w:color w:val="1F2328"/>
+          <w:spacing w:val="0"/>
+          <w:sz w:val="28"/>
+          <w:szCs w:val="28"/>
+        </w:rPr>
+        <w:t>: Создание открытой дыры с указанной галактикой назначения.</w:t>
       </w:r>
     </w:p>
     <w:p>
@@ -12133,21 +12629,21 @@
           <w:sz w:val="28"/>
           <w:szCs w:val="28"/>
         </w:rPr>
-        <w:t>testProblematicLifeStyle</w:t>
-      </w:r>
-      <w:r>
-        <w:rPr>
-          <w:rFonts w:ascii="Times New Roman" w:hAnsi="Times New Roman"/>
-          <w:b w:val="false"/>
-          <w:i w:val="false"/>
-          <w:caps w:val="false"/>
-          <w:smallCaps w:val="false"/>
-          <w:color w:val="1F2328"/>
-          <w:spacing w:val="0"/>
-          <w:sz w:val="28"/>
-          <w:szCs w:val="28"/>
-        </w:rPr>
-        <w:t>: Проблемный — есть проблемы, описание «большие проблемы с образом жизни».</w:t>
+        <w:t>testTransportWords</w:t>
+      </w:r>
+      <w:r>
+        <w:rPr>
+          <w:rFonts w:ascii="Times New Roman" w:hAnsi="Times New Roman"/>
+          <w:b w:val="false"/>
+          <w:i w:val="false"/>
+          <w:caps w:val="false"/>
+          <w:smallCaps w:val="false"/>
+          <w:color w:val="1F2328"/>
+          <w:spacing w:val="0"/>
+          <w:sz w:val="28"/>
+          <w:szCs w:val="28"/>
+        </w:rPr>
+        <w:t>: Перенос слов через дыру — слова помечаются как перенесённые, destination = галактика.</w:t>
       </w:r>
     </w:p>
     <w:p>
@@ -12174,21 +12670,21 @@
           <w:sz w:val="28"/>
           <w:szCs w:val="28"/>
         </w:rPr>
-        <w:t>testCriticalLifeStyle</w:t>
-      </w:r>
-      <w:r>
-        <w:rPr>
-          <w:rFonts w:ascii="Times New Roman" w:hAnsi="Times New Roman"/>
-          <w:b w:val="false"/>
-          <w:i w:val="false"/>
-          <w:caps w:val="false"/>
-          <w:smallCaps w:val="false"/>
-          <w:color w:val="1F2328"/>
-          <w:spacing w:val="0"/>
-          <w:sz w:val="28"/>
-          <w:szCs w:val="28"/>
-        </w:rPr>
-        <w:t>: Критический — есть проблемы.</w:t>
+        <w:t>testTransportThroughClosedHole</w:t>
+      </w:r>
+      <w:r>
+        <w:rPr>
+          <w:rFonts w:ascii="Times New Roman" w:hAnsi="Times New Roman"/>
+          <w:b w:val="false"/>
+          <w:i w:val="false"/>
+          <w:caps w:val="false"/>
+          <w:smallCaps w:val="false"/>
+          <w:color w:val="1F2328"/>
+          <w:spacing w:val="0"/>
+          <w:sz w:val="28"/>
+          <w:szCs w:val="28"/>
+        </w:rPr>
+        <w:t>: Попытка переноса через закрытую дыру → IllegalStateException.</w:t>
       </w:r>
     </w:p>
     <w:p>
@@ -12215,55 +12711,55 @@
           <w:sz w:val="28"/>
           <w:szCs w:val="28"/>
         </w:rPr>
-        <w:t>testChangeQuality</w:t>
-      </w:r>
-      <w:r>
-        <w:rPr>
-          <w:rFonts w:ascii="Times New Roman" w:hAnsi="Times New Roman"/>
-          <w:b w:val="false"/>
-          <w:i w:val="false"/>
-          <w:caps w:val="false"/>
-          <w:smallCaps w:val="false"/>
-          <w:color w:val="1F2328"/>
-          <w:spacing w:val="0"/>
-          <w:sz w:val="28"/>
-          <w:szCs w:val="28"/>
-        </w:rPr>
-        <w:t>: Изменение качества образа жизни обновляет описание.</w:t>
+        <w:t>testClose</w:t>
+      </w:r>
+      <w:r>
+        <w:rPr>
+          <w:rFonts w:ascii="Times New Roman" w:hAnsi="Times New Roman"/>
+          <w:b w:val="false"/>
+          <w:i w:val="false"/>
+          <w:caps w:val="false"/>
+          <w:smallCaps w:val="false"/>
+          <w:color w:val="1F2328"/>
+          <w:spacing w:val="0"/>
+          <w:sz w:val="28"/>
+          <w:szCs w:val="28"/>
+        </w:rPr>
+        <w:t>: Закрытие дыры — isOpen=false.</w:t>
       </w:r>
     </w:p>
     <w:p>
       <w:pPr>
         <w:pStyle w:val="Heading4"/>
         <w:widowControl/>
-        <w:pBdr/>
         <w:spacing w:lineRule="auto" w:line="300" w:before="0" w:after="0"/>
         <w:ind w:hanging="0" w:start="0" w:end="0"/>
         <w:rPr>
           <w:rFonts w:ascii="Times New Roman" w:hAnsi="Times New Roman"/>
           <w:b w:val="false"/>
           <w:i w:val="false"/>
-          <w:caps w:val="false"/>
-          <w:smallCaps w:val="false"/>
-          <w:color w:val="1F2328"/>
-          <w:spacing w:val="0"/>
-          <w:sz w:val="28"/>
-          <w:szCs w:val="28"/>
-        </w:rPr>
-      </w:pPr>
-      <w:r>
-        <w:rPr>
-          <w:rFonts w:ascii="Times New Roman" w:hAnsi="Times New Roman"/>
-          <w:b w:val="false"/>
-          <w:i w:val="false"/>
-          <w:caps w:val="false"/>
-          <w:smallCaps w:val="false"/>
-          <w:color w:val="1F2328"/>
-          <w:spacing w:val="0"/>
-          <w:sz w:val="28"/>
-          <w:szCs w:val="28"/>
-        </w:rPr>
-        <w:t>Класс: WordsTest (Произнесённые слова)</w:t>
+          <w:i w:val="false"/>
+          <w:caps w:val="false"/>
+          <w:smallCaps w:val="false"/>
+          <w:color w:val="1F2328"/>
+          <w:spacing w:val="0"/>
+          <w:sz w:val="28"/>
+          <w:szCs w:val="28"/>
+        </w:rPr>
+      </w:pPr>
+      <w:r>
+        <w:rPr>
+          <w:rFonts w:ascii="Times New Roman" w:hAnsi="Times New Roman"/>
+          <w:b w:val="false"/>
+          <w:i w:val="false"/>
+          <w:caps w:val="false"/>
+          <w:smallCaps w:val="false"/>
+          <w:color w:val="1F2328"/>
+          <w:spacing w:val="0"/>
+          <w:sz w:val="28"/>
+          <w:szCs w:val="28"/>
+        </w:rPr>
+        <w:t>Класс: GalaxyTest (Далёкая галактика)</w:t>
       </w:r>
     </w:p>
     <w:p>
@@ -12304,7 +12800,7 @@
           <w:sz w:val="28"/>
           <w:szCs w:val="28"/>
         </w:rPr>
-        <w:t>: Проверяет создание слов с содержанием и автором; по умолчанию не перенесены (isTransported=false, destination=null).</w:t>
+        <w:t>: Создание далёкой галактики — имя, isDistant=true, нет существ.</w:t>
       </w:r>
     </w:p>
     <w:p>
@@ -12331,55 +12827,21 @@
           <w:sz w:val="28"/>
           <w:szCs w:val="28"/>
         </w:rPr>
-        <w:t>testTransport</w:t>
-      </w:r>
-      <w:r>
-        <w:rPr>
-          <w:rFonts w:ascii="Times New Roman" w:hAnsi="Times New Roman"/>
-          <w:b w:val="false"/>
-          <w:i w:val="false"/>
-          <w:caps w:val="false"/>
-          <w:smallCaps w:val="false"/>
-          <w:color w:val="1F2328"/>
-          <w:spacing w:val="0"/>
-          <w:sz w:val="28"/>
-          <w:szCs w:val="28"/>
-        </w:rPr>
-        <w:t>: Проверяет перенос слов в галактику — isTransported=true, destination равна указанной галактике.</w:t>
-      </w:r>
-    </w:p>
-    <w:p>
-      <w:pPr>
-        <w:pStyle w:val="Heading4"/>
-        <w:widowControl/>
-        <w:pBdr/>
-        <w:spacing w:lineRule="auto" w:line="300" w:before="0" w:after="0"/>
-        <w:ind w:hanging="0" w:start="0" w:end="0"/>
-        <w:rPr>
-          <w:rFonts w:ascii="Times New Roman" w:hAnsi="Times New Roman"/>
-          <w:b w:val="false"/>
-          <w:i w:val="false"/>
-          <w:caps w:val="false"/>
-          <w:smallCaps w:val="false"/>
-          <w:color w:val="1F2328"/>
-          <w:spacing w:val="0"/>
-          <w:sz w:val="28"/>
-          <w:szCs w:val="28"/>
-        </w:rPr>
-      </w:pPr>
-      <w:r>
-        <w:rPr>
-          <w:rFonts w:ascii="Times New Roman" w:hAnsi="Times New Roman"/>
-          <w:b w:val="false"/>
-          <w:i w:val="false"/>
-          <w:caps w:val="false"/>
-          <w:smallCaps w:val="false"/>
-          <w:color w:val="1F2328"/>
-          <w:spacing w:val="0"/>
-          <w:sz w:val="28"/>
-          <w:szCs w:val="28"/>
-        </w:rPr>
-        <w:t>Класс: SpaceTimeFabricTest (Ткань пространства-времени)</w:t>
+        <w:t>testAddInhabitants</w:t>
+      </w:r>
+      <w:r>
+        <w:rPr>
+          <w:rFonts w:ascii="Times New Roman" w:hAnsi="Times New Roman"/>
+          <w:b w:val="false"/>
+          <w:i w:val="false"/>
+          <w:caps w:val="false"/>
+          <w:smallCaps w:val="false"/>
+          <w:color w:val="1F2328"/>
+          <w:spacing w:val="0"/>
+          <w:sz w:val="28"/>
+          <w:szCs w:val="28"/>
+        </w:rPr>
+        <w:t>: Добавление воинственных существ — hasWarlikeCreatures=true, размер списка = 1.</w:t>
       </w:r>
     </w:p>
     <w:p>
@@ -12406,21 +12868,21 @@
           <w:sz w:val="28"/>
           <w:szCs w:val="28"/>
         </w:rPr>
-        <w:t>testInitialState</w:t>
-      </w:r>
-      <w:r>
-        <w:rPr>
-          <w:rFonts w:ascii="Times New Roman" w:hAnsi="Times New Roman"/>
-          <w:b w:val="false"/>
-          <w:i w:val="false"/>
-          <w:caps w:val="false"/>
-          <w:smallCaps w:val="false"/>
-          <w:color w:val="1F2328"/>
-          <w:spacing w:val="0"/>
-          <w:sz w:val="28"/>
-          <w:szCs w:val="28"/>
-        </w:rPr>
-        <w:t>: Изначально нет дыр (hasOpenHole=false, getCurrentHole=null).</w:t>
+        <w:t>testOnBrinkOfWar</w:t>
+      </w:r>
+      <w:r>
+        <w:rPr>
+          <w:rFonts w:ascii="Times New Roman" w:hAnsi="Times New Roman"/>
+          <w:b w:val="false"/>
+          <w:i w:val="false"/>
+          <w:caps w:val="false"/>
+          <w:smallCaps w:val="false"/>
+          <w:color w:val="1F2328"/>
+          <w:spacing w:val="0"/>
+          <w:sz w:val="28"/>
+          <w:szCs w:val="28"/>
+        </w:rPr>
+        <w:t>: Галактика на грани войны (война не начата) — isOnBrinkOfWar=true.</w:t>
       </w:r>
     </w:p>
     <w:p>
@@ -12447,21 +12909,21 @@
           <w:sz w:val="28"/>
           <w:szCs w:val="28"/>
         </w:rPr>
-        <w:t>testOpenHole</w:t>
-      </w:r>
-      <w:r>
-        <w:rPr>
-          <w:rFonts w:ascii="Times New Roman" w:hAnsi="Times New Roman"/>
-          <w:b w:val="false"/>
-          <w:i w:val="false"/>
-          <w:caps w:val="false"/>
-          <w:smallCaps w:val="false"/>
-          <w:color w:val="1F2328"/>
-          <w:spacing w:val="0"/>
-          <w:sz w:val="28"/>
-          <w:szCs w:val="28"/>
-        </w:rPr>
-        <w:t>: Открытие случайной дыры — дыра не null, открыта, ведёт в указанную галактику.</w:t>
+        <w:t>testNotOnBrinkOfWarWhenStarted</w:t>
+      </w:r>
+      <w:r>
+        <w:rPr>
+          <w:rFonts w:ascii="Times New Roman" w:hAnsi="Times New Roman"/>
+          <w:b w:val="false"/>
+          <w:i w:val="false"/>
+          <w:caps w:val="false"/>
+          <w:smallCaps w:val="false"/>
+          <w:color w:val="1F2328"/>
+          <w:spacing w:val="0"/>
+          <w:sz w:val="28"/>
+          <w:szCs w:val="28"/>
+        </w:rPr>
+        <w:t>: Война уже началась — isOnBrinkOfWar=false.</w:t>
       </w:r>
     </w:p>
     <w:p>
@@ -12488,21 +12950,21 @@
           <w:sz w:val="28"/>
           <w:szCs w:val="28"/>
         </w:rPr>
-        <w:t>testCloseHole</w:t>
-      </w:r>
-      <w:r>
-        <w:rPr>
-          <w:rFonts w:ascii="Times New Roman" w:hAnsi="Times New Roman"/>
-          <w:b w:val="false"/>
-          <w:i w:val="false"/>
-          <w:caps w:val="false"/>
-          <w:smallCaps w:val="false"/>
-          <w:color w:val="1F2328"/>
-          <w:spacing w:val="0"/>
-          <w:sz w:val="28"/>
-          <w:szCs w:val="28"/>
-        </w:rPr>
-        <w:t>: Закрытие дыры — hasOpenHole=false.</w:t>
+        <w:t>testNoWar</w:t>
+      </w:r>
+      <w:r>
+        <w:rPr>
+          <w:rFonts w:ascii="Times New Roman" w:hAnsi="Times New Roman"/>
+          <w:b w:val="false"/>
+          <w:i w:val="false"/>
+          <w:caps w:val="false"/>
+          <w:smallCaps w:val="false"/>
+          <w:color w:val="1F2328"/>
+          <w:spacing w:val="0"/>
+          <w:sz w:val="28"/>
+          <w:szCs w:val="28"/>
+        </w:rPr>
+        <w:t>: Галактика без войны — isOnBrinkOfWar=false.</w:t>
       </w:r>
     </w:p>
     <w:p>
@@ -12529,55 +12991,294 @@
           <w:sz w:val="28"/>
           <w:szCs w:val="28"/>
         </w:rPr>
-        <w:t>testCloseWhenNoHole</w:t>
-      </w:r>
-      <w:r>
-        <w:rPr>
-          <w:rFonts w:ascii="Times New Roman" w:hAnsi="Times New Roman"/>
-          <w:b w:val="false"/>
-          <w:i w:val="false"/>
-          <w:caps w:val="false"/>
-          <w:smallCaps w:val="false"/>
-          <w:color w:val="1F2328"/>
-          <w:spacing w:val="0"/>
-          <w:sz w:val="28"/>
-          <w:szCs w:val="28"/>
-        </w:rPr>
-        <w:t>: Закрытие при отсутствии дыры не вызывает исключение.</w:t>
+        <w:t>testGetInhabitantsReturnsCopy</w:t>
+      </w:r>
+      <w:r>
+        <w:rPr>
+          <w:rFonts w:ascii="Times New Roman" w:hAnsi="Times New Roman"/>
+          <w:b w:val="false"/>
+          <w:i w:val="false"/>
+          <w:caps w:val="false"/>
+          <w:smallCaps w:val="false"/>
+          <w:color w:val="1F2328"/>
+          <w:spacing w:val="0"/>
+          <w:sz w:val="28"/>
+          <w:szCs w:val="28"/>
+        </w:rPr>
+        <w:t>: getInhabitants возвращает копию списка — модификация копии не влияет на оригинал.</w:t>
       </w:r>
     </w:p>
     <w:p>
       <w:pPr>
         <w:pStyle w:val="Heading4"/>
         <w:widowControl/>
-        <w:pBdr/>
         <w:spacing w:lineRule="auto" w:line="300" w:before="0" w:after="0"/>
         <w:ind w:hanging="0" w:start="0" w:end="0"/>
         <w:rPr>
           <w:rFonts w:ascii="Times New Roman" w:hAnsi="Times New Roman"/>
           <w:b w:val="false"/>
           <w:i w:val="false"/>
-          <w:caps w:val="false"/>
-          <w:smallCaps w:val="false"/>
-          <w:color w:val="1F2328"/>
-          <w:spacing w:val="0"/>
-          <w:sz w:val="28"/>
-          <w:szCs w:val="28"/>
-        </w:rPr>
-      </w:pPr>
-      <w:r>
-        <w:rPr>
-          <w:rFonts w:ascii="Times New Roman" w:hAnsi="Times New Roman"/>
-          <w:b w:val="false"/>
-          <w:i w:val="false"/>
-          <w:caps w:val="false"/>
-          <w:smallCaps w:val="false"/>
-          <w:color w:val="1F2328"/>
-          <w:spacing w:val="0"/>
-          <w:sz w:val="28"/>
-          <w:szCs w:val="28"/>
-        </w:rPr>
-        <w:t>Класс: SpaceTimeHoleTest (Дыра в пространстве-времени)</w:t>
+          <w:i w:val="false"/>
+          <w:caps w:val="false"/>
+          <w:smallCaps w:val="false"/>
+          <w:color w:val="1F2328"/>
+          <w:spacing w:val="0"/>
+          <w:sz w:val="28"/>
+          <w:szCs w:val="28"/>
+        </w:rPr>
+      </w:pPr>
+      <w:r>
+        <w:rPr>
+          <w:rFonts w:ascii="Times New Roman" w:hAnsi="Times New Roman"/>
+          <w:b w:val="false"/>
+          <w:i w:val="false"/>
+          <w:caps w:val="false"/>
+          <w:smallCaps w:val="false"/>
+          <w:color w:val="1F2328"/>
+          <w:spacing w:val="0"/>
+          <w:sz w:val="28"/>
+          <w:szCs w:val="28"/>
+        </w:rPr>
+        <w:t>Класс: WarlikeCreatureTest (Воинственные существа)</w:t>
+      </w:r>
+    </w:p>
+    <w:p>
+      <w:pPr>
+        <w:pStyle w:val="BodyText"/>
+        <w:widowControl/>
+        <w:numPr>
+          <w:ilvl w:val="0"/>
+          <w:numId w:val="19"/>
+        </w:numPr>
+        <w:spacing w:before="0" w:after="140"/>
+        <w:rPr/>
+      </w:pPr>
+      <w:r>
+        <w:rPr>
+          <w:rStyle w:val="Strong"/>
+          <w:rFonts w:ascii="Times New Roman" w:hAnsi="Times New Roman"/>
+          <w:b/>
+          <w:i w:val="false"/>
+          <w:caps w:val="false"/>
+          <w:smallCaps w:val="false"/>
+          <w:color w:val="1F2328"/>
+          <w:spacing w:val="0"/>
+          <w:sz w:val="28"/>
+          <w:szCs w:val="28"/>
+        </w:rPr>
+        <w:t>testCreation</w:t>
+      </w:r>
+      <w:r>
+        <w:rPr>
+          <w:rFonts w:ascii="Times New Roman" w:hAnsi="Times New Roman"/>
+          <w:b w:val="false"/>
+          <w:i w:val="false"/>
+          <w:caps w:val="false"/>
+          <w:smallCaps w:val="false"/>
+          <w:color w:val="1F2328"/>
+          <w:spacing w:val="0"/>
+          <w:sz w:val="28"/>
+          <w:szCs w:val="28"/>
+        </w:rPr>
+        <w:t>: Создание странного воинственного существа — isStrange=true, isWarlike=true, isOnBrinkOfWar=true.</w:t>
+      </w:r>
+    </w:p>
+    <w:p>
+      <w:pPr>
+        <w:pStyle w:val="BodyText"/>
+        <w:widowControl/>
+        <w:numPr>
+          <w:ilvl w:val="0"/>
+          <w:numId w:val="19"/>
+        </w:numPr>
+        <w:spacing w:before="0" w:after="140"/>
+        <w:rPr/>
+      </w:pPr>
+      <w:r>
+        <w:rPr>
+          <w:rStyle w:val="Strong"/>
+          <w:rFonts w:ascii="Times New Roman" w:hAnsi="Times New Roman"/>
+          <w:b/>
+          <w:i w:val="false"/>
+          <w:caps w:val="false"/>
+          <w:smallCaps w:val="false"/>
+          <w:color w:val="1F2328"/>
+          <w:spacing w:val="0"/>
+          <w:sz w:val="28"/>
+          <w:szCs w:val="28"/>
+        </w:rPr>
+        <w:t>testOnBrinkOfWar</w:t>
+      </w:r>
+      <w:r>
+        <w:rPr>
+          <w:rFonts w:ascii="Times New Roman" w:hAnsi="Times New Roman"/>
+          <w:b w:val="false"/>
+          <w:i w:val="false"/>
+          <w:caps w:val="false"/>
+          <w:smallCaps w:val="false"/>
+          <w:color w:val="1F2328"/>
+          <w:spacing w:val="0"/>
+          <w:sz w:val="28"/>
+          <w:szCs w:val="28"/>
+        </w:rPr>
+        <w:t>: Готовность к войне — WarReadiness.ON_BRINK_OF_WAR.</w:t>
+      </w:r>
+    </w:p>
+    <w:p>
+      <w:pPr>
+        <w:pStyle w:val="BodyText"/>
+        <w:widowControl/>
+        <w:numPr>
+          <w:ilvl w:val="0"/>
+          <w:numId w:val="19"/>
+        </w:numPr>
+        <w:spacing w:before="0" w:after="140"/>
+        <w:rPr/>
+      </w:pPr>
+      <w:r>
+        <w:rPr>
+          <w:rStyle w:val="Strong"/>
+          <w:rFonts w:ascii="Times New Roman" w:hAnsi="Times New Roman"/>
+          <w:b/>
+          <w:i w:val="false"/>
+          <w:caps w:val="false"/>
+          <w:smallCaps w:val="false"/>
+          <w:color w:val="1F2328"/>
+          <w:spacing w:val="0"/>
+          <w:sz w:val="28"/>
+          <w:szCs w:val="28"/>
+        </w:rPr>
+        <w:t>testChangeWarReadiness</w:t>
+      </w:r>
+      <w:r>
+        <w:rPr>
+          <w:rFonts w:ascii="Times New Roman" w:hAnsi="Times New Roman"/>
+          <w:b w:val="false"/>
+          <w:i w:val="false"/>
+          <w:caps w:val="false"/>
+          <w:smallCaps w:val="false"/>
+          <w:color w:val="1F2328"/>
+          <w:spacing w:val="0"/>
+          <w:sz w:val="28"/>
+          <w:szCs w:val="28"/>
+        </w:rPr>
+        <w:t>: Изменение состояния готовности (AT_WAR → не на грани, PEACEFUL → не на грани).</w:t>
+      </w:r>
+    </w:p>
+    <w:p>
+      <w:pPr>
+        <w:pStyle w:val="BodyText"/>
+        <w:widowControl/>
+        <w:numPr>
+          <w:ilvl w:val="0"/>
+          <w:numId w:val="19"/>
+        </w:numPr>
+        <w:spacing w:before="0" w:after="140"/>
+        <w:rPr/>
+      </w:pPr>
+      <w:r>
+        <w:rPr>
+          <w:rStyle w:val="Strong"/>
+          <w:rFonts w:ascii="Times New Roman" w:hAnsi="Times New Roman"/>
+          <w:b/>
+          <w:i w:val="false"/>
+          <w:caps w:val="false"/>
+          <w:smallCaps w:val="false"/>
+          <w:color w:val="1F2328"/>
+          <w:spacing w:val="0"/>
+          <w:sz w:val="28"/>
+          <w:szCs w:val="28"/>
+        </w:rPr>
+        <w:t>testSetStrange</w:t>
+      </w:r>
+      <w:r>
+        <w:rPr>
+          <w:rFonts w:ascii="Times New Roman" w:hAnsi="Times New Roman"/>
+          <w:b w:val="false"/>
+          <w:i w:val="false"/>
+          <w:caps w:val="false"/>
+          <w:smallCaps w:val="false"/>
+          <w:color w:val="1F2328"/>
+          <w:spacing w:val="0"/>
+          <w:sz w:val="28"/>
+          <w:szCs w:val="28"/>
+        </w:rPr>
+        <w:t>: Существо может стать не странным.</w:t>
+      </w:r>
+    </w:p>
+    <w:p>
+      <w:pPr>
+        <w:pStyle w:val="BodyText"/>
+        <w:widowControl/>
+        <w:numPr>
+          <w:ilvl w:val="0"/>
+          <w:numId w:val="19"/>
+        </w:numPr>
+        <w:spacing w:before="0" w:after="140"/>
+        <w:rPr/>
+      </w:pPr>
+      <w:r>
+        <w:rPr>
+          <w:rStyle w:val="Strong"/>
+          <w:rFonts w:ascii="Times New Roman" w:hAnsi="Times New Roman"/>
+          <w:b/>
+          <w:i w:val="false"/>
+          <w:caps w:val="false"/>
+          <w:smallCaps w:val="false"/>
+          <w:color w:val="1F2328"/>
+          <w:spacing w:val="0"/>
+          <w:sz w:val="28"/>
+          <w:szCs w:val="28"/>
+        </w:rPr>
+        <w:t>testSetNotWarlike</w:t>
+      </w:r>
+      <w:r>
+        <w:rPr>
+          <w:rFonts w:ascii="Times New Roman" w:hAnsi="Times New Roman"/>
+          <w:b w:val="false"/>
+          <w:i w:val="false"/>
+          <w:caps w:val="false"/>
+          <w:smallCaps w:val="false"/>
+          <w:color w:val="1F2328"/>
+          <w:spacing w:val="0"/>
+          <w:sz w:val="28"/>
+          <w:szCs w:val="28"/>
+        </w:rPr>
+        <w:t>: Существо может стать мирным.</w:t>
+      </w:r>
+    </w:p>
+    <w:p>
+      <w:pPr>
+        <w:pStyle w:val="Heading4"/>
+        <w:widowControl/>
+        <w:spacing w:lineRule="auto" w:line="300" w:before="0" w:after="0"/>
+        <w:ind w:hanging="0" w:start="0" w:end="0"/>
+        <w:rPr>
+          <w:rFonts w:ascii="Times New Roman" w:hAnsi="Times New Roman"/>
+          <w:b w:val="false"/>
+          <w:i w:val="false"/>
+          <w:i w:val="false"/>
+          <w:caps w:val="false"/>
+          <w:smallCaps w:val="false"/>
+          <w:color w:val="1F2328"/>
+          <w:spacing w:val="0"/>
+          <w:sz w:val="28"/>
+          <w:szCs w:val="28"/>
+        </w:rPr>
+      </w:pPr>
+      <w:r>
+        <w:rPr>
+          <w:rFonts w:ascii="Times New Roman" w:hAnsi="Times New Roman"/>
+          <w:b w:val="false"/>
+          <w:i w:val="false"/>
+          <w:caps w:val="false"/>
+          <w:smallCaps w:val="false"/>
+          <w:color w:val="1F2328"/>
+          <w:spacing w:val="0"/>
+          <w:sz w:val="28"/>
+          <w:szCs w:val="28"/>
+        </w:rPr>
+        <w:t>Класс: InterstellarWarTest (Межзвёздная война)</w:t>
       </w:r>
     </w:p>
     <w:p>
@@ -12618,7 +13319,7 @@
           <w:sz w:val="28"/>
           <w:szCs w:val="28"/>
         </w:rPr>
-        <w:t>: Создание открытой дыры с указанной галактикой назначения.</w:t>
+        <w:t>: Создание ужасной межзвёздной войны — описание, isTerrible=true, isStarted=false.</w:t>
       </w:r>
     </w:p>
     <w:p>
@@ -12645,21 +13346,21 @@
           <w:sz w:val="28"/>
           <w:szCs w:val="28"/>
         </w:rPr>
-        <w:t>testTransportWords</w:t>
-      </w:r>
-      <w:r>
-        <w:rPr>
-          <w:rFonts w:ascii="Times New Roman" w:hAnsi="Times New Roman"/>
-          <w:b w:val="false"/>
-          <w:i w:val="false"/>
-          <w:caps w:val="false"/>
-          <w:smallCaps w:val="false"/>
-          <w:color w:val="1F2328"/>
-          <w:spacing w:val="0"/>
-          <w:sz w:val="28"/>
-          <w:szCs w:val="28"/>
-        </w:rPr>
-        <w:t>: Перенос слов через дыру — слова помечаются как перенесённые, destination = галактика.</w:t>
+        <w:t>testStart</w:t>
+      </w:r>
+      <w:r>
+        <w:rPr>
+          <w:rFonts w:ascii="Times New Roman" w:hAnsi="Times New Roman"/>
+          <w:b w:val="false"/>
+          <w:i w:val="false"/>
+          <w:caps w:val="false"/>
+          <w:smallCaps w:val="false"/>
+          <w:color w:val="1F2328"/>
+          <w:spacing w:val="0"/>
+          <w:sz w:val="28"/>
+          <w:szCs w:val="28"/>
+        </w:rPr>
+        <w:t>: Война начинается — isStarted=true.</w:t>
       </w:r>
     </w:p>
     <w:p>
@@ -12686,21 +13387,55 @@
           <w:sz w:val="28"/>
           <w:szCs w:val="28"/>
         </w:rPr>
-        <w:t>testTransportThroughClosedHole</w:t>
-      </w:r>
-      <w:r>
-        <w:rPr>
-          <w:rFonts w:ascii="Times New Roman" w:hAnsi="Times New Roman"/>
-          <w:b w:val="false"/>
-          <w:i w:val="false"/>
-          <w:caps w:val="false"/>
-          <w:smallCaps w:val="false"/>
-          <w:color w:val="1F2328"/>
-          <w:spacing w:val="0"/>
-          <w:sz w:val="28"/>
-          <w:szCs w:val="28"/>
-        </w:rPr>
-        <w:t>: Попытка переноса через закрытую дыру → IllegalStateException.</w:t>
+        <w:t>testNotTerrible</w:t>
+      </w:r>
+      <w:r>
+        <w:rPr>
+          <w:rFonts w:ascii="Times New Roman" w:hAnsi="Times New Roman"/>
+          <w:b w:val="false"/>
+          <w:i w:val="false"/>
+          <w:caps w:val="false"/>
+          <w:smallCaps w:val="false"/>
+          <w:color w:val="1F2328"/>
+          <w:spacing w:val="0"/>
+          <w:sz w:val="28"/>
+          <w:szCs w:val="28"/>
+        </w:rPr>
+        <w:t>: Война может быть не ужасной — isTerrible=false.</w:t>
+      </w:r>
+    </w:p>
+    <w:p>
+      <w:pPr>
+        <w:pStyle w:val="Heading4"/>
+        <w:widowControl/>
+        <w:spacing w:lineRule="auto" w:line="300" w:before="0" w:after="0"/>
+        <w:ind w:hanging="0" w:start="0" w:end="0"/>
+        <w:rPr>
+          <w:rFonts w:ascii="Times New Roman" w:hAnsi="Times New Roman"/>
+          <w:b w:val="false"/>
+          <w:i w:val="false"/>
+          <w:i w:val="false"/>
+          <w:caps w:val="false"/>
+          <w:smallCaps w:val="false"/>
+          <w:color w:val="1F2328"/>
+          <w:spacing w:val="0"/>
+          <w:sz w:val="28"/>
+          <w:szCs w:val="28"/>
+        </w:rPr>
+      </w:pPr>
+      <w:r>
+        <w:rPr>
+          <w:rFonts w:ascii="Times New Roman" w:hAnsi="Times New Roman"/>
+          <w:b w:val="false"/>
+          <w:i w:val="false"/>
+          <w:caps w:val="false"/>
+          <w:smallCaps w:val="false"/>
+          <w:color w:val="1F2328"/>
+          <w:spacing w:val="0"/>
+          <w:sz w:val="28"/>
+          <w:szCs w:val="28"/>
+        </w:rPr>
+        <w:t>Класс: CosmosTest (Космос)</w:t>
       </w:r>
     </w:p>
     <w:p>
@@ -12727,574 +13462,55 @@
           <w:sz w:val="28"/>
           <w:szCs w:val="28"/>
         </w:rPr>
-        <w:t>testClose</w:t>
-      </w:r>
-      <w:r>
-        <w:rPr>
-          <w:rFonts w:ascii="Times New Roman" w:hAnsi="Times New Roman"/>
-          <w:b w:val="false"/>
-          <w:i w:val="false"/>
-          <w:caps w:val="false"/>
-          <w:smallCaps w:val="false"/>
-          <w:color w:val="1F2328"/>
-          <w:spacing w:val="0"/>
-          <w:sz w:val="28"/>
-          <w:szCs w:val="28"/>
-        </w:rPr>
-        <w:t>: Закрытие дыры — isOpen=false.</w:t>
+        <w:t>testAlmostBoundless</w:t>
+      </w:r>
+      <w:r>
+        <w:rPr>
+          <w:rFonts w:ascii="Times New Roman" w:hAnsi="Times New Roman"/>
+          <w:b w:val="false"/>
+          <w:i w:val="false"/>
+          <w:caps w:val="false"/>
+          <w:smallCaps w:val="false"/>
+          <w:color w:val="1F2328"/>
+          <w:spacing w:val="0"/>
+          <w:sz w:val="28"/>
+          <w:szCs w:val="28"/>
+        </w:rPr>
+        <w:t>: Космос почти бескрайний — isAlmostBoundless=true.</w:t>
       </w:r>
     </w:p>
     <w:p>
       <w:pPr>
         <w:pStyle w:val="Heading4"/>
         <w:widowControl/>
-        <w:pBdr/>
         <w:spacing w:lineRule="auto" w:line="300" w:before="0" w:after="0"/>
         <w:ind w:hanging="0" w:start="0" w:end="0"/>
         <w:rPr>
           <w:rFonts w:ascii="Times New Roman" w:hAnsi="Times New Roman"/>
           <w:b w:val="false"/>
           <w:i w:val="false"/>
-          <w:caps w:val="false"/>
-          <w:smallCaps w:val="false"/>
-          <w:color w:val="1F2328"/>
-          <w:spacing w:val="0"/>
-          <w:sz w:val="28"/>
-          <w:szCs w:val="28"/>
-        </w:rPr>
-      </w:pPr>
-      <w:r>
-        <w:rPr>
-          <w:rFonts w:ascii="Times New Roman" w:hAnsi="Times New Roman"/>
-          <w:b w:val="false"/>
-          <w:i w:val="false"/>
-          <w:caps w:val="false"/>
-          <w:smallCaps w:val="false"/>
-          <w:color w:val="1F2328"/>
-          <w:spacing w:val="0"/>
-          <w:sz w:val="28"/>
-          <w:szCs w:val="28"/>
-        </w:rPr>
-        <w:t>Класс: GalaxyTest (Далёкая галактика)</w:t>
-      </w:r>
-    </w:p>
-    <w:p>
-      <w:pPr>
-        <w:pStyle w:val="BodyText"/>
-        <w:widowControl/>
-        <w:numPr>
-          <w:ilvl w:val="0"/>
-          <w:numId w:val="20"/>
-        </w:numPr>
-        <w:spacing w:before="0" w:after="140"/>
-        <w:rPr/>
-      </w:pPr>
-      <w:r>
-        <w:rPr>
-          <w:rStyle w:val="Strong"/>
-          <w:rFonts w:ascii="Times New Roman" w:hAnsi="Times New Roman"/>
-          <w:b/>
-          <w:i w:val="false"/>
-          <w:caps w:val="false"/>
-          <w:smallCaps w:val="false"/>
-          <w:color w:val="1F2328"/>
-          <w:spacing w:val="0"/>
-          <w:sz w:val="28"/>
-          <w:szCs w:val="28"/>
-        </w:rPr>
-        <w:t>testCreation</w:t>
-      </w:r>
-      <w:r>
-        <w:rPr>
-          <w:rFonts w:ascii="Times New Roman" w:hAnsi="Times New Roman"/>
-          <w:b w:val="false"/>
-          <w:i w:val="false"/>
-          <w:caps w:val="false"/>
-          <w:smallCaps w:val="false"/>
-          <w:color w:val="1F2328"/>
-          <w:spacing w:val="0"/>
-          <w:sz w:val="28"/>
-          <w:szCs w:val="28"/>
-        </w:rPr>
-        <w:t>: Создание далёкой галактики — имя, isDistant=true, нет существ.</w:t>
-      </w:r>
-    </w:p>
-    <w:p>
-      <w:pPr>
-        <w:pStyle w:val="BodyText"/>
-        <w:widowControl/>
-        <w:numPr>
-          <w:ilvl w:val="0"/>
-          <w:numId w:val="20"/>
-        </w:numPr>
-        <w:spacing w:before="0" w:after="140"/>
-        <w:rPr/>
-      </w:pPr>
-      <w:r>
-        <w:rPr>
-          <w:rStyle w:val="Strong"/>
-          <w:rFonts w:ascii="Times New Roman" w:hAnsi="Times New Roman"/>
-          <w:b/>
-          <w:i w:val="false"/>
-          <w:caps w:val="false"/>
-          <w:smallCaps w:val="false"/>
-          <w:color w:val="1F2328"/>
-          <w:spacing w:val="0"/>
-          <w:sz w:val="28"/>
-          <w:szCs w:val="28"/>
-        </w:rPr>
-        <w:t>testAddInhabitants</w:t>
-      </w:r>
-      <w:r>
-        <w:rPr>
-          <w:rFonts w:ascii="Times New Roman" w:hAnsi="Times New Roman"/>
-          <w:b w:val="false"/>
-          <w:i w:val="false"/>
-          <w:caps w:val="false"/>
-          <w:smallCaps w:val="false"/>
-          <w:color w:val="1F2328"/>
-          <w:spacing w:val="0"/>
-          <w:sz w:val="28"/>
-          <w:szCs w:val="28"/>
-        </w:rPr>
-        <w:t>: Добавление воинственных существ — hasWarlikeCreatures=true, размер списка = 1.</w:t>
-      </w:r>
-    </w:p>
-    <w:p>
-      <w:pPr>
-        <w:pStyle w:val="BodyText"/>
-        <w:widowControl/>
-        <w:numPr>
-          <w:ilvl w:val="0"/>
-          <w:numId w:val="20"/>
-        </w:numPr>
-        <w:spacing w:before="0" w:after="140"/>
-        <w:rPr/>
-      </w:pPr>
-      <w:r>
-        <w:rPr>
-          <w:rStyle w:val="Strong"/>
-          <w:rFonts w:ascii="Times New Roman" w:hAnsi="Times New Roman"/>
-          <w:b/>
-          <w:i w:val="false"/>
-          <w:caps w:val="false"/>
-          <w:smallCaps w:val="false"/>
-          <w:color w:val="1F2328"/>
-          <w:spacing w:val="0"/>
-          <w:sz w:val="28"/>
-          <w:szCs w:val="28"/>
-        </w:rPr>
-        <w:t>testOnBrinkOfWar</w:t>
-      </w:r>
-      <w:r>
-        <w:rPr>
-          <w:rFonts w:ascii="Times New Roman" w:hAnsi="Times New Roman"/>
-          <w:b w:val="false"/>
-          <w:i w:val="false"/>
-          <w:caps w:val="false"/>
-          <w:smallCaps w:val="false"/>
-          <w:color w:val="1F2328"/>
-          <w:spacing w:val="0"/>
-          <w:sz w:val="28"/>
-          <w:szCs w:val="28"/>
-        </w:rPr>
-        <w:t>: Галактика на грани войны (война не начата) — isOnBrinkOfWar=true.</w:t>
-      </w:r>
-    </w:p>
-    <w:p>
-      <w:pPr>
-        <w:pStyle w:val="BodyText"/>
-        <w:widowControl/>
-        <w:numPr>
-          <w:ilvl w:val="0"/>
-          <w:numId w:val="20"/>
-        </w:numPr>
-        <w:spacing w:before="0" w:after="140"/>
-        <w:rPr/>
-      </w:pPr>
-      <w:r>
-        <w:rPr>
-          <w:rStyle w:val="Strong"/>
-          <w:rFonts w:ascii="Times New Roman" w:hAnsi="Times New Roman"/>
-          <w:b/>
-          <w:i w:val="false"/>
-          <w:caps w:val="false"/>
-          <w:smallCaps w:val="false"/>
-          <w:color w:val="1F2328"/>
-          <w:spacing w:val="0"/>
-          <w:sz w:val="28"/>
-          <w:szCs w:val="28"/>
-        </w:rPr>
-        <w:t>testNotOnBrinkOfWarWhenStarted</w:t>
-      </w:r>
-      <w:r>
-        <w:rPr>
-          <w:rFonts w:ascii="Times New Roman" w:hAnsi="Times New Roman"/>
-          <w:b w:val="false"/>
-          <w:i w:val="false"/>
-          <w:caps w:val="false"/>
-          <w:smallCaps w:val="false"/>
-          <w:color w:val="1F2328"/>
-          <w:spacing w:val="0"/>
-          <w:sz w:val="28"/>
-          <w:szCs w:val="28"/>
-        </w:rPr>
-        <w:t>: Война уже началась — isOnBrinkOfWar=false.</w:t>
-      </w:r>
-    </w:p>
-    <w:p>
-      <w:pPr>
-        <w:pStyle w:val="BodyText"/>
-        <w:widowControl/>
-        <w:numPr>
-          <w:ilvl w:val="0"/>
-          <w:numId w:val="20"/>
-        </w:numPr>
-        <w:spacing w:before="0" w:after="140"/>
-        <w:rPr/>
-      </w:pPr>
-      <w:r>
-        <w:rPr>
-          <w:rStyle w:val="Strong"/>
-          <w:rFonts w:ascii="Times New Roman" w:hAnsi="Times New Roman"/>
-          <w:b/>
-          <w:i w:val="false"/>
-          <w:caps w:val="false"/>
-          <w:smallCaps w:val="false"/>
-          <w:color w:val="1F2328"/>
-          <w:spacing w:val="0"/>
-          <w:sz w:val="28"/>
-          <w:szCs w:val="28"/>
-        </w:rPr>
-        <w:t>testNoWar</w:t>
-      </w:r>
-      <w:r>
-        <w:rPr>
-          <w:rFonts w:ascii="Times New Roman" w:hAnsi="Times New Roman"/>
-          <w:b w:val="false"/>
-          <w:i w:val="false"/>
-          <w:caps w:val="false"/>
-          <w:smallCaps w:val="false"/>
-          <w:color w:val="1F2328"/>
-          <w:spacing w:val="0"/>
-          <w:sz w:val="28"/>
-          <w:szCs w:val="28"/>
-        </w:rPr>
-        <w:t>: Галактика без войны — isOnBrinkOfWar=false.</w:t>
-      </w:r>
-    </w:p>
-    <w:p>
-      <w:pPr>
-        <w:pStyle w:val="BodyText"/>
-        <w:widowControl/>
-        <w:numPr>
-          <w:ilvl w:val="0"/>
-          <w:numId w:val="20"/>
-        </w:numPr>
-        <w:spacing w:before="0" w:after="140"/>
-        <w:rPr/>
-      </w:pPr>
-      <w:r>
-        <w:rPr>
-          <w:rStyle w:val="Strong"/>
-          <w:rFonts w:ascii="Times New Roman" w:hAnsi="Times New Roman"/>
-          <w:b/>
-          <w:i w:val="false"/>
-          <w:caps w:val="false"/>
-          <w:smallCaps w:val="false"/>
-          <w:color w:val="1F2328"/>
-          <w:spacing w:val="0"/>
-          <w:sz w:val="28"/>
-          <w:szCs w:val="28"/>
-        </w:rPr>
-        <w:t>testGetInhabitantsReturnsCopy</w:t>
-      </w:r>
-      <w:r>
-        <w:rPr>
-          <w:rFonts w:ascii="Times New Roman" w:hAnsi="Times New Roman"/>
-          <w:b w:val="false"/>
-          <w:i w:val="false"/>
-          <w:caps w:val="false"/>
-          <w:smallCaps w:val="false"/>
-          <w:color w:val="1F2328"/>
-          <w:spacing w:val="0"/>
-          <w:sz w:val="28"/>
-          <w:szCs w:val="28"/>
-        </w:rPr>
-        <w:t>: getInhabitants возвращает копию списка — модификация копии не влияет на оригинал.</w:t>
-      </w:r>
-    </w:p>
-    <w:p>
-      <w:pPr>
-        <w:pStyle w:val="Heading4"/>
-        <w:widowControl/>
-        <w:pBdr/>
-        <w:spacing w:lineRule="auto" w:line="300" w:before="0" w:after="0"/>
-        <w:ind w:hanging="0" w:start="0" w:end="0"/>
-        <w:rPr>
-          <w:rFonts w:ascii="Times New Roman" w:hAnsi="Times New Roman"/>
-          <w:b w:val="false"/>
-          <w:i w:val="false"/>
-          <w:caps w:val="false"/>
-          <w:smallCaps w:val="false"/>
-          <w:color w:val="1F2328"/>
-          <w:spacing w:val="0"/>
-          <w:sz w:val="28"/>
-          <w:szCs w:val="28"/>
-        </w:rPr>
-      </w:pPr>
-      <w:r>
-        <w:rPr>
-          <w:rFonts w:ascii="Times New Roman" w:hAnsi="Times New Roman"/>
-          <w:b w:val="false"/>
-          <w:i w:val="false"/>
-          <w:caps w:val="false"/>
-          <w:smallCaps w:val="false"/>
-          <w:color w:val="1F2328"/>
-          <w:spacing w:val="0"/>
-          <w:sz w:val="28"/>
-          <w:szCs w:val="28"/>
-        </w:rPr>
-        <w:t>Класс: WarlikeCreatureTest (Воинственные существа)</w:t>
-      </w:r>
-    </w:p>
-    <w:p>
-      <w:pPr>
-        <w:pStyle w:val="BodyText"/>
-        <w:widowControl/>
-        <w:numPr>
-          <w:ilvl w:val="0"/>
-          <w:numId w:val="20"/>
-        </w:numPr>
-        <w:spacing w:before="0" w:after="140"/>
-        <w:rPr/>
-      </w:pPr>
-      <w:r>
-        <w:rPr>
-          <w:rStyle w:val="Strong"/>
-          <w:rFonts w:ascii="Times New Roman" w:hAnsi="Times New Roman"/>
-          <w:b/>
-          <w:i w:val="false"/>
-          <w:caps w:val="false"/>
-          <w:smallCaps w:val="false"/>
-          <w:color w:val="1F2328"/>
-          <w:spacing w:val="0"/>
-          <w:sz w:val="28"/>
-          <w:szCs w:val="28"/>
-        </w:rPr>
-        <w:t>testCreation</w:t>
-      </w:r>
-      <w:r>
-        <w:rPr>
-          <w:rFonts w:ascii="Times New Roman" w:hAnsi="Times New Roman"/>
-          <w:b w:val="false"/>
-          <w:i w:val="false"/>
-          <w:caps w:val="false"/>
-          <w:smallCaps w:val="false"/>
-          <w:color w:val="1F2328"/>
-          <w:spacing w:val="0"/>
-          <w:sz w:val="28"/>
-          <w:szCs w:val="28"/>
-        </w:rPr>
-        <w:t>: Создание странного воинственного существа — isStrange=true, isWarlike=true, isOnBrinkOfWar=true.</w:t>
-      </w:r>
-    </w:p>
-    <w:p>
-      <w:pPr>
-        <w:pStyle w:val="BodyText"/>
-        <w:widowControl/>
-        <w:numPr>
-          <w:ilvl w:val="0"/>
-          <w:numId w:val="20"/>
-        </w:numPr>
-        <w:spacing w:before="0" w:after="140"/>
-        <w:rPr/>
-      </w:pPr>
-      <w:r>
-        <w:rPr>
-          <w:rStyle w:val="Strong"/>
-          <w:rFonts w:ascii="Times New Roman" w:hAnsi="Times New Roman"/>
-          <w:b/>
-          <w:i w:val="false"/>
-          <w:caps w:val="false"/>
-          <w:smallCaps w:val="false"/>
-          <w:color w:val="1F2328"/>
-          <w:spacing w:val="0"/>
-          <w:sz w:val="28"/>
-          <w:szCs w:val="28"/>
-        </w:rPr>
-        <w:t>testOnBrinkOfWar</w:t>
-      </w:r>
-      <w:r>
-        <w:rPr>
-          <w:rFonts w:ascii="Times New Roman" w:hAnsi="Times New Roman"/>
-          <w:b w:val="false"/>
-          <w:i w:val="false"/>
-          <w:caps w:val="false"/>
-          <w:smallCaps w:val="false"/>
-          <w:color w:val="1F2328"/>
-          <w:spacing w:val="0"/>
-          <w:sz w:val="28"/>
-          <w:szCs w:val="28"/>
-        </w:rPr>
-        <w:t>: Готовность к войне — WarReadiness.ON_BRINK_OF_WAR.</w:t>
-      </w:r>
-    </w:p>
-    <w:p>
-      <w:pPr>
-        <w:pStyle w:val="BodyText"/>
-        <w:widowControl/>
-        <w:numPr>
-          <w:ilvl w:val="0"/>
-          <w:numId w:val="20"/>
-        </w:numPr>
-        <w:spacing w:before="0" w:after="140"/>
-        <w:rPr/>
-      </w:pPr>
-      <w:r>
-        <w:rPr>
-          <w:rStyle w:val="Strong"/>
-          <w:rFonts w:ascii="Times New Roman" w:hAnsi="Times New Roman"/>
-          <w:b/>
-          <w:i w:val="false"/>
-          <w:caps w:val="false"/>
-          <w:smallCaps w:val="false"/>
-          <w:color w:val="1F2328"/>
-          <w:spacing w:val="0"/>
-          <w:sz w:val="28"/>
-          <w:szCs w:val="28"/>
-        </w:rPr>
-        <w:t>testChangeWarReadiness</w:t>
-      </w:r>
-      <w:r>
-        <w:rPr>
-          <w:rFonts w:ascii="Times New Roman" w:hAnsi="Times New Roman"/>
-          <w:b w:val="false"/>
-          <w:i w:val="false"/>
-          <w:caps w:val="false"/>
-          <w:smallCaps w:val="false"/>
-          <w:color w:val="1F2328"/>
-          <w:spacing w:val="0"/>
-          <w:sz w:val="28"/>
-          <w:szCs w:val="28"/>
-        </w:rPr>
-        <w:t>: Изменение состояния готовности (AT_WAR → не на грани, PEACEFUL → не на грани).</w:t>
-      </w:r>
-    </w:p>
-    <w:p>
-      <w:pPr>
-        <w:pStyle w:val="BodyText"/>
-        <w:widowControl/>
-        <w:numPr>
-          <w:ilvl w:val="0"/>
-          <w:numId w:val="20"/>
-        </w:numPr>
-        <w:spacing w:before="0" w:after="140"/>
-        <w:rPr/>
-      </w:pPr>
-      <w:r>
-        <w:rPr>
-          <w:rStyle w:val="Strong"/>
-          <w:rFonts w:ascii="Times New Roman" w:hAnsi="Times New Roman"/>
-          <w:b/>
-          <w:i w:val="false"/>
-          <w:caps w:val="false"/>
-          <w:smallCaps w:val="false"/>
-          <w:color w:val="1F2328"/>
-          <w:spacing w:val="0"/>
-          <w:sz w:val="28"/>
-          <w:szCs w:val="28"/>
-        </w:rPr>
-        <w:t>testSetStrange</w:t>
-      </w:r>
-      <w:r>
-        <w:rPr>
-          <w:rFonts w:ascii="Times New Roman" w:hAnsi="Times New Roman"/>
-          <w:b w:val="false"/>
-          <w:i w:val="false"/>
-          <w:caps w:val="false"/>
-          <w:smallCaps w:val="false"/>
-          <w:color w:val="1F2328"/>
-          <w:spacing w:val="0"/>
-          <w:sz w:val="28"/>
-          <w:szCs w:val="28"/>
-        </w:rPr>
-        <w:t>: Существо может стать не странным.</w:t>
-      </w:r>
-    </w:p>
-    <w:p>
-      <w:pPr>
-        <w:pStyle w:val="BodyText"/>
-        <w:widowControl/>
-        <w:numPr>
-          <w:ilvl w:val="0"/>
-          <w:numId w:val="20"/>
-        </w:numPr>
-        <w:spacing w:before="0" w:after="140"/>
-        <w:rPr/>
-      </w:pPr>
-      <w:r>
-        <w:rPr>
-          <w:rStyle w:val="Strong"/>
-          <w:rFonts w:ascii="Times New Roman" w:hAnsi="Times New Roman"/>
-          <w:b/>
-          <w:i w:val="false"/>
-          <w:caps w:val="false"/>
-          <w:smallCaps w:val="false"/>
-          <w:color w:val="1F2328"/>
-          <w:spacing w:val="0"/>
-          <w:sz w:val="28"/>
-          <w:szCs w:val="28"/>
-        </w:rPr>
-        <w:t>testSetNotWarlike</w:t>
-      </w:r>
-      <w:r>
-        <w:rPr>
-          <w:rFonts w:ascii="Times New Roman" w:hAnsi="Times New Roman"/>
-          <w:b w:val="false"/>
-          <w:i w:val="false"/>
-          <w:caps w:val="false"/>
-          <w:smallCaps w:val="false"/>
-          <w:color w:val="1F2328"/>
-          <w:spacing w:val="0"/>
-          <w:sz w:val="28"/>
-          <w:szCs w:val="28"/>
-        </w:rPr>
-        <w:t>: Существо может стать мирным.</w:t>
-      </w:r>
-    </w:p>
-    <w:p>
-      <w:pPr>
-        <w:pStyle w:val="Heading4"/>
-        <w:widowControl/>
-        <w:pBdr/>
-        <w:spacing w:lineRule="auto" w:line="300" w:before="0" w:after="0"/>
-        <w:ind w:hanging="0" w:start="0" w:end="0"/>
-        <w:rPr>
-          <w:rFonts w:ascii="Times New Roman" w:hAnsi="Times New Roman"/>
-          <w:b w:val="false"/>
-          <w:i w:val="false"/>
-          <w:caps w:val="false"/>
-          <w:smallCaps w:val="false"/>
-          <w:color w:val="1F2328"/>
-          <w:spacing w:val="0"/>
-          <w:sz w:val="28"/>
-          <w:szCs w:val="28"/>
-        </w:rPr>
-      </w:pPr>
-      <w:r>
-        <w:rPr>
-          <w:rFonts w:ascii="Times New Roman" w:hAnsi="Times New Roman"/>
-          <w:b w:val="false"/>
-          <w:i w:val="false"/>
-          <w:caps w:val="false"/>
-          <w:smallCaps w:val="false"/>
-          <w:color w:val="1F2328"/>
-          <w:spacing w:val="0"/>
-          <w:sz w:val="28"/>
-          <w:szCs w:val="28"/>
-        </w:rPr>
-        <w:t>Класс: InterstellarWarTest (Межзвёздная война)</w:t>
+          <w:i w:val="false"/>
+          <w:caps w:val="false"/>
+          <w:smallCaps w:val="false"/>
+          <w:color w:val="1F2328"/>
+          <w:spacing w:val="0"/>
+          <w:sz w:val="28"/>
+          <w:szCs w:val="28"/>
+        </w:rPr>
+      </w:pPr>
+      <w:r>
+        <w:rPr>
+          <w:rFonts w:ascii="Times New Roman" w:hAnsi="Times New Roman"/>
+          <w:b w:val="false"/>
+          <w:i w:val="false"/>
+          <w:caps w:val="false"/>
+          <w:smallCaps w:val="false"/>
+          <w:color w:val="1F2328"/>
+          <w:spacing w:val="0"/>
+          <w:sz w:val="28"/>
+          <w:szCs w:val="28"/>
+        </w:rPr>
+        <w:t>Класс: ScenarioTest (Полный сценарий)</w:t>
       </w:r>
     </w:p>
     <w:p>
@@ -13321,21 +13537,21 @@
           <w:sz w:val="28"/>
           <w:szCs w:val="28"/>
         </w:rPr>
-        <w:t>testCreation</w:t>
-      </w:r>
-      <w:r>
-        <w:rPr>
-          <w:rFonts w:ascii="Times New Roman" w:hAnsi="Times New Roman"/>
-          <w:b w:val="false"/>
-          <w:i w:val="false"/>
-          <w:caps w:val="false"/>
-          <w:smallCaps w:val="false"/>
-          <w:color w:val="1F2328"/>
-          <w:spacing w:val="0"/>
-          <w:sz w:val="28"/>
-          <w:szCs w:val="28"/>
-        </w:rPr>
-        <w:t>: Создание ужасной межзвёздной войны — описание, isTerrible=true, isStarted=false.</w:t>
+        <w:t>testInitialState</w:t>
+      </w:r>
+      <w:r>
+        <w:rPr>
+          <w:rFonts w:ascii="Times New Roman" w:hAnsi="Times New Roman"/>
+          <w:b w:val="false"/>
+          <w:i w:val="false"/>
+          <w:caps w:val="false"/>
+          <w:smallCaps w:val="false"/>
+          <w:color w:val="1F2328"/>
+          <w:spacing w:val="0"/>
+          <w:sz w:val="28"/>
+          <w:szCs w:val="28"/>
+        </w:rPr>
+        <w:t>: Проверяет начальное состояние всех элементов сценария до выполнения — Артур с проблемным образом жизни, далёкая галактика со странными существами на грани войны, война ужасная и не начата.</w:t>
       </w:r>
     </w:p>
     <w:p>
@@ -13362,21 +13578,21 @@
           <w:sz w:val="28"/>
           <w:szCs w:val="28"/>
         </w:rPr>
-        <w:t>testStart</w:t>
-      </w:r>
-      <w:r>
-        <w:rPr>
-          <w:rFonts w:ascii="Times New Roman" w:hAnsi="Times New Roman"/>
-          <w:b w:val="false"/>
-          <w:i w:val="false"/>
-          <w:caps w:val="false"/>
-          <w:smallCaps w:val="false"/>
-          <w:color w:val="1F2328"/>
-          <w:spacing w:val="0"/>
-          <w:sz w:val="28"/>
-          <w:szCs w:val="28"/>
-        </w:rPr>
-        <w:t>: Война начинается — isStarted=true.</w:t>
+        <w:t>testExecuteScenario</w:t>
+      </w:r>
+      <w:r>
+        <w:rPr>
+          <w:rFonts w:ascii="Times New Roman" w:hAnsi="Times New Roman"/>
+          <w:b w:val="false"/>
+          <w:i w:val="false"/>
+          <w:caps w:val="false"/>
+          <w:smallCaps w:val="false"/>
+          <w:color w:val="1F2328"/>
+          <w:spacing w:val="0"/>
+          <w:sz w:val="28"/>
+          <w:szCs w:val="28"/>
+        </w:rPr>
+        <w:t>: Проверяет выполнение полного сценария — Артур произносит фразу, слова переносятся в далёкую галактику через дыру, дыра закрывается.</w:t>
       </w:r>
     </w:p>
     <w:p>
@@ -13403,55 +13619,21 @@
           <w:sz w:val="28"/>
           <w:szCs w:val="28"/>
         </w:rPr>
-        <w:t>testNotTerrible</w:t>
-      </w:r>
-      <w:r>
-        <w:rPr>
-          <w:rFonts w:ascii="Times New Roman" w:hAnsi="Times New Roman"/>
-          <w:b w:val="false"/>
-          <w:i w:val="false"/>
-          <w:caps w:val="false"/>
-          <w:smallCaps w:val="false"/>
-          <w:color w:val="1F2328"/>
-          <w:spacing w:val="0"/>
-          <w:sz w:val="28"/>
-          <w:szCs w:val="28"/>
-        </w:rPr>
-        <w:t>: Война может быть не ужасной — isTerrible=false.</w:t>
-      </w:r>
-    </w:p>
-    <w:p>
-      <w:pPr>
-        <w:pStyle w:val="Heading4"/>
-        <w:widowControl/>
-        <w:pBdr/>
-        <w:spacing w:lineRule="auto" w:line="300" w:before="0" w:after="0"/>
-        <w:ind w:hanging="0" w:start="0" w:end="0"/>
-        <w:rPr>
-          <w:rFonts w:ascii="Times New Roman" w:hAnsi="Times New Roman"/>
-          <w:b w:val="false"/>
-          <w:i w:val="false"/>
-          <w:caps w:val="false"/>
-          <w:smallCaps w:val="false"/>
-          <w:color w:val="1F2328"/>
-          <w:spacing w:val="0"/>
-          <w:sz w:val="28"/>
-          <w:szCs w:val="28"/>
-        </w:rPr>
-      </w:pPr>
-      <w:r>
-        <w:rPr>
-          <w:rFonts w:ascii="Times New Roman" w:hAnsi="Times New Roman"/>
-          <w:b w:val="false"/>
-          <w:i w:val="false"/>
-          <w:caps w:val="false"/>
-          <w:smallCaps w:val="false"/>
-          <w:color w:val="1F2328"/>
-          <w:spacing w:val="0"/>
-          <w:sz w:val="28"/>
-          <w:szCs w:val="28"/>
-        </w:rPr>
-        <w:t>Класс: CosmosTest (Космос)</w:t>
+        <w:t>testGalaxyInhabitants</w:t>
+      </w:r>
+      <w:r>
+        <w:rPr>
+          <w:rFonts w:ascii="Times New Roman" w:hAnsi="Times New Roman"/>
+          <w:b w:val="false"/>
+          <w:i w:val="false"/>
+          <w:caps w:val="false"/>
+          <w:smallCaps w:val="false"/>
+          <w:color w:val="1F2328"/>
+          <w:spacing w:val="0"/>
+          <w:sz w:val="28"/>
+          <w:szCs w:val="28"/>
+        </w:rPr>
+        <w:t>: Проверяет, что галактика населена странными воинственными существами, балансирующими на грани войны (2 существа, каждое isStrange=true, isWarlike=true, isOnBrinkOfWar=true).</w:t>
       </w:r>
     </w:p>
     <w:p>
@@ -13478,55 +13660,312 @@
           <w:sz w:val="28"/>
           <w:szCs w:val="28"/>
         </w:rPr>
-        <w:t>testAlmostBoundless</w:t>
-      </w:r>
-      <w:r>
-        <w:rPr>
-          <w:rFonts w:ascii="Times New Roman" w:hAnsi="Times New Roman"/>
-          <w:b w:val="false"/>
-          <w:i w:val="false"/>
-          <w:caps w:val="false"/>
-          <w:smallCaps w:val="false"/>
-          <w:color w:val="1F2328"/>
-          <w:spacing w:val="0"/>
-          <w:sz w:val="28"/>
-          <w:szCs w:val="28"/>
-        </w:rPr>
-        <w:t>: Космос почти бескрайний — isAlmostBoundless=true.</w:t>
-      </w:r>
-    </w:p>
-    <w:p>
-      <w:pPr>
-        <w:pStyle w:val="Heading4"/>
+        <w:t>testCosmosInScenario</w:t>
+      </w:r>
+      <w:r>
+        <w:rPr>
+          <w:rFonts w:ascii="Times New Roman" w:hAnsi="Times New Roman"/>
+          <w:b w:val="false"/>
+          <w:i w:val="false"/>
+          <w:caps w:val="false"/>
+          <w:smallCaps w:val="false"/>
+          <w:color w:val="1F2328"/>
+          <w:spacing w:val="0"/>
+          <w:sz w:val="28"/>
+          <w:szCs w:val="28"/>
+        </w:rPr>
+        <w:t>: Космос доступен в сценарии и почти бескрайний.</w:t>
+      </w:r>
+    </w:p>
+    <w:p>
+      <w:pPr>
+        <w:pStyle w:val="BodyText"/>
         <w:widowControl/>
-        <w:pBdr/>
+        <w:numPr>
+          <w:ilvl w:val="0"/>
+          <w:numId w:val="21"/>
+        </w:numPr>
+        <w:spacing w:before="0" w:after="140"/>
+        <w:rPr/>
+      </w:pPr>
+      <w:r>
+        <w:rPr>
+          <w:rStyle w:val="Strong"/>
+          <w:rFonts w:ascii="Times New Roman" w:hAnsi="Times New Roman"/>
+          <w:b/>
+          <w:i w:val="false"/>
+          <w:caps w:val="false"/>
+          <w:smallCaps w:val="false"/>
+          <w:color w:val="1F2328"/>
+          <w:spacing w:val="0"/>
+          <w:sz w:val="28"/>
+          <w:szCs w:val="28"/>
+        </w:rPr>
+        <w:t>testWarState</w:t>
+      </w:r>
+      <w:r>
+        <w:rPr>
+          <w:rFonts w:ascii="Times New Roman" w:hAnsi="Times New Roman"/>
+          <w:b w:val="false"/>
+          <w:i w:val="false"/>
+          <w:caps w:val="false"/>
+          <w:smallCaps w:val="false"/>
+          <w:color w:val="1F2328"/>
+          <w:spacing w:val="0"/>
+          <w:sz w:val="28"/>
+          <w:szCs w:val="28"/>
+        </w:rPr>
+        <w:t>: Война ужасная, ещё не началась, галактика на грани.</w:t>
+      </w:r>
+    </w:p>
+    <w:p>
+      <w:pPr>
+        <w:pStyle w:val="BodyText"/>
+        <w:widowControl/>
+        <w:spacing w:before="0" w:after="140"/>
+        <w:rPr>
+          <w:rFonts w:ascii="Times New Roman" w:hAnsi="Times New Roman"/>
+          <w:b w:val="false"/>
+          <w:i w:val="false"/>
+          <w:i w:val="false"/>
+          <w:caps w:val="false"/>
+          <w:smallCaps w:val="false"/>
+          <w:color w:val="1F2328"/>
+          <w:spacing w:val="0"/>
+          <w:sz w:val="28"/>
+          <w:szCs w:val="28"/>
+        </w:rPr>
+      </w:pPr>
+      <w:r>
+        <w:rPr>
+          <w:rFonts w:ascii="Times New Roman" w:hAnsi="Times New Roman"/>
+          <w:b w:val="false"/>
+          <w:i w:val="false"/>
+          <w:caps w:val="false"/>
+          <w:smallCaps w:val="false"/>
+          <w:color w:val="1F2328"/>
+          <w:spacing w:val="0"/>
+          <w:sz w:val="28"/>
+          <w:szCs w:val="28"/>
+        </w:rPr>
+      </w:r>
+    </w:p>
+    <w:p>
+      <w:pPr>
+        <w:pStyle w:val="Heading3"/>
+        <w:widowControl/>
         <w:spacing w:lineRule="auto" w:line="300" w:before="0" w:after="0"/>
         <w:ind w:hanging="0" w:start="0" w:end="0"/>
         <w:rPr>
           <w:rFonts w:ascii="Times New Roman" w:hAnsi="Times New Roman"/>
-          <w:b w:val="false"/>
-          <w:i w:val="false"/>
-          <w:caps w:val="false"/>
-          <w:smallCaps w:val="false"/>
-          <w:color w:val="1F2328"/>
-          <w:spacing w:val="0"/>
-          <w:sz w:val="28"/>
-          <w:szCs w:val="28"/>
-        </w:rPr>
-      </w:pPr>
-      <w:r>
-        <w:rPr>
-          <w:rFonts w:ascii="Times New Roman" w:hAnsi="Times New Roman"/>
-          <w:b w:val="false"/>
-          <w:i w:val="false"/>
-          <w:caps w:val="false"/>
-          <w:smallCaps w:val="false"/>
-          <w:color w:val="1F2328"/>
-          <w:spacing w:val="0"/>
-          <w:sz w:val="28"/>
-          <w:szCs w:val="28"/>
-        </w:rPr>
-        <w:t>Класс: ScenarioTest (Полный сценарий)</w:t>
+          <w:b/>
+          <w:bCs/>
+          <w:i w:val="false"/>
+          <w:i w:val="false"/>
+          <w:caps w:val="false"/>
+          <w:smallCaps w:val="false"/>
+          <w:color w:val="1F2328"/>
+          <w:spacing w:val="0"/>
+          <w:sz w:val="28"/>
+          <w:szCs w:val="28"/>
+        </w:rPr>
+      </w:pPr>
+      <w:r>
+        <w:rPr>
+          <w:rFonts w:ascii="Times New Roman" w:hAnsi="Times New Roman"/>
+          <w:b/>
+          <w:bCs/>
+          <w:i w:val="false"/>
+          <w:caps w:val="false"/>
+          <w:smallCaps w:val="false"/>
+          <w:color w:val="1F2328"/>
+          <w:spacing w:val="0"/>
+          <w:sz w:val="28"/>
+          <w:szCs w:val="28"/>
+        </w:rPr>
+        <w:t>Результаты</w:t>
+      </w:r>
+    </w:p>
+    <w:p>
+      <w:pPr>
+        <w:pStyle w:val="BodyText"/>
+        <w:widowControl/>
+        <w:spacing w:before="0" w:after="0"/>
+        <w:ind w:hanging="0" w:start="0" w:end="0"/>
+        <w:rPr>
+          <w:rFonts w:ascii="Times New Roman" w:hAnsi="Times New Roman"/>
+          <w:b w:val="false"/>
+          <w:i w:val="false"/>
+          <w:i w:val="false"/>
+          <w:caps w:val="false"/>
+          <w:smallCaps w:val="false"/>
+          <w:color w:val="1F2328"/>
+          <w:spacing w:val="0"/>
+          <w:sz w:val="28"/>
+          <w:szCs w:val="28"/>
+        </w:rPr>
+      </w:pPr>
+      <w:r>
+        <w:rPr>
+          <w:rFonts w:ascii="Times New Roman" w:hAnsi="Times New Roman"/>
+          <w:b w:val="false"/>
+          <w:i w:val="false"/>
+          <w:caps w:val="false"/>
+          <w:smallCaps w:val="false"/>
+          <w:color w:val="1F2328"/>
+          <w:spacing w:val="0"/>
+          <w:sz w:val="28"/>
+          <w:szCs w:val="28"/>
+        </w:rPr>
+        <w:t>Как мы можем видеть, все тесты проходят успешно:</w:t>
+      </w:r>
+    </w:p>
+    <w:p>
+      <w:pPr>
+        <w:pStyle w:val="BodyText"/>
+        <w:widowControl/>
+        <w:numPr>
+          <w:ilvl w:val="0"/>
+          <w:numId w:val="22"/>
+        </w:numPr>
+        <w:spacing w:before="0" w:after="140"/>
+        <w:rPr>
+          <w:rFonts w:ascii="Times New Roman" w:hAnsi="Times New Roman"/>
+          <w:b w:val="false"/>
+          <w:i w:val="false"/>
+          <w:i w:val="false"/>
+          <w:caps w:val="false"/>
+          <w:smallCaps w:val="false"/>
+          <w:color w:val="1F2328"/>
+          <w:spacing w:val="0"/>
+          <w:sz w:val="28"/>
+          <w:szCs w:val="28"/>
+        </w:rPr>
+      </w:pPr>
+      <w:r>
+        <w:rPr>
+          <w:rFonts w:ascii="Times New Roman" w:hAnsi="Times New Roman"/>
+          <w:b w:val="false"/>
+          <w:i w:val="false"/>
+          <w:caps w:val="false"/>
+          <w:smallCaps w:val="false"/>
+          <w:color w:val="1F2328"/>
+          <w:spacing w:val="0"/>
+          <w:sz w:val="28"/>
+          <w:szCs w:val="28"/>
+        </w:rPr>
+        <w:t>Все объекты доменной модели создаются корректно.</w:t>
+      </w:r>
+    </w:p>
+    <w:p>
+      <w:pPr>
+        <w:pStyle w:val="BodyText"/>
+        <w:widowControl/>
+        <w:numPr>
+          <w:ilvl w:val="0"/>
+          <w:numId w:val="22"/>
+        </w:numPr>
+        <w:spacing w:before="0" w:after="140"/>
+        <w:rPr>
+          <w:rFonts w:ascii="Times New Roman" w:hAnsi="Times New Roman"/>
+          <w:b w:val="false"/>
+          <w:i w:val="false"/>
+          <w:i w:val="false"/>
+          <w:caps w:val="false"/>
+          <w:smallCaps w:val="false"/>
+          <w:color w:val="1F2328"/>
+          <w:spacing w:val="0"/>
+          <w:sz w:val="28"/>
+          <w:szCs w:val="28"/>
+        </w:rPr>
+      </w:pPr>
+      <w:r>
+        <w:rPr>
+          <w:rFonts w:ascii="Times New Roman" w:hAnsi="Times New Roman"/>
+          <w:b w:val="false"/>
+          <w:i w:val="false"/>
+          <w:caps w:val="false"/>
+          <w:smallCaps w:val="false"/>
+          <w:color w:val="1F2328"/>
+          <w:spacing w:val="0"/>
+          <w:sz w:val="28"/>
+          <w:szCs w:val="28"/>
+        </w:rPr>
+        <w:t>Состояния изменяются в соответствии с действиями.</w:t>
+      </w:r>
+    </w:p>
+    <w:p>
+      <w:pPr>
+        <w:pStyle w:val="BodyText"/>
+        <w:widowControl/>
+        <w:numPr>
+          <w:ilvl w:val="0"/>
+          <w:numId w:val="22"/>
+        </w:numPr>
+        <w:spacing w:before="0" w:after="140"/>
+        <w:rPr>
+          <w:rFonts w:ascii="Times New Roman" w:hAnsi="Times New Roman"/>
+          <w:b w:val="false"/>
+          <w:i w:val="false"/>
+          <w:i w:val="false"/>
+          <w:caps w:val="false"/>
+          <w:smallCaps w:val="false"/>
+          <w:color w:val="1F2328"/>
+          <w:spacing w:val="0"/>
+          <w:sz w:val="28"/>
+          <w:szCs w:val="28"/>
+        </w:rPr>
+      </w:pPr>
+      <w:r>
+        <w:rPr>
+          <w:rFonts w:ascii="Times New Roman" w:hAnsi="Times New Roman"/>
+          <w:b w:val="false"/>
+          <w:i w:val="false"/>
+          <w:caps w:val="false"/>
+          <w:smallCaps w:val="false"/>
+          <w:color w:val="1F2328"/>
+          <w:spacing w:val="0"/>
+          <w:sz w:val="28"/>
+          <w:szCs w:val="28"/>
+        </w:rPr>
+        <w:t>Сценарий выполняется последовательно — Артур произносит фразу, дыра открывается, слова переносятся, дыра закрывается.</w:t>
+      </w:r>
+    </w:p>
+    <w:p>
+      <w:pPr>
+        <w:pStyle w:val="BodyText"/>
+        <w:widowControl/>
+        <w:numPr>
+          <w:ilvl w:val="0"/>
+          <w:numId w:val="22"/>
+        </w:numPr>
+        <w:spacing w:before="0" w:after="140"/>
+        <w:rPr>
+          <w:rFonts w:ascii="Times New Roman" w:hAnsi="Times New Roman"/>
+          <w:b w:val="false"/>
+          <w:i w:val="false"/>
+          <w:i w:val="false"/>
+          <w:caps w:val="false"/>
+          <w:smallCaps w:val="false"/>
+          <w:color w:val="1F2328"/>
+          <w:spacing w:val="0"/>
+          <w:sz w:val="28"/>
+          <w:szCs w:val="28"/>
+        </w:rPr>
+      </w:pPr>
+      <w:r>
+        <w:rPr>
+          <w:rFonts w:ascii="Times New Roman" w:hAnsi="Times New Roman"/>
+          <w:b w:val="false"/>
+          <w:i w:val="false"/>
+          <w:caps w:val="false"/>
+          <w:smallCaps w:val="false"/>
+          <w:color w:val="1F2328"/>
+          <w:spacing w:val="0"/>
+          <w:sz w:val="28"/>
+          <w:szCs w:val="28"/>
+        </w:rPr>
+        <w:t>Инварианты сохраняются (существа странные и воинственные, война ужасная, космос почти бескрайний).</w:t>
       </w:r>
     </w:p>
     <w:p>
@@ -13542,6 +13981,20 @@
       </w:pPr>
       <w:r>
         <w:rPr>
+          <w:rFonts w:ascii="Times New Roman" w:hAnsi="Times New Roman"/>
+          <w:b w:val="false"/>
+          <w:i w:val="false"/>
+          <w:caps w:val="false"/>
+          <w:smallCaps w:val="false"/>
+          <w:color w:val="1F2328"/>
+          <w:spacing w:val="0"/>
+          <w:sz w:val="28"/>
+          <w:szCs w:val="28"/>
+        </w:rPr>
+        <w:t>Покрытие кода: строки — </w:t>
+      </w:r>
+      <w:r>
+        <w:rPr>
           <w:rStyle w:val="Strong"/>
           <w:rFonts w:ascii="Times New Roman" w:hAnsi="Times New Roman"/>
           <w:b/>
@@ -13553,224 +14006,76 @@
           <w:sz w:val="28"/>
           <w:szCs w:val="28"/>
         </w:rPr>
-        <w:t>testInitialState</w:t>
-      </w:r>
-      <w:r>
-        <w:rPr>
-          <w:rFonts w:ascii="Times New Roman" w:hAnsi="Times New Roman"/>
-          <w:b w:val="false"/>
-          <w:i w:val="false"/>
-          <w:caps w:val="false"/>
-          <w:smallCaps w:val="false"/>
-          <w:color w:val="1F2328"/>
-          <w:spacing w:val="0"/>
-          <w:sz w:val="28"/>
-          <w:szCs w:val="28"/>
-        </w:rPr>
-        <w:t>: Проверяет начальное состояние всех элементов сценария до выполнения — Артур с проблемным образом жизни, далёкая галактика со странными существами на грани войны, война ужасная и не начата.</w:t>
+        <w:t>93.5%</w:t>
+      </w:r>
+      <w:r>
+        <w:rPr>
+          <w:rFonts w:ascii="Times New Roman" w:hAnsi="Times New Roman"/>
+          <w:b w:val="false"/>
+          <w:i w:val="false"/>
+          <w:caps w:val="false"/>
+          <w:smallCaps w:val="false"/>
+          <w:color w:val="1F2328"/>
+          <w:spacing w:val="0"/>
+          <w:sz w:val="28"/>
+          <w:szCs w:val="28"/>
+        </w:rPr>
+        <w:t>, ветви — </w:t>
+      </w:r>
+      <w:r>
+        <w:rPr>
+          <w:rStyle w:val="Strong"/>
+          <w:rFonts w:ascii="Times New Roman" w:hAnsi="Times New Roman"/>
+          <w:b/>
+          <w:i w:val="false"/>
+          <w:caps w:val="false"/>
+          <w:smallCaps w:val="false"/>
+          <w:color w:val="1F2328"/>
+          <w:spacing w:val="0"/>
+          <w:sz w:val="28"/>
+          <w:szCs w:val="28"/>
+        </w:rPr>
+        <w:t>95.2%</w:t>
+      </w:r>
+      <w:r>
+        <w:rPr>
+          <w:rFonts w:ascii="Times New Roman" w:hAnsi="Times New Roman"/>
+          <w:b w:val="false"/>
+          <w:i w:val="false"/>
+          <w:caps w:val="false"/>
+          <w:smallCaps w:val="false"/>
+          <w:color w:val="1F2328"/>
+          <w:spacing w:val="0"/>
+          <w:sz w:val="28"/>
+          <w:szCs w:val="28"/>
+        </w:rPr>
+        <w:t>.</w:t>
       </w:r>
     </w:p>
     <w:p>
       <w:pPr>
         <w:pStyle w:val="BodyText"/>
-        <w:widowControl/>
-        <w:numPr>
-          <w:ilvl w:val="0"/>
-          <w:numId w:val="22"/>
-        </w:numPr>
-        <w:spacing w:before="0" w:after="140"/>
-        <w:rPr/>
-      </w:pPr>
-      <w:r>
-        <w:rPr>
-          <w:rStyle w:val="Strong"/>
-          <w:rFonts w:ascii="Times New Roman" w:hAnsi="Times New Roman"/>
-          <w:b/>
-          <w:i w:val="false"/>
-          <w:caps w:val="false"/>
-          <w:smallCaps w:val="false"/>
-          <w:color w:val="1F2328"/>
-          <w:spacing w:val="0"/>
-          <w:sz w:val="28"/>
-          <w:szCs w:val="28"/>
-        </w:rPr>
-        <w:t>testExecuteScenario</w:t>
-      </w:r>
-      <w:r>
-        <w:rPr>
-          <w:rFonts w:ascii="Times New Roman" w:hAnsi="Times New Roman"/>
-          <w:b w:val="false"/>
-          <w:i w:val="false"/>
-          <w:caps w:val="false"/>
-          <w:smallCaps w:val="false"/>
-          <w:color w:val="1F2328"/>
-          <w:spacing w:val="0"/>
-          <w:sz w:val="28"/>
-          <w:szCs w:val="28"/>
-        </w:rPr>
-        <w:t>: Проверяет выполнение полного сценария — Артур произносит фразу, слова переносятся в далёкую галактику через дыру, дыра закрывается.</w:t>
+        <w:rPr>
+          <w:rFonts w:ascii="Times New Roman" w:hAnsi="Times New Roman"/>
+          <w:sz w:val="28"/>
+          <w:szCs w:val="28"/>
+        </w:rPr>
+      </w:pPr>
+      <w:r>
+        <w:rPr>
+          <w:rFonts w:ascii="Times New Roman" w:hAnsi="Times New Roman"/>
+          <w:sz w:val="28"/>
+          <w:szCs w:val="28"/>
+        </w:rPr>
       </w:r>
     </w:p>
     <w:p>
       <w:pPr>
         <w:pStyle w:val="BodyText"/>
-        <w:widowControl/>
-        <w:numPr>
-          <w:ilvl w:val="0"/>
-          <w:numId w:val="22"/>
-        </w:numPr>
-        <w:spacing w:before="0" w:after="140"/>
-        <w:rPr/>
-      </w:pPr>
-      <w:r>
-        <w:rPr>
-          <w:rStyle w:val="Strong"/>
-          <w:rFonts w:ascii="Times New Roman" w:hAnsi="Times New Roman"/>
-          <w:b/>
-          <w:i w:val="false"/>
-          <w:caps w:val="false"/>
-          <w:smallCaps w:val="false"/>
-          <w:color w:val="1F2328"/>
-          <w:spacing w:val="0"/>
-          <w:sz w:val="28"/>
-          <w:szCs w:val="28"/>
-        </w:rPr>
-        <w:t>testGalaxyInhabitants</w:t>
-      </w:r>
-      <w:r>
-        <w:rPr>
-          <w:rFonts w:ascii="Times New Roman" w:hAnsi="Times New Roman"/>
-          <w:b w:val="false"/>
-          <w:i w:val="false"/>
-          <w:caps w:val="false"/>
-          <w:smallCaps w:val="false"/>
-          <w:color w:val="1F2328"/>
-          <w:spacing w:val="0"/>
-          <w:sz w:val="28"/>
-          <w:szCs w:val="28"/>
-        </w:rPr>
-        <w:t>: Проверяет, что галактика населена странными воинственными существами, балансирующими на грани войны (2 существа, каждое isStrange=true, isWarlike=true, isOnBrinkOfWar=true).</w:t>
-      </w:r>
-    </w:p>
-    <w:p>
-      <w:pPr>
-        <w:pStyle w:val="BodyText"/>
-        <w:widowControl/>
-        <w:numPr>
-          <w:ilvl w:val="0"/>
-          <w:numId w:val="22"/>
-        </w:numPr>
-        <w:spacing w:before="0" w:after="140"/>
-        <w:rPr/>
-      </w:pPr>
-      <w:r>
-        <w:rPr>
-          <w:rStyle w:val="Strong"/>
-          <w:rFonts w:ascii="Times New Roman" w:hAnsi="Times New Roman"/>
-          <w:b/>
-          <w:i w:val="false"/>
-          <w:caps w:val="false"/>
-          <w:smallCaps w:val="false"/>
-          <w:color w:val="1F2328"/>
-          <w:spacing w:val="0"/>
-          <w:sz w:val="28"/>
-          <w:szCs w:val="28"/>
-        </w:rPr>
-        <w:t>testCosmosInScenario</w:t>
-      </w:r>
-      <w:r>
-        <w:rPr>
-          <w:rFonts w:ascii="Times New Roman" w:hAnsi="Times New Roman"/>
-          <w:b w:val="false"/>
-          <w:i w:val="false"/>
-          <w:caps w:val="false"/>
-          <w:smallCaps w:val="false"/>
-          <w:color w:val="1F2328"/>
-          <w:spacing w:val="0"/>
-          <w:sz w:val="28"/>
-          <w:szCs w:val="28"/>
-        </w:rPr>
-        <w:t>: Космос доступен в сценарии и почти бескрайний.</w:t>
-      </w:r>
-    </w:p>
-    <w:p>
-      <w:pPr>
-        <w:pStyle w:val="BodyText"/>
-        <w:widowControl/>
-        <w:numPr>
-          <w:ilvl w:val="0"/>
-          <w:numId w:val="22"/>
-        </w:numPr>
-        <w:spacing w:before="0" w:after="140"/>
-        <w:rPr/>
-      </w:pPr>
-      <w:r>
-        <w:rPr>
-          <w:rStyle w:val="Strong"/>
-          <w:rFonts w:ascii="Times New Roman" w:hAnsi="Times New Roman"/>
-          <w:b/>
-          <w:i w:val="false"/>
-          <w:caps w:val="false"/>
-          <w:smallCaps w:val="false"/>
-          <w:color w:val="1F2328"/>
-          <w:spacing w:val="0"/>
-          <w:sz w:val="28"/>
-          <w:szCs w:val="28"/>
-        </w:rPr>
-        <w:t>testWarState</w:t>
-      </w:r>
-      <w:r>
-        <w:rPr>
-          <w:rFonts w:ascii="Times New Roman" w:hAnsi="Times New Roman"/>
-          <w:b w:val="false"/>
-          <w:i w:val="false"/>
-          <w:caps w:val="false"/>
-          <w:smallCaps w:val="false"/>
-          <w:color w:val="1F2328"/>
-          <w:spacing w:val="0"/>
-          <w:sz w:val="28"/>
-          <w:szCs w:val="28"/>
-        </w:rPr>
-        <w:t>: Война ужасная, ещё не началась, галактика на грани.</w:t>
-      </w:r>
-    </w:p>
-    <w:p>
-      <w:pPr>
-        <w:pStyle w:val="BodyText"/>
-        <w:widowControl/>
-        <w:spacing w:before="0" w:after="140"/>
-        <w:rPr>
-          <w:rFonts w:ascii="Times New Roman" w:hAnsi="Times New Roman"/>
-          <w:b w:val="false"/>
-          <w:i w:val="false"/>
-          <w:caps w:val="false"/>
-          <w:smallCaps w:val="false"/>
-          <w:color w:val="1F2328"/>
-          <w:spacing w:val="0"/>
-          <w:sz w:val="28"/>
-          <w:szCs w:val="28"/>
-        </w:rPr>
-      </w:pPr>
-      <w:r>
-        <w:rPr/>
-      </w:r>
-    </w:p>
-    <w:p>
-      <w:pPr>
-        <w:pStyle w:val="Heading3"/>
-        <w:widowControl/>
-        <w:pBdr/>
-        <w:spacing w:lineRule="auto" w:line="300" w:before="0" w:after="0"/>
-        <w:ind w:hanging="0" w:start="0" w:end="0"/>
         <w:rPr>
           <w:rFonts w:ascii="Times New Roman" w:hAnsi="Times New Roman"/>
           <w:b/>
           <w:bCs/>
-          <w:i w:val="false"/>
-          <w:caps w:val="false"/>
-          <w:smallCaps w:val="false"/>
-          <w:color w:val="1F2328"/>
-          <w:spacing w:val="0"/>
           <w:sz w:val="28"/>
           <w:szCs w:val="28"/>
         </w:rPr>
@@ -13780,294 +14085,10 @@
           <w:rFonts w:ascii="Times New Roman" w:hAnsi="Times New Roman"/>
           <w:b/>
           <w:bCs/>
-          <w:i w:val="false"/>
-          <w:caps w:val="false"/>
-          <w:smallCaps w:val="false"/>
-          <w:color w:val="1F2328"/>
-          <w:spacing w:val="0"/>
-          <w:sz w:val="28"/>
-          <w:szCs w:val="28"/>
-        </w:rPr>
-        <w:t>Результаты</w:t>
-      </w:r>
-    </w:p>
-    <w:p>
-      <w:pPr>
-        <w:pStyle w:val="BodyText"/>
-        <w:widowControl/>
-        <w:pBdr/>
-        <w:spacing w:before="0" w:after="0"/>
-        <w:ind w:hanging="0" w:start="0" w:end="0"/>
-        <w:rPr>
-          <w:rFonts w:ascii="Times New Roman" w:hAnsi="Times New Roman"/>
-          <w:b w:val="false"/>
-          <w:i w:val="false"/>
-          <w:caps w:val="false"/>
-          <w:smallCaps w:val="false"/>
-          <w:color w:val="1F2328"/>
-          <w:spacing w:val="0"/>
-          <w:sz w:val="28"/>
-          <w:szCs w:val="28"/>
-        </w:rPr>
-      </w:pPr>
-      <w:r>
-        <w:rPr>
-          <w:rFonts w:ascii="Times New Roman" w:hAnsi="Times New Roman"/>
-          <w:b w:val="false"/>
-          <w:i w:val="false"/>
-          <w:caps w:val="false"/>
-          <w:smallCaps w:val="false"/>
-          <w:color w:val="1F2328"/>
-          <w:spacing w:val="0"/>
-          <w:sz w:val="28"/>
-          <w:szCs w:val="28"/>
-        </w:rPr>
-        <w:t>Как мы можем видеть, все тесты проходят успешно:</w:t>
-      </w:r>
-    </w:p>
-    <w:p>
-      <w:pPr>
-        <w:pStyle w:val="BodyText"/>
-        <w:widowControl/>
-        <w:numPr>
-          <w:ilvl w:val="0"/>
-          <w:numId w:val="23"/>
-        </w:numPr>
-        <w:spacing w:before="0" w:after="140"/>
-        <w:rPr>
-          <w:rFonts w:ascii="Times New Roman" w:hAnsi="Times New Roman"/>
-          <w:b w:val="false"/>
-          <w:i w:val="false"/>
-          <w:caps w:val="false"/>
-          <w:smallCaps w:val="false"/>
-          <w:color w:val="1F2328"/>
-          <w:spacing w:val="0"/>
-          <w:sz w:val="28"/>
-          <w:szCs w:val="28"/>
-        </w:rPr>
-      </w:pPr>
-      <w:r>
-        <w:rPr>
-          <w:rFonts w:ascii="Times New Roman" w:hAnsi="Times New Roman"/>
-          <w:b w:val="false"/>
-          <w:i w:val="false"/>
-          <w:caps w:val="false"/>
-          <w:smallCaps w:val="false"/>
-          <w:color w:val="1F2328"/>
-          <w:spacing w:val="0"/>
-          <w:sz w:val="28"/>
-          <w:szCs w:val="28"/>
-        </w:rPr>
-        <w:t>Все объекты доменной модели создаются корректно.</w:t>
-      </w:r>
-    </w:p>
-    <w:p>
-      <w:pPr>
-        <w:pStyle w:val="BodyText"/>
-        <w:widowControl/>
-        <w:numPr>
-          <w:ilvl w:val="0"/>
-          <w:numId w:val="23"/>
-        </w:numPr>
-        <w:spacing w:before="0" w:after="140"/>
-        <w:rPr>
-          <w:rFonts w:ascii="Times New Roman" w:hAnsi="Times New Roman"/>
-          <w:b w:val="false"/>
-          <w:i w:val="false"/>
-          <w:caps w:val="false"/>
-          <w:smallCaps w:val="false"/>
-          <w:color w:val="1F2328"/>
-          <w:spacing w:val="0"/>
-          <w:sz w:val="28"/>
-          <w:szCs w:val="28"/>
-        </w:rPr>
-      </w:pPr>
-      <w:r>
-        <w:rPr>
-          <w:rFonts w:ascii="Times New Roman" w:hAnsi="Times New Roman"/>
-          <w:b w:val="false"/>
-          <w:i w:val="false"/>
-          <w:caps w:val="false"/>
-          <w:smallCaps w:val="false"/>
-          <w:color w:val="1F2328"/>
-          <w:spacing w:val="0"/>
-          <w:sz w:val="28"/>
-          <w:szCs w:val="28"/>
-        </w:rPr>
-        <w:t>Состояния изменяются в соответствии с действиями.</w:t>
-      </w:r>
-    </w:p>
-    <w:p>
-      <w:pPr>
-        <w:pStyle w:val="BodyText"/>
-        <w:widowControl/>
-        <w:numPr>
-          <w:ilvl w:val="0"/>
-          <w:numId w:val="23"/>
-        </w:numPr>
-        <w:spacing w:before="0" w:after="140"/>
-        <w:rPr>
-          <w:rFonts w:ascii="Times New Roman" w:hAnsi="Times New Roman"/>
-          <w:b w:val="false"/>
-          <w:i w:val="false"/>
-          <w:caps w:val="false"/>
-          <w:smallCaps w:val="false"/>
-          <w:color w:val="1F2328"/>
-          <w:spacing w:val="0"/>
-          <w:sz w:val="28"/>
-          <w:szCs w:val="28"/>
-        </w:rPr>
-      </w:pPr>
-      <w:r>
-        <w:rPr>
-          <w:rFonts w:ascii="Times New Roman" w:hAnsi="Times New Roman"/>
-          <w:b w:val="false"/>
-          <w:i w:val="false"/>
-          <w:caps w:val="false"/>
-          <w:smallCaps w:val="false"/>
-          <w:color w:val="1F2328"/>
-          <w:spacing w:val="0"/>
-          <w:sz w:val="28"/>
-          <w:szCs w:val="28"/>
-        </w:rPr>
-        <w:t>Сценарий выполняется последовательно — Артур произносит фразу, дыра открывается, слова переносятся, дыра закрывается.</w:t>
-      </w:r>
-    </w:p>
-    <w:p>
-      <w:pPr>
-        <w:pStyle w:val="BodyText"/>
-        <w:widowControl/>
-        <w:numPr>
-          <w:ilvl w:val="0"/>
-          <w:numId w:val="23"/>
-        </w:numPr>
-        <w:spacing w:before="0" w:after="140"/>
-        <w:rPr>
-          <w:rFonts w:ascii="Times New Roman" w:hAnsi="Times New Roman"/>
-          <w:b w:val="false"/>
-          <w:i w:val="false"/>
-          <w:caps w:val="false"/>
-          <w:smallCaps w:val="false"/>
-          <w:color w:val="1F2328"/>
-          <w:spacing w:val="0"/>
-          <w:sz w:val="28"/>
-          <w:szCs w:val="28"/>
-        </w:rPr>
-      </w:pPr>
-      <w:r>
-        <w:rPr>
-          <w:rFonts w:ascii="Times New Roman" w:hAnsi="Times New Roman"/>
-          <w:b w:val="false"/>
-          <w:i w:val="false"/>
-          <w:caps w:val="false"/>
-          <w:smallCaps w:val="false"/>
-          <w:color w:val="1F2328"/>
-          <w:spacing w:val="0"/>
-          <w:sz w:val="28"/>
-          <w:szCs w:val="28"/>
-        </w:rPr>
-        <w:t>Инварианты сохраняются (существа странные и воинственные, война ужасная, космос почти бескрайний).</w:t>
-      </w:r>
-    </w:p>
-    <w:p>
-      <w:pPr>
-        <w:pStyle w:val="BodyText"/>
-        <w:widowControl/>
-        <w:numPr>
-          <w:ilvl w:val="0"/>
-          <w:numId w:val="23"/>
-        </w:numPr>
-        <w:spacing w:before="0" w:after="140"/>
-        <w:rPr/>
-      </w:pPr>
-      <w:r>
-        <w:rPr>
-          <w:rFonts w:ascii="Times New Roman" w:hAnsi="Times New Roman"/>
-          <w:b w:val="false"/>
-          <w:i w:val="false"/>
-          <w:caps w:val="false"/>
-          <w:smallCaps w:val="false"/>
-          <w:color w:val="1F2328"/>
-          <w:spacing w:val="0"/>
-          <w:sz w:val="28"/>
-          <w:szCs w:val="28"/>
-        </w:rPr>
-        <w:t>Покрытие кода: строки — </w:t>
-      </w:r>
-      <w:r>
-        <w:rPr>
-          <w:rStyle w:val="Strong"/>
-          <w:rFonts w:ascii="Times New Roman" w:hAnsi="Times New Roman"/>
-          <w:b/>
-          <w:i w:val="false"/>
-          <w:caps w:val="false"/>
-          <w:smallCaps w:val="false"/>
-          <w:color w:val="1F2328"/>
-          <w:spacing w:val="0"/>
-          <w:sz w:val="28"/>
-          <w:szCs w:val="28"/>
-        </w:rPr>
-        <w:t>93.5%</w:t>
-      </w:r>
-      <w:r>
-        <w:rPr>
-          <w:rFonts w:ascii="Times New Roman" w:hAnsi="Times New Roman"/>
-          <w:b w:val="false"/>
-          <w:i w:val="false"/>
-          <w:caps w:val="false"/>
-          <w:smallCaps w:val="false"/>
-          <w:color w:val="1F2328"/>
-          <w:spacing w:val="0"/>
-          <w:sz w:val="28"/>
-          <w:szCs w:val="28"/>
-        </w:rPr>
-        <w:t>, ветви — </w:t>
-      </w:r>
-      <w:r>
-        <w:rPr>
-          <w:rStyle w:val="Strong"/>
-          <w:rFonts w:ascii="Times New Roman" w:hAnsi="Times New Roman"/>
-          <w:b/>
-          <w:i w:val="false"/>
-          <w:caps w:val="false"/>
-          <w:smallCaps w:val="false"/>
-          <w:color w:val="1F2328"/>
-          <w:spacing w:val="0"/>
-          <w:sz w:val="28"/>
-          <w:szCs w:val="28"/>
-        </w:rPr>
-        <w:t>95.2%</w:t>
-      </w:r>
-      <w:r>
-        <w:rPr>
-          <w:rFonts w:ascii="Times New Roman" w:hAnsi="Times New Roman"/>
-          <w:b w:val="false"/>
-          <w:i w:val="false"/>
-          <w:caps w:val="false"/>
-          <w:smallCaps w:val="false"/>
-          <w:color w:val="1F2328"/>
-          <w:spacing w:val="0"/>
-          <w:sz w:val="28"/>
-          <w:szCs w:val="28"/>
-        </w:rPr>
-        <w:t>.</w:t>
-      </w:r>
-    </w:p>
-    <w:p>
-      <w:pPr>
-        <w:pStyle w:val="BodyText"/>
-        <w:rPr>
-          <w:rFonts w:ascii="Times New Roman" w:hAnsi="Times New Roman"/>
-          <w:sz w:val="28"/>
-          <w:szCs w:val="28"/>
-        </w:rPr>
-      </w:pPr>
-      <w:r>
-        <w:rPr>
-          <w:rFonts w:ascii="Times New Roman" w:hAnsi="Times New Roman"/>
-          <w:sz w:val="28"/>
-          <w:szCs w:val="28"/>
-        </w:rPr>
+          <w:sz w:val="28"/>
+          <w:szCs w:val="28"/>
+        </w:rPr>
+        <w:t>Summary:</w:t>
       </w:r>
     </w:p>
     <w:p>
@@ -14089,12 +14110,9 @@
           <w:sz w:val="28"/>
           <w:szCs w:val="28"/>
         </w:rPr>
-        <w:t>Summary:</w:t>
-      </w:r>
-    </w:p>
-    <w:p>
-      <w:pPr>
-        <w:pStyle w:val="BodyText"/>
+        <w:t xml:space="preserve">  </w:t>
+      </w:r>
+      <w:r>
         <w:rPr>
           <w:rFonts w:ascii="Times New Roman" w:hAnsi="Times New Roman"/>
           <w:b/>
@@ -14102,8 +14120,12 @@
           <w:sz w:val="28"/>
           <w:szCs w:val="28"/>
         </w:rPr>
-      </w:pPr>
-      <w:r>
+        <w:t>Total tests : 111</w:t>
+      </w:r>
+    </w:p>
+    <w:p>
+      <w:pPr>
+        <w:pStyle w:val="BodyText"/>
         <w:rPr>
           <w:rFonts w:ascii="Times New Roman" w:hAnsi="Times New Roman"/>
           <w:b/>
@@ -14111,8 +14133,7 @@
           <w:sz w:val="28"/>
           <w:szCs w:val="28"/>
         </w:rPr>
-        <w:t xml:space="preserve">  </w:t>
-      </w:r>
+      </w:pPr>
       <w:r>
         <w:rPr>
           <w:rFonts w:ascii="Times New Roman" w:hAnsi="Times New Roman"/>
@@ -14121,12 +14142,9 @@
           <w:sz w:val="28"/>
           <w:szCs w:val="28"/>
         </w:rPr>
-        <w:t>Total tests : 111</w:t>
-      </w:r>
-    </w:p>
-    <w:p>
-      <w:pPr>
-        <w:pStyle w:val="BodyText"/>
+        <w:t xml:space="preserve">  </w:t>
+      </w:r>
+      <w:r>
         <w:rPr>
           <w:rFonts w:ascii="Times New Roman" w:hAnsi="Times New Roman"/>
           <w:b/>
@@ -14134,8 +14152,12 @@
           <w:sz w:val="28"/>
           <w:szCs w:val="28"/>
         </w:rPr>
-      </w:pPr>
-      <w:r>
+        <w:t>Failures    : 0</w:t>
+      </w:r>
+    </w:p>
+    <w:p>
+      <w:pPr>
+        <w:pStyle w:val="BodyText"/>
         <w:rPr>
           <w:rFonts w:ascii="Times New Roman" w:hAnsi="Times New Roman"/>
           <w:b/>
@@ -14143,8 +14165,7 @@
           <w:sz w:val="28"/>
           <w:szCs w:val="28"/>
         </w:rPr>
-        <w:t xml:space="preserve">  </w:t>
-      </w:r>
+      </w:pPr>
       <w:r>
         <w:rPr>
           <w:rFonts w:ascii="Times New Roman" w:hAnsi="Times New Roman"/>
@@ -14153,12 +14174,9 @@
           <w:sz w:val="28"/>
           <w:szCs w:val="28"/>
         </w:rPr>
-        <w:t>Failures    : 0</w:t>
-      </w:r>
-    </w:p>
-    <w:p>
-      <w:pPr>
-        <w:pStyle w:val="BodyText"/>
+        <w:t xml:space="preserve">  </w:t>
+      </w:r>
+      <w:r>
         <w:rPr>
           <w:rFonts w:ascii="Times New Roman" w:hAnsi="Times New Roman"/>
           <w:b/>
@@ -14166,8 +14184,12 @@
           <w:sz w:val="28"/>
           <w:szCs w:val="28"/>
         </w:rPr>
-      </w:pPr>
-      <w:r>
+        <w:t>Errors      : 0</w:t>
+      </w:r>
+    </w:p>
+    <w:p>
+      <w:pPr>
+        <w:pStyle w:val="BodyText"/>
         <w:rPr>
           <w:rFonts w:ascii="Times New Roman" w:hAnsi="Times New Roman"/>
           <w:b/>
@@ -14175,8 +14197,7 @@
           <w:sz w:val="28"/>
           <w:szCs w:val="28"/>
         </w:rPr>
-        <w:t xml:space="preserve">  </w:t>
-      </w:r>
+      </w:pPr>
       <w:r>
         <w:rPr>
           <w:rFonts w:ascii="Times New Roman" w:hAnsi="Times New Roman"/>
@@ -14185,12 +14206,9 @@
           <w:sz w:val="28"/>
           <w:szCs w:val="28"/>
         </w:rPr>
-        <w:t>Errors      : 0</w:t>
-      </w:r>
-    </w:p>
-    <w:p>
-      <w:pPr>
-        <w:pStyle w:val="BodyText"/>
+        <w:t xml:space="preserve">  </w:t>
+      </w:r>
+      <w:r>
         <w:rPr>
           <w:rFonts w:ascii="Times New Roman" w:hAnsi="Times New Roman"/>
           <w:b/>
@@ -14198,8 +14216,12 @@
           <w:sz w:val="28"/>
           <w:szCs w:val="28"/>
         </w:rPr>
-      </w:pPr>
-      <w:r>
+        <w:t>Skipped     : 0</w:t>
+      </w:r>
+    </w:p>
+    <w:p>
+      <w:pPr>
+        <w:pStyle w:val="BodyText"/>
         <w:rPr>
           <w:rFonts w:ascii="Times New Roman" w:hAnsi="Times New Roman"/>
           <w:b/>
@@ -14207,8 +14229,7 @@
           <w:sz w:val="28"/>
           <w:szCs w:val="28"/>
         </w:rPr>
-        <w:t xml:space="preserve">  </w:t>
-      </w:r>
+      </w:pPr>
       <w:r>
         <w:rPr>
           <w:rFonts w:ascii="Times New Roman" w:hAnsi="Times New Roman"/>
@@ -14217,12 +14238,9 @@
           <w:sz w:val="28"/>
           <w:szCs w:val="28"/>
         </w:rPr>
-        <w:t>Skipped     : 0</w:t>
-      </w:r>
-    </w:p>
-    <w:p>
-      <w:pPr>
-        <w:pStyle w:val="BodyText"/>
+        <w:t xml:space="preserve">  </w:t>
+      </w:r>
+      <w:r>
         <w:rPr>
           <w:rFonts w:ascii="Times New Roman" w:hAnsi="Times New Roman"/>
           <w:b/>
@@ -14230,25 +14248,6 @@
           <w:sz w:val="28"/>
           <w:szCs w:val="28"/>
         </w:rPr>
-      </w:pPr>
-      <w:r>
-        <w:rPr>
-          <w:rFonts w:ascii="Times New Roman" w:hAnsi="Times New Roman"/>
-          <w:b/>
-          <w:bCs/>
-          <w:sz w:val="28"/>
-          <w:szCs w:val="28"/>
-        </w:rPr>
-        <w:t xml:space="preserve">  </w:t>
-      </w:r>
-      <w:r>
-        <w:rPr>
-          <w:rFonts w:ascii="Times New Roman" w:hAnsi="Times New Roman"/>
-          <w:b/>
-          <w:bCs/>
-          <w:sz w:val="28"/>
-          <w:szCs w:val="28"/>
-        </w:rPr>
         <w:t>Time        : 0.69s</w:t>
       </w:r>
     </w:p>
@@ -14263,7 +14262,11 @@
         </w:rPr>
       </w:pPr>
       <w:r>
-        <w:rPr/>
+        <w:rPr>
+          <w:rFonts w:eastAsia="Times New Roman" w:cs="Times New Roman" w:ascii="Times New Roman" w:hAnsi="Times New Roman"/>
+          <w:sz w:val="28"/>
+          <w:szCs w:val="28"/>
+        </w:rPr>
         <w:drawing>
           <wp:anchor behindDoc="0" distT="0" distB="0" distL="0" distR="0" simplePos="0" locked="0" layoutInCell="0" allowOverlap="1" relativeHeight="2">
             <wp:simplePos x="0" y="0"/>
@@ -14374,23 +14377,7 @@
           <w:sz w:val="28"/>
           <w:szCs w:val="28"/>
         </w:rPr>
-        <w:t xml:space="preserve">Во время выполнения лабораторной работы </w:t>
-      </w:r>
-      <w:r>
-        <w:rPr>
-          <w:rFonts w:eastAsia="Times New Roman" w:cs="Times New Roman" w:ascii="Times New Roman" w:hAnsi="Times New Roman"/>
-          <w:sz w:val="28"/>
-          <w:szCs w:val="28"/>
-        </w:rPr>
-        <w:t>мы</w:t>
-      </w:r>
-      <w:r>
-        <w:rPr>
-          <w:rFonts w:eastAsia="Times New Roman" w:cs="Times New Roman" w:ascii="Times New Roman" w:hAnsi="Times New Roman"/>
-          <w:sz w:val="28"/>
-          <w:szCs w:val="28"/>
-        </w:rPr>
-        <w:t xml:space="preserve"> углубили свои знания в JUnit5, научились писать юнит-тесты, использовать параметризированные тесты и тесты на проверку составленной объектной модели.</w:t>
+        <w:t>Во время выполнения лабораторной работы мы углубили свои знания в JUnit5, научились писать юнит-тесты, использовать параметризированные тесты и тесты на проверку составленной объектной модели.</w:t>
       </w:r>
     </w:p>
     <w:p>
@@ -14623,24 +14610,34 @@
   <w:abstractNum w:abstractNumId="2">
     <w:lvl w:ilvl="0">
       <w:start w:val="1"/>
-      <w:numFmt w:val="bullet"/>
-      <w:lvlText w:val=""/>
+      <w:numFmt w:val="decimal"/>
+      <w:lvlText w:val="%1."/>
       <w:lvlJc w:val="start"/>
       <w:pPr>
         <w:tabs>
           <w:tab w:val="num" w:pos="0"/>
         </w:tabs>
+        <w:ind w:start="720" w:hanging="360"/>
+      </w:pPr>
+      <w:rPr/>
+    </w:lvl>
+    <w:lvl w:ilvl="1">
+      <w:start w:val="1"/>
+      <w:numFmt w:val="decimal"/>
+      <w:lvlText w:val="%2."/>
+      <w:lvlJc w:val="start"/>
+      <w:pPr>
+        <w:tabs>
+          <w:tab w:val="num" w:pos="0"/>
+        </w:tabs>
         <w:ind w:start="1440" w:hanging="360"/>
       </w:pPr>
-      <w:rPr>
-        <w:rFonts w:ascii="Wingdings" w:hAnsi="Wingdings" w:cs="Wingdings" w:hint="default"/>
-        <w:u w:val="none"/>
-      </w:rPr>
-    </w:lvl>
-    <w:lvl w:ilvl="1">
-      <w:start w:val="1"/>
-      <w:numFmt w:val="bullet"/>
-      <w:lvlText w:val=""/>
+      <w:rPr/>
+    </w:lvl>
+    <w:lvl w:ilvl="2">
+      <w:start w:val="1"/>
+      <w:numFmt w:val="decimal"/>
+      <w:lvlText w:val="%3."/>
       <w:lvlJc w:val="start"/>
       <w:pPr>
         <w:tabs>
@@ -14648,15 +14645,12 @@
         </w:tabs>
         <w:ind w:start="2160" w:hanging="360"/>
       </w:pPr>
-      <w:rPr>
-        <w:rFonts w:ascii="Wingdings 2" w:hAnsi="Wingdings 2" w:cs="Wingdings 2" w:hint="default"/>
-        <w:u w:val="none"/>
-      </w:rPr>
-    </w:lvl>
-    <w:lvl w:ilvl="2">
-      <w:start w:val="1"/>
-      <w:numFmt w:val="bullet"/>
-      <w:lvlText w:val="■"/>
+      <w:rPr/>
+    </w:lvl>
+    <w:lvl w:ilvl="3">
+      <w:start w:val="1"/>
+      <w:numFmt w:val="decimal"/>
+      <w:lvlText w:val="%4."/>
       <w:lvlJc w:val="start"/>
       <w:pPr>
         <w:tabs>
@@ -14664,15 +14658,12 @@
         </w:tabs>
         <w:ind w:start="2880" w:hanging="360"/>
       </w:pPr>
-      <w:rPr>
-        <w:rFonts w:ascii="OpenSymbol" w:hAnsi="OpenSymbol" w:cs="OpenSymbol" w:hint="default"/>
-        <w:u w:val="none"/>
-      </w:rPr>
-    </w:lvl>
-    <w:lvl w:ilvl="3">
-      <w:start w:val="1"/>
-      <w:numFmt w:val="bullet"/>
-      <w:lvlText w:val=""/>
+      <w:rPr/>
+    </w:lvl>
+    <w:lvl w:ilvl="4">
+      <w:start w:val="1"/>
+      <w:numFmt w:val="decimal"/>
+      <w:lvlText w:val="%5."/>
       <w:lvlJc w:val="start"/>
       <w:pPr>
         <w:tabs>
@@ -14680,15 +14671,12 @@
         </w:tabs>
         <w:ind w:start="3600" w:hanging="360"/>
       </w:pPr>
-      <w:rPr>
-        <w:rFonts w:ascii="Wingdings" w:hAnsi="Wingdings" w:cs="Wingdings" w:hint="default"/>
-        <w:u w:val="none"/>
-      </w:rPr>
-    </w:lvl>
-    <w:lvl w:ilvl="4">
-      <w:start w:val="1"/>
-      <w:numFmt w:val="bullet"/>
-      <w:lvlText w:val=""/>
+      <w:rPr/>
+    </w:lvl>
+    <w:lvl w:ilvl="5">
+      <w:start w:val="1"/>
+      <w:numFmt w:val="decimal"/>
+      <w:lvlText w:val="%6."/>
       <w:lvlJc w:val="start"/>
       <w:pPr>
         <w:tabs>
@@ -14696,15 +14684,12 @@
         </w:tabs>
         <w:ind w:start="4320" w:hanging="360"/>
       </w:pPr>
-      <w:rPr>
-        <w:rFonts w:ascii="Wingdings 2" w:hAnsi="Wingdings 2" w:cs="Wingdings 2" w:hint="default"/>
-        <w:u w:val="none"/>
-      </w:rPr>
-    </w:lvl>
-    <w:lvl w:ilvl="5">
-      <w:start w:val="1"/>
-      <w:numFmt w:val="bullet"/>
-      <w:lvlText w:val="■"/>
+      <w:rPr/>
+    </w:lvl>
+    <w:lvl w:ilvl="6">
+      <w:start w:val="1"/>
+      <w:numFmt w:val="decimal"/>
+      <w:lvlText w:val="%7."/>
       <w:lvlJc w:val="start"/>
       <w:pPr>
         <w:tabs>
@@ -14712,15 +14697,12 @@
         </w:tabs>
         <w:ind w:start="5040" w:hanging="360"/>
       </w:pPr>
-      <w:rPr>
-        <w:rFonts w:ascii="OpenSymbol" w:hAnsi="OpenSymbol" w:cs="OpenSymbol" w:hint="default"/>
-        <w:u w:val="none"/>
-      </w:rPr>
-    </w:lvl>
-    <w:lvl w:ilvl="6">
-      <w:start w:val="1"/>
-      <w:numFmt w:val="bullet"/>
-      <w:lvlText w:val=""/>
+      <w:rPr/>
+    </w:lvl>
+    <w:lvl w:ilvl="7">
+      <w:start w:val="1"/>
+      <w:numFmt w:val="decimal"/>
+      <w:lvlText w:val="%8."/>
       <w:lvlJc w:val="start"/>
       <w:pPr>
         <w:tabs>
@@ -14728,15 +14710,12 @@
         </w:tabs>
         <w:ind w:start="5760" w:hanging="360"/>
       </w:pPr>
-      <w:rPr>
-        <w:rFonts w:ascii="Wingdings" w:hAnsi="Wingdings" w:cs="Wingdings" w:hint="default"/>
-        <w:u w:val="none"/>
-      </w:rPr>
-    </w:lvl>
-    <w:lvl w:ilvl="7">
-      <w:start w:val="1"/>
-      <w:numFmt w:val="bullet"/>
-      <w:lvlText w:val=""/>
+      <w:rPr/>
+    </w:lvl>
+    <w:lvl w:ilvl="8">
+      <w:start w:val="1"/>
+      <w:numFmt w:val="decimal"/>
+      <w:lvlText w:val="%9."/>
       <w:lvlJc w:val="start"/>
       <w:pPr>
         <w:tabs>
@@ -14744,26 +14723,7 @@
         </w:tabs>
         <w:ind w:start="6480" w:hanging="360"/>
       </w:pPr>
-      <w:rPr>
-        <w:rFonts w:ascii="Wingdings 2" w:hAnsi="Wingdings 2" w:cs="Wingdings 2" w:hint="default"/>
-        <w:u w:val="none"/>
-      </w:rPr>
-    </w:lvl>
-    <w:lvl w:ilvl="8">
-      <w:start w:val="1"/>
-      <w:numFmt w:val="bullet"/>
-      <w:lvlText w:val="■"/>
-      <w:lvlJc w:val="start"/>
-      <w:pPr>
-        <w:tabs>
-          <w:tab w:val="num" w:pos="0"/>
-        </w:tabs>
-        <w:ind w:start="7200" w:hanging="360"/>
-      </w:pPr>
-      <w:rPr>
-        <w:rFonts w:ascii="OpenSymbol" w:hAnsi="OpenSymbol" w:cs="OpenSymbol" w:hint="default"/>
-        <w:u w:val="none"/>
-      </w:rPr>
+      <w:rPr/>
     </w:lvl>
   </w:abstractNum>
   <w:abstractNum w:abstractNumId="3">
@@ -14778,11 +14738,13 @@
         </w:tabs>
         <w:ind w:start="720" w:hanging="360"/>
       </w:pPr>
-      <w:rPr/>
+      <w:rPr>
+        <w:u w:val="none"/>
+      </w:rPr>
     </w:lvl>
     <w:lvl w:ilvl="1">
       <w:start w:val="1"/>
-      <w:numFmt w:val="decimal"/>
+      <w:numFmt w:val="lowerLetter"/>
       <w:lvlText w:val="%2."/>
       <w:lvlJc w:val="start"/>
       <w:pPr>
@@ -14791,20 +14753,24 @@
         </w:tabs>
         <w:ind w:start="1440" w:hanging="360"/>
       </w:pPr>
-      <w:rPr/>
+      <w:rPr>
+        <w:u w:val="none"/>
+      </w:rPr>
     </w:lvl>
     <w:lvl w:ilvl="2">
       <w:start w:val="1"/>
-      <w:numFmt w:val="decimal"/>
+      <w:numFmt w:val="lowerRoman"/>
       <w:lvlText w:val="%3."/>
-      <w:lvlJc w:val="start"/>
+      <w:lvlJc w:val="end"/>
       <w:pPr>
         <w:tabs>
           <w:tab w:val="num" w:pos="0"/>
         </w:tabs>
         <w:ind w:start="2160" w:hanging="360"/>
       </w:pPr>
-      <w:rPr/>
+      <w:rPr>
+        <w:u w:val="none"/>
+      </w:rPr>
     </w:lvl>
     <w:lvl w:ilvl="3">
       <w:start w:val="1"/>
@@ -14817,11 +14783,13 @@
         </w:tabs>
         <w:ind w:start="2880" w:hanging="360"/>
       </w:pPr>
-      <w:rPr/>
+      <w:rPr>
+        <w:u w:val="none"/>
+      </w:rPr>
     </w:lvl>
     <w:lvl w:ilvl="4">
       <w:start w:val="1"/>
-      <w:numFmt w:val="decimal"/>
+      <w:numFmt w:val="lowerLetter"/>
       <w:lvlText w:val="%5."/>
       <w:lvlJc w:val="start"/>
       <w:pPr>
@@ -14830,20 +14798,24 @@
         </w:tabs>
         <w:ind w:start="3600" w:hanging="360"/>
       </w:pPr>
-      <w:rPr/>
+      <w:rPr>
+        <w:u w:val="none"/>
+      </w:rPr>
     </w:lvl>
     <w:lvl w:ilvl="5">
       <w:start w:val="1"/>
-      <w:numFmt w:val="decimal"/>
+      <w:numFmt w:val="lowerRoman"/>
       <w:lvlText w:val="%6."/>
-      <w:lvlJc w:val="start"/>
+      <w:lvlJc w:val="end"/>
       <w:pPr>
         <w:tabs>
           <w:tab w:val="num" w:pos="0"/>
         </w:tabs>
         <w:ind w:start="4320" w:hanging="360"/>
       </w:pPr>
-      <w:rPr/>
+      <w:rPr>
+        <w:u w:val="none"/>
+      </w:rPr>
     </w:lvl>
     <w:lvl w:ilvl="6">
       <w:start w:val="1"/>
@@ -14856,11 +14828,13 @@
         </w:tabs>
         <w:ind w:start="5040" w:hanging="360"/>
       </w:pPr>
-      <w:rPr/>
+      <w:rPr>
+        <w:u w:val="none"/>
+      </w:rPr>
     </w:lvl>
     <w:lvl w:ilvl="7">
       <w:start w:val="1"/>
-      <w:numFmt w:val="decimal"/>
+      <w:numFmt w:val="lowerLetter"/>
       <w:lvlText w:val="%8."/>
       <w:lvlJc w:val="start"/>
       <w:pPr>
@@ -14869,156 +14843,160 @@
         </w:tabs>
         <w:ind w:start="5760" w:hanging="360"/>
       </w:pPr>
-      <w:rPr/>
+      <w:rPr>
+        <w:u w:val="none"/>
+      </w:rPr>
     </w:lvl>
     <w:lvl w:ilvl="8">
       <w:start w:val="1"/>
-      <w:numFmt w:val="decimal"/>
+      <w:numFmt w:val="lowerRoman"/>
       <w:lvlText w:val="%9."/>
-      <w:lvlJc w:val="start"/>
+      <w:lvlJc w:val="end"/>
       <w:pPr>
         <w:tabs>
           <w:tab w:val="num" w:pos="0"/>
         </w:tabs>
         <w:ind w:start="6480" w:hanging="360"/>
       </w:pPr>
-      <w:rPr/>
+      <w:rPr>
+        <w:u w:val="none"/>
+      </w:rPr>
     </w:lvl>
   </w:abstractNum>
   <w:abstractNum w:abstractNumId="4">
     <w:lvl w:ilvl="0">
       <w:start w:val="1"/>
-      <w:numFmt w:val="decimal"/>
-      <w:lvlText w:val="%1."/>
-      <w:lvlJc w:val="start"/>
-      <w:pPr>
-        <w:tabs>
-          <w:tab w:val="num" w:pos="0"/>
+      <w:numFmt w:val="bullet"/>
+      <w:lvlText w:val=""/>
+      <w:lvlJc w:val="start"/>
+      <w:pPr>
+        <w:tabs>
+          <w:tab w:val="num" w:pos="720"/>
         </w:tabs>
         <w:ind w:start="720" w:hanging="360"/>
       </w:pPr>
       <w:rPr>
-        <w:u w:val="none"/>
+        <w:rFonts w:ascii="Symbol" w:hAnsi="Symbol" w:cs="Symbol" w:hint="default"/>
       </w:rPr>
     </w:lvl>
     <w:lvl w:ilvl="1">
       <w:start w:val="1"/>
-      <w:numFmt w:val="lowerLetter"/>
-      <w:lvlText w:val="%2."/>
-      <w:lvlJc w:val="start"/>
-      <w:pPr>
-        <w:tabs>
-          <w:tab w:val="num" w:pos="0"/>
+      <w:numFmt w:val="bullet"/>
+      <w:lvlText w:val="◦"/>
+      <w:lvlJc w:val="start"/>
+      <w:pPr>
+        <w:tabs>
+          <w:tab w:val="num" w:pos="1080"/>
+        </w:tabs>
+        <w:ind w:start="1080" w:hanging="360"/>
+      </w:pPr>
+      <w:rPr>
+        <w:rFonts w:ascii="OpenSymbol" w:hAnsi="OpenSymbol" w:cs="OpenSymbol" w:hint="default"/>
+      </w:rPr>
+    </w:lvl>
+    <w:lvl w:ilvl="2">
+      <w:start w:val="1"/>
+      <w:numFmt w:val="bullet"/>
+      <w:lvlText w:val="▪"/>
+      <w:lvlJc w:val="start"/>
+      <w:pPr>
+        <w:tabs>
+          <w:tab w:val="num" w:pos="1440"/>
         </w:tabs>
         <w:ind w:start="1440" w:hanging="360"/>
       </w:pPr>
       <w:rPr>
-        <w:u w:val="none"/>
-      </w:rPr>
-    </w:lvl>
-    <w:lvl w:ilvl="2">
-      <w:start w:val="1"/>
-      <w:numFmt w:val="lowerRoman"/>
-      <w:lvlText w:val="%3."/>
-      <w:lvlJc w:val="end"/>
-      <w:pPr>
-        <w:tabs>
-          <w:tab w:val="num" w:pos="0"/>
+        <w:rFonts w:ascii="OpenSymbol" w:hAnsi="OpenSymbol" w:cs="OpenSymbol" w:hint="default"/>
+      </w:rPr>
+    </w:lvl>
+    <w:lvl w:ilvl="3">
+      <w:start w:val="1"/>
+      <w:numFmt w:val="bullet"/>
+      <w:lvlText w:val=""/>
+      <w:lvlJc w:val="start"/>
+      <w:pPr>
+        <w:tabs>
+          <w:tab w:val="num" w:pos="1800"/>
+        </w:tabs>
+        <w:ind w:start="1800" w:hanging="360"/>
+      </w:pPr>
+      <w:rPr>
+        <w:rFonts w:ascii="Symbol" w:hAnsi="Symbol" w:cs="Symbol" w:hint="default"/>
+      </w:rPr>
+    </w:lvl>
+    <w:lvl w:ilvl="4">
+      <w:start w:val="1"/>
+      <w:numFmt w:val="bullet"/>
+      <w:lvlText w:val="◦"/>
+      <w:lvlJc w:val="start"/>
+      <w:pPr>
+        <w:tabs>
+          <w:tab w:val="num" w:pos="2160"/>
         </w:tabs>
         <w:ind w:start="2160" w:hanging="360"/>
       </w:pPr>
       <w:rPr>
-        <w:u w:val="none"/>
-      </w:rPr>
-    </w:lvl>
-    <w:lvl w:ilvl="3">
-      <w:start w:val="1"/>
-      <w:numFmt w:val="decimal"/>
-      <w:lvlText w:val="%4."/>
-      <w:lvlJc w:val="start"/>
-      <w:pPr>
-        <w:tabs>
-          <w:tab w:val="num" w:pos="0"/>
+        <w:rFonts w:ascii="OpenSymbol" w:hAnsi="OpenSymbol" w:cs="OpenSymbol" w:hint="default"/>
+      </w:rPr>
+    </w:lvl>
+    <w:lvl w:ilvl="5">
+      <w:start w:val="1"/>
+      <w:numFmt w:val="bullet"/>
+      <w:lvlText w:val="▪"/>
+      <w:lvlJc w:val="start"/>
+      <w:pPr>
+        <w:tabs>
+          <w:tab w:val="num" w:pos="2520"/>
+        </w:tabs>
+        <w:ind w:start="2520" w:hanging="360"/>
+      </w:pPr>
+      <w:rPr>
+        <w:rFonts w:ascii="OpenSymbol" w:hAnsi="OpenSymbol" w:cs="OpenSymbol" w:hint="default"/>
+      </w:rPr>
+    </w:lvl>
+    <w:lvl w:ilvl="6">
+      <w:start w:val="1"/>
+      <w:numFmt w:val="bullet"/>
+      <w:lvlText w:val=""/>
+      <w:lvlJc w:val="start"/>
+      <w:pPr>
+        <w:tabs>
+          <w:tab w:val="num" w:pos="2880"/>
         </w:tabs>
         <w:ind w:start="2880" w:hanging="360"/>
       </w:pPr>
       <w:rPr>
-        <w:u w:val="none"/>
-      </w:rPr>
-    </w:lvl>
-    <w:lvl w:ilvl="4">
-      <w:start w:val="1"/>
-      <w:numFmt w:val="lowerLetter"/>
-      <w:lvlText w:val="%5."/>
-      <w:lvlJc w:val="start"/>
-      <w:pPr>
-        <w:tabs>
-          <w:tab w:val="num" w:pos="0"/>
+        <w:rFonts w:ascii="Symbol" w:hAnsi="Symbol" w:cs="Symbol" w:hint="default"/>
+      </w:rPr>
+    </w:lvl>
+    <w:lvl w:ilvl="7">
+      <w:start w:val="1"/>
+      <w:numFmt w:val="bullet"/>
+      <w:lvlText w:val="◦"/>
+      <w:lvlJc w:val="start"/>
+      <w:pPr>
+        <w:tabs>
+          <w:tab w:val="num" w:pos="3240"/>
+        </w:tabs>
+        <w:ind w:start="3240" w:hanging="360"/>
+      </w:pPr>
+      <w:rPr>
+        <w:rFonts w:ascii="OpenSymbol" w:hAnsi="OpenSymbol" w:cs="OpenSymbol" w:hint="default"/>
+      </w:rPr>
+    </w:lvl>
+    <w:lvl w:ilvl="8">
+      <w:start w:val="1"/>
+      <w:numFmt w:val="bullet"/>
+      <w:lvlText w:val="▪"/>
+      <w:lvlJc w:val="start"/>
+      <w:pPr>
+        <w:tabs>
+          <w:tab w:val="num" w:pos="3600"/>
         </w:tabs>
         <w:ind w:start="3600" w:hanging="360"/>
       </w:pPr>
       <w:rPr>
-        <w:u w:val="none"/>
-      </w:rPr>
-    </w:lvl>
-    <w:lvl w:ilvl="5">
-      <w:start w:val="1"/>
-      <w:numFmt w:val="lowerRoman"/>
-      <w:lvlText w:val="%6."/>
-      <w:lvlJc w:val="end"/>
-      <w:pPr>
-        <w:tabs>
-          <w:tab w:val="num" w:pos="0"/>
-        </w:tabs>
-        <w:ind w:start="4320" w:hanging="360"/>
-      </w:pPr>
-      <w:rPr>
-        <w:u w:val="none"/>
-      </w:rPr>
-    </w:lvl>
-    <w:lvl w:ilvl="6">
-      <w:start w:val="1"/>
-      <w:numFmt w:val="decimal"/>
-      <w:lvlText w:val="%7."/>
-      <w:lvlJc w:val="start"/>
-      <w:pPr>
-        <w:tabs>
-          <w:tab w:val="num" w:pos="0"/>
-        </w:tabs>
-        <w:ind w:start="5040" w:hanging="360"/>
-      </w:pPr>
-      <w:rPr>
-        <w:u w:val="none"/>
-      </w:rPr>
-    </w:lvl>
-    <w:lvl w:ilvl="7">
-      <w:start w:val="1"/>
-      <w:numFmt w:val="lowerLetter"/>
-      <w:lvlText w:val="%8."/>
-      <w:lvlJc w:val="start"/>
-      <w:pPr>
-        <w:tabs>
-          <w:tab w:val="num" w:pos="0"/>
-        </w:tabs>
-        <w:ind w:start="5760" w:hanging="360"/>
-      </w:pPr>
-      <w:rPr>
-        <w:u w:val="none"/>
-      </w:rPr>
-    </w:lvl>
-    <w:lvl w:ilvl="8">
-      <w:start w:val="1"/>
-      <w:numFmt w:val="lowerRoman"/>
-      <w:lvlText w:val="%9."/>
-      <w:lvlJc w:val="end"/>
-      <w:pPr>
-        <w:tabs>
-          <w:tab w:val="num" w:pos="0"/>
-        </w:tabs>
-        <w:ind w:start="6480" w:hanging="360"/>
-      </w:pPr>
-      <w:rPr>
-        <w:u w:val="none"/>
+        <w:rFonts w:ascii="OpenSymbol" w:hAnsi="OpenSymbol" w:cs="OpenSymbol" w:hint="default"/>
       </w:rPr>
     </w:lvl>
   </w:abstractNum>
@@ -17489,143 +17467,6 @@
     </w:lvl>
   </w:abstractNum>
   <w:abstractNum w:abstractNumId="23">
-    <w:lvl w:ilvl="0">
-      <w:start w:val="1"/>
-      <w:numFmt w:val="bullet"/>
-      <w:lvlText w:val=""/>
-      <w:lvlJc w:val="start"/>
-      <w:pPr>
-        <w:tabs>
-          <w:tab w:val="num" w:pos="720"/>
-        </w:tabs>
-        <w:ind w:start="720" w:hanging="360"/>
-      </w:pPr>
-      <w:rPr>
-        <w:rFonts w:ascii="Symbol" w:hAnsi="Symbol" w:cs="Symbol" w:hint="default"/>
-      </w:rPr>
-    </w:lvl>
-    <w:lvl w:ilvl="1">
-      <w:start w:val="1"/>
-      <w:numFmt w:val="bullet"/>
-      <w:lvlText w:val="◦"/>
-      <w:lvlJc w:val="start"/>
-      <w:pPr>
-        <w:tabs>
-          <w:tab w:val="num" w:pos="1080"/>
-        </w:tabs>
-        <w:ind w:start="1080" w:hanging="360"/>
-      </w:pPr>
-      <w:rPr>
-        <w:rFonts w:ascii="OpenSymbol" w:hAnsi="OpenSymbol" w:cs="OpenSymbol" w:hint="default"/>
-      </w:rPr>
-    </w:lvl>
-    <w:lvl w:ilvl="2">
-      <w:start w:val="1"/>
-      <w:numFmt w:val="bullet"/>
-      <w:lvlText w:val="▪"/>
-      <w:lvlJc w:val="start"/>
-      <w:pPr>
-        <w:tabs>
-          <w:tab w:val="num" w:pos="1440"/>
-        </w:tabs>
-        <w:ind w:start="1440" w:hanging="360"/>
-      </w:pPr>
-      <w:rPr>
-        <w:rFonts w:ascii="OpenSymbol" w:hAnsi="OpenSymbol" w:cs="OpenSymbol" w:hint="default"/>
-      </w:rPr>
-    </w:lvl>
-    <w:lvl w:ilvl="3">
-      <w:start w:val="1"/>
-      <w:numFmt w:val="bullet"/>
-      <w:lvlText w:val=""/>
-      <w:lvlJc w:val="start"/>
-      <w:pPr>
-        <w:tabs>
-          <w:tab w:val="num" w:pos="1800"/>
-        </w:tabs>
-        <w:ind w:start="1800" w:hanging="360"/>
-      </w:pPr>
-      <w:rPr>
-        <w:rFonts w:ascii="Symbol" w:hAnsi="Symbol" w:cs="Symbol" w:hint="default"/>
-      </w:rPr>
-    </w:lvl>
-    <w:lvl w:ilvl="4">
-      <w:start w:val="1"/>
-      <w:numFmt w:val="bullet"/>
-      <w:lvlText w:val="◦"/>
-      <w:lvlJc w:val="start"/>
-      <w:pPr>
-        <w:tabs>
-          <w:tab w:val="num" w:pos="2160"/>
-        </w:tabs>
-        <w:ind w:start="2160" w:hanging="360"/>
-      </w:pPr>
-      <w:rPr>
-        <w:rFonts w:ascii="OpenSymbol" w:hAnsi="OpenSymbol" w:cs="OpenSymbol" w:hint="default"/>
-      </w:rPr>
-    </w:lvl>
-    <w:lvl w:ilvl="5">
-      <w:start w:val="1"/>
-      <w:numFmt w:val="bullet"/>
-      <w:lvlText w:val="▪"/>
-      <w:lvlJc w:val="start"/>
-      <w:pPr>
-        <w:tabs>
-          <w:tab w:val="num" w:pos="2520"/>
-        </w:tabs>
-        <w:ind w:start="2520" w:hanging="360"/>
-      </w:pPr>
-      <w:rPr>
-        <w:rFonts w:ascii="OpenSymbol" w:hAnsi="OpenSymbol" w:cs="OpenSymbol" w:hint="default"/>
-      </w:rPr>
-    </w:lvl>
-    <w:lvl w:ilvl="6">
-      <w:start w:val="1"/>
-      <w:numFmt w:val="bullet"/>
-      <w:lvlText w:val=""/>
-      <w:lvlJc w:val="start"/>
-      <w:pPr>
-        <w:tabs>
-          <w:tab w:val="num" w:pos="2880"/>
-        </w:tabs>
-        <w:ind w:start="2880" w:hanging="360"/>
-      </w:pPr>
-      <w:rPr>
-        <w:rFonts w:ascii="Symbol" w:hAnsi="Symbol" w:cs="Symbol" w:hint="default"/>
-      </w:rPr>
-    </w:lvl>
-    <w:lvl w:ilvl="7">
-      <w:start w:val="1"/>
-      <w:numFmt w:val="bullet"/>
-      <w:lvlText w:val="◦"/>
-      <w:lvlJc w:val="start"/>
-      <w:pPr>
-        <w:tabs>
-          <w:tab w:val="num" w:pos="3240"/>
-        </w:tabs>
-        <w:ind w:start="3240" w:hanging="360"/>
-      </w:pPr>
-      <w:rPr>
-        <w:rFonts w:ascii="OpenSymbol" w:hAnsi="OpenSymbol" w:cs="OpenSymbol" w:hint="default"/>
-      </w:rPr>
-    </w:lvl>
-    <w:lvl w:ilvl="8">
-      <w:start w:val="1"/>
-      <w:numFmt w:val="bullet"/>
-      <w:lvlText w:val="▪"/>
-      <w:lvlJc w:val="start"/>
-      <w:pPr>
-        <w:tabs>
-          <w:tab w:val="num" w:pos="3600"/>
-        </w:tabs>
-        <w:ind w:start="3600" w:hanging="360"/>
-      </w:pPr>
-      <w:rPr>
-        <w:rFonts w:ascii="OpenSymbol" w:hAnsi="OpenSymbol" w:cs="OpenSymbol" w:hint="default"/>
-      </w:rPr>
-    </w:lvl>
-  </w:abstractNum>
-  <w:abstractNum w:abstractNumId="24">
     <w:lvl w:ilvl="0">
       <w:start w:val="1"/>
       <w:numFmt w:val="none"/>
@@ -17813,9 +17654,6 @@
   <w:num w:numId="23">
     <w:abstractNumId w:val="23"/>
   </w:num>
-  <w:num w:numId="24">
-    <w:abstractNumId w:val="24"/>
-  </w:num>
 </w:numbering>
 </file>
 
@@ -17841,6 +17679,7 @@
     <w:qFormat/>
     <w:pPr>
       <w:widowControl/>
+      <w:suppressAutoHyphens w:val="true"/>
       <w:bidi w:val="0"/>
       <w:spacing w:lineRule="auto" w:line="259" w:before="0" w:after="160"/>
       <w:jc w:val="start"/>
@@ -18053,6 +17892,7 @@
     <w:qFormat/>
     <w:pPr>
       <w:widowControl/>
+      <w:suppressAutoHyphens w:val="true"/>
       <w:bidi w:val="0"/>
       <w:spacing w:lineRule="auto" w:line="259" w:before="0" w:after="160"/>
       <w:jc w:val="start"/>

--- a/ТПО1_Беля_Хачатрян_P3317.docx
+++ b/ТПО1_Беля_Хачатрян_P3317.docx
@@ -404,16 +404,7 @@
           <w:sz w:val="28"/>
           <w:szCs w:val="28"/>
         </w:rPr>
-        <w:t xml:space="preserve"> P331</w:t>
-      </w:r>
-      <w:r>
-        <w:rPr>
-          <w:rFonts w:eastAsia="Times New Roman" w:cs="Times New Roman" w:ascii="Times New Roman" w:hAnsi="Times New Roman"/>
-          <w:i/>
-          <w:sz w:val="28"/>
-          <w:szCs w:val="28"/>
-        </w:rPr>
-        <w:t>7</w:t>
+        <w:t xml:space="preserve"> P3317</w:t>
       </w:r>
     </w:p>
     <w:p>
@@ -1247,7 +1238,7 @@
           <w:spacing w:val="0"/>
           <w:sz w:val="24"/>
         </w:rPr>
-        <w:t>π/6 ≈ 0.5236</w:t>
+        <w:t>π/3 ≈ 1.0472</w:t>
       </w:r>
       <w:r>
         <w:rPr>
@@ -1260,7 +1251,7 @@
           <w:spacing w:val="0"/>
           <w:sz w:val="24"/>
         </w:rPr>
-        <w:t> — стандартное табличное значение, tg(π/6) = 1/√3 ≈ 0.5774, точка далеко от угловых случаев;</w:t>
+        <w:t> — стандартное табличное значение, tg(π/3) = √3 ≈ 1.7321, близко к границе области сходимости;</w:t>
       </w:r>
     </w:p>
     <w:p>
@@ -1282,12 +1273,13 @@
           <w:spacing w:val="0"/>
           <w:sz w:val="24"/>
         </w:rPr>
-        <w:t>π/4 ≈ 0.7854</w:t>
-      </w:r>
-      <w:r>
-        <w:rPr>
+        <w:t>−</w:t>
+      </w:r>
+      <w:r>
+        <w:rPr>
+          <w:rStyle w:val="Strong"/>
           <w:rFonts w:ascii="apple-system;BlinkMacSystemFont;Segoe UI;Noto Sans;Helvetica;Arial;sans-serif;Apple Color Emoji;Segoe UI Emoji" w:hAnsi="apple-system;BlinkMacSystemFont;Segoe UI;Noto Sans;Helvetica;Arial;sans-serif;Apple Color Emoji;Segoe UI Emoji"/>
-          <w:b w:val="false"/>
+          <w:b/>
           <w:i w:val="false"/>
           <w:caps w:val="false"/>
           <w:smallCaps w:val="false"/>
@@ -1295,7 +1287,20 @@
           <w:spacing w:val="0"/>
           <w:sz w:val="24"/>
         </w:rPr>
-        <w:t> — стандартное табличное значение, tg(π/4) = 1 ровно;</w:t>
+        <w:t>π/3</w:t>
+      </w:r>
+      <w:r>
+        <w:rPr>
+          <w:rFonts w:ascii="apple-system;BlinkMacSystemFont;Segoe UI;Noto Sans;Helvetica;Arial;sans-serif;Apple Color Emoji;Segoe UI Emoji" w:hAnsi="apple-system;BlinkMacSystemFont;Segoe UI;Noto Sans;Helvetica;Arial;sans-serif;Apple Color Emoji;Segoe UI Emoji"/>
+          <w:b w:val="false"/>
+          <w:i w:val="false"/>
+          <w:caps w:val="false"/>
+          <w:smallCaps w:val="false"/>
+          <w:color w:val="1F2328"/>
+          <w:spacing w:val="0"/>
+          <w:sz w:val="24"/>
+        </w:rPr>
+        <w:t> — симметричные отрицательные точки, проверка нечётности tg(−x) = −tg(x);</w:t>
       </w:r>
     </w:p>
     <w:p>
@@ -1317,12 +1322,13 @@
           <w:spacing w:val="0"/>
           <w:sz w:val="24"/>
         </w:rPr>
-        <w:t>π/3 ≈ 1.0472</w:t>
-      </w:r>
-      <w:r>
-        <w:rPr>
+        <w:t>±</w:t>
+      </w:r>
+      <w:r>
+        <w:rPr>
+          <w:rStyle w:val="Strong"/>
           <w:rFonts w:ascii="apple-system;BlinkMacSystemFont;Segoe UI;Noto Sans;Helvetica;Arial;sans-serif;Apple Color Emoji;Segoe UI Emoji" w:hAnsi="apple-system;BlinkMacSystemFont;Segoe UI;Noto Sans;Helvetica;Arial;sans-serif;Apple Color Emoji;Segoe UI Emoji"/>
-          <w:b w:val="false"/>
+          <w:b/>
           <w:i w:val="false"/>
           <w:caps w:val="false"/>
           <w:smallCaps w:val="false"/>
@@ -1330,7 +1336,20 @@
           <w:spacing w:val="0"/>
           <w:sz w:val="24"/>
         </w:rPr>
-        <w:t> — стандартное табличное значение, tg(π/3) = √3 ≈ 1.7321, близко к границе области сходимости;</w:t>
+        <w:t>π/2</w:t>
+      </w:r>
+      <w:r>
+        <w:rPr>
+          <w:rFonts w:ascii="apple-system;BlinkMacSystemFont;Segoe UI;Noto Sans;Helvetica;Arial;sans-serif;Apple Color Emoji;Segoe UI Emoji" w:hAnsi="apple-system;BlinkMacSystemFont;Segoe UI;Noto Sans;Helvetica;Arial;sans-serif;Apple Color Emoji;Segoe UI Emoji"/>
+          <w:b w:val="false"/>
+          <w:i w:val="false"/>
+          <w:caps w:val="false"/>
+          <w:smallCaps w:val="false"/>
+          <w:color w:val="1F2328"/>
+          <w:spacing w:val="0"/>
+          <w:sz w:val="24"/>
+        </w:rPr>
+        <w:t> — граничные значения, в которых tg(x) не определён — функция должна выбрасывать ArithmeticException;</w:t>
       </w:r>
     </w:p>
     <w:p>
@@ -1343,16 +1362,6 @@
       <w:r>
         <w:rPr>
           <w:rStyle w:val="Strong"/>
-          <w:caps w:val="false"/>
-          <w:smallCaps w:val="false"/>
-          <w:color w:val="1F2328"/>
-          <w:spacing w:val="0"/>
-        </w:rPr>
-        <w:t>−</w:t>
-      </w:r>
-      <w:r>
-        <w:rPr>
-          <w:rStyle w:val="Strong"/>
           <w:rFonts w:ascii="apple-system;BlinkMacSystemFont;Segoe UI;Noto Sans;Helvetica;Arial;sans-serif;Apple Color Emoji;Segoe UI Emoji" w:hAnsi="apple-system;BlinkMacSystemFont;Segoe UI;Noto Sans;Helvetica;Arial;sans-serif;Apple Color Emoji;Segoe UI Emoji"/>
           <w:b/>
           <w:i w:val="false"/>
@@ -1362,7 +1371,7 @@
           <w:spacing w:val="0"/>
           <w:sz w:val="24"/>
         </w:rPr>
-        <w:t>π/6, −π/4, −π/3</w:t>
+        <w:t>3π/2</w:t>
       </w:r>
       <w:r>
         <w:rPr>
@@ -1375,7 +1384,7 @@
           <w:spacing w:val="0"/>
           <w:sz w:val="24"/>
         </w:rPr>
-        <w:t> — симметричные отрицательные точки, проверка нечётности tg(−x) = −tg(x);</w:t>
+        <w:t> — значение, приводимое к π/2 после нормализации, должно выбрасывать ArithmeticException;</w:t>
       </w:r>
     </w:p>
     <w:p>
@@ -1397,7 +1406,7 @@
           <w:spacing w:val="0"/>
           <w:sz w:val="24"/>
         </w:rPr>
-        <w:t>±π/2</w:t>
+        <w:t>±0.01</w:t>
       </w:r>
       <w:r>
         <w:rPr>
@@ -1410,7 +1419,7 @@
           <w:spacing w:val="0"/>
           <w:sz w:val="24"/>
         </w:rPr>
-        <w:t> — граничные значения, в которых tg(x) не определён — функция должна выбрасывать ArithmeticException;</w:t>
+        <w:t> — малые значения, при которых tg(x) ≈ x (линейное приближение, первый член ряда);</w:t>
       </w:r>
     </w:p>
     <w:p>
@@ -1432,7 +1441,7 @@
           <w:spacing w:val="0"/>
           <w:sz w:val="24"/>
         </w:rPr>
-        <w:t>3π/2</w:t>
+        <w:t>0.3 + 10π, −0.3 − 10π</w:t>
       </w:r>
       <w:r>
         <w:rPr>
@@ -1445,7 +1454,7 @@
           <w:spacing w:val="0"/>
           <w:sz w:val="24"/>
         </w:rPr>
-        <w:t> — значение, приводимое к π/2 после нормализации, должно выбрасывать ArithmeticException;</w:t>
+        <w:t> — большие значения для проверки нормализации угла (периодичность);</w:t>
       </w:r>
     </w:p>
     <w:p>
@@ -1467,7 +1476,7 @@
           <w:spacing w:val="0"/>
           <w:sz w:val="24"/>
         </w:rPr>
-        <w:t>0.001, 0.01, 0.05, 0.1</w:t>
+        <w:t>Double.NaN, Double.POSITIVE_INFINITY</w:t>
       </w:r>
       <w:r>
         <w:rPr>
@@ -1480,7 +1489,7 @@
           <w:spacing w:val="0"/>
           <w:sz w:val="24"/>
         </w:rPr>
-        <w:t> — малые значения, при которых tg(x) ≈ x (линейное приближение, первый член ряда);</w:t>
+        <w:t> — специальные значения, должны вызывать исключения;</w:t>
       </w:r>
     </w:p>
     <w:p>
@@ -1488,13 +1497,16 @@
         <w:pStyle w:val="BodyText"/>
         <w:widowControl/>
         <w:spacing w:before="0" w:after="140"/>
-        <w:rPr/>
-      </w:pPr>
-      <w:r>
-        <w:rPr>
-          <w:rStyle w:val="Strong"/>
+        <w:rPr>
+          <w:b/>
+          <w:bCs/>
+        </w:rPr>
+      </w:pPr>
+      <w:r>
+        <w:rPr>
           <w:rFonts w:ascii="apple-system;BlinkMacSystemFont;Segoe UI;Noto Sans;Helvetica;Arial;sans-serif;Apple Color Emoji;Segoe UI Emoji" w:hAnsi="apple-system;BlinkMacSystemFont;Segoe UI;Noto Sans;Helvetica;Arial;sans-serif;Apple Color Emoji;Segoe UI Emoji"/>
           <w:b/>
+          <w:bCs/>
           <w:i w:val="false"/>
           <w:caps w:val="false"/>
           <w:smallCaps w:val="false"/>
@@ -1502,12 +1514,13 @@
           <w:spacing w:val="0"/>
           <w:sz w:val="24"/>
         </w:rPr>
-        <w:t>0.1, 0.3, 0.5, 0.7, 1.0, −0.1, −0.5, −1.0</w:t>
+        <w:t xml:space="preserve">Fuzzy — </w:t>
       </w:r>
       <w:r>
         <w:rPr>
           <w:rFonts w:ascii="apple-system;BlinkMacSystemFont;Segoe UI;Noto Sans;Helvetica;Arial;sans-serif;Apple Color Emoji;Segoe UI Emoji" w:hAnsi="apple-system;BlinkMacSystemFont;Segoe UI;Noto Sans;Helvetica;Arial;sans-serif;Apple Color Emoji;Segoe UI Emoji"/>
           <w:b w:val="false"/>
+          <w:bCs w:val="false"/>
           <w:i w:val="false"/>
           <w:caps w:val="false"/>
           <w:smallCaps w:val="false"/>
@@ -1515,77 +1528,7 @@
           <w:spacing w:val="0"/>
           <w:sz w:val="24"/>
         </w:rPr>
-        <w:t> — значения внутри области сходимости для сравнения с Math.tan();</w:t>
-      </w:r>
-    </w:p>
-    <w:p>
-      <w:pPr>
-        <w:pStyle w:val="BodyText"/>
-        <w:widowControl/>
-        <w:spacing w:before="0" w:after="140"/>
-        <w:rPr/>
-      </w:pPr>
-      <w:r>
-        <w:rPr>
-          <w:rStyle w:val="Strong"/>
-          <w:rFonts w:ascii="apple-system;BlinkMacSystemFont;Segoe UI;Noto Sans;Helvetica;Arial;sans-serif;Apple Color Emoji;Segoe UI Emoji" w:hAnsi="apple-system;BlinkMacSystemFont;Segoe UI;Noto Sans;Helvetica;Arial;sans-serif;Apple Color Emoji;Segoe UI Emoji"/>
-          <w:b/>
-          <w:i w:val="false"/>
-          <w:caps w:val="false"/>
-          <w:smallCaps w:val="false"/>
-          <w:color w:val="1F2328"/>
-          <w:spacing w:val="0"/>
-          <w:sz w:val="24"/>
-        </w:rPr>
-        <w:t>0.3 + 10π, −0.3 − 10π</w:t>
-      </w:r>
-      <w:r>
-        <w:rPr>
-          <w:rFonts w:ascii="apple-system;BlinkMacSystemFont;Segoe UI;Noto Sans;Helvetica;Arial;sans-serif;Apple Color Emoji;Segoe UI Emoji" w:hAnsi="apple-system;BlinkMacSystemFont;Segoe UI;Noto Sans;Helvetica;Arial;sans-serif;Apple Color Emoji;Segoe UI Emoji"/>
-          <w:b w:val="false"/>
-          <w:i w:val="false"/>
-          <w:caps w:val="false"/>
-          <w:smallCaps w:val="false"/>
-          <w:color w:val="1F2328"/>
-          <w:spacing w:val="0"/>
-          <w:sz w:val="24"/>
-        </w:rPr>
-        <w:t> — большие значения для проверки нормализации угла (периодичность);</w:t>
-      </w:r>
-    </w:p>
-    <w:p>
-      <w:pPr>
-        <w:pStyle w:val="BodyText"/>
-        <w:widowControl/>
-        <w:spacing w:before="0" w:after="140"/>
-        <w:rPr/>
-      </w:pPr>
-      <w:r>
-        <w:rPr>
-          <w:rStyle w:val="Strong"/>
-          <w:rFonts w:ascii="apple-system;BlinkMacSystemFont;Segoe UI;Noto Sans;Helvetica;Arial;sans-serif;Apple Color Emoji;Segoe UI Emoji" w:hAnsi="apple-system;BlinkMacSystemFont;Segoe UI;Noto Sans;Helvetica;Arial;sans-serif;Apple Color Emoji;Segoe UI Emoji"/>
-          <w:b/>
-          <w:i w:val="false"/>
-          <w:caps w:val="false"/>
-          <w:smallCaps w:val="false"/>
-          <w:color w:val="1F2328"/>
-          <w:spacing w:val="0"/>
-          <w:sz w:val="24"/>
-        </w:rPr>
-        <w:t>Double.NaN, Double.POSITIVE_INFINITY</w:t>
-      </w:r>
-      <w:r>
-        <w:rPr>
-          <w:rFonts w:ascii="apple-system;BlinkMacSystemFont;Segoe UI;Noto Sans;Helvetica;Arial;sans-serif;Apple Color Emoji;Segoe UI Emoji" w:hAnsi="apple-system;BlinkMacSystemFont;Segoe UI;Noto Sans;Helvetica;Arial;sans-serif;Apple Color Emoji;Segoe UI Emoji"/>
-          <w:b w:val="false"/>
-          <w:i w:val="false"/>
-          <w:caps w:val="false"/>
-          <w:smallCaps w:val="false"/>
-          <w:color w:val="1F2328"/>
-          <w:spacing w:val="0"/>
-          <w:sz w:val="24"/>
-        </w:rPr>
-        <w:t> — специальные значения, должны вызывать исключения;</w:t>
+        <w:t>расстрел значениями.</w:t>
       </w:r>
     </w:p>
     <w:p>
@@ -1607,39 +1550,6 @@
       <w:pPr>
         <w:pStyle w:val="Heading3"/>
         <w:pageBreakBefore w:val="false"/>
-        <w:ind w:hanging="0" w:start="0"/>
-        <w:rPr>
-          <w:rFonts w:ascii="Times New Roman" w:hAnsi="Times New Roman" w:eastAsia="Times New Roman" w:cs="Times New Roman"/>
-          <w:b/>
-          <w:bCs/>
-          <w:i w:val="false"/>
-          <w:i w:val="false"/>
-          <w:caps w:val="false"/>
-          <w:smallCaps w:val="false"/>
-          <w:color w:val="1F2328"/>
-          <w:spacing w:val="0"/>
-          <w:sz w:val="28"/>
-          <w:szCs w:val="28"/>
-        </w:rPr>
-      </w:pPr>
-      <w:r>
-        <w:rPr>
-          <w:rFonts w:eastAsia="Times New Roman" w:cs="Times New Roman" w:ascii="Times New Roman" w:hAnsi="Times New Roman"/>
-          <w:b/>
-          <w:bCs/>
-          <w:i w:val="false"/>
-          <w:caps w:val="false"/>
-          <w:smallCaps w:val="false"/>
-          <w:color w:val="1F2328"/>
-          <w:spacing w:val="0"/>
-          <w:sz w:val="28"/>
-          <w:szCs w:val="28"/>
-        </w:rPr>
-      </w:r>
-    </w:p>
-    <w:p>
-      <w:pPr>
-        <w:pStyle w:val="Heading3"/>
         <w:ind w:hanging="0" w:start="0"/>
         <w:rPr>
           <w:rFonts w:ascii="Times New Roman" w:hAnsi="Times New Roman" w:eastAsia="Times New Roman" w:cs="Times New Roman"/>
@@ -2022,262 +1932,6 @@
                 <w:sz w:val="28"/>
                 <w:szCs w:val="28"/>
               </w:rPr>
-              <w:t>π/6 ≈ 0.5236</w:t>
-            </w:r>
-          </w:p>
-        </w:tc>
-        <w:tc>
-          <w:tcPr>
-            <w:tcW w:w="2234" w:type="dxa"/>
-            <w:tcBorders>
-              <w:start w:val="single" w:sz="2" w:space="0" w:color="D1D9E0"/>
-              <w:bottom w:val="single" w:sz="2" w:space="0" w:color="D1D9E0"/>
-            </w:tcBorders>
-            <w:shd w:fill="FFFFA6" w:val="clear"/>
-            <w:vAlign w:val="center"/>
-          </w:tcPr>
-          <w:p>
-            <w:pPr>
-              <w:pStyle w:val="Style14"/>
-              <w:spacing w:before="0" w:after="160"/>
-              <w:ind w:hanging="0" w:start="0" w:end="0"/>
-              <w:rPr>
-                <w:rFonts w:ascii="Times New Roman" w:hAnsi="Times New Roman"/>
-                <w:sz w:val="28"/>
-                <w:szCs w:val="28"/>
-              </w:rPr>
-            </w:pPr>
-            <w:r>
-              <w:rPr>
-                <w:rFonts w:ascii="Times New Roman" w:hAnsi="Times New Roman"/>
-                <w:sz w:val="28"/>
-                <w:szCs w:val="28"/>
-              </w:rPr>
-              <w:t>1/√3 ≈ 0.5774</w:t>
-            </w:r>
-          </w:p>
-        </w:tc>
-        <w:tc>
-          <w:tcPr>
-            <w:tcW w:w="1185" w:type="dxa"/>
-            <w:tcBorders>
-              <w:start w:val="single" w:sz="2" w:space="0" w:color="D1D9E0"/>
-              <w:bottom w:val="single" w:sz="2" w:space="0" w:color="D1D9E0"/>
-            </w:tcBorders>
-            <w:shd w:fill="FFFFA6" w:val="clear"/>
-            <w:vAlign w:val="center"/>
-          </w:tcPr>
-          <w:p>
-            <w:pPr>
-              <w:pStyle w:val="Style14"/>
-              <w:spacing w:before="0" w:after="160"/>
-              <w:ind w:hanging="0" w:start="0" w:end="0"/>
-              <w:rPr>
-                <w:rFonts w:ascii="Times New Roman" w:hAnsi="Times New Roman"/>
-                <w:sz w:val="28"/>
-                <w:szCs w:val="28"/>
-              </w:rPr>
-            </w:pPr>
-            <w:r>
-              <w:rPr>
-                <w:rFonts w:ascii="Times New Roman" w:hAnsi="Times New Roman"/>
-                <w:sz w:val="28"/>
-                <w:szCs w:val="28"/>
-              </w:rPr>
-              <w:t>1e-6</w:t>
-            </w:r>
-          </w:p>
-        </w:tc>
-        <w:tc>
-          <w:tcPr>
-            <w:tcW w:w="3363" w:type="dxa"/>
-            <w:tcBorders>
-              <w:start w:val="single" w:sz="2" w:space="0" w:color="D1D9E0"/>
-              <w:bottom w:val="single" w:sz="2" w:space="0" w:color="D1D9E0"/>
-              <w:end w:val="single" w:sz="2" w:space="0" w:color="D1D9E0"/>
-            </w:tcBorders>
-            <w:shd w:fill="FFFFA6" w:val="clear"/>
-            <w:vAlign w:val="center"/>
-          </w:tcPr>
-          <w:p>
-            <w:pPr>
-              <w:pStyle w:val="Style14"/>
-              <w:spacing w:before="0" w:after="160"/>
-              <w:ind w:hanging="0" w:start="0" w:end="0"/>
-              <w:rPr>
-                <w:rFonts w:ascii="Times New Roman" w:hAnsi="Times New Roman"/>
-                <w:sz w:val="28"/>
-                <w:szCs w:val="28"/>
-              </w:rPr>
-            </w:pPr>
-            <w:r>
-              <w:rPr>
-                <w:rFonts w:ascii="Times New Roman" w:hAnsi="Times New Roman"/>
-                <w:sz w:val="28"/>
-                <w:szCs w:val="28"/>
-              </w:rPr>
-              <w:t>Табличное значение</w:t>
-            </w:r>
-          </w:p>
-        </w:tc>
-      </w:tr>
-      <w:tr>
-        <w:trPr/>
-        <w:tc>
-          <w:tcPr>
-            <w:tcW w:w="1403" w:type="dxa"/>
-            <w:tcBorders>
-              <w:start w:val="single" w:sz="2" w:space="0" w:color="D1D9E0"/>
-              <w:bottom w:val="single" w:sz="2" w:space="0" w:color="D1D9E0"/>
-            </w:tcBorders>
-            <w:shd w:fill="FFFFA6" w:val="clear"/>
-            <w:vAlign w:val="center"/>
-          </w:tcPr>
-          <w:p>
-            <w:pPr>
-              <w:pStyle w:val="Style14"/>
-              <w:spacing w:before="0" w:after="160"/>
-              <w:ind w:hanging="0" w:start="0" w:end="0"/>
-              <w:rPr>
-                <w:rFonts w:ascii="Times New Roman" w:hAnsi="Times New Roman"/>
-                <w:sz w:val="28"/>
-                <w:szCs w:val="28"/>
-              </w:rPr>
-            </w:pPr>
-            <w:r>
-              <w:rPr>
-                <w:rFonts w:ascii="Times New Roman" w:hAnsi="Times New Roman"/>
-                <w:sz w:val="28"/>
-                <w:szCs w:val="28"/>
-              </w:rPr>
-              <w:t>π/4 ≈ 0.7854</w:t>
-            </w:r>
-          </w:p>
-        </w:tc>
-        <w:tc>
-          <w:tcPr>
-            <w:tcW w:w="2234" w:type="dxa"/>
-            <w:tcBorders>
-              <w:start w:val="single" w:sz="2" w:space="0" w:color="D1D9E0"/>
-              <w:bottom w:val="single" w:sz="2" w:space="0" w:color="D1D9E0"/>
-            </w:tcBorders>
-            <w:shd w:fill="FFFFA6" w:val="clear"/>
-            <w:vAlign w:val="center"/>
-          </w:tcPr>
-          <w:p>
-            <w:pPr>
-              <w:pStyle w:val="Style14"/>
-              <w:spacing w:before="0" w:after="160"/>
-              <w:ind w:hanging="0" w:start="0" w:end="0"/>
-              <w:rPr>
-                <w:rFonts w:ascii="Times New Roman" w:hAnsi="Times New Roman"/>
-                <w:sz w:val="28"/>
-                <w:szCs w:val="28"/>
-              </w:rPr>
-            </w:pPr>
-            <w:r>
-              <w:rPr>
-                <w:rFonts w:ascii="Times New Roman" w:hAnsi="Times New Roman"/>
-                <w:sz w:val="28"/>
-                <w:szCs w:val="28"/>
-              </w:rPr>
-              <w:t>1.0</w:t>
-            </w:r>
-          </w:p>
-        </w:tc>
-        <w:tc>
-          <w:tcPr>
-            <w:tcW w:w="1185" w:type="dxa"/>
-            <w:tcBorders>
-              <w:start w:val="single" w:sz="2" w:space="0" w:color="D1D9E0"/>
-              <w:bottom w:val="single" w:sz="2" w:space="0" w:color="D1D9E0"/>
-            </w:tcBorders>
-            <w:shd w:fill="FFFFA6" w:val="clear"/>
-            <w:vAlign w:val="center"/>
-          </w:tcPr>
-          <w:p>
-            <w:pPr>
-              <w:pStyle w:val="Style14"/>
-              <w:spacing w:before="0" w:after="160"/>
-              <w:ind w:hanging="0" w:start="0" w:end="0"/>
-              <w:rPr>
-                <w:rFonts w:ascii="Times New Roman" w:hAnsi="Times New Roman"/>
-                <w:sz w:val="28"/>
-                <w:szCs w:val="28"/>
-              </w:rPr>
-            </w:pPr>
-            <w:r>
-              <w:rPr>
-                <w:rFonts w:ascii="Times New Roman" w:hAnsi="Times New Roman"/>
-                <w:sz w:val="28"/>
-                <w:szCs w:val="28"/>
-              </w:rPr>
-              <w:t>1e-3</w:t>
-            </w:r>
-          </w:p>
-        </w:tc>
-        <w:tc>
-          <w:tcPr>
-            <w:tcW w:w="3363" w:type="dxa"/>
-            <w:tcBorders>
-              <w:start w:val="single" w:sz="2" w:space="0" w:color="D1D9E0"/>
-              <w:bottom w:val="single" w:sz="2" w:space="0" w:color="D1D9E0"/>
-              <w:end w:val="single" w:sz="2" w:space="0" w:color="D1D9E0"/>
-            </w:tcBorders>
-            <w:shd w:fill="FFFFA6" w:val="clear"/>
-            <w:vAlign w:val="center"/>
-          </w:tcPr>
-          <w:p>
-            <w:pPr>
-              <w:pStyle w:val="Style14"/>
-              <w:spacing w:before="0" w:after="160"/>
-              <w:ind w:hanging="0" w:start="0" w:end="0"/>
-              <w:rPr>
-                <w:rFonts w:ascii="Times New Roman" w:hAnsi="Times New Roman"/>
-                <w:sz w:val="28"/>
-                <w:szCs w:val="28"/>
-              </w:rPr>
-            </w:pPr>
-            <w:r>
-              <w:rPr>
-                <w:rFonts w:ascii="Times New Roman" w:hAnsi="Times New Roman"/>
-                <w:sz w:val="28"/>
-                <w:szCs w:val="28"/>
-              </w:rPr>
-              <w:t>Табличное значение</w:t>
-            </w:r>
-          </w:p>
-        </w:tc>
-      </w:tr>
-      <w:tr>
-        <w:trPr/>
-        <w:tc>
-          <w:tcPr>
-            <w:tcW w:w="1403" w:type="dxa"/>
-            <w:tcBorders>
-              <w:start w:val="single" w:sz="2" w:space="0" w:color="D1D9E0"/>
-              <w:bottom w:val="single" w:sz="2" w:space="0" w:color="D1D9E0"/>
-            </w:tcBorders>
-            <w:shd w:fill="FFFFA6" w:val="clear"/>
-            <w:vAlign w:val="center"/>
-          </w:tcPr>
-          <w:p>
-            <w:pPr>
-              <w:pStyle w:val="Style14"/>
-              <w:spacing w:before="0" w:after="160"/>
-              <w:ind w:hanging="0" w:start="0" w:end="0"/>
-              <w:rPr>
-                <w:rFonts w:ascii="Times New Roman" w:hAnsi="Times New Roman"/>
-                <w:sz w:val="28"/>
-                <w:szCs w:val="28"/>
-              </w:rPr>
-            </w:pPr>
-            <w:r>
-              <w:rPr>
-                <w:rFonts w:ascii="Times New Roman" w:hAnsi="Times New Roman"/>
-                <w:sz w:val="28"/>
-                <w:szCs w:val="28"/>
-              </w:rPr>
               <w:t>π/3 ≈ 1.0472</w:t>
             </w:r>
           </w:p>
@@ -2414,294 +2068,6 @@
                 <w:sz w:val="28"/>
                 <w:szCs w:val="28"/>
               </w:rPr>
-              <w:t>−</w:t>
-            </w:r>
-            <w:r>
-              <w:rPr>
-                <w:rFonts w:ascii="Times New Roman" w:hAnsi="Times New Roman"/>
-                <w:sz w:val="28"/>
-                <w:szCs w:val="28"/>
-              </w:rPr>
-              <w:t>π/6</w:t>
-            </w:r>
-          </w:p>
-        </w:tc>
-        <w:tc>
-          <w:tcPr>
-            <w:tcW w:w="2234" w:type="dxa"/>
-            <w:tcBorders>
-              <w:start w:val="single" w:sz="2" w:space="0" w:color="D1D9E0"/>
-              <w:bottom w:val="single" w:sz="2" w:space="0" w:color="D1D9E0"/>
-            </w:tcBorders>
-            <w:shd w:fill="FFFFA6" w:val="clear"/>
-            <w:vAlign w:val="center"/>
-          </w:tcPr>
-          <w:p>
-            <w:pPr>
-              <w:pStyle w:val="Style14"/>
-              <w:spacing w:before="0" w:after="160"/>
-              <w:ind w:hanging="0" w:start="0" w:end="0"/>
-              <w:rPr>
-                <w:rFonts w:ascii="Times New Roman" w:hAnsi="Times New Roman"/>
-                <w:sz w:val="28"/>
-                <w:szCs w:val="28"/>
-              </w:rPr>
-            </w:pPr>
-            <w:r>
-              <w:rPr>
-                <w:rFonts w:ascii="Times New Roman" w:hAnsi="Times New Roman"/>
-                <w:sz w:val="28"/>
-                <w:szCs w:val="28"/>
-              </w:rPr>
-              <w:t>−</w:t>
-            </w:r>
-            <w:r>
-              <w:rPr>
-                <w:rFonts w:ascii="Times New Roman" w:hAnsi="Times New Roman"/>
-                <w:sz w:val="28"/>
-                <w:szCs w:val="28"/>
-              </w:rPr>
-              <w:t>1/√3</w:t>
-            </w:r>
-          </w:p>
-        </w:tc>
-        <w:tc>
-          <w:tcPr>
-            <w:tcW w:w="1185" w:type="dxa"/>
-            <w:tcBorders>
-              <w:start w:val="single" w:sz="2" w:space="0" w:color="D1D9E0"/>
-              <w:bottom w:val="single" w:sz="2" w:space="0" w:color="D1D9E0"/>
-            </w:tcBorders>
-            <w:shd w:fill="FFFFA6" w:val="clear"/>
-            <w:vAlign w:val="center"/>
-          </w:tcPr>
-          <w:p>
-            <w:pPr>
-              <w:pStyle w:val="Style14"/>
-              <w:spacing w:before="0" w:after="160"/>
-              <w:ind w:hanging="0" w:start="0" w:end="0"/>
-              <w:rPr>
-                <w:rFonts w:ascii="Times New Roman" w:hAnsi="Times New Roman"/>
-                <w:sz w:val="28"/>
-                <w:szCs w:val="28"/>
-              </w:rPr>
-            </w:pPr>
-            <w:r>
-              <w:rPr>
-                <w:rFonts w:ascii="Times New Roman" w:hAnsi="Times New Roman"/>
-                <w:sz w:val="28"/>
-                <w:szCs w:val="28"/>
-              </w:rPr>
-              <w:t>1e-6</w:t>
-            </w:r>
-          </w:p>
-        </w:tc>
-        <w:tc>
-          <w:tcPr>
-            <w:tcW w:w="3363" w:type="dxa"/>
-            <w:tcBorders>
-              <w:start w:val="single" w:sz="2" w:space="0" w:color="D1D9E0"/>
-              <w:bottom w:val="single" w:sz="2" w:space="0" w:color="D1D9E0"/>
-              <w:end w:val="single" w:sz="2" w:space="0" w:color="D1D9E0"/>
-            </w:tcBorders>
-            <w:shd w:fill="FFFFA6" w:val="clear"/>
-            <w:vAlign w:val="center"/>
-          </w:tcPr>
-          <w:p>
-            <w:pPr>
-              <w:pStyle w:val="Style14"/>
-              <w:spacing w:before="0" w:after="160"/>
-              <w:ind w:hanging="0" w:start="0" w:end="0"/>
-              <w:rPr>
-                <w:rFonts w:ascii="Times New Roman" w:hAnsi="Times New Roman"/>
-                <w:sz w:val="28"/>
-                <w:szCs w:val="28"/>
-              </w:rPr>
-            </w:pPr>
-            <w:r>
-              <w:rPr>
-                <w:rFonts w:ascii="Times New Roman" w:hAnsi="Times New Roman"/>
-                <w:sz w:val="28"/>
-                <w:szCs w:val="28"/>
-              </w:rPr>
-              <w:t>Нечётность</w:t>
-            </w:r>
-          </w:p>
-        </w:tc>
-      </w:tr>
-      <w:tr>
-        <w:trPr/>
-        <w:tc>
-          <w:tcPr>
-            <w:tcW w:w="1403" w:type="dxa"/>
-            <w:tcBorders>
-              <w:start w:val="single" w:sz="2" w:space="0" w:color="D1D9E0"/>
-              <w:bottom w:val="single" w:sz="2" w:space="0" w:color="D1D9E0"/>
-            </w:tcBorders>
-            <w:shd w:fill="FFFFA6" w:val="clear"/>
-            <w:vAlign w:val="center"/>
-          </w:tcPr>
-          <w:p>
-            <w:pPr>
-              <w:pStyle w:val="Style14"/>
-              <w:spacing w:before="0" w:after="160"/>
-              <w:ind w:hanging="0" w:start="0" w:end="0"/>
-              <w:rPr>
-                <w:rFonts w:ascii="Times New Roman" w:hAnsi="Times New Roman"/>
-                <w:sz w:val="28"/>
-                <w:szCs w:val="28"/>
-              </w:rPr>
-            </w:pPr>
-            <w:r>
-              <w:rPr>
-                <w:rFonts w:ascii="Times New Roman" w:hAnsi="Times New Roman"/>
-                <w:sz w:val="28"/>
-                <w:szCs w:val="28"/>
-              </w:rPr>
-              <w:t>−</w:t>
-            </w:r>
-            <w:r>
-              <w:rPr>
-                <w:rFonts w:ascii="Times New Roman" w:hAnsi="Times New Roman"/>
-                <w:sz w:val="28"/>
-                <w:szCs w:val="28"/>
-              </w:rPr>
-              <w:t>π/4</w:t>
-            </w:r>
-          </w:p>
-        </w:tc>
-        <w:tc>
-          <w:tcPr>
-            <w:tcW w:w="2234" w:type="dxa"/>
-            <w:tcBorders>
-              <w:start w:val="single" w:sz="2" w:space="0" w:color="D1D9E0"/>
-              <w:bottom w:val="single" w:sz="2" w:space="0" w:color="D1D9E0"/>
-            </w:tcBorders>
-            <w:shd w:fill="FFFFA6" w:val="clear"/>
-            <w:vAlign w:val="center"/>
-          </w:tcPr>
-          <w:p>
-            <w:pPr>
-              <w:pStyle w:val="Style14"/>
-              <w:spacing w:before="0" w:after="160"/>
-              <w:ind w:hanging="0" w:start="0" w:end="0"/>
-              <w:rPr>
-                <w:rFonts w:ascii="Times New Roman" w:hAnsi="Times New Roman"/>
-                <w:sz w:val="28"/>
-                <w:szCs w:val="28"/>
-              </w:rPr>
-            </w:pPr>
-            <w:r>
-              <w:rPr>
-                <w:rFonts w:ascii="Times New Roman" w:hAnsi="Times New Roman"/>
-                <w:sz w:val="28"/>
-                <w:szCs w:val="28"/>
-              </w:rPr>
-              <w:t>−</w:t>
-            </w:r>
-            <w:r>
-              <w:rPr>
-                <w:rFonts w:ascii="Times New Roman" w:hAnsi="Times New Roman"/>
-                <w:sz w:val="28"/>
-                <w:szCs w:val="28"/>
-              </w:rPr>
-              <w:t>1.0</w:t>
-            </w:r>
-          </w:p>
-        </w:tc>
-        <w:tc>
-          <w:tcPr>
-            <w:tcW w:w="1185" w:type="dxa"/>
-            <w:tcBorders>
-              <w:start w:val="single" w:sz="2" w:space="0" w:color="D1D9E0"/>
-              <w:bottom w:val="single" w:sz="2" w:space="0" w:color="D1D9E0"/>
-            </w:tcBorders>
-            <w:shd w:fill="FFFFA6" w:val="clear"/>
-            <w:vAlign w:val="center"/>
-          </w:tcPr>
-          <w:p>
-            <w:pPr>
-              <w:pStyle w:val="Style14"/>
-              <w:spacing w:before="0" w:after="160"/>
-              <w:ind w:hanging="0" w:start="0" w:end="0"/>
-              <w:rPr>
-                <w:rFonts w:ascii="Times New Roman" w:hAnsi="Times New Roman"/>
-                <w:sz w:val="28"/>
-                <w:szCs w:val="28"/>
-              </w:rPr>
-            </w:pPr>
-            <w:r>
-              <w:rPr>
-                <w:rFonts w:ascii="Times New Roman" w:hAnsi="Times New Roman"/>
-                <w:sz w:val="28"/>
-                <w:szCs w:val="28"/>
-              </w:rPr>
-              <w:t>1e-3</w:t>
-            </w:r>
-          </w:p>
-        </w:tc>
-        <w:tc>
-          <w:tcPr>
-            <w:tcW w:w="3363" w:type="dxa"/>
-            <w:tcBorders>
-              <w:start w:val="single" w:sz="2" w:space="0" w:color="D1D9E0"/>
-              <w:bottom w:val="single" w:sz="2" w:space="0" w:color="D1D9E0"/>
-              <w:end w:val="single" w:sz="2" w:space="0" w:color="D1D9E0"/>
-            </w:tcBorders>
-            <w:shd w:fill="FFFFA6" w:val="clear"/>
-            <w:vAlign w:val="center"/>
-          </w:tcPr>
-          <w:p>
-            <w:pPr>
-              <w:pStyle w:val="Style14"/>
-              <w:spacing w:before="0" w:after="160"/>
-              <w:ind w:hanging="0" w:start="0" w:end="0"/>
-              <w:rPr>
-                <w:rFonts w:ascii="Times New Roman" w:hAnsi="Times New Roman"/>
-                <w:sz w:val="28"/>
-                <w:szCs w:val="28"/>
-              </w:rPr>
-            </w:pPr>
-            <w:r>
-              <w:rPr>
-                <w:rFonts w:ascii="Times New Roman" w:hAnsi="Times New Roman"/>
-                <w:sz w:val="28"/>
-                <w:szCs w:val="28"/>
-              </w:rPr>
-              <w:t>Нечётность</w:t>
-            </w:r>
-          </w:p>
-        </w:tc>
-      </w:tr>
-      <w:tr>
-        <w:trPr/>
-        <w:tc>
-          <w:tcPr>
-            <w:tcW w:w="1403" w:type="dxa"/>
-            <w:tcBorders>
-              <w:start w:val="single" w:sz="2" w:space="0" w:color="D1D9E0"/>
-              <w:bottom w:val="single" w:sz="2" w:space="0" w:color="D1D9E0"/>
-            </w:tcBorders>
-            <w:shd w:fill="FFFFA6" w:val="clear"/>
-            <w:vAlign w:val="center"/>
-          </w:tcPr>
-          <w:p>
-            <w:pPr>
-              <w:pStyle w:val="Style14"/>
-              <w:spacing w:before="0" w:after="160"/>
-              <w:ind w:hanging="0" w:start="0" w:end="0"/>
-              <w:rPr>
-                <w:rFonts w:ascii="Times New Roman" w:hAnsi="Times New Roman"/>
-                <w:sz w:val="28"/>
-                <w:szCs w:val="28"/>
-              </w:rPr>
-            </w:pPr>
-            <w:r>
-              <w:rPr>
-                <w:rFonts w:ascii="Times New Roman" w:hAnsi="Times New Roman"/>
-                <w:sz w:val="28"/>
-                <w:szCs w:val="28"/>
-              </w:rPr>
               <w:t>π/2</w:t>
             </w:r>
           </w:p>
@@ -3094,1054 +2460,6 @@
                 <w:sz w:val="28"/>
                 <w:szCs w:val="28"/>
               </w:rPr>
-              <w:t>0.1</w:t>
-            </w:r>
-          </w:p>
-        </w:tc>
-        <w:tc>
-          <w:tcPr>
-            <w:tcW w:w="2234" w:type="dxa"/>
-            <w:tcBorders>
-              <w:start w:val="single" w:sz="2" w:space="0" w:color="D1D9E0"/>
-              <w:bottom w:val="single" w:sz="2" w:space="0" w:color="D1D9E0"/>
-            </w:tcBorders>
-            <w:shd w:fill="FFFFA6" w:val="clear"/>
-            <w:vAlign w:val="center"/>
-          </w:tcPr>
-          <w:p>
-            <w:pPr>
-              <w:pStyle w:val="Style14"/>
-              <w:spacing w:before="0" w:after="160"/>
-              <w:ind w:hanging="0" w:start="0" w:end="0"/>
-              <w:rPr>
-                <w:rFonts w:ascii="Times New Roman" w:hAnsi="Times New Roman"/>
-                <w:sz w:val="28"/>
-                <w:szCs w:val="28"/>
-              </w:rPr>
-            </w:pPr>
-            <w:r>
-              <w:rPr>
-                <w:rFonts w:ascii="Times New Roman" w:hAnsi="Times New Roman"/>
-                <w:sz w:val="28"/>
-                <w:szCs w:val="28"/>
-              </w:rPr>
-              <w:t>Math.tan(0.1)</w:t>
-            </w:r>
-          </w:p>
-        </w:tc>
-        <w:tc>
-          <w:tcPr>
-            <w:tcW w:w="1185" w:type="dxa"/>
-            <w:tcBorders>
-              <w:start w:val="single" w:sz="2" w:space="0" w:color="D1D9E0"/>
-              <w:bottom w:val="single" w:sz="2" w:space="0" w:color="D1D9E0"/>
-            </w:tcBorders>
-            <w:shd w:fill="FFFFA6" w:val="clear"/>
-            <w:vAlign w:val="center"/>
-          </w:tcPr>
-          <w:p>
-            <w:pPr>
-              <w:pStyle w:val="Style14"/>
-              <w:spacing w:before="0" w:after="160"/>
-              <w:ind w:hanging="0" w:start="0" w:end="0"/>
-              <w:rPr>
-                <w:rFonts w:ascii="Times New Roman" w:hAnsi="Times New Roman"/>
-                <w:sz w:val="28"/>
-                <w:szCs w:val="28"/>
-              </w:rPr>
-            </w:pPr>
-            <w:r>
-              <w:rPr>
-                <w:rFonts w:ascii="Times New Roman" w:hAnsi="Times New Roman"/>
-                <w:sz w:val="28"/>
-                <w:szCs w:val="28"/>
-              </w:rPr>
-              <w:t>1e-6</w:t>
-            </w:r>
-          </w:p>
-        </w:tc>
-        <w:tc>
-          <w:tcPr>
-            <w:tcW w:w="3363" w:type="dxa"/>
-            <w:tcBorders>
-              <w:start w:val="single" w:sz="2" w:space="0" w:color="D1D9E0"/>
-              <w:bottom w:val="single" w:sz="2" w:space="0" w:color="D1D9E0"/>
-              <w:end w:val="single" w:sz="2" w:space="0" w:color="D1D9E0"/>
-            </w:tcBorders>
-            <w:shd w:fill="FFFFA6" w:val="clear"/>
-            <w:vAlign w:val="center"/>
-          </w:tcPr>
-          <w:p>
-            <w:pPr>
-              <w:pStyle w:val="Style14"/>
-              <w:spacing w:before="0" w:after="160"/>
-              <w:ind w:hanging="0" w:start="0" w:end="0"/>
-              <w:rPr>
-                <w:rFonts w:ascii="Times New Roman" w:hAnsi="Times New Roman"/>
-                <w:sz w:val="28"/>
-                <w:szCs w:val="28"/>
-              </w:rPr>
-            </w:pPr>
-            <w:r>
-              <w:rPr>
-                <w:rFonts w:ascii="Times New Roman" w:hAnsi="Times New Roman"/>
-                <w:sz w:val="28"/>
-                <w:szCs w:val="28"/>
-              </w:rPr>
-              <w:t>Сравнение с эталоном</w:t>
-            </w:r>
-          </w:p>
-        </w:tc>
-      </w:tr>
-      <w:tr>
-        <w:trPr/>
-        <w:tc>
-          <w:tcPr>
-            <w:tcW w:w="1403" w:type="dxa"/>
-            <w:tcBorders>
-              <w:start w:val="single" w:sz="2" w:space="0" w:color="D1D9E0"/>
-              <w:bottom w:val="single" w:sz="2" w:space="0" w:color="D1D9E0"/>
-            </w:tcBorders>
-            <w:shd w:fill="FFFFA6" w:val="clear"/>
-            <w:vAlign w:val="center"/>
-          </w:tcPr>
-          <w:p>
-            <w:pPr>
-              <w:pStyle w:val="Style14"/>
-              <w:spacing w:before="0" w:after="160"/>
-              <w:ind w:hanging="0" w:start="0" w:end="0"/>
-              <w:rPr>
-                <w:rFonts w:ascii="Times New Roman" w:hAnsi="Times New Roman"/>
-                <w:sz w:val="28"/>
-                <w:szCs w:val="28"/>
-              </w:rPr>
-            </w:pPr>
-            <w:r>
-              <w:rPr>
-                <w:rFonts w:ascii="Times New Roman" w:hAnsi="Times New Roman"/>
-                <w:sz w:val="28"/>
-                <w:szCs w:val="28"/>
-              </w:rPr>
-              <w:t>0.3</w:t>
-            </w:r>
-          </w:p>
-        </w:tc>
-        <w:tc>
-          <w:tcPr>
-            <w:tcW w:w="2234" w:type="dxa"/>
-            <w:tcBorders>
-              <w:start w:val="single" w:sz="2" w:space="0" w:color="D1D9E0"/>
-              <w:bottom w:val="single" w:sz="2" w:space="0" w:color="D1D9E0"/>
-            </w:tcBorders>
-            <w:shd w:fill="FFFFA6" w:val="clear"/>
-            <w:vAlign w:val="center"/>
-          </w:tcPr>
-          <w:p>
-            <w:pPr>
-              <w:pStyle w:val="Style14"/>
-              <w:spacing w:before="0" w:after="160"/>
-              <w:ind w:hanging="0" w:start="0" w:end="0"/>
-              <w:rPr>
-                <w:rFonts w:ascii="Times New Roman" w:hAnsi="Times New Roman"/>
-                <w:sz w:val="28"/>
-                <w:szCs w:val="28"/>
-              </w:rPr>
-            </w:pPr>
-            <w:r>
-              <w:rPr>
-                <w:rFonts w:ascii="Times New Roman" w:hAnsi="Times New Roman"/>
-                <w:sz w:val="28"/>
-                <w:szCs w:val="28"/>
-              </w:rPr>
-              <w:t>Math.tan(0.3)</w:t>
-            </w:r>
-          </w:p>
-        </w:tc>
-        <w:tc>
-          <w:tcPr>
-            <w:tcW w:w="1185" w:type="dxa"/>
-            <w:tcBorders>
-              <w:start w:val="single" w:sz="2" w:space="0" w:color="D1D9E0"/>
-              <w:bottom w:val="single" w:sz="2" w:space="0" w:color="D1D9E0"/>
-            </w:tcBorders>
-            <w:shd w:fill="FFFFA6" w:val="clear"/>
-            <w:vAlign w:val="center"/>
-          </w:tcPr>
-          <w:p>
-            <w:pPr>
-              <w:pStyle w:val="Style14"/>
-              <w:spacing w:before="0" w:after="160"/>
-              <w:ind w:hanging="0" w:start="0" w:end="0"/>
-              <w:rPr>
-                <w:rFonts w:ascii="Times New Roman" w:hAnsi="Times New Roman"/>
-                <w:sz w:val="28"/>
-                <w:szCs w:val="28"/>
-              </w:rPr>
-            </w:pPr>
-            <w:r>
-              <w:rPr>
-                <w:rFonts w:ascii="Times New Roman" w:hAnsi="Times New Roman"/>
-                <w:sz w:val="28"/>
-                <w:szCs w:val="28"/>
-              </w:rPr>
-              <w:t>1e-5</w:t>
-            </w:r>
-          </w:p>
-        </w:tc>
-        <w:tc>
-          <w:tcPr>
-            <w:tcW w:w="3363" w:type="dxa"/>
-            <w:tcBorders>
-              <w:start w:val="single" w:sz="2" w:space="0" w:color="D1D9E0"/>
-              <w:bottom w:val="single" w:sz="2" w:space="0" w:color="D1D9E0"/>
-              <w:end w:val="single" w:sz="2" w:space="0" w:color="D1D9E0"/>
-            </w:tcBorders>
-            <w:shd w:fill="FFFFA6" w:val="clear"/>
-            <w:vAlign w:val="center"/>
-          </w:tcPr>
-          <w:p>
-            <w:pPr>
-              <w:pStyle w:val="Style14"/>
-              <w:spacing w:before="0" w:after="160"/>
-              <w:ind w:hanging="0" w:start="0" w:end="0"/>
-              <w:rPr>
-                <w:rFonts w:ascii="Times New Roman" w:hAnsi="Times New Roman"/>
-                <w:sz w:val="28"/>
-                <w:szCs w:val="28"/>
-              </w:rPr>
-            </w:pPr>
-            <w:r>
-              <w:rPr>
-                <w:rFonts w:ascii="Times New Roman" w:hAnsi="Times New Roman"/>
-                <w:sz w:val="28"/>
-                <w:szCs w:val="28"/>
-              </w:rPr>
-              <w:t>Сравнение с эталоном</w:t>
-            </w:r>
-          </w:p>
-        </w:tc>
-      </w:tr>
-      <w:tr>
-        <w:trPr/>
-        <w:tc>
-          <w:tcPr>
-            <w:tcW w:w="1403" w:type="dxa"/>
-            <w:tcBorders>
-              <w:start w:val="single" w:sz="2" w:space="0" w:color="D1D9E0"/>
-              <w:bottom w:val="single" w:sz="2" w:space="0" w:color="D1D9E0"/>
-            </w:tcBorders>
-            <w:shd w:fill="FFFFA6" w:val="clear"/>
-            <w:vAlign w:val="center"/>
-          </w:tcPr>
-          <w:p>
-            <w:pPr>
-              <w:pStyle w:val="Style14"/>
-              <w:spacing w:before="0" w:after="160"/>
-              <w:ind w:hanging="0" w:start="0" w:end="0"/>
-              <w:rPr>
-                <w:rFonts w:ascii="Times New Roman" w:hAnsi="Times New Roman"/>
-                <w:sz w:val="28"/>
-                <w:szCs w:val="28"/>
-              </w:rPr>
-            </w:pPr>
-            <w:r>
-              <w:rPr>
-                <w:rFonts w:ascii="Times New Roman" w:hAnsi="Times New Roman"/>
-                <w:sz w:val="28"/>
-                <w:szCs w:val="28"/>
-              </w:rPr>
-              <w:t>0.5</w:t>
-            </w:r>
-          </w:p>
-        </w:tc>
-        <w:tc>
-          <w:tcPr>
-            <w:tcW w:w="2234" w:type="dxa"/>
-            <w:tcBorders>
-              <w:start w:val="single" w:sz="2" w:space="0" w:color="D1D9E0"/>
-              <w:bottom w:val="single" w:sz="2" w:space="0" w:color="D1D9E0"/>
-            </w:tcBorders>
-            <w:shd w:fill="FFFFA6" w:val="clear"/>
-            <w:vAlign w:val="center"/>
-          </w:tcPr>
-          <w:p>
-            <w:pPr>
-              <w:pStyle w:val="Style14"/>
-              <w:spacing w:before="0" w:after="160"/>
-              <w:ind w:hanging="0" w:start="0" w:end="0"/>
-              <w:rPr>
-                <w:rFonts w:ascii="Times New Roman" w:hAnsi="Times New Roman"/>
-                <w:sz w:val="28"/>
-                <w:szCs w:val="28"/>
-              </w:rPr>
-            </w:pPr>
-            <w:r>
-              <w:rPr>
-                <w:rFonts w:ascii="Times New Roman" w:hAnsi="Times New Roman"/>
-                <w:sz w:val="28"/>
-                <w:szCs w:val="28"/>
-              </w:rPr>
-              <w:t>Math.tan(0.5)</w:t>
-            </w:r>
-          </w:p>
-        </w:tc>
-        <w:tc>
-          <w:tcPr>
-            <w:tcW w:w="1185" w:type="dxa"/>
-            <w:tcBorders>
-              <w:start w:val="single" w:sz="2" w:space="0" w:color="D1D9E0"/>
-              <w:bottom w:val="single" w:sz="2" w:space="0" w:color="D1D9E0"/>
-            </w:tcBorders>
-            <w:shd w:fill="FFFFA6" w:val="clear"/>
-            <w:vAlign w:val="center"/>
-          </w:tcPr>
-          <w:p>
-            <w:pPr>
-              <w:pStyle w:val="Style14"/>
-              <w:spacing w:before="0" w:after="160"/>
-              <w:ind w:hanging="0" w:start="0" w:end="0"/>
-              <w:rPr>
-                <w:rFonts w:ascii="Times New Roman" w:hAnsi="Times New Roman"/>
-                <w:sz w:val="28"/>
-                <w:szCs w:val="28"/>
-              </w:rPr>
-            </w:pPr>
-            <w:r>
-              <w:rPr>
-                <w:rFonts w:ascii="Times New Roman" w:hAnsi="Times New Roman"/>
-                <w:sz w:val="28"/>
-                <w:szCs w:val="28"/>
-              </w:rPr>
-              <w:t>1e-4</w:t>
-            </w:r>
-          </w:p>
-        </w:tc>
-        <w:tc>
-          <w:tcPr>
-            <w:tcW w:w="3363" w:type="dxa"/>
-            <w:tcBorders>
-              <w:start w:val="single" w:sz="2" w:space="0" w:color="D1D9E0"/>
-              <w:bottom w:val="single" w:sz="2" w:space="0" w:color="D1D9E0"/>
-              <w:end w:val="single" w:sz="2" w:space="0" w:color="D1D9E0"/>
-            </w:tcBorders>
-            <w:shd w:fill="FFFFA6" w:val="clear"/>
-            <w:vAlign w:val="center"/>
-          </w:tcPr>
-          <w:p>
-            <w:pPr>
-              <w:pStyle w:val="Style14"/>
-              <w:spacing w:before="0" w:after="160"/>
-              <w:ind w:hanging="0" w:start="0" w:end="0"/>
-              <w:rPr>
-                <w:rFonts w:ascii="Times New Roman" w:hAnsi="Times New Roman"/>
-                <w:sz w:val="28"/>
-                <w:szCs w:val="28"/>
-              </w:rPr>
-            </w:pPr>
-            <w:r>
-              <w:rPr>
-                <w:rFonts w:ascii="Times New Roman" w:hAnsi="Times New Roman"/>
-                <w:sz w:val="28"/>
-                <w:szCs w:val="28"/>
-              </w:rPr>
-              <w:t>Сравнение с эталоном</w:t>
-            </w:r>
-          </w:p>
-        </w:tc>
-      </w:tr>
-      <w:tr>
-        <w:trPr/>
-        <w:tc>
-          <w:tcPr>
-            <w:tcW w:w="1403" w:type="dxa"/>
-            <w:tcBorders>
-              <w:start w:val="single" w:sz="2" w:space="0" w:color="D1D9E0"/>
-              <w:bottom w:val="single" w:sz="2" w:space="0" w:color="D1D9E0"/>
-            </w:tcBorders>
-            <w:shd w:fill="FFFFA6" w:val="clear"/>
-            <w:vAlign w:val="center"/>
-          </w:tcPr>
-          <w:p>
-            <w:pPr>
-              <w:pStyle w:val="Style14"/>
-              <w:spacing w:before="0" w:after="160"/>
-              <w:ind w:hanging="0" w:start="0" w:end="0"/>
-              <w:rPr>
-                <w:rFonts w:ascii="Times New Roman" w:hAnsi="Times New Roman"/>
-                <w:sz w:val="28"/>
-                <w:szCs w:val="28"/>
-              </w:rPr>
-            </w:pPr>
-            <w:r>
-              <w:rPr>
-                <w:rFonts w:ascii="Times New Roman" w:hAnsi="Times New Roman"/>
-                <w:sz w:val="28"/>
-                <w:szCs w:val="28"/>
-              </w:rPr>
-              <w:t>0.7</w:t>
-            </w:r>
-          </w:p>
-        </w:tc>
-        <w:tc>
-          <w:tcPr>
-            <w:tcW w:w="2234" w:type="dxa"/>
-            <w:tcBorders>
-              <w:start w:val="single" w:sz="2" w:space="0" w:color="D1D9E0"/>
-              <w:bottom w:val="single" w:sz="2" w:space="0" w:color="D1D9E0"/>
-            </w:tcBorders>
-            <w:shd w:fill="FFFFA6" w:val="clear"/>
-            <w:vAlign w:val="center"/>
-          </w:tcPr>
-          <w:p>
-            <w:pPr>
-              <w:pStyle w:val="Style14"/>
-              <w:spacing w:before="0" w:after="160"/>
-              <w:ind w:hanging="0" w:start="0" w:end="0"/>
-              <w:rPr>
-                <w:rFonts w:ascii="Times New Roman" w:hAnsi="Times New Roman"/>
-                <w:sz w:val="28"/>
-                <w:szCs w:val="28"/>
-              </w:rPr>
-            </w:pPr>
-            <w:r>
-              <w:rPr>
-                <w:rFonts w:ascii="Times New Roman" w:hAnsi="Times New Roman"/>
-                <w:sz w:val="28"/>
-                <w:szCs w:val="28"/>
-              </w:rPr>
-              <w:t>Math.tan(0.7)</w:t>
-            </w:r>
-          </w:p>
-        </w:tc>
-        <w:tc>
-          <w:tcPr>
-            <w:tcW w:w="1185" w:type="dxa"/>
-            <w:tcBorders>
-              <w:start w:val="single" w:sz="2" w:space="0" w:color="D1D9E0"/>
-              <w:bottom w:val="single" w:sz="2" w:space="0" w:color="D1D9E0"/>
-            </w:tcBorders>
-            <w:shd w:fill="FFFFA6" w:val="clear"/>
-            <w:vAlign w:val="center"/>
-          </w:tcPr>
-          <w:p>
-            <w:pPr>
-              <w:pStyle w:val="Style14"/>
-              <w:spacing w:before="0" w:after="160"/>
-              <w:ind w:hanging="0" w:start="0" w:end="0"/>
-              <w:rPr>
-                <w:rFonts w:ascii="Times New Roman" w:hAnsi="Times New Roman"/>
-                <w:sz w:val="28"/>
-                <w:szCs w:val="28"/>
-              </w:rPr>
-            </w:pPr>
-            <w:r>
-              <w:rPr>
-                <w:rFonts w:ascii="Times New Roman" w:hAnsi="Times New Roman"/>
-                <w:sz w:val="28"/>
-                <w:szCs w:val="28"/>
-              </w:rPr>
-              <w:t>1e-3</w:t>
-            </w:r>
-          </w:p>
-        </w:tc>
-        <w:tc>
-          <w:tcPr>
-            <w:tcW w:w="3363" w:type="dxa"/>
-            <w:tcBorders>
-              <w:start w:val="single" w:sz="2" w:space="0" w:color="D1D9E0"/>
-              <w:bottom w:val="single" w:sz="2" w:space="0" w:color="D1D9E0"/>
-              <w:end w:val="single" w:sz="2" w:space="0" w:color="D1D9E0"/>
-            </w:tcBorders>
-            <w:shd w:fill="FFFFA6" w:val="clear"/>
-            <w:vAlign w:val="center"/>
-          </w:tcPr>
-          <w:p>
-            <w:pPr>
-              <w:pStyle w:val="Style14"/>
-              <w:spacing w:before="0" w:after="160"/>
-              <w:ind w:hanging="0" w:start="0" w:end="0"/>
-              <w:rPr>
-                <w:rFonts w:ascii="Times New Roman" w:hAnsi="Times New Roman"/>
-                <w:sz w:val="28"/>
-                <w:szCs w:val="28"/>
-              </w:rPr>
-            </w:pPr>
-            <w:r>
-              <w:rPr>
-                <w:rFonts w:ascii="Times New Roman" w:hAnsi="Times New Roman"/>
-                <w:sz w:val="28"/>
-                <w:szCs w:val="28"/>
-              </w:rPr>
-              <w:t>Сравнение с эталоном</w:t>
-            </w:r>
-          </w:p>
-        </w:tc>
-      </w:tr>
-      <w:tr>
-        <w:trPr/>
-        <w:tc>
-          <w:tcPr>
-            <w:tcW w:w="1403" w:type="dxa"/>
-            <w:tcBorders>
-              <w:start w:val="single" w:sz="2" w:space="0" w:color="D1D9E0"/>
-              <w:bottom w:val="single" w:sz="2" w:space="0" w:color="D1D9E0"/>
-            </w:tcBorders>
-            <w:shd w:fill="FFFFA6" w:val="clear"/>
-            <w:vAlign w:val="center"/>
-          </w:tcPr>
-          <w:p>
-            <w:pPr>
-              <w:pStyle w:val="Style14"/>
-              <w:spacing w:before="0" w:after="160"/>
-              <w:ind w:hanging="0" w:start="0" w:end="0"/>
-              <w:rPr>
-                <w:rFonts w:ascii="Times New Roman" w:hAnsi="Times New Roman"/>
-                <w:sz w:val="28"/>
-                <w:szCs w:val="28"/>
-              </w:rPr>
-            </w:pPr>
-            <w:r>
-              <w:rPr>
-                <w:rFonts w:ascii="Times New Roman" w:hAnsi="Times New Roman"/>
-                <w:sz w:val="28"/>
-                <w:szCs w:val="28"/>
-              </w:rPr>
-              <w:t>1.0</w:t>
-            </w:r>
-          </w:p>
-        </w:tc>
-        <w:tc>
-          <w:tcPr>
-            <w:tcW w:w="2234" w:type="dxa"/>
-            <w:tcBorders>
-              <w:start w:val="single" w:sz="2" w:space="0" w:color="D1D9E0"/>
-              <w:bottom w:val="single" w:sz="2" w:space="0" w:color="D1D9E0"/>
-            </w:tcBorders>
-            <w:shd w:fill="FFFFA6" w:val="clear"/>
-            <w:vAlign w:val="center"/>
-          </w:tcPr>
-          <w:p>
-            <w:pPr>
-              <w:pStyle w:val="Style14"/>
-              <w:spacing w:before="0" w:after="160"/>
-              <w:ind w:hanging="0" w:start="0" w:end="0"/>
-              <w:rPr>
-                <w:rFonts w:ascii="Times New Roman" w:hAnsi="Times New Roman"/>
-                <w:sz w:val="28"/>
-                <w:szCs w:val="28"/>
-              </w:rPr>
-            </w:pPr>
-            <w:r>
-              <w:rPr>
-                <w:rFonts w:ascii="Times New Roman" w:hAnsi="Times New Roman"/>
-                <w:sz w:val="28"/>
-                <w:szCs w:val="28"/>
-              </w:rPr>
-              <w:t>Math.tan(1.0)</w:t>
-            </w:r>
-          </w:p>
-        </w:tc>
-        <w:tc>
-          <w:tcPr>
-            <w:tcW w:w="1185" w:type="dxa"/>
-            <w:tcBorders>
-              <w:start w:val="single" w:sz="2" w:space="0" w:color="D1D9E0"/>
-              <w:bottom w:val="single" w:sz="2" w:space="0" w:color="D1D9E0"/>
-            </w:tcBorders>
-            <w:shd w:fill="FFFFA6" w:val="clear"/>
-            <w:vAlign w:val="center"/>
-          </w:tcPr>
-          <w:p>
-            <w:pPr>
-              <w:pStyle w:val="Style14"/>
-              <w:spacing w:before="0" w:after="160"/>
-              <w:ind w:hanging="0" w:start="0" w:end="0"/>
-              <w:rPr>
-                <w:rFonts w:ascii="Times New Roman" w:hAnsi="Times New Roman"/>
-                <w:sz w:val="28"/>
-                <w:szCs w:val="28"/>
-              </w:rPr>
-            </w:pPr>
-            <w:r>
-              <w:rPr>
-                <w:rFonts w:ascii="Times New Roman" w:hAnsi="Times New Roman"/>
-                <w:sz w:val="28"/>
-                <w:szCs w:val="28"/>
-              </w:rPr>
-              <w:t>1e-2</w:t>
-            </w:r>
-          </w:p>
-        </w:tc>
-        <w:tc>
-          <w:tcPr>
-            <w:tcW w:w="3363" w:type="dxa"/>
-            <w:tcBorders>
-              <w:start w:val="single" w:sz="2" w:space="0" w:color="D1D9E0"/>
-              <w:bottom w:val="single" w:sz="2" w:space="0" w:color="D1D9E0"/>
-              <w:end w:val="single" w:sz="2" w:space="0" w:color="D1D9E0"/>
-            </w:tcBorders>
-            <w:shd w:fill="FFFFA6" w:val="clear"/>
-            <w:vAlign w:val="center"/>
-          </w:tcPr>
-          <w:p>
-            <w:pPr>
-              <w:pStyle w:val="Style14"/>
-              <w:spacing w:before="0" w:after="160"/>
-              <w:ind w:hanging="0" w:start="0" w:end="0"/>
-              <w:rPr>
-                <w:rFonts w:ascii="Times New Roman" w:hAnsi="Times New Roman"/>
-                <w:sz w:val="28"/>
-                <w:szCs w:val="28"/>
-              </w:rPr>
-            </w:pPr>
-            <w:r>
-              <w:rPr>
-                <w:rFonts w:ascii="Times New Roman" w:hAnsi="Times New Roman"/>
-                <w:sz w:val="28"/>
-                <w:szCs w:val="28"/>
-              </w:rPr>
-              <w:t>Сравнение с эталоном</w:t>
-            </w:r>
-          </w:p>
-        </w:tc>
-      </w:tr>
-      <w:tr>
-        <w:trPr/>
-        <w:tc>
-          <w:tcPr>
-            <w:tcW w:w="1403" w:type="dxa"/>
-            <w:tcBorders>
-              <w:start w:val="single" w:sz="2" w:space="0" w:color="D1D9E0"/>
-              <w:bottom w:val="single" w:sz="2" w:space="0" w:color="D1D9E0"/>
-            </w:tcBorders>
-            <w:shd w:fill="FFFFA6" w:val="clear"/>
-            <w:vAlign w:val="center"/>
-          </w:tcPr>
-          <w:p>
-            <w:pPr>
-              <w:pStyle w:val="Style14"/>
-              <w:spacing w:before="0" w:after="160"/>
-              <w:ind w:hanging="0" w:start="0" w:end="0"/>
-              <w:rPr>
-                <w:rFonts w:ascii="Times New Roman" w:hAnsi="Times New Roman"/>
-                <w:sz w:val="28"/>
-                <w:szCs w:val="28"/>
-              </w:rPr>
-            </w:pPr>
-            <w:r>
-              <w:rPr>
-                <w:rFonts w:ascii="Times New Roman" w:hAnsi="Times New Roman"/>
-                <w:sz w:val="28"/>
-                <w:szCs w:val="28"/>
-              </w:rPr>
-              <w:t>−</w:t>
-            </w:r>
-            <w:r>
-              <w:rPr>
-                <w:rFonts w:ascii="Times New Roman" w:hAnsi="Times New Roman"/>
-                <w:sz w:val="28"/>
-                <w:szCs w:val="28"/>
-              </w:rPr>
-              <w:t>0.1</w:t>
-            </w:r>
-          </w:p>
-        </w:tc>
-        <w:tc>
-          <w:tcPr>
-            <w:tcW w:w="2234" w:type="dxa"/>
-            <w:tcBorders>
-              <w:start w:val="single" w:sz="2" w:space="0" w:color="D1D9E0"/>
-              <w:bottom w:val="single" w:sz="2" w:space="0" w:color="D1D9E0"/>
-            </w:tcBorders>
-            <w:shd w:fill="FFFFA6" w:val="clear"/>
-            <w:vAlign w:val="center"/>
-          </w:tcPr>
-          <w:p>
-            <w:pPr>
-              <w:pStyle w:val="Style14"/>
-              <w:spacing w:before="0" w:after="160"/>
-              <w:ind w:hanging="0" w:start="0" w:end="0"/>
-              <w:rPr>
-                <w:rFonts w:ascii="Times New Roman" w:hAnsi="Times New Roman"/>
-                <w:sz w:val="28"/>
-                <w:szCs w:val="28"/>
-              </w:rPr>
-            </w:pPr>
-            <w:r>
-              <w:rPr>
-                <w:rFonts w:ascii="Times New Roman" w:hAnsi="Times New Roman"/>
-                <w:sz w:val="28"/>
-                <w:szCs w:val="28"/>
-              </w:rPr>
-              <w:t>Math.tan(−0.1)</w:t>
-            </w:r>
-          </w:p>
-        </w:tc>
-        <w:tc>
-          <w:tcPr>
-            <w:tcW w:w="1185" w:type="dxa"/>
-            <w:tcBorders>
-              <w:start w:val="single" w:sz="2" w:space="0" w:color="D1D9E0"/>
-              <w:bottom w:val="single" w:sz="2" w:space="0" w:color="D1D9E0"/>
-            </w:tcBorders>
-            <w:shd w:fill="FFFFA6" w:val="clear"/>
-            <w:vAlign w:val="center"/>
-          </w:tcPr>
-          <w:p>
-            <w:pPr>
-              <w:pStyle w:val="Style14"/>
-              <w:spacing w:before="0" w:after="160"/>
-              <w:ind w:hanging="0" w:start="0" w:end="0"/>
-              <w:rPr>
-                <w:rFonts w:ascii="Times New Roman" w:hAnsi="Times New Roman"/>
-                <w:sz w:val="28"/>
-                <w:szCs w:val="28"/>
-              </w:rPr>
-            </w:pPr>
-            <w:r>
-              <w:rPr>
-                <w:rFonts w:ascii="Times New Roman" w:hAnsi="Times New Roman"/>
-                <w:sz w:val="28"/>
-                <w:szCs w:val="28"/>
-              </w:rPr>
-              <w:t>1e-6</w:t>
-            </w:r>
-          </w:p>
-        </w:tc>
-        <w:tc>
-          <w:tcPr>
-            <w:tcW w:w="3363" w:type="dxa"/>
-            <w:tcBorders>
-              <w:start w:val="single" w:sz="2" w:space="0" w:color="D1D9E0"/>
-              <w:bottom w:val="single" w:sz="2" w:space="0" w:color="D1D9E0"/>
-              <w:end w:val="single" w:sz="2" w:space="0" w:color="D1D9E0"/>
-            </w:tcBorders>
-            <w:shd w:fill="FFFFA6" w:val="clear"/>
-            <w:vAlign w:val="center"/>
-          </w:tcPr>
-          <w:p>
-            <w:pPr>
-              <w:pStyle w:val="Style14"/>
-              <w:spacing w:before="0" w:after="160"/>
-              <w:ind w:hanging="0" w:start="0" w:end="0"/>
-              <w:rPr>
-                <w:rFonts w:ascii="Times New Roman" w:hAnsi="Times New Roman"/>
-                <w:sz w:val="28"/>
-                <w:szCs w:val="28"/>
-              </w:rPr>
-            </w:pPr>
-            <w:r>
-              <w:rPr>
-                <w:rFonts w:ascii="Times New Roman" w:hAnsi="Times New Roman"/>
-                <w:sz w:val="28"/>
-                <w:szCs w:val="28"/>
-              </w:rPr>
-              <w:t>Отрицательные</w:t>
-            </w:r>
-          </w:p>
-        </w:tc>
-      </w:tr>
-      <w:tr>
-        <w:trPr/>
-        <w:tc>
-          <w:tcPr>
-            <w:tcW w:w="1403" w:type="dxa"/>
-            <w:tcBorders>
-              <w:start w:val="single" w:sz="2" w:space="0" w:color="D1D9E0"/>
-              <w:bottom w:val="single" w:sz="2" w:space="0" w:color="D1D9E0"/>
-            </w:tcBorders>
-            <w:shd w:fill="FFFFA6" w:val="clear"/>
-            <w:vAlign w:val="center"/>
-          </w:tcPr>
-          <w:p>
-            <w:pPr>
-              <w:pStyle w:val="Style14"/>
-              <w:spacing w:before="0" w:after="160"/>
-              <w:ind w:hanging="0" w:start="0" w:end="0"/>
-              <w:rPr>
-                <w:rFonts w:ascii="Times New Roman" w:hAnsi="Times New Roman"/>
-                <w:sz w:val="28"/>
-                <w:szCs w:val="28"/>
-              </w:rPr>
-            </w:pPr>
-            <w:r>
-              <w:rPr>
-                <w:rFonts w:ascii="Times New Roman" w:hAnsi="Times New Roman"/>
-                <w:sz w:val="28"/>
-                <w:szCs w:val="28"/>
-              </w:rPr>
-              <w:t>−</w:t>
-            </w:r>
-            <w:r>
-              <w:rPr>
-                <w:rFonts w:ascii="Times New Roman" w:hAnsi="Times New Roman"/>
-                <w:sz w:val="28"/>
-                <w:szCs w:val="28"/>
-              </w:rPr>
-              <w:t>0.5</w:t>
-            </w:r>
-          </w:p>
-        </w:tc>
-        <w:tc>
-          <w:tcPr>
-            <w:tcW w:w="2234" w:type="dxa"/>
-            <w:tcBorders>
-              <w:start w:val="single" w:sz="2" w:space="0" w:color="D1D9E0"/>
-              <w:bottom w:val="single" w:sz="2" w:space="0" w:color="D1D9E0"/>
-            </w:tcBorders>
-            <w:shd w:fill="FFFFA6" w:val="clear"/>
-            <w:vAlign w:val="center"/>
-          </w:tcPr>
-          <w:p>
-            <w:pPr>
-              <w:pStyle w:val="Style14"/>
-              <w:spacing w:before="0" w:after="160"/>
-              <w:ind w:hanging="0" w:start="0" w:end="0"/>
-              <w:rPr>
-                <w:rFonts w:ascii="Times New Roman" w:hAnsi="Times New Roman"/>
-                <w:sz w:val="28"/>
-                <w:szCs w:val="28"/>
-              </w:rPr>
-            </w:pPr>
-            <w:r>
-              <w:rPr>
-                <w:rFonts w:ascii="Times New Roman" w:hAnsi="Times New Roman"/>
-                <w:sz w:val="28"/>
-                <w:szCs w:val="28"/>
-              </w:rPr>
-              <w:t>Math.tan(−0.5)</w:t>
-            </w:r>
-          </w:p>
-        </w:tc>
-        <w:tc>
-          <w:tcPr>
-            <w:tcW w:w="1185" w:type="dxa"/>
-            <w:tcBorders>
-              <w:start w:val="single" w:sz="2" w:space="0" w:color="D1D9E0"/>
-              <w:bottom w:val="single" w:sz="2" w:space="0" w:color="D1D9E0"/>
-            </w:tcBorders>
-            <w:shd w:fill="FFFFA6" w:val="clear"/>
-            <w:vAlign w:val="center"/>
-          </w:tcPr>
-          <w:p>
-            <w:pPr>
-              <w:pStyle w:val="Style14"/>
-              <w:spacing w:before="0" w:after="160"/>
-              <w:ind w:hanging="0" w:start="0" w:end="0"/>
-              <w:rPr>
-                <w:rFonts w:ascii="Times New Roman" w:hAnsi="Times New Roman"/>
-                <w:sz w:val="28"/>
-                <w:szCs w:val="28"/>
-              </w:rPr>
-            </w:pPr>
-            <w:r>
-              <w:rPr>
-                <w:rFonts w:ascii="Times New Roman" w:hAnsi="Times New Roman"/>
-                <w:sz w:val="28"/>
-                <w:szCs w:val="28"/>
-              </w:rPr>
-              <w:t>1e-4</w:t>
-            </w:r>
-          </w:p>
-        </w:tc>
-        <w:tc>
-          <w:tcPr>
-            <w:tcW w:w="3363" w:type="dxa"/>
-            <w:tcBorders>
-              <w:start w:val="single" w:sz="2" w:space="0" w:color="D1D9E0"/>
-              <w:bottom w:val="single" w:sz="2" w:space="0" w:color="D1D9E0"/>
-              <w:end w:val="single" w:sz="2" w:space="0" w:color="D1D9E0"/>
-            </w:tcBorders>
-            <w:shd w:fill="FFFFA6" w:val="clear"/>
-            <w:vAlign w:val="center"/>
-          </w:tcPr>
-          <w:p>
-            <w:pPr>
-              <w:pStyle w:val="Style14"/>
-              <w:spacing w:before="0" w:after="160"/>
-              <w:ind w:hanging="0" w:start="0" w:end="0"/>
-              <w:rPr>
-                <w:rFonts w:ascii="Times New Roman" w:hAnsi="Times New Roman"/>
-                <w:sz w:val="28"/>
-                <w:szCs w:val="28"/>
-              </w:rPr>
-            </w:pPr>
-            <w:r>
-              <w:rPr>
-                <w:rFonts w:ascii="Times New Roman" w:hAnsi="Times New Roman"/>
-                <w:sz w:val="28"/>
-                <w:szCs w:val="28"/>
-              </w:rPr>
-              <w:t>Отрицательные</w:t>
-            </w:r>
-          </w:p>
-        </w:tc>
-      </w:tr>
-      <w:tr>
-        <w:trPr/>
-        <w:tc>
-          <w:tcPr>
-            <w:tcW w:w="1403" w:type="dxa"/>
-            <w:tcBorders>
-              <w:start w:val="single" w:sz="2" w:space="0" w:color="D1D9E0"/>
-              <w:bottom w:val="single" w:sz="2" w:space="0" w:color="D1D9E0"/>
-            </w:tcBorders>
-            <w:shd w:fill="FFFFA6" w:val="clear"/>
-            <w:vAlign w:val="center"/>
-          </w:tcPr>
-          <w:p>
-            <w:pPr>
-              <w:pStyle w:val="Style14"/>
-              <w:spacing w:before="0" w:after="160"/>
-              <w:ind w:hanging="0" w:start="0" w:end="0"/>
-              <w:rPr>
-                <w:rFonts w:ascii="Times New Roman" w:hAnsi="Times New Roman"/>
-                <w:sz w:val="28"/>
-                <w:szCs w:val="28"/>
-              </w:rPr>
-            </w:pPr>
-            <w:r>
-              <w:rPr>
-                <w:rFonts w:ascii="Times New Roman" w:hAnsi="Times New Roman"/>
-                <w:sz w:val="28"/>
-                <w:szCs w:val="28"/>
-              </w:rPr>
-              <w:t>−</w:t>
-            </w:r>
-            <w:r>
-              <w:rPr>
-                <w:rFonts w:ascii="Times New Roman" w:hAnsi="Times New Roman"/>
-                <w:sz w:val="28"/>
-                <w:szCs w:val="28"/>
-              </w:rPr>
-              <w:t>1.0</w:t>
-            </w:r>
-          </w:p>
-        </w:tc>
-        <w:tc>
-          <w:tcPr>
-            <w:tcW w:w="2234" w:type="dxa"/>
-            <w:tcBorders>
-              <w:start w:val="single" w:sz="2" w:space="0" w:color="D1D9E0"/>
-              <w:bottom w:val="single" w:sz="2" w:space="0" w:color="D1D9E0"/>
-            </w:tcBorders>
-            <w:shd w:fill="FFFFA6" w:val="clear"/>
-            <w:vAlign w:val="center"/>
-          </w:tcPr>
-          <w:p>
-            <w:pPr>
-              <w:pStyle w:val="Style14"/>
-              <w:spacing w:before="0" w:after="160"/>
-              <w:ind w:hanging="0" w:start="0" w:end="0"/>
-              <w:rPr>
-                <w:rFonts w:ascii="Times New Roman" w:hAnsi="Times New Roman"/>
-                <w:sz w:val="28"/>
-                <w:szCs w:val="28"/>
-              </w:rPr>
-            </w:pPr>
-            <w:r>
-              <w:rPr>
-                <w:rFonts w:ascii="Times New Roman" w:hAnsi="Times New Roman"/>
-                <w:sz w:val="28"/>
-                <w:szCs w:val="28"/>
-              </w:rPr>
-              <w:t>Math.tan(−1.0)</w:t>
-            </w:r>
-          </w:p>
-        </w:tc>
-        <w:tc>
-          <w:tcPr>
-            <w:tcW w:w="1185" w:type="dxa"/>
-            <w:tcBorders>
-              <w:start w:val="single" w:sz="2" w:space="0" w:color="D1D9E0"/>
-              <w:bottom w:val="single" w:sz="2" w:space="0" w:color="D1D9E0"/>
-            </w:tcBorders>
-            <w:shd w:fill="FFFFA6" w:val="clear"/>
-            <w:vAlign w:val="center"/>
-          </w:tcPr>
-          <w:p>
-            <w:pPr>
-              <w:pStyle w:val="Style14"/>
-              <w:spacing w:before="0" w:after="160"/>
-              <w:ind w:hanging="0" w:start="0" w:end="0"/>
-              <w:rPr>
-                <w:rFonts w:ascii="Times New Roman" w:hAnsi="Times New Roman"/>
-                <w:sz w:val="28"/>
-                <w:szCs w:val="28"/>
-              </w:rPr>
-            </w:pPr>
-            <w:r>
-              <w:rPr>
-                <w:rFonts w:ascii="Times New Roman" w:hAnsi="Times New Roman"/>
-                <w:sz w:val="28"/>
-                <w:szCs w:val="28"/>
-              </w:rPr>
-              <w:t>1e-2</w:t>
-            </w:r>
-          </w:p>
-        </w:tc>
-        <w:tc>
-          <w:tcPr>
-            <w:tcW w:w="3363" w:type="dxa"/>
-            <w:tcBorders>
-              <w:start w:val="single" w:sz="2" w:space="0" w:color="D1D9E0"/>
-              <w:bottom w:val="single" w:sz="2" w:space="0" w:color="D1D9E0"/>
-              <w:end w:val="single" w:sz="2" w:space="0" w:color="D1D9E0"/>
-            </w:tcBorders>
-            <w:shd w:fill="FFFFA6" w:val="clear"/>
-            <w:vAlign w:val="center"/>
-          </w:tcPr>
-          <w:p>
-            <w:pPr>
-              <w:pStyle w:val="Style14"/>
-              <w:spacing w:before="0" w:after="160"/>
-              <w:ind w:hanging="0" w:start="0" w:end="0"/>
-              <w:rPr>
-                <w:rFonts w:ascii="Times New Roman" w:hAnsi="Times New Roman"/>
-                <w:sz w:val="28"/>
-                <w:szCs w:val="28"/>
-              </w:rPr>
-            </w:pPr>
-            <w:r>
-              <w:rPr>
-                <w:rFonts w:ascii="Times New Roman" w:hAnsi="Times New Roman"/>
-                <w:sz w:val="28"/>
-                <w:szCs w:val="28"/>
-              </w:rPr>
-              <w:t>Отрицательные</w:t>
-            </w:r>
-          </w:p>
-        </w:tc>
-      </w:tr>
-      <w:tr>
-        <w:trPr/>
-        <w:tc>
-          <w:tcPr>
-            <w:tcW w:w="1403" w:type="dxa"/>
-            <w:tcBorders>
-              <w:start w:val="single" w:sz="2" w:space="0" w:color="D1D9E0"/>
-              <w:bottom w:val="single" w:sz="2" w:space="0" w:color="D1D9E0"/>
-            </w:tcBorders>
-            <w:shd w:fill="FFFFA6" w:val="clear"/>
-            <w:vAlign w:val="center"/>
-          </w:tcPr>
-          <w:p>
-            <w:pPr>
-              <w:pStyle w:val="Style14"/>
-              <w:spacing w:before="0" w:after="160"/>
-              <w:ind w:hanging="0" w:start="0" w:end="0"/>
-              <w:rPr>
-                <w:rFonts w:ascii="Times New Roman" w:hAnsi="Times New Roman"/>
-                <w:sz w:val="28"/>
-                <w:szCs w:val="28"/>
-              </w:rPr>
-            </w:pPr>
-            <w:r>
-              <w:rPr>
-                <w:rFonts w:ascii="Times New Roman" w:hAnsi="Times New Roman"/>
-                <w:sz w:val="28"/>
-                <w:szCs w:val="28"/>
-              </w:rPr>
               <w:t>0.3 + 10π</w:t>
             </w:r>
           </w:p>
@@ -5015,13 +3333,7 @@
       </w:pPr>
       <w:r>
         <w:rPr>
-          <w:rFonts w:ascii="Times New Roman" w:hAnsi="Times New Roman"/>
-          <w:b w:val="false"/>
-          <w:i w:val="false"/>
-          <w:caps w:val="false"/>
-          <w:smallCaps w:val="false"/>
-          <w:color w:val="1F2328"/>
-          <w:spacing w:val="0"/>
+          <w:rFonts w:ascii="Times" w:hAnsi="Times"/>
           <w:sz w:val="28"/>
           <w:szCs w:val="28"/>
         </w:rPr>
@@ -5030,28 +3342,15 @@
       <w:r>
         <w:rPr>
           <w:rStyle w:val="Style9"/>
-          <w:rFonts w:ascii="Times New Roman" w:hAnsi="Times New Roman"/>
-          <w:b w:val="false"/>
-          <w:i w:val="false"/>
-          <w:caps w:val="false"/>
-          <w:smallCaps w:val="false"/>
-          <w:color w:val="1F2328"/>
-          <w:spacing w:val="0"/>
-          <w:sz w:val="28"/>
-          <w:szCs w:val="28"/>
-          <w:shd w:fill="818B98" w:val="clear"/>
+          <w:rFonts w:ascii="Times" w:hAnsi="Times"/>
+          <w:sz w:val="28"/>
+          <w:szCs w:val="28"/>
         </w:rPr>
         <w:t>hash(key) = key mod capacity</w:t>
       </w:r>
       <w:r>
         <w:rPr>
-          <w:rFonts w:ascii="Times New Roman" w:hAnsi="Times New Roman"/>
-          <w:b w:val="false"/>
-          <w:i w:val="false"/>
-          <w:caps w:val="false"/>
-          <w:smallCaps w:val="false"/>
-          <w:color w:val="1F2328"/>
-          <w:spacing w:val="0"/>
+          <w:rFonts w:ascii="Times" w:hAnsi="Times"/>
           <w:sz w:val="28"/>
           <w:szCs w:val="28"/>
         </w:rPr>
@@ -5060,16 +3359,9 @@
       <w:r>
         <w:rPr>
           <w:rStyle w:val="Style9"/>
-          <w:rFonts w:ascii="Times New Roman" w:hAnsi="Times New Roman"/>
-          <w:b w:val="false"/>
-          <w:i w:val="false"/>
-          <w:caps w:val="false"/>
-          <w:smallCaps w:val="false"/>
-          <w:color w:val="1F2328"/>
-          <w:spacing w:val="0"/>
-          <w:sz w:val="28"/>
-          <w:szCs w:val="28"/>
-          <w:shd w:fill="818B98" w:val="clear"/>
+          <w:rFonts w:ascii="Times" w:hAnsi="Times"/>
+          <w:sz w:val="28"/>
+          <w:szCs w:val="28"/>
         </w:rPr>
         <w:t>Math.floorMod</w:t>
       </w:r>
@@ -5491,18 +3783,15 @@
           <w:p>
             <w:pPr>
               <w:pStyle w:val="Style14"/>
-              <w:spacing w:before="0" w:after="0"/>
-              <w:ind w:hanging="0" w:start="0" w:end="0"/>
+              <w:spacing w:before="0" w:after="160"/>
               <w:rPr/>
             </w:pPr>
             <w:r>
               <w:rPr>
                 <w:rStyle w:val="Style9"/>
-                <w:rFonts w:ascii="Times New Roman" w:hAnsi="Times New Roman"/>
-                <w:color w:val="000000"/>
-                <w:sz w:val="28"/>
-                <w:szCs w:val="28"/>
-                <w:shd w:fill="818B98" w:val="clear"/>
+                <w:rFonts w:ascii="Times New ROman" w:hAnsi="Times New ROman"/>
+                <w:sz w:val="28"/>
+                <w:szCs w:val="28"/>
               </w:rPr>
               <w:t>HASH_COMPUTED</w:t>
             </w:r>
@@ -5592,18 +3881,15 @@
           <w:p>
             <w:pPr>
               <w:pStyle w:val="Style14"/>
-              <w:spacing w:before="0" w:after="0"/>
-              <w:ind w:hanging="0" w:start="0" w:end="0"/>
+              <w:spacing w:before="0" w:after="160"/>
               <w:rPr/>
             </w:pPr>
             <w:r>
               <w:rPr>
                 <w:rStyle w:val="Style9"/>
-                <w:rFonts w:ascii="Times New Roman" w:hAnsi="Times New Roman"/>
-                <w:color w:val="000000"/>
-                <w:sz w:val="28"/>
-                <w:szCs w:val="28"/>
-                <w:shd w:fill="818B98" w:val="clear"/>
+                <w:rFonts w:ascii="Times New ROman" w:hAnsi="Times New ROman"/>
+                <w:sz w:val="28"/>
+                <w:szCs w:val="28"/>
               </w:rPr>
               <w:t>BUCKET_EMPTY</w:t>
             </w:r>
@@ -5693,18 +3979,15 @@
           <w:p>
             <w:pPr>
               <w:pStyle w:val="Style14"/>
-              <w:spacing w:before="0" w:after="0"/>
-              <w:ind w:hanging="0" w:start="0" w:end="0"/>
+              <w:spacing w:before="0" w:after="160"/>
               <w:rPr/>
             </w:pPr>
             <w:r>
               <w:rPr>
                 <w:rStyle w:val="Style9"/>
-                <w:rFonts w:ascii="Times New Roman" w:hAnsi="Times New Roman"/>
-                <w:color w:val="000000"/>
-                <w:sz w:val="28"/>
-                <w:szCs w:val="28"/>
-                <w:shd w:fill="818B98" w:val="clear"/>
+                <w:rFonts w:ascii="Times New ROman" w:hAnsi="Times New ROman"/>
+                <w:sz w:val="28"/>
+                <w:szCs w:val="28"/>
               </w:rPr>
               <w:t>BUCKET_NOT_EMPTY</w:t>
             </w:r>
@@ -5794,18 +4077,15 @@
           <w:p>
             <w:pPr>
               <w:pStyle w:val="Style14"/>
-              <w:spacing w:before="0" w:after="0"/>
-              <w:ind w:hanging="0" w:start="0" w:end="0"/>
+              <w:spacing w:before="0" w:after="160"/>
               <w:rPr/>
             </w:pPr>
             <w:r>
               <w:rPr>
                 <w:rStyle w:val="Style9"/>
-                <w:rFonts w:ascii="Times New Roman" w:hAnsi="Times New Roman"/>
-                <w:color w:val="000000"/>
-                <w:sz w:val="28"/>
-                <w:szCs w:val="28"/>
-                <w:shd w:fill="818B98" w:val="clear"/>
+                <w:rFonts w:ascii="Times New ROman" w:hAnsi="Times New ROman"/>
+                <w:sz w:val="28"/>
+                <w:szCs w:val="28"/>
               </w:rPr>
               <w:t>KEY_FOUND</w:t>
             </w:r>
@@ -5895,18 +4175,15 @@
           <w:p>
             <w:pPr>
               <w:pStyle w:val="Style14"/>
-              <w:spacing w:before="0" w:after="0"/>
-              <w:ind w:hanging="0" w:start="0" w:end="0"/>
+              <w:spacing w:before="0" w:after="160"/>
               <w:rPr/>
             </w:pPr>
             <w:r>
               <w:rPr>
                 <w:rStyle w:val="Style9"/>
-                <w:rFonts w:ascii="Times New Roman" w:hAnsi="Times New Roman"/>
-                <w:color w:val="000000"/>
-                <w:sz w:val="28"/>
-                <w:szCs w:val="28"/>
-                <w:shd w:fill="818B98" w:val="clear"/>
+                <w:rFonts w:ascii="Times New ROman" w:hAnsi="Times New ROman"/>
+                <w:sz w:val="28"/>
+                <w:szCs w:val="28"/>
               </w:rPr>
               <w:t>KEY_NOT_FOUND</w:t>
             </w:r>
@@ -5996,18 +4273,15 @@
           <w:p>
             <w:pPr>
               <w:pStyle w:val="Style14"/>
-              <w:spacing w:before="0" w:after="0"/>
-              <w:ind w:hanging="0" w:start="0" w:end="0"/>
+              <w:spacing w:before="0" w:after="160"/>
               <w:rPr/>
             </w:pPr>
             <w:r>
               <w:rPr>
                 <w:rStyle w:val="Style9"/>
-                <w:rFonts w:ascii="Times New Roman" w:hAnsi="Times New Roman"/>
-                <w:color w:val="000000"/>
-                <w:sz w:val="28"/>
-                <w:szCs w:val="28"/>
-                <w:shd w:fill="818B98" w:val="clear"/>
+                <w:rFonts w:ascii="Times New ROman" w:hAnsi="Times New ROman"/>
+                <w:sz w:val="28"/>
+                <w:szCs w:val="28"/>
               </w:rPr>
               <w:t>ENTRY_INSERTED</w:t>
             </w:r>
@@ -6097,18 +4371,15 @@
           <w:p>
             <w:pPr>
               <w:pStyle w:val="Style14"/>
-              <w:spacing w:before="0" w:after="0"/>
-              <w:ind w:hanging="0" w:start="0" w:end="0"/>
+              <w:spacing w:before="0" w:after="160"/>
               <w:rPr/>
             </w:pPr>
             <w:r>
               <w:rPr>
                 <w:rStyle w:val="Style9"/>
-                <w:rFonts w:ascii="Times New Roman" w:hAnsi="Times New Roman"/>
-                <w:color w:val="000000"/>
-                <w:sz w:val="28"/>
-                <w:szCs w:val="28"/>
-                <w:shd w:fill="818B98" w:val="clear"/>
+                <w:rFonts w:ascii="Times New ROman" w:hAnsi="Times New ROman"/>
+                <w:sz w:val="28"/>
+                <w:szCs w:val="28"/>
               </w:rPr>
               <w:t>ENTRY_UPDATED</w:t>
             </w:r>
@@ -6198,18 +4469,15 @@
           <w:p>
             <w:pPr>
               <w:pStyle w:val="Style14"/>
-              <w:spacing w:before="0" w:after="0"/>
-              <w:ind w:hanging="0" w:start="0" w:end="0"/>
+              <w:spacing w:before="0" w:after="160"/>
               <w:rPr/>
             </w:pPr>
             <w:r>
               <w:rPr>
                 <w:rStyle w:val="Style9"/>
-                <w:rFonts w:ascii="Times New Roman" w:hAnsi="Times New Roman"/>
-                <w:color w:val="000000"/>
-                <w:sz w:val="28"/>
-                <w:szCs w:val="28"/>
-                <w:shd w:fill="818B98" w:val="clear"/>
+                <w:rFonts w:ascii="Times New ROman" w:hAnsi="Times New ROman"/>
+                <w:sz w:val="28"/>
+                <w:szCs w:val="28"/>
               </w:rPr>
               <w:t>ENTRY_DELETED</w:t>
             </w:r>
@@ -6299,18 +4567,15 @@
           <w:p>
             <w:pPr>
               <w:pStyle w:val="Style14"/>
-              <w:spacing w:before="0" w:after="0"/>
-              <w:ind w:hanging="0" w:start="0" w:end="0"/>
+              <w:spacing w:before="0" w:after="160"/>
               <w:rPr/>
             </w:pPr>
             <w:r>
               <w:rPr>
                 <w:rStyle w:val="Style9"/>
-                <w:rFonts w:ascii="Times New Roman" w:hAnsi="Times New Roman"/>
-                <w:color w:val="000000"/>
-                <w:sz w:val="28"/>
-                <w:szCs w:val="28"/>
-                <w:shd w:fill="818B98" w:val="clear"/>
+                <w:rFonts w:ascii="Times New ROman" w:hAnsi="Times New ROman"/>
+                <w:sz w:val="28"/>
+                <w:szCs w:val="28"/>
               </w:rPr>
               <w:t>SEARCH_RESULT_RETURNED</w:t>
             </w:r>
@@ -6469,8 +4734,8 @@
       </w:tblPr>
       <w:tblGrid>
         <w:gridCol w:w="3098"/>
-        <w:gridCol w:w="2897"/>
-        <w:gridCol w:w="3359"/>
+        <w:gridCol w:w="2896"/>
+        <w:gridCol w:w="3360"/>
       </w:tblGrid>
       <w:tr>
         <w:trPr>
@@ -6513,7 +4778,7 @@
         </w:tc>
         <w:tc>
           <w:tcPr>
-            <w:tcW w:w="2897" w:type="dxa"/>
+            <w:tcW w:w="2896" w:type="dxa"/>
             <w:tcBorders>
               <w:top w:val="single" w:sz="2" w:space="0" w:color="D1D9E0"/>
               <w:start w:val="single" w:sz="2" w:space="0" w:color="D1D9E0"/>
@@ -6548,7 +4813,7 @@
         </w:tc>
         <w:tc>
           <w:tcPr>
-            <w:tcW w:w="3359" w:type="dxa"/>
+            <w:tcW w:w="3360" w:type="dxa"/>
             <w:tcBorders>
               <w:top w:val="single" w:sz="2" w:space="0" w:color="D1D9E0"/>
               <w:start w:val="single" w:sz="2" w:space="0" w:color="D1D9E0"/>
@@ -6619,7 +4884,7 @@
         </w:tc>
         <w:tc>
           <w:tcPr>
-            <w:tcW w:w="2897" w:type="dxa"/>
+            <w:tcW w:w="2896" w:type="dxa"/>
             <w:tcBorders>
               <w:top w:val="single" w:sz="2" w:space="0" w:color="D1D9E0"/>
               <w:start w:val="single" w:sz="2" w:space="0" w:color="D1D9E0"/>
@@ -6652,7 +4917,7 @@
         </w:tc>
         <w:tc>
           <w:tcPr>
-            <w:tcW w:w="3359" w:type="dxa"/>
+            <w:tcW w:w="3360" w:type="dxa"/>
             <w:tcBorders>
               <w:top w:val="single" w:sz="2" w:space="0" w:color="D1D9E0"/>
               <w:start w:val="single" w:sz="2" w:space="0" w:color="D1D9E0"/>
@@ -6721,7 +4986,7 @@
         </w:tc>
         <w:tc>
           <w:tcPr>
-            <w:tcW w:w="2897" w:type="dxa"/>
+            <w:tcW w:w="2896" w:type="dxa"/>
             <w:tcBorders>
               <w:top w:val="single" w:sz="2" w:space="0" w:color="D1D9E0"/>
               <w:start w:val="single" w:sz="2" w:space="0" w:color="D1D9E0"/>
@@ -6754,7 +5019,7 @@
         </w:tc>
         <w:tc>
           <w:tcPr>
-            <w:tcW w:w="3359" w:type="dxa"/>
+            <w:tcW w:w="3360" w:type="dxa"/>
             <w:tcBorders>
               <w:top w:val="single" w:sz="2" w:space="0" w:color="D1D9E0"/>
               <w:start w:val="single" w:sz="2" w:space="0" w:color="D1D9E0"/>
@@ -6823,7 +5088,7 @@
         </w:tc>
         <w:tc>
           <w:tcPr>
-            <w:tcW w:w="2897" w:type="dxa"/>
+            <w:tcW w:w="2896" w:type="dxa"/>
             <w:tcBorders>
               <w:top w:val="single" w:sz="2" w:space="0" w:color="D1D9E0"/>
               <w:start w:val="single" w:sz="2" w:space="0" w:color="D1D9E0"/>
@@ -6856,7 +5121,7 @@
         </w:tc>
         <w:tc>
           <w:tcPr>
-            <w:tcW w:w="3359" w:type="dxa"/>
+            <w:tcW w:w="3360" w:type="dxa"/>
             <w:tcBorders>
               <w:top w:val="single" w:sz="2" w:space="0" w:color="D1D9E0"/>
               <w:start w:val="single" w:sz="2" w:space="0" w:color="D1D9E0"/>
@@ -6939,8 +5204,8 @@
       </w:tblPr>
       <w:tblGrid>
         <w:gridCol w:w="3052"/>
-        <w:gridCol w:w="2803"/>
-        <w:gridCol w:w="3499"/>
+        <w:gridCol w:w="2802"/>
+        <w:gridCol w:w="3500"/>
       </w:tblGrid>
       <w:tr>
         <w:trPr>
@@ -6983,7 +5248,7 @@
         </w:tc>
         <w:tc>
           <w:tcPr>
-            <w:tcW w:w="2803" w:type="dxa"/>
+            <w:tcW w:w="2802" w:type="dxa"/>
             <w:tcBorders>
               <w:top w:val="single" w:sz="2" w:space="0" w:color="D1D9E0"/>
               <w:start w:val="single" w:sz="2" w:space="0" w:color="D1D9E0"/>
@@ -7018,7 +5283,7 @@
         </w:tc>
         <w:tc>
           <w:tcPr>
-            <w:tcW w:w="3499" w:type="dxa"/>
+            <w:tcW w:w="3500" w:type="dxa"/>
             <w:tcBorders>
               <w:top w:val="single" w:sz="2" w:space="0" w:color="D1D9E0"/>
               <w:start w:val="single" w:sz="2" w:space="0" w:color="D1D9E0"/>
@@ -7089,7 +5354,7 @@
         </w:tc>
         <w:tc>
           <w:tcPr>
-            <w:tcW w:w="2803" w:type="dxa"/>
+            <w:tcW w:w="2802" w:type="dxa"/>
             <w:tcBorders>
               <w:top w:val="single" w:sz="2" w:space="0" w:color="D1D9E0"/>
               <w:start w:val="single" w:sz="2" w:space="0" w:color="D1D9E0"/>
@@ -7122,7 +5387,7 @@
         </w:tc>
         <w:tc>
           <w:tcPr>
-            <w:tcW w:w="3499" w:type="dxa"/>
+            <w:tcW w:w="3500" w:type="dxa"/>
             <w:tcBorders>
               <w:top w:val="single" w:sz="2" w:space="0" w:color="D1D9E0"/>
               <w:start w:val="single" w:sz="2" w:space="0" w:color="D1D9E0"/>
@@ -7191,7 +5456,7 @@
         </w:tc>
         <w:tc>
           <w:tcPr>
-            <w:tcW w:w="2803" w:type="dxa"/>
+            <w:tcW w:w="2802" w:type="dxa"/>
             <w:tcBorders>
               <w:top w:val="single" w:sz="2" w:space="0" w:color="D1D9E0"/>
               <w:start w:val="single" w:sz="2" w:space="0" w:color="D1D9E0"/>
@@ -7224,7 +5489,7 @@
         </w:tc>
         <w:tc>
           <w:tcPr>
-            <w:tcW w:w="3499" w:type="dxa"/>
+            <w:tcW w:w="3500" w:type="dxa"/>
             <w:tcBorders>
               <w:top w:val="single" w:sz="2" w:space="0" w:color="D1D9E0"/>
               <w:start w:val="single" w:sz="2" w:space="0" w:color="D1D9E0"/>
@@ -7293,7 +5558,7 @@
         </w:tc>
         <w:tc>
           <w:tcPr>
-            <w:tcW w:w="2803" w:type="dxa"/>
+            <w:tcW w:w="2802" w:type="dxa"/>
             <w:tcBorders>
               <w:top w:val="single" w:sz="2" w:space="0" w:color="D1D9E0"/>
               <w:start w:val="single" w:sz="2" w:space="0" w:color="D1D9E0"/>
@@ -7326,7 +5591,7 @@
         </w:tc>
         <w:tc>
           <w:tcPr>
-            <w:tcW w:w="3499" w:type="dxa"/>
+            <w:tcW w:w="3500" w:type="dxa"/>
             <w:tcBorders>
               <w:top w:val="single" w:sz="2" w:space="0" w:color="D1D9E0"/>
               <w:start w:val="single" w:sz="2" w:space="0" w:color="D1D9E0"/>
@@ -10671,8 +8936,8 @@
         </w:tblCellMar>
       </w:tblPr>
       <w:tblGrid>
-        <w:gridCol w:w="1666"/>
-        <w:gridCol w:w="4268"/>
+        <w:gridCol w:w="1665"/>
+        <w:gridCol w:w="4269"/>
         <w:gridCol w:w="3420"/>
       </w:tblGrid>
       <w:tr>
@@ -10681,7 +8946,7 @@
         </w:trPr>
         <w:tc>
           <w:tcPr>
-            <w:tcW w:w="1666" w:type="dxa"/>
+            <w:tcW w:w="1665" w:type="dxa"/>
             <w:tcBorders>
               <w:top w:val="single" w:sz="2" w:space="0" w:color="D1D9E0"/>
               <w:start w:val="single" w:sz="2" w:space="0" w:color="D1D9E0"/>
@@ -10716,7 +8981,7 @@
         </w:tc>
         <w:tc>
           <w:tcPr>
-            <w:tcW w:w="4268" w:type="dxa"/>
+            <w:tcW w:w="4269" w:type="dxa"/>
             <w:tcBorders>
               <w:top w:val="single" w:sz="2" w:space="0" w:color="D1D9E0"/>
               <w:start w:val="single" w:sz="2" w:space="0" w:color="D1D9E0"/>
@@ -10789,7 +9054,7 @@
         <w:trPr/>
         <w:tc>
           <w:tcPr>
-            <w:tcW w:w="1666" w:type="dxa"/>
+            <w:tcW w:w="1665" w:type="dxa"/>
             <w:tcBorders>
               <w:top w:val="single" w:sz="2" w:space="0" w:color="D1D9E0"/>
               <w:start w:val="single" w:sz="2" w:space="0" w:color="D1D9E0"/>
@@ -10802,18 +9067,15 @@
           <w:p>
             <w:pPr>
               <w:pStyle w:val="Style14"/>
-              <w:spacing w:before="0" w:after="0"/>
-              <w:ind w:hanging="0" w:start="0" w:end="0"/>
+              <w:spacing w:before="0" w:after="160"/>
               <w:rPr/>
             </w:pPr>
             <w:r>
               <w:rPr>
                 <w:rStyle w:val="Style9"/>
                 <w:rFonts w:ascii="Times New Roman" w:hAnsi="Times New Roman"/>
-                <w:color w:val="000000"/>
-                <w:sz w:val="28"/>
-                <w:szCs w:val="28"/>
-                <w:shd w:fill="818B98" w:val="clear"/>
+                <w:sz w:val="28"/>
+                <w:szCs w:val="28"/>
               </w:rPr>
               <w:t>Person</w:t>
             </w:r>
@@ -10821,7 +9083,7 @@
         </w:tc>
         <w:tc>
           <w:tcPr>
-            <w:tcW w:w="4268" w:type="dxa"/>
+            <w:tcW w:w="4269" w:type="dxa"/>
             <w:tcBorders>
               <w:top w:val="single" w:sz="2" w:space="0" w:color="D1D9E0"/>
               <w:start w:val="single" w:sz="2" w:space="0" w:color="D1D9E0"/>
@@ -10890,7 +9152,7 @@
         <w:trPr/>
         <w:tc>
           <w:tcPr>
-            <w:tcW w:w="1666" w:type="dxa"/>
+            <w:tcW w:w="1665" w:type="dxa"/>
             <w:tcBorders>
               <w:top w:val="single" w:sz="2" w:space="0" w:color="D1D9E0"/>
               <w:start w:val="single" w:sz="2" w:space="0" w:color="D1D9E0"/>
@@ -10903,18 +9165,15 @@
           <w:p>
             <w:pPr>
               <w:pStyle w:val="Style14"/>
-              <w:spacing w:before="0" w:after="0"/>
-              <w:ind w:hanging="0" w:start="0" w:end="0"/>
+              <w:spacing w:before="0" w:after="160"/>
               <w:rPr/>
             </w:pPr>
             <w:r>
               <w:rPr>
                 <w:rStyle w:val="Style9"/>
                 <w:rFonts w:ascii="Times New Roman" w:hAnsi="Times New Roman"/>
-                <w:color w:val="000000"/>
-                <w:sz w:val="28"/>
-                <w:szCs w:val="28"/>
-                <w:shd w:fill="818B98" w:val="clear"/>
+                <w:sz w:val="28"/>
+                <w:szCs w:val="28"/>
               </w:rPr>
               <w:t>LifeStyle</w:t>
             </w:r>
@@ -10922,7 +9181,7 @@
         </w:tc>
         <w:tc>
           <w:tcPr>
-            <w:tcW w:w="4268" w:type="dxa"/>
+            <w:tcW w:w="4269" w:type="dxa"/>
             <w:tcBorders>
               <w:top w:val="single" w:sz="2" w:space="0" w:color="D1D9E0"/>
               <w:start w:val="single" w:sz="2" w:space="0" w:color="D1D9E0"/>
@@ -10991,7 +9250,7 @@
         <w:trPr/>
         <w:tc>
           <w:tcPr>
-            <w:tcW w:w="1666" w:type="dxa"/>
+            <w:tcW w:w="1665" w:type="dxa"/>
             <w:tcBorders>
               <w:top w:val="single" w:sz="2" w:space="0" w:color="D1D9E0"/>
               <w:start w:val="single" w:sz="2" w:space="0" w:color="D1D9E0"/>
@@ -11004,18 +9263,15 @@
           <w:p>
             <w:pPr>
               <w:pStyle w:val="Style14"/>
-              <w:spacing w:before="0" w:after="0"/>
-              <w:ind w:hanging="0" w:start="0" w:end="0"/>
+              <w:spacing w:before="0" w:after="160"/>
               <w:rPr/>
             </w:pPr>
             <w:r>
               <w:rPr>
                 <w:rStyle w:val="Style9"/>
                 <w:rFonts w:ascii="Times New Roman" w:hAnsi="Times New Roman"/>
-                <w:color w:val="000000"/>
-                <w:sz w:val="28"/>
-                <w:szCs w:val="28"/>
-                <w:shd w:fill="818B98" w:val="clear"/>
+                <w:sz w:val="28"/>
+                <w:szCs w:val="28"/>
               </w:rPr>
               <w:t>Words</w:t>
             </w:r>
@@ -11023,7 +9279,7 @@
         </w:tc>
         <w:tc>
           <w:tcPr>
-            <w:tcW w:w="4268" w:type="dxa"/>
+            <w:tcW w:w="4269" w:type="dxa"/>
             <w:tcBorders>
               <w:top w:val="single" w:sz="2" w:space="0" w:color="D1D9E0"/>
               <w:start w:val="single" w:sz="2" w:space="0" w:color="D1D9E0"/>
@@ -11092,7 +9348,7 @@
         <w:trPr/>
         <w:tc>
           <w:tcPr>
-            <w:tcW w:w="1666" w:type="dxa"/>
+            <w:tcW w:w="1665" w:type="dxa"/>
             <w:tcBorders>
               <w:top w:val="single" w:sz="2" w:space="0" w:color="D1D9E0"/>
               <w:start w:val="single" w:sz="2" w:space="0" w:color="D1D9E0"/>
@@ -11105,18 +9361,15 @@
           <w:p>
             <w:pPr>
               <w:pStyle w:val="Style14"/>
-              <w:spacing w:before="0" w:after="0"/>
-              <w:ind w:hanging="0" w:start="0" w:end="0"/>
+              <w:spacing w:before="0" w:after="160"/>
               <w:rPr/>
             </w:pPr>
             <w:r>
               <w:rPr>
                 <w:rStyle w:val="Style9"/>
                 <w:rFonts w:ascii="Times New Roman" w:hAnsi="Times New Roman"/>
-                <w:color w:val="000000"/>
-                <w:sz w:val="28"/>
-                <w:szCs w:val="28"/>
-                <w:shd w:fill="818B98" w:val="clear"/>
+                <w:sz w:val="28"/>
+                <w:szCs w:val="28"/>
               </w:rPr>
               <w:t>SpaceTimeFabric</w:t>
             </w:r>
@@ -11124,7 +9377,7 @@
         </w:tc>
         <w:tc>
           <w:tcPr>
-            <w:tcW w:w="4268" w:type="dxa"/>
+            <w:tcW w:w="4269" w:type="dxa"/>
             <w:tcBorders>
               <w:top w:val="single" w:sz="2" w:space="0" w:color="D1D9E0"/>
               <w:start w:val="single" w:sz="2" w:space="0" w:color="D1D9E0"/>
@@ -11193,7 +9446,7 @@
         <w:trPr/>
         <w:tc>
           <w:tcPr>
-            <w:tcW w:w="1666" w:type="dxa"/>
+            <w:tcW w:w="1665" w:type="dxa"/>
             <w:tcBorders>
               <w:top w:val="single" w:sz="2" w:space="0" w:color="D1D9E0"/>
               <w:start w:val="single" w:sz="2" w:space="0" w:color="D1D9E0"/>
@@ -11206,18 +9459,15 @@
           <w:p>
             <w:pPr>
               <w:pStyle w:val="Style14"/>
-              <w:spacing w:before="0" w:after="0"/>
-              <w:ind w:hanging="0" w:start="0" w:end="0"/>
+              <w:spacing w:before="0" w:after="160"/>
               <w:rPr/>
             </w:pPr>
             <w:r>
               <w:rPr>
                 <w:rStyle w:val="Style9"/>
                 <w:rFonts w:ascii="Times New Roman" w:hAnsi="Times New Roman"/>
-                <w:color w:val="000000"/>
-                <w:sz w:val="28"/>
-                <w:szCs w:val="28"/>
-                <w:shd w:fill="818B98" w:val="clear"/>
+                <w:sz w:val="28"/>
+                <w:szCs w:val="28"/>
               </w:rPr>
               <w:t>SpaceTimeHole</w:t>
             </w:r>
@@ -11225,7 +9475,7 @@
         </w:tc>
         <w:tc>
           <w:tcPr>
-            <w:tcW w:w="4268" w:type="dxa"/>
+            <w:tcW w:w="4269" w:type="dxa"/>
             <w:tcBorders>
               <w:top w:val="single" w:sz="2" w:space="0" w:color="D1D9E0"/>
               <w:start w:val="single" w:sz="2" w:space="0" w:color="D1D9E0"/>
@@ -11294,7 +9544,7 @@
         <w:trPr/>
         <w:tc>
           <w:tcPr>
-            <w:tcW w:w="1666" w:type="dxa"/>
+            <w:tcW w:w="1665" w:type="dxa"/>
             <w:tcBorders>
               <w:top w:val="single" w:sz="2" w:space="0" w:color="D1D9E0"/>
               <w:start w:val="single" w:sz="2" w:space="0" w:color="D1D9E0"/>
@@ -11307,18 +9557,15 @@
           <w:p>
             <w:pPr>
               <w:pStyle w:val="Style14"/>
-              <w:spacing w:before="0" w:after="0"/>
-              <w:ind w:hanging="0" w:start="0" w:end="0"/>
+              <w:spacing w:before="0" w:after="160"/>
               <w:rPr/>
             </w:pPr>
             <w:r>
               <w:rPr>
                 <w:rStyle w:val="Style9"/>
                 <w:rFonts w:ascii="Times New Roman" w:hAnsi="Times New Roman"/>
-                <w:color w:val="000000"/>
-                <w:sz w:val="28"/>
-                <w:szCs w:val="28"/>
-                <w:shd w:fill="818B98" w:val="clear"/>
+                <w:sz w:val="28"/>
+                <w:szCs w:val="28"/>
               </w:rPr>
               <w:t>Cosmos</w:t>
             </w:r>
@@ -11326,7 +9573,7 @@
         </w:tc>
         <w:tc>
           <w:tcPr>
-            <w:tcW w:w="4268" w:type="dxa"/>
+            <w:tcW w:w="4269" w:type="dxa"/>
             <w:tcBorders>
               <w:top w:val="single" w:sz="2" w:space="0" w:color="D1D9E0"/>
               <w:start w:val="single" w:sz="2" w:space="0" w:color="D1D9E0"/>
@@ -11395,7 +9642,7 @@
         <w:trPr/>
         <w:tc>
           <w:tcPr>
-            <w:tcW w:w="1666" w:type="dxa"/>
+            <w:tcW w:w="1665" w:type="dxa"/>
             <w:tcBorders>
               <w:top w:val="single" w:sz="2" w:space="0" w:color="D1D9E0"/>
               <w:start w:val="single" w:sz="2" w:space="0" w:color="D1D9E0"/>
@@ -11408,18 +9655,15 @@
           <w:p>
             <w:pPr>
               <w:pStyle w:val="Style14"/>
-              <w:spacing w:before="0" w:after="0"/>
-              <w:ind w:hanging="0" w:start="0" w:end="0"/>
+              <w:spacing w:before="0" w:after="160"/>
               <w:rPr/>
             </w:pPr>
             <w:r>
               <w:rPr>
                 <w:rStyle w:val="Style9"/>
                 <w:rFonts w:ascii="Times New Roman" w:hAnsi="Times New Roman"/>
-                <w:color w:val="000000"/>
-                <w:sz w:val="28"/>
-                <w:szCs w:val="28"/>
-                <w:shd w:fill="818B98" w:val="clear"/>
+                <w:sz w:val="28"/>
+                <w:szCs w:val="28"/>
               </w:rPr>
               <w:t>Galaxy</w:t>
             </w:r>
@@ -11427,7 +9671,7 @@
         </w:tc>
         <w:tc>
           <w:tcPr>
-            <w:tcW w:w="4268" w:type="dxa"/>
+            <w:tcW w:w="4269" w:type="dxa"/>
             <w:tcBorders>
               <w:top w:val="single" w:sz="2" w:space="0" w:color="D1D9E0"/>
               <w:start w:val="single" w:sz="2" w:space="0" w:color="D1D9E0"/>
@@ -11496,7 +9740,7 @@
         <w:trPr/>
         <w:tc>
           <w:tcPr>
-            <w:tcW w:w="1666" w:type="dxa"/>
+            <w:tcW w:w="1665" w:type="dxa"/>
             <w:tcBorders>
               <w:top w:val="single" w:sz="2" w:space="0" w:color="D1D9E0"/>
               <w:start w:val="single" w:sz="2" w:space="0" w:color="D1D9E0"/>
@@ -11509,18 +9753,15 @@
           <w:p>
             <w:pPr>
               <w:pStyle w:val="Style14"/>
-              <w:spacing w:before="0" w:after="0"/>
-              <w:ind w:hanging="0" w:start="0" w:end="0"/>
+              <w:spacing w:before="0" w:after="160"/>
               <w:rPr/>
             </w:pPr>
             <w:r>
               <w:rPr>
                 <w:rStyle w:val="Style9"/>
                 <w:rFonts w:ascii="Times New Roman" w:hAnsi="Times New Roman"/>
-                <w:color w:val="000000"/>
-                <w:sz w:val="28"/>
-                <w:szCs w:val="28"/>
-                <w:shd w:fill="818B98" w:val="clear"/>
+                <w:sz w:val="28"/>
+                <w:szCs w:val="28"/>
               </w:rPr>
               <w:t>WarlikeCreature</w:t>
             </w:r>
@@ -11528,7 +9769,7 @@
         </w:tc>
         <w:tc>
           <w:tcPr>
-            <w:tcW w:w="4268" w:type="dxa"/>
+            <w:tcW w:w="4269" w:type="dxa"/>
             <w:tcBorders>
               <w:top w:val="single" w:sz="2" w:space="0" w:color="D1D9E0"/>
               <w:start w:val="single" w:sz="2" w:space="0" w:color="D1D9E0"/>
@@ -11597,7 +9838,7 @@
         <w:trPr/>
         <w:tc>
           <w:tcPr>
-            <w:tcW w:w="1666" w:type="dxa"/>
+            <w:tcW w:w="1665" w:type="dxa"/>
             <w:tcBorders>
               <w:top w:val="single" w:sz="2" w:space="0" w:color="D1D9E0"/>
               <w:start w:val="single" w:sz="2" w:space="0" w:color="D1D9E0"/>
@@ -11610,18 +9851,15 @@
           <w:p>
             <w:pPr>
               <w:pStyle w:val="Style14"/>
-              <w:spacing w:before="0" w:after="0"/>
-              <w:ind w:hanging="0" w:start="0" w:end="0"/>
+              <w:spacing w:before="0" w:after="160"/>
               <w:rPr/>
             </w:pPr>
             <w:r>
               <w:rPr>
                 <w:rStyle w:val="Style9"/>
                 <w:rFonts w:ascii="Times New Roman" w:hAnsi="Times New Roman"/>
-                <w:color w:val="000000"/>
-                <w:sz w:val="28"/>
-                <w:szCs w:val="28"/>
-                <w:shd w:fill="818B98" w:val="clear"/>
+                <w:sz w:val="28"/>
+                <w:szCs w:val="28"/>
               </w:rPr>
               <w:t>InterstellarWar</w:t>
             </w:r>
@@ -11629,7 +9867,7 @@
         </w:tc>
         <w:tc>
           <w:tcPr>
-            <w:tcW w:w="4268" w:type="dxa"/>
+            <w:tcW w:w="4269" w:type="dxa"/>
             <w:tcBorders>
               <w:top w:val="single" w:sz="2" w:space="0" w:color="D1D9E0"/>
               <w:start w:val="single" w:sz="2" w:space="0" w:color="D1D9E0"/>
@@ -11698,7 +9936,7 @@
         <w:trPr/>
         <w:tc>
           <w:tcPr>
-            <w:tcW w:w="1666" w:type="dxa"/>
+            <w:tcW w:w="1665" w:type="dxa"/>
             <w:tcBorders>
               <w:top w:val="single" w:sz="2" w:space="0" w:color="D1D9E0"/>
               <w:start w:val="single" w:sz="2" w:space="0" w:color="D1D9E0"/>
@@ -11711,18 +9949,15 @@
           <w:p>
             <w:pPr>
               <w:pStyle w:val="Style14"/>
-              <w:spacing w:before="0" w:after="0"/>
-              <w:ind w:hanging="0" w:start="0" w:end="0"/>
+              <w:spacing w:before="0" w:after="160"/>
               <w:rPr/>
             </w:pPr>
             <w:r>
               <w:rPr>
                 <w:rStyle w:val="Style9"/>
                 <w:rFonts w:ascii="Times New Roman" w:hAnsi="Times New Roman"/>
-                <w:color w:val="000000"/>
-                <w:sz w:val="28"/>
-                <w:szCs w:val="28"/>
-                <w:shd w:fill="818B98" w:val="clear"/>
+                <w:sz w:val="28"/>
+                <w:szCs w:val="28"/>
               </w:rPr>
               <w:t>Scenario</w:t>
             </w:r>
@@ -11730,7 +9965,7 @@
         </w:tc>
         <w:tc>
           <w:tcPr>
-            <w:tcW w:w="4268" w:type="dxa"/>
+            <w:tcW w:w="4269" w:type="dxa"/>
             <w:tcBorders>
               <w:top w:val="single" w:sz="2" w:space="0" w:color="D1D9E0"/>
               <w:start w:val="single" w:sz="2" w:space="0" w:color="D1D9E0"/>

--- a/ТПО1_Беля_Хачатрян_P3317.docx
+++ b/ТПО1_Беля_Хачатрян_P3317.docx
@@ -1322,21 +1322,7 @@
           <w:spacing w:val="0"/>
           <w:sz w:val="24"/>
         </w:rPr>
-        <w:t>±</w:t>
-      </w:r>
-      <w:r>
-        <w:rPr>
-          <w:rStyle w:val="Strong"/>
-          <w:rFonts w:ascii="apple-system;BlinkMacSystemFont;Segoe UI;Noto Sans;Helvetica;Arial;sans-serif;Apple Color Emoji;Segoe UI Emoji" w:hAnsi="apple-system;BlinkMacSystemFont;Segoe UI;Noto Sans;Helvetica;Arial;sans-serif;Apple Color Emoji;Segoe UI Emoji"/>
-          <w:b/>
-          <w:i w:val="false"/>
-          <w:caps w:val="false"/>
-          <w:smallCaps w:val="false"/>
-          <w:color w:val="1F2328"/>
-          <w:spacing w:val="0"/>
-          <w:sz w:val="24"/>
-        </w:rPr>
-        <w:t>π/2</w:t>
+        <w:t>±π/2</w:t>
       </w:r>
       <w:r>
         <w:rPr>
@@ -3420,7 +3406,7 @@
         <w:widowControl/>
         <w:numPr>
           <w:ilvl w:val="0"/>
-          <w:numId w:val="16"/>
+          <w:numId w:val="7"/>
         </w:numPr>
         <w:spacing w:before="0" w:after="140"/>
         <w:rPr/>
@@ -3461,7 +3447,7 @@
         <w:widowControl/>
         <w:numPr>
           <w:ilvl w:val="0"/>
-          <w:numId w:val="16"/>
+          <w:numId w:val="7"/>
         </w:numPr>
         <w:spacing w:before="0" w:after="140"/>
         <w:rPr/>
@@ -3502,7 +3488,7 @@
         <w:widowControl/>
         <w:numPr>
           <w:ilvl w:val="0"/>
-          <w:numId w:val="16"/>
+          <w:numId w:val="7"/>
         </w:numPr>
         <w:spacing w:before="0" w:after="140"/>
         <w:rPr/>
@@ -4646,7 +4632,40 @@
           <w:sz w:val="28"/>
           <w:szCs w:val="28"/>
         </w:rPr>
-        <w:t>Эталонные последовательности прохождения характерных точек</w:t>
+      </w:r>
+    </w:p>
+    <w:p>
+      <w:pPr>
+        <w:pStyle w:val="Heading3"/>
+        <w:widowControl/>
+        <w:spacing w:lineRule="auto" w:line="300" w:before="0" w:after="0"/>
+        <w:ind w:hanging="0" w:start="0" w:end="0"/>
+        <w:rPr>
+          <w:rFonts w:ascii="Times New Roman" w:hAnsi="Times New Roman"/>
+          <w:b w:val="false"/>
+          <w:i w:val="false"/>
+          <w:i w:val="false"/>
+          <w:caps w:val="false"/>
+          <w:smallCaps w:val="false"/>
+          <w:color w:val="1F2328"/>
+          <w:spacing w:val="0"/>
+          <w:sz w:val="28"/>
+          <w:szCs w:val="28"/>
+        </w:rPr>
+      </w:pPr>
+      <w:r>
+        <w:rPr>
+          <w:rFonts w:ascii="Times New Roman" w:hAnsi="Times New Roman"/>
+          <w:b w:val="false"/>
+          <w:i w:val="false"/>
+          <w:caps w:val="false"/>
+          <w:smallCaps w:val="false"/>
+          <w:color w:val="1F2328"/>
+          <w:spacing w:val="0"/>
+          <w:sz w:val="28"/>
+          <w:szCs w:val="28"/>
+        </w:rPr>
+        <w:t>Подход к тестированию</w:t>
       </w:r>
     </w:p>
     <w:p>
@@ -4680,3132 +4699,7 @@
           <w:sz w:val="28"/>
           <w:szCs w:val="28"/>
         </w:rPr>
-        <w:t>Для каждой операции составлены эталонные последовательности попадания в характерные точки в зависимости от состояния таблицы:</w:t>
-      </w:r>
-    </w:p>
-    <w:p>
-      <w:pPr>
-        <w:pStyle w:val="Heading4"/>
-        <w:widowControl/>
-        <w:spacing w:lineRule="auto" w:line="300" w:before="0" w:after="0"/>
-        <w:ind w:hanging="0" w:start="0" w:end="0"/>
-        <w:rPr>
-          <w:rFonts w:ascii="Times New Roman" w:hAnsi="Times New Roman"/>
-          <w:b/>
-          <w:bCs/>
-          <w:i w:val="false"/>
-          <w:i w:val="false"/>
-          <w:caps w:val="false"/>
-          <w:smallCaps w:val="false"/>
-          <w:color w:val="1F2328"/>
-          <w:spacing w:val="0"/>
-          <w:sz w:val="28"/>
-          <w:szCs w:val="28"/>
-        </w:rPr>
-      </w:pPr>
-      <w:r>
-        <w:rPr>
-          <w:rFonts w:ascii="Times New Roman" w:hAnsi="Times New Roman"/>
-          <w:b/>
-          <w:bCs/>
-          <w:i w:val="false"/>
-          <w:caps w:val="false"/>
-          <w:smallCaps w:val="false"/>
-          <w:color w:val="1F2328"/>
-          <w:spacing w:val="0"/>
-          <w:sz w:val="28"/>
-          <w:szCs w:val="28"/>
-        </w:rPr>
-        <w:t>Операция INSERT</w:t>
-      </w:r>
-    </w:p>
-    <w:tbl>
-      <w:tblPr>
-        <w:tblW w:w="9354" w:type="dxa"/>
-        <w:jc w:val="start"/>
-        <w:tblInd w:w="0" w:type="dxa"/>
-        <w:tblLayout w:type="fixed"/>
-        <w:tblCellMar>
-          <w:top w:w="90" w:type="dxa"/>
-          <w:start w:w="195" w:type="dxa"/>
-          <w:bottom w:w="90" w:type="dxa"/>
-          <w:end w:w="195" w:type="dxa"/>
-        </w:tblCellMar>
-      </w:tblPr>
-      <w:tblGrid>
-        <w:gridCol w:w="3098"/>
-        <w:gridCol w:w="2896"/>
-        <w:gridCol w:w="3360"/>
-      </w:tblGrid>
-      <w:tr>
-        <w:trPr>
-          <w:tblHeader w:val="true"/>
-        </w:trPr>
-        <w:tc>
-          <w:tcPr>
-            <w:tcW w:w="3098" w:type="dxa"/>
-            <w:tcBorders>
-              <w:top w:val="single" w:sz="2" w:space="0" w:color="D1D9E0"/>
-              <w:start w:val="single" w:sz="2" w:space="0" w:color="D1D9E0"/>
-              <w:bottom w:val="single" w:sz="2" w:space="0" w:color="D1D9E0"/>
-              <w:end w:val="single" w:sz="2" w:space="0" w:color="D1D9E0"/>
-            </w:tcBorders>
-            <w:shd w:fill="FFFFD7" w:val="clear"/>
-            <w:vAlign w:val="center"/>
-          </w:tcPr>
-          <w:p>
-            <w:pPr>
-              <w:pStyle w:val="Style15"/>
-              <w:spacing w:before="0" w:after="160"/>
-              <w:ind w:hanging="0" w:start="0" w:end="0"/>
-              <w:rPr>
-                <w:rFonts w:ascii="Times New Roman" w:hAnsi="Times New Roman"/>
-                <w:b/>
-                <w:sz w:val="28"/>
-                <w:szCs w:val="28"/>
-              </w:rPr>
-            </w:pPr>
-            <w:r>
-              <w:rPr>
-                <w:rFonts w:ascii="Times New Roman" w:hAnsi="Times New Roman"/>
-                <w:b/>
-                <w:sz w:val="28"/>
-                <w:szCs w:val="28"/>
-              </w:rPr>
-              <w:t>Сценарий</w:t>
-            </w:r>
-          </w:p>
-        </w:tc>
-        <w:tc>
-          <w:tcPr>
-            <w:tcW w:w="2896" w:type="dxa"/>
-            <w:tcBorders>
-              <w:top w:val="single" w:sz="2" w:space="0" w:color="D1D9E0"/>
-              <w:start w:val="single" w:sz="2" w:space="0" w:color="D1D9E0"/>
-              <w:bottom w:val="single" w:sz="2" w:space="0" w:color="D1D9E0"/>
-              <w:end w:val="single" w:sz="2" w:space="0" w:color="D1D9E0"/>
-            </w:tcBorders>
-            <w:shd w:fill="FFFFD7" w:val="clear"/>
-            <w:vAlign w:val="center"/>
-          </w:tcPr>
-          <w:p>
-            <w:pPr>
-              <w:pStyle w:val="Style15"/>
-              <w:spacing w:before="0" w:after="160"/>
-              <w:ind w:hanging="0" w:start="0" w:end="0"/>
-              <w:rPr>
-                <w:rFonts w:ascii="Times New Roman" w:hAnsi="Times New Roman"/>
-                <w:b/>
-                <w:sz w:val="28"/>
-                <w:szCs w:val="28"/>
-              </w:rPr>
-            </w:pPr>
-            <w:r>
-              <w:rPr>
-                <w:rFonts w:ascii="Times New Roman" w:hAnsi="Times New Roman"/>
-                <w:b/>
-                <w:sz w:val="28"/>
-                <w:szCs w:val="28"/>
-              </w:rPr>
-              <w:t>Исходные данные</w:t>
-            </w:r>
-          </w:p>
-        </w:tc>
-        <w:tc>
-          <w:tcPr>
-            <w:tcW w:w="3360" w:type="dxa"/>
-            <w:tcBorders>
-              <w:top w:val="single" w:sz="2" w:space="0" w:color="D1D9E0"/>
-              <w:start w:val="single" w:sz="2" w:space="0" w:color="D1D9E0"/>
-              <w:bottom w:val="single" w:sz="2" w:space="0" w:color="D1D9E0"/>
-              <w:end w:val="single" w:sz="2" w:space="0" w:color="D1D9E0"/>
-            </w:tcBorders>
-            <w:shd w:fill="FFFFD7" w:val="clear"/>
-            <w:vAlign w:val="center"/>
-          </w:tcPr>
-          <w:p>
-            <w:pPr>
-              <w:pStyle w:val="Style15"/>
-              <w:spacing w:before="0" w:after="160"/>
-              <w:ind w:hanging="0" w:start="0" w:end="0"/>
-              <w:rPr>
-                <w:rFonts w:ascii="Times New Roman" w:hAnsi="Times New Roman"/>
-                <w:b/>
-                <w:sz w:val="28"/>
-                <w:szCs w:val="28"/>
-              </w:rPr>
-            </w:pPr>
-            <w:r>
-              <w:rPr>
-                <w:rFonts w:ascii="Times New Roman" w:hAnsi="Times New Roman"/>
-                <w:b/>
-                <w:sz w:val="28"/>
-                <w:szCs w:val="28"/>
-              </w:rPr>
-              <w:t>Эталонная последовательность</w:t>
-            </w:r>
-          </w:p>
-        </w:tc>
-      </w:tr>
-      <w:tr>
-        <w:trPr/>
-        <w:tc>
-          <w:tcPr>
-            <w:tcW w:w="3098" w:type="dxa"/>
-            <w:tcBorders>
-              <w:top w:val="single" w:sz="2" w:space="0" w:color="D1D9E0"/>
-              <w:start w:val="single" w:sz="2" w:space="0" w:color="D1D9E0"/>
-              <w:bottom w:val="single" w:sz="2" w:space="0" w:color="D1D9E0"/>
-              <w:end w:val="single" w:sz="2" w:space="0" w:color="D1D9E0"/>
-            </w:tcBorders>
-            <w:shd w:fill="FFFFD7" w:val="clear"/>
-            <w:vAlign w:val="center"/>
-          </w:tcPr>
-          <w:p>
-            <w:pPr>
-              <w:pStyle w:val="Style14"/>
-              <w:spacing w:before="0" w:after="160"/>
-              <w:ind w:hanging="0" w:start="0" w:end="0"/>
-              <w:rPr>
-                <w:rFonts w:ascii="Times New Roman" w:hAnsi="Times New Roman"/>
-                <w:sz w:val="28"/>
-                <w:szCs w:val="28"/>
-              </w:rPr>
-            </w:pPr>
-            <w:r>
-              <w:rPr>
-                <w:rFonts w:ascii="Times New Roman" w:hAnsi="Times New Roman"/>
-                <w:sz w:val="28"/>
-                <w:szCs w:val="28"/>
-              </w:rPr>
-              <w:t>Вставка в пустую корзину</w:t>
-            </w:r>
-          </w:p>
-        </w:tc>
-        <w:tc>
-          <w:tcPr>
-            <w:tcW w:w="2896" w:type="dxa"/>
-            <w:tcBorders>
-              <w:top w:val="single" w:sz="2" w:space="0" w:color="D1D9E0"/>
-              <w:start w:val="single" w:sz="2" w:space="0" w:color="D1D9E0"/>
-              <w:bottom w:val="single" w:sz="2" w:space="0" w:color="D1D9E0"/>
-              <w:end w:val="single" w:sz="2" w:space="0" w:color="D1D9E0"/>
-            </w:tcBorders>
-            <w:shd w:fill="FFFFD7" w:val="clear"/>
-            <w:vAlign w:val="center"/>
-          </w:tcPr>
-          <w:p>
-            <w:pPr>
-              <w:pStyle w:val="Style14"/>
-              <w:spacing w:before="0" w:after="160"/>
-              <w:ind w:hanging="0" w:start="0" w:end="0"/>
-              <w:rPr>
-                <w:rFonts w:ascii="Times New Roman" w:hAnsi="Times New Roman"/>
-                <w:sz w:val="28"/>
-                <w:szCs w:val="28"/>
-              </w:rPr>
-            </w:pPr>
-            <w:r>
-              <w:rPr>
-                <w:rFonts w:ascii="Times New Roman" w:hAnsi="Times New Roman"/>
-                <w:sz w:val="28"/>
-                <w:szCs w:val="28"/>
-              </w:rPr>
-              <w:t>capacity=7, insert(10, 100)</w:t>
-            </w:r>
-          </w:p>
-        </w:tc>
-        <w:tc>
-          <w:tcPr>
-            <w:tcW w:w="3360" w:type="dxa"/>
-            <w:tcBorders>
-              <w:top w:val="single" w:sz="2" w:space="0" w:color="D1D9E0"/>
-              <w:start w:val="single" w:sz="2" w:space="0" w:color="D1D9E0"/>
-              <w:bottom w:val="single" w:sz="2" w:space="0" w:color="D1D9E0"/>
-              <w:end w:val="single" w:sz="2" w:space="0" w:color="D1D9E0"/>
-            </w:tcBorders>
-            <w:shd w:fill="FFFFD7" w:val="clear"/>
-            <w:vAlign w:val="center"/>
-          </w:tcPr>
-          <w:p>
-            <w:pPr>
-              <w:pStyle w:val="Style14"/>
-              <w:spacing w:before="0" w:after="160"/>
-              <w:ind w:hanging="0" w:start="0" w:end="0"/>
-              <w:rPr>
-                <w:rFonts w:ascii="Times New Roman" w:hAnsi="Times New Roman"/>
-                <w:sz w:val="28"/>
-                <w:szCs w:val="28"/>
-              </w:rPr>
-            </w:pPr>
-            <w:r>
-              <w:rPr>
-                <w:rFonts w:ascii="Times New Roman" w:hAnsi="Times New Roman"/>
-                <w:sz w:val="28"/>
-                <w:szCs w:val="28"/>
-              </w:rPr>
-              <w:t>A → B → F</w:t>
-            </w:r>
-          </w:p>
-        </w:tc>
-      </w:tr>
-      <w:tr>
-        <w:trPr/>
-        <w:tc>
-          <w:tcPr>
-            <w:tcW w:w="3098" w:type="dxa"/>
-            <w:tcBorders>
-              <w:top w:val="single" w:sz="2" w:space="0" w:color="D1D9E0"/>
-              <w:start w:val="single" w:sz="2" w:space="0" w:color="D1D9E0"/>
-              <w:bottom w:val="single" w:sz="2" w:space="0" w:color="D1D9E0"/>
-              <w:end w:val="single" w:sz="2" w:space="0" w:color="D1D9E0"/>
-            </w:tcBorders>
-            <w:shd w:fill="FFFFD7" w:val="clear"/>
-            <w:vAlign w:val="center"/>
-          </w:tcPr>
-          <w:p>
-            <w:pPr>
-              <w:pStyle w:val="Style14"/>
-              <w:spacing w:before="0" w:after="160"/>
-              <w:ind w:hanging="0" w:start="0" w:end="0"/>
-              <w:rPr>
-                <w:rFonts w:ascii="Times New Roman" w:hAnsi="Times New Roman"/>
-                <w:sz w:val="28"/>
-                <w:szCs w:val="28"/>
-              </w:rPr>
-            </w:pPr>
-            <w:r>
-              <w:rPr>
-                <w:rFonts w:ascii="Times New Roman" w:hAnsi="Times New Roman"/>
-                <w:sz w:val="28"/>
-                <w:szCs w:val="28"/>
-              </w:rPr>
-              <w:t>Вставка с коллизией (новый ключ)</w:t>
-            </w:r>
-          </w:p>
-        </w:tc>
-        <w:tc>
-          <w:tcPr>
-            <w:tcW w:w="2896" w:type="dxa"/>
-            <w:tcBorders>
-              <w:top w:val="single" w:sz="2" w:space="0" w:color="D1D9E0"/>
-              <w:start w:val="single" w:sz="2" w:space="0" w:color="D1D9E0"/>
-              <w:bottom w:val="single" w:sz="2" w:space="0" w:color="D1D9E0"/>
-              <w:end w:val="single" w:sz="2" w:space="0" w:color="D1D9E0"/>
-            </w:tcBorders>
-            <w:shd w:fill="FFFFD7" w:val="clear"/>
-            <w:vAlign w:val="center"/>
-          </w:tcPr>
-          <w:p>
-            <w:pPr>
-              <w:pStyle w:val="Style14"/>
-              <w:spacing w:before="0" w:after="160"/>
-              <w:ind w:hanging="0" w:start="0" w:end="0"/>
-              <w:rPr>
-                <w:rFonts w:ascii="Times New Roman" w:hAnsi="Times New Roman"/>
-                <w:sz w:val="28"/>
-                <w:szCs w:val="28"/>
-              </w:rPr>
-            </w:pPr>
-            <w:r>
-              <w:rPr>
-                <w:rFonts w:ascii="Times New Roman" w:hAnsi="Times New Roman"/>
-                <w:sz w:val="28"/>
-                <w:szCs w:val="28"/>
-              </w:rPr>
-              <w:t>insert(1, 10), затем insert(8, 80) [8%7=1]</w:t>
-            </w:r>
-          </w:p>
-        </w:tc>
-        <w:tc>
-          <w:tcPr>
-            <w:tcW w:w="3360" w:type="dxa"/>
-            <w:tcBorders>
-              <w:top w:val="single" w:sz="2" w:space="0" w:color="D1D9E0"/>
-              <w:start w:val="single" w:sz="2" w:space="0" w:color="D1D9E0"/>
-              <w:bottom w:val="single" w:sz="2" w:space="0" w:color="D1D9E0"/>
-              <w:end w:val="single" w:sz="2" w:space="0" w:color="D1D9E0"/>
-            </w:tcBorders>
-            <w:shd w:fill="FFFFD7" w:val="clear"/>
-            <w:vAlign w:val="center"/>
-          </w:tcPr>
-          <w:p>
-            <w:pPr>
-              <w:pStyle w:val="Style14"/>
-              <w:spacing w:before="0" w:after="160"/>
-              <w:ind w:hanging="0" w:start="0" w:end="0"/>
-              <w:rPr>
-                <w:rFonts w:ascii="Times New Roman" w:hAnsi="Times New Roman"/>
-                <w:sz w:val="28"/>
-                <w:szCs w:val="28"/>
-              </w:rPr>
-            </w:pPr>
-            <w:r>
-              <w:rPr>
-                <w:rFonts w:ascii="Times New Roman" w:hAnsi="Times New Roman"/>
-                <w:sz w:val="28"/>
-                <w:szCs w:val="28"/>
-              </w:rPr>
-              <w:t>A → C → E → F</w:t>
-            </w:r>
-          </w:p>
-        </w:tc>
-      </w:tr>
-      <w:tr>
-        <w:trPr/>
-        <w:tc>
-          <w:tcPr>
-            <w:tcW w:w="3098" w:type="dxa"/>
-            <w:tcBorders>
-              <w:top w:val="single" w:sz="2" w:space="0" w:color="D1D9E0"/>
-              <w:start w:val="single" w:sz="2" w:space="0" w:color="D1D9E0"/>
-              <w:bottom w:val="single" w:sz="2" w:space="0" w:color="D1D9E0"/>
-              <w:end w:val="single" w:sz="2" w:space="0" w:color="D1D9E0"/>
-            </w:tcBorders>
-            <w:shd w:fill="FFFFD7" w:val="clear"/>
-            <w:vAlign w:val="center"/>
-          </w:tcPr>
-          <w:p>
-            <w:pPr>
-              <w:pStyle w:val="Style14"/>
-              <w:spacing w:before="0" w:after="160"/>
-              <w:ind w:hanging="0" w:start="0" w:end="0"/>
-              <w:rPr>
-                <w:rFonts w:ascii="Times New Roman" w:hAnsi="Times New Roman"/>
-                <w:sz w:val="28"/>
-                <w:szCs w:val="28"/>
-              </w:rPr>
-            </w:pPr>
-            <w:r>
-              <w:rPr>
-                <w:rFonts w:ascii="Times New Roman" w:hAnsi="Times New Roman"/>
-                <w:sz w:val="28"/>
-                <w:szCs w:val="28"/>
-              </w:rPr>
-              <w:t>Обновление существующего ключа</w:t>
-            </w:r>
-          </w:p>
-        </w:tc>
-        <w:tc>
-          <w:tcPr>
-            <w:tcW w:w="2896" w:type="dxa"/>
-            <w:tcBorders>
-              <w:top w:val="single" w:sz="2" w:space="0" w:color="D1D9E0"/>
-              <w:start w:val="single" w:sz="2" w:space="0" w:color="D1D9E0"/>
-              <w:bottom w:val="single" w:sz="2" w:space="0" w:color="D1D9E0"/>
-              <w:end w:val="single" w:sz="2" w:space="0" w:color="D1D9E0"/>
-            </w:tcBorders>
-            <w:shd w:fill="FFFFD7" w:val="clear"/>
-            <w:vAlign w:val="center"/>
-          </w:tcPr>
-          <w:p>
-            <w:pPr>
-              <w:pStyle w:val="Style14"/>
-              <w:spacing w:before="0" w:after="160"/>
-              <w:ind w:hanging="0" w:start="0" w:end="0"/>
-              <w:rPr>
-                <w:rFonts w:ascii="Times New Roman" w:hAnsi="Times New Roman"/>
-                <w:sz w:val="28"/>
-                <w:szCs w:val="28"/>
-              </w:rPr>
-            </w:pPr>
-            <w:r>
-              <w:rPr>
-                <w:rFonts w:ascii="Times New Roman" w:hAnsi="Times New Roman"/>
-                <w:sz w:val="28"/>
-                <w:szCs w:val="28"/>
-              </w:rPr>
-              <w:t>insert(5, 50), затем insert(5, 500)</w:t>
-            </w:r>
-          </w:p>
-        </w:tc>
-        <w:tc>
-          <w:tcPr>
-            <w:tcW w:w="3360" w:type="dxa"/>
-            <w:tcBorders>
-              <w:top w:val="single" w:sz="2" w:space="0" w:color="D1D9E0"/>
-              <w:start w:val="single" w:sz="2" w:space="0" w:color="D1D9E0"/>
-              <w:bottom w:val="single" w:sz="2" w:space="0" w:color="D1D9E0"/>
-              <w:end w:val="single" w:sz="2" w:space="0" w:color="D1D9E0"/>
-            </w:tcBorders>
-            <w:shd w:fill="FFFFD7" w:val="clear"/>
-            <w:vAlign w:val="center"/>
-          </w:tcPr>
-          <w:p>
-            <w:pPr>
-              <w:pStyle w:val="Style14"/>
-              <w:spacing w:before="0" w:after="160"/>
-              <w:rPr>
-                <w:rFonts w:ascii="Times New Roman" w:hAnsi="Times New Roman"/>
-                <w:sz w:val="28"/>
-                <w:szCs w:val="28"/>
-              </w:rPr>
-            </w:pPr>
-            <w:r>
-              <w:rPr>
-                <w:rFonts w:ascii="Times New Roman" w:hAnsi="Times New Roman"/>
-                <w:sz w:val="28"/>
-                <w:szCs w:val="28"/>
-              </w:rPr>
-              <w:t>A → C → D → G</w:t>
-            </w:r>
-          </w:p>
-        </w:tc>
-      </w:tr>
-    </w:tbl>
-    <w:p>
-      <w:pPr>
-        <w:pStyle w:val="Heading4"/>
-        <w:widowControl/>
-        <w:spacing w:lineRule="auto" w:line="300" w:before="0" w:after="0"/>
-        <w:ind w:hanging="0" w:start="0" w:end="0"/>
-        <w:rPr>
-          <w:rFonts w:ascii="Times New Roman" w:hAnsi="Times New Roman"/>
-          <w:b/>
-          <w:bCs/>
-          <w:i w:val="false"/>
-          <w:i w:val="false"/>
-          <w:caps w:val="false"/>
-          <w:smallCaps w:val="false"/>
-          <w:color w:val="1F2328"/>
-          <w:spacing w:val="0"/>
-          <w:sz w:val="28"/>
-          <w:szCs w:val="28"/>
-        </w:rPr>
-      </w:pPr>
-      <w:r>
-        <w:rPr>
-          <w:rFonts w:ascii="Times New Roman" w:hAnsi="Times New Roman"/>
-          <w:b/>
-          <w:bCs/>
-          <w:i w:val="false"/>
-          <w:caps w:val="false"/>
-          <w:smallCaps w:val="false"/>
-          <w:color w:val="1F2328"/>
-          <w:spacing w:val="0"/>
-          <w:sz w:val="28"/>
-          <w:szCs w:val="28"/>
-        </w:rPr>
-        <w:t>Операция SEARCH</w:t>
-      </w:r>
-    </w:p>
-    <w:tbl>
-      <w:tblPr>
-        <w:tblW w:w="9354" w:type="dxa"/>
-        <w:jc w:val="start"/>
-        <w:tblInd w:w="0" w:type="dxa"/>
-        <w:tblLayout w:type="fixed"/>
-        <w:tblCellMar>
-          <w:top w:w="90" w:type="dxa"/>
-          <w:start w:w="195" w:type="dxa"/>
-          <w:bottom w:w="90" w:type="dxa"/>
-          <w:end w:w="195" w:type="dxa"/>
-        </w:tblCellMar>
-      </w:tblPr>
-      <w:tblGrid>
-        <w:gridCol w:w="3052"/>
-        <w:gridCol w:w="2802"/>
-        <w:gridCol w:w="3500"/>
-      </w:tblGrid>
-      <w:tr>
-        <w:trPr>
-          <w:tblHeader w:val="true"/>
-        </w:trPr>
-        <w:tc>
-          <w:tcPr>
-            <w:tcW w:w="3052" w:type="dxa"/>
-            <w:tcBorders>
-              <w:top w:val="single" w:sz="2" w:space="0" w:color="D1D9E0"/>
-              <w:start w:val="single" w:sz="2" w:space="0" w:color="D1D9E0"/>
-              <w:bottom w:val="single" w:sz="2" w:space="0" w:color="D1D9E0"/>
-              <w:end w:val="single" w:sz="2" w:space="0" w:color="D1D9E0"/>
-            </w:tcBorders>
-            <w:shd w:fill="FFFFD7" w:val="clear"/>
-            <w:vAlign w:val="center"/>
-          </w:tcPr>
-          <w:p>
-            <w:pPr>
-              <w:pStyle w:val="Style15"/>
-              <w:spacing w:before="0" w:after="160"/>
-              <w:ind w:hanging="0" w:start="0" w:end="0"/>
-              <w:rPr>
-                <w:rFonts w:ascii="Times New Roman" w:hAnsi="Times New Roman"/>
-                <w:b/>
-                <w:sz w:val="28"/>
-                <w:szCs w:val="28"/>
-              </w:rPr>
-            </w:pPr>
-            <w:r>
-              <w:rPr>
-                <w:rFonts w:ascii="Times New Roman" w:hAnsi="Times New Roman"/>
-                <w:b/>
-                <w:sz w:val="28"/>
-                <w:szCs w:val="28"/>
-              </w:rPr>
-              <w:t>Сценарий</w:t>
-            </w:r>
-          </w:p>
-        </w:tc>
-        <w:tc>
-          <w:tcPr>
-            <w:tcW w:w="2802" w:type="dxa"/>
-            <w:tcBorders>
-              <w:top w:val="single" w:sz="2" w:space="0" w:color="D1D9E0"/>
-              <w:start w:val="single" w:sz="2" w:space="0" w:color="D1D9E0"/>
-              <w:bottom w:val="single" w:sz="2" w:space="0" w:color="D1D9E0"/>
-              <w:end w:val="single" w:sz="2" w:space="0" w:color="D1D9E0"/>
-            </w:tcBorders>
-            <w:shd w:fill="FFFFD7" w:val="clear"/>
-            <w:vAlign w:val="center"/>
-          </w:tcPr>
-          <w:p>
-            <w:pPr>
-              <w:pStyle w:val="Style15"/>
-              <w:spacing w:before="0" w:after="160"/>
-              <w:ind w:hanging="0" w:start="0" w:end="0"/>
-              <w:rPr>
-                <w:rFonts w:ascii="Times New Roman" w:hAnsi="Times New Roman"/>
-                <w:b/>
-                <w:sz w:val="28"/>
-                <w:szCs w:val="28"/>
-              </w:rPr>
-            </w:pPr>
-            <w:r>
-              <w:rPr>
-                <w:rFonts w:ascii="Times New Roman" w:hAnsi="Times New Roman"/>
-                <w:b/>
-                <w:sz w:val="28"/>
-                <w:szCs w:val="28"/>
-              </w:rPr>
-              <w:t>Исходные данные</w:t>
-            </w:r>
-          </w:p>
-        </w:tc>
-        <w:tc>
-          <w:tcPr>
-            <w:tcW w:w="3500" w:type="dxa"/>
-            <w:tcBorders>
-              <w:top w:val="single" w:sz="2" w:space="0" w:color="D1D9E0"/>
-              <w:start w:val="single" w:sz="2" w:space="0" w:color="D1D9E0"/>
-              <w:bottom w:val="single" w:sz="2" w:space="0" w:color="D1D9E0"/>
-              <w:end w:val="single" w:sz="2" w:space="0" w:color="D1D9E0"/>
-            </w:tcBorders>
-            <w:shd w:fill="FFFFD7" w:val="clear"/>
-            <w:vAlign w:val="center"/>
-          </w:tcPr>
-          <w:p>
-            <w:pPr>
-              <w:pStyle w:val="Style15"/>
-              <w:spacing w:before="0" w:after="160"/>
-              <w:ind w:hanging="0" w:start="0" w:end="0"/>
-              <w:rPr>
-                <w:rFonts w:ascii="Times New Roman" w:hAnsi="Times New Roman"/>
-                <w:b/>
-                <w:sz w:val="28"/>
-                <w:szCs w:val="28"/>
-              </w:rPr>
-            </w:pPr>
-            <w:r>
-              <w:rPr>
-                <w:rFonts w:ascii="Times New Roman" w:hAnsi="Times New Roman"/>
-                <w:b/>
-                <w:sz w:val="28"/>
-                <w:szCs w:val="28"/>
-              </w:rPr>
-              <w:t>Эталонная последовательность</w:t>
-            </w:r>
-          </w:p>
-        </w:tc>
-      </w:tr>
-      <w:tr>
-        <w:trPr/>
-        <w:tc>
-          <w:tcPr>
-            <w:tcW w:w="3052" w:type="dxa"/>
-            <w:tcBorders>
-              <w:top w:val="single" w:sz="2" w:space="0" w:color="D1D9E0"/>
-              <w:start w:val="single" w:sz="2" w:space="0" w:color="D1D9E0"/>
-              <w:bottom w:val="single" w:sz="2" w:space="0" w:color="D1D9E0"/>
-              <w:end w:val="single" w:sz="2" w:space="0" w:color="D1D9E0"/>
-            </w:tcBorders>
-            <w:shd w:fill="FFFFD7" w:val="clear"/>
-            <w:vAlign w:val="center"/>
-          </w:tcPr>
-          <w:p>
-            <w:pPr>
-              <w:pStyle w:val="Style14"/>
-              <w:spacing w:before="0" w:after="160"/>
-              <w:ind w:hanging="0" w:start="0" w:end="0"/>
-              <w:rPr>
-                <w:rFonts w:ascii="Times New Roman" w:hAnsi="Times New Roman"/>
-                <w:sz w:val="28"/>
-                <w:szCs w:val="28"/>
-              </w:rPr>
-            </w:pPr>
-            <w:r>
-              <w:rPr>
-                <w:rFonts w:ascii="Times New Roman" w:hAnsi="Times New Roman"/>
-                <w:sz w:val="28"/>
-                <w:szCs w:val="28"/>
-              </w:rPr>
-              <w:t>Поиск в пустой корзине</w:t>
-            </w:r>
-          </w:p>
-        </w:tc>
-        <w:tc>
-          <w:tcPr>
-            <w:tcW w:w="2802" w:type="dxa"/>
-            <w:tcBorders>
-              <w:top w:val="single" w:sz="2" w:space="0" w:color="D1D9E0"/>
-              <w:start w:val="single" w:sz="2" w:space="0" w:color="D1D9E0"/>
-              <w:bottom w:val="single" w:sz="2" w:space="0" w:color="D1D9E0"/>
-              <w:end w:val="single" w:sz="2" w:space="0" w:color="D1D9E0"/>
-            </w:tcBorders>
-            <w:shd w:fill="FFFFD7" w:val="clear"/>
-            <w:vAlign w:val="center"/>
-          </w:tcPr>
-          <w:p>
-            <w:pPr>
-              <w:pStyle w:val="Style14"/>
-              <w:spacing w:before="0" w:after="160"/>
-              <w:ind w:hanging="0" w:start="0" w:end="0"/>
-              <w:rPr>
-                <w:rFonts w:ascii="Times New Roman" w:hAnsi="Times New Roman"/>
-                <w:sz w:val="28"/>
-                <w:szCs w:val="28"/>
-              </w:rPr>
-            </w:pPr>
-            <w:r>
-              <w:rPr>
-                <w:rFonts w:ascii="Times New Roman" w:hAnsi="Times New Roman"/>
-                <w:sz w:val="28"/>
-                <w:szCs w:val="28"/>
-              </w:rPr>
-              <w:t>пустая таблица, search(10)</w:t>
-            </w:r>
-          </w:p>
-        </w:tc>
-        <w:tc>
-          <w:tcPr>
-            <w:tcW w:w="3500" w:type="dxa"/>
-            <w:tcBorders>
-              <w:top w:val="single" w:sz="2" w:space="0" w:color="D1D9E0"/>
-              <w:start w:val="single" w:sz="2" w:space="0" w:color="D1D9E0"/>
-              <w:bottom w:val="single" w:sz="2" w:space="0" w:color="D1D9E0"/>
-              <w:end w:val="single" w:sz="2" w:space="0" w:color="D1D9E0"/>
-            </w:tcBorders>
-            <w:shd w:fill="FFFFD7" w:val="clear"/>
-            <w:vAlign w:val="center"/>
-          </w:tcPr>
-          <w:p>
-            <w:pPr>
-              <w:pStyle w:val="Style14"/>
-              <w:spacing w:before="0" w:after="160"/>
-              <w:ind w:hanging="0" w:start="0" w:end="0"/>
-              <w:rPr>
-                <w:rFonts w:ascii="Times New Roman" w:hAnsi="Times New Roman"/>
-                <w:sz w:val="28"/>
-                <w:szCs w:val="28"/>
-              </w:rPr>
-            </w:pPr>
-            <w:r>
-              <w:rPr>
-                <w:rFonts w:ascii="Times New Roman" w:hAnsi="Times New Roman"/>
-                <w:sz w:val="28"/>
-                <w:szCs w:val="28"/>
-              </w:rPr>
-              <w:t>A → B → I</w:t>
-            </w:r>
-          </w:p>
-        </w:tc>
-      </w:tr>
-      <w:tr>
-        <w:trPr/>
-        <w:tc>
-          <w:tcPr>
-            <w:tcW w:w="3052" w:type="dxa"/>
-            <w:tcBorders>
-              <w:top w:val="single" w:sz="2" w:space="0" w:color="D1D9E0"/>
-              <w:start w:val="single" w:sz="2" w:space="0" w:color="D1D9E0"/>
-              <w:bottom w:val="single" w:sz="2" w:space="0" w:color="D1D9E0"/>
-              <w:end w:val="single" w:sz="2" w:space="0" w:color="D1D9E0"/>
-            </w:tcBorders>
-            <w:shd w:fill="FFFFD7" w:val="clear"/>
-            <w:vAlign w:val="center"/>
-          </w:tcPr>
-          <w:p>
-            <w:pPr>
-              <w:pStyle w:val="Style14"/>
-              <w:spacing w:before="0" w:after="160"/>
-              <w:ind w:hanging="0" w:start="0" w:end="0"/>
-              <w:rPr>
-                <w:rFonts w:ascii="Times New Roman" w:hAnsi="Times New Roman"/>
-                <w:sz w:val="28"/>
-                <w:szCs w:val="28"/>
-              </w:rPr>
-            </w:pPr>
-            <w:r>
-              <w:rPr>
-                <w:rFonts w:ascii="Times New Roman" w:hAnsi="Times New Roman"/>
-                <w:sz w:val="28"/>
-                <w:szCs w:val="28"/>
-              </w:rPr>
-              <w:t>Ключ найден</w:t>
-            </w:r>
-          </w:p>
-        </w:tc>
-        <w:tc>
-          <w:tcPr>
-            <w:tcW w:w="2802" w:type="dxa"/>
-            <w:tcBorders>
-              <w:top w:val="single" w:sz="2" w:space="0" w:color="D1D9E0"/>
-              <w:start w:val="single" w:sz="2" w:space="0" w:color="D1D9E0"/>
-              <w:bottom w:val="single" w:sz="2" w:space="0" w:color="D1D9E0"/>
-              <w:end w:val="single" w:sz="2" w:space="0" w:color="D1D9E0"/>
-            </w:tcBorders>
-            <w:shd w:fill="FFFFD7" w:val="clear"/>
-            <w:vAlign w:val="center"/>
-          </w:tcPr>
-          <w:p>
-            <w:pPr>
-              <w:pStyle w:val="Style14"/>
-              <w:spacing w:before="0" w:after="160"/>
-              <w:ind w:hanging="0" w:start="0" w:end="0"/>
-              <w:rPr>
-                <w:rFonts w:ascii="Times New Roman" w:hAnsi="Times New Roman"/>
-                <w:sz w:val="28"/>
-                <w:szCs w:val="28"/>
-              </w:rPr>
-            </w:pPr>
-            <w:r>
-              <w:rPr>
-                <w:rFonts w:ascii="Times New Roman" w:hAnsi="Times New Roman"/>
-                <w:sz w:val="28"/>
-                <w:szCs w:val="28"/>
-              </w:rPr>
-              <w:t>insert(5, 50), search(5)</w:t>
-            </w:r>
-          </w:p>
-        </w:tc>
-        <w:tc>
-          <w:tcPr>
-            <w:tcW w:w="3500" w:type="dxa"/>
-            <w:tcBorders>
-              <w:top w:val="single" w:sz="2" w:space="0" w:color="D1D9E0"/>
-              <w:start w:val="single" w:sz="2" w:space="0" w:color="D1D9E0"/>
-              <w:bottom w:val="single" w:sz="2" w:space="0" w:color="D1D9E0"/>
-              <w:end w:val="single" w:sz="2" w:space="0" w:color="D1D9E0"/>
-            </w:tcBorders>
-            <w:shd w:fill="FFFFD7" w:val="clear"/>
-            <w:vAlign w:val="center"/>
-          </w:tcPr>
-          <w:p>
-            <w:pPr>
-              <w:pStyle w:val="Style14"/>
-              <w:spacing w:before="0" w:after="160"/>
-              <w:ind w:hanging="0" w:start="0" w:end="0"/>
-              <w:rPr>
-                <w:rFonts w:ascii="Times New Roman" w:hAnsi="Times New Roman"/>
-                <w:sz w:val="28"/>
-                <w:szCs w:val="28"/>
-              </w:rPr>
-            </w:pPr>
-            <w:r>
-              <w:rPr>
-                <w:rFonts w:ascii="Times New Roman" w:hAnsi="Times New Roman"/>
-                <w:sz w:val="28"/>
-                <w:szCs w:val="28"/>
-              </w:rPr>
-              <w:t>A → C → D → I</w:t>
-            </w:r>
-          </w:p>
-        </w:tc>
-      </w:tr>
-      <w:tr>
-        <w:trPr/>
-        <w:tc>
-          <w:tcPr>
-            <w:tcW w:w="3052" w:type="dxa"/>
-            <w:tcBorders>
-              <w:top w:val="single" w:sz="2" w:space="0" w:color="D1D9E0"/>
-              <w:start w:val="single" w:sz="2" w:space="0" w:color="D1D9E0"/>
-              <w:bottom w:val="single" w:sz="2" w:space="0" w:color="D1D9E0"/>
-              <w:end w:val="single" w:sz="2" w:space="0" w:color="D1D9E0"/>
-            </w:tcBorders>
-            <w:shd w:fill="FFFFD7" w:val="clear"/>
-            <w:vAlign w:val="center"/>
-          </w:tcPr>
-          <w:p>
-            <w:pPr>
-              <w:pStyle w:val="Style14"/>
-              <w:spacing w:before="0" w:after="160"/>
-              <w:ind w:hanging="0" w:start="0" w:end="0"/>
-              <w:rPr>
-                <w:rFonts w:ascii="Times New Roman" w:hAnsi="Times New Roman"/>
-                <w:sz w:val="28"/>
-                <w:szCs w:val="28"/>
-              </w:rPr>
-            </w:pPr>
-            <w:r>
-              <w:rPr>
-                <w:rFonts w:ascii="Times New Roman" w:hAnsi="Times New Roman"/>
-                <w:sz w:val="28"/>
-                <w:szCs w:val="28"/>
-              </w:rPr>
-              <w:t>Ключ не найден в непустой корзине</w:t>
-            </w:r>
-          </w:p>
-        </w:tc>
-        <w:tc>
-          <w:tcPr>
-            <w:tcW w:w="2802" w:type="dxa"/>
-            <w:tcBorders>
-              <w:top w:val="single" w:sz="2" w:space="0" w:color="D1D9E0"/>
-              <w:start w:val="single" w:sz="2" w:space="0" w:color="D1D9E0"/>
-              <w:bottom w:val="single" w:sz="2" w:space="0" w:color="D1D9E0"/>
-              <w:end w:val="single" w:sz="2" w:space="0" w:color="D1D9E0"/>
-            </w:tcBorders>
-            <w:shd w:fill="FFFFD7" w:val="clear"/>
-            <w:vAlign w:val="center"/>
-          </w:tcPr>
-          <w:p>
-            <w:pPr>
-              <w:pStyle w:val="Style14"/>
-              <w:spacing w:before="0" w:after="160"/>
-              <w:ind w:hanging="0" w:start="0" w:end="0"/>
-              <w:rPr>
-                <w:rFonts w:ascii="Times New Roman" w:hAnsi="Times New Roman"/>
-                <w:sz w:val="28"/>
-                <w:szCs w:val="28"/>
-              </w:rPr>
-            </w:pPr>
-            <w:r>
-              <w:rPr>
-                <w:rFonts w:ascii="Times New Roman" w:hAnsi="Times New Roman"/>
-                <w:sz w:val="28"/>
-                <w:szCs w:val="28"/>
-              </w:rPr>
-              <w:t>insert(1, 10), search(22) [22%7=1]</w:t>
-            </w:r>
-          </w:p>
-        </w:tc>
-        <w:tc>
-          <w:tcPr>
-            <w:tcW w:w="3500" w:type="dxa"/>
-            <w:tcBorders>
-              <w:top w:val="single" w:sz="2" w:space="0" w:color="D1D9E0"/>
-              <w:start w:val="single" w:sz="2" w:space="0" w:color="D1D9E0"/>
-              <w:bottom w:val="single" w:sz="2" w:space="0" w:color="D1D9E0"/>
-              <w:end w:val="single" w:sz="2" w:space="0" w:color="D1D9E0"/>
-            </w:tcBorders>
-            <w:shd w:fill="FFFFD7" w:val="clear"/>
-            <w:vAlign w:val="center"/>
-          </w:tcPr>
-          <w:p>
-            <w:pPr>
-              <w:pStyle w:val="Style14"/>
-              <w:spacing w:before="0" w:after="160"/>
-              <w:rPr>
-                <w:rFonts w:ascii="Times New Roman" w:hAnsi="Times New Roman"/>
-                <w:sz w:val="28"/>
-                <w:szCs w:val="28"/>
-              </w:rPr>
-            </w:pPr>
-            <w:r>
-              <w:rPr>
-                <w:rFonts w:ascii="Times New Roman" w:hAnsi="Times New Roman"/>
-                <w:sz w:val="28"/>
-                <w:szCs w:val="28"/>
-              </w:rPr>
-              <w:t>A → C → E → I</w:t>
-            </w:r>
-          </w:p>
-        </w:tc>
-      </w:tr>
-    </w:tbl>
-    <w:p>
-      <w:pPr>
-        <w:pStyle w:val="Heading4"/>
-        <w:widowControl/>
-        <w:spacing w:lineRule="auto" w:line="300" w:before="0" w:after="0"/>
-        <w:ind w:hanging="0" w:start="0" w:end="0"/>
-        <w:rPr>
-          <w:rFonts w:ascii="Times New Roman" w:hAnsi="Times New Roman"/>
-          <w:b/>
-          <w:bCs/>
-          <w:i w:val="false"/>
-          <w:i w:val="false"/>
-          <w:caps w:val="false"/>
-          <w:smallCaps w:val="false"/>
-          <w:color w:val="1F2328"/>
-          <w:spacing w:val="0"/>
-          <w:sz w:val="28"/>
-          <w:szCs w:val="28"/>
-        </w:rPr>
-      </w:pPr>
-      <w:r>
-        <w:rPr>
-          <w:rFonts w:ascii="Times New Roman" w:hAnsi="Times New Roman"/>
-          <w:b/>
-          <w:bCs/>
-          <w:i w:val="false"/>
-          <w:caps w:val="false"/>
-          <w:smallCaps w:val="false"/>
-          <w:color w:val="1F2328"/>
-          <w:spacing w:val="0"/>
-          <w:sz w:val="28"/>
-          <w:szCs w:val="28"/>
-        </w:rPr>
-        <w:t>Операция DELETE</w:t>
-      </w:r>
-    </w:p>
-    <w:tbl>
-      <w:tblPr>
-        <w:tblW w:w="9354" w:type="dxa"/>
-        <w:jc w:val="start"/>
-        <w:tblInd w:w="0" w:type="dxa"/>
-        <w:tblLayout w:type="fixed"/>
-        <w:tblCellMar>
-          <w:top w:w="90" w:type="dxa"/>
-          <w:start w:w="195" w:type="dxa"/>
-          <w:bottom w:w="90" w:type="dxa"/>
-          <w:end w:w="195" w:type="dxa"/>
-        </w:tblCellMar>
-      </w:tblPr>
-      <w:tblGrid>
-        <w:gridCol w:w="3063"/>
-        <w:gridCol w:w="2786"/>
-        <w:gridCol w:w="3505"/>
-      </w:tblGrid>
-      <w:tr>
-        <w:trPr>
-          <w:tblHeader w:val="true"/>
-        </w:trPr>
-        <w:tc>
-          <w:tcPr>
-            <w:tcW w:w="3063" w:type="dxa"/>
-            <w:tcBorders>
-              <w:top w:val="single" w:sz="2" w:space="0" w:color="D1D9E0"/>
-              <w:start w:val="single" w:sz="2" w:space="0" w:color="D1D9E0"/>
-              <w:bottom w:val="single" w:sz="2" w:space="0" w:color="D1D9E0"/>
-              <w:end w:val="single" w:sz="2" w:space="0" w:color="D1D9E0"/>
-            </w:tcBorders>
-            <w:shd w:fill="FFFFD7" w:val="clear"/>
-            <w:vAlign w:val="center"/>
-          </w:tcPr>
-          <w:p>
-            <w:pPr>
-              <w:pStyle w:val="Style15"/>
-              <w:spacing w:before="0" w:after="160"/>
-              <w:ind w:hanging="0" w:start="0" w:end="0"/>
-              <w:rPr>
-                <w:rFonts w:ascii="Times New Roman" w:hAnsi="Times New Roman"/>
-                <w:b/>
-                <w:sz w:val="28"/>
-                <w:szCs w:val="28"/>
-              </w:rPr>
-            </w:pPr>
-            <w:r>
-              <w:rPr>
-                <w:rFonts w:ascii="Times New Roman" w:hAnsi="Times New Roman"/>
-                <w:b/>
-                <w:sz w:val="28"/>
-                <w:szCs w:val="28"/>
-              </w:rPr>
-              <w:t>Сценарий</w:t>
-            </w:r>
-          </w:p>
-        </w:tc>
-        <w:tc>
-          <w:tcPr>
-            <w:tcW w:w="2786" w:type="dxa"/>
-            <w:tcBorders>
-              <w:top w:val="single" w:sz="2" w:space="0" w:color="D1D9E0"/>
-              <w:start w:val="single" w:sz="2" w:space="0" w:color="D1D9E0"/>
-              <w:bottom w:val="single" w:sz="2" w:space="0" w:color="D1D9E0"/>
-              <w:end w:val="single" w:sz="2" w:space="0" w:color="D1D9E0"/>
-            </w:tcBorders>
-            <w:shd w:fill="FFFFD7" w:val="clear"/>
-            <w:vAlign w:val="center"/>
-          </w:tcPr>
-          <w:p>
-            <w:pPr>
-              <w:pStyle w:val="Style15"/>
-              <w:spacing w:before="0" w:after="160"/>
-              <w:ind w:hanging="0" w:start="0" w:end="0"/>
-              <w:rPr>
-                <w:rFonts w:ascii="Times New Roman" w:hAnsi="Times New Roman"/>
-                <w:b/>
-                <w:sz w:val="28"/>
-                <w:szCs w:val="28"/>
-              </w:rPr>
-            </w:pPr>
-            <w:r>
-              <w:rPr>
-                <w:rFonts w:ascii="Times New Roman" w:hAnsi="Times New Roman"/>
-                <w:b/>
-                <w:sz w:val="28"/>
-                <w:szCs w:val="28"/>
-              </w:rPr>
-              <w:t>Исходные данные</w:t>
-            </w:r>
-          </w:p>
-        </w:tc>
-        <w:tc>
-          <w:tcPr>
-            <w:tcW w:w="3505" w:type="dxa"/>
-            <w:tcBorders>
-              <w:top w:val="single" w:sz="2" w:space="0" w:color="D1D9E0"/>
-              <w:start w:val="single" w:sz="2" w:space="0" w:color="D1D9E0"/>
-              <w:bottom w:val="single" w:sz="2" w:space="0" w:color="D1D9E0"/>
-              <w:end w:val="single" w:sz="2" w:space="0" w:color="D1D9E0"/>
-            </w:tcBorders>
-            <w:shd w:fill="FFFFD7" w:val="clear"/>
-            <w:vAlign w:val="center"/>
-          </w:tcPr>
-          <w:p>
-            <w:pPr>
-              <w:pStyle w:val="Style15"/>
-              <w:spacing w:before="0" w:after="160"/>
-              <w:ind w:hanging="0" w:start="0" w:end="0"/>
-              <w:rPr>
-                <w:rFonts w:ascii="Times New Roman" w:hAnsi="Times New Roman"/>
-                <w:b/>
-                <w:sz w:val="28"/>
-                <w:szCs w:val="28"/>
-              </w:rPr>
-            </w:pPr>
-            <w:r>
-              <w:rPr>
-                <w:rFonts w:ascii="Times New Roman" w:hAnsi="Times New Roman"/>
-                <w:b/>
-                <w:sz w:val="28"/>
-                <w:szCs w:val="28"/>
-              </w:rPr>
-              <w:t>Эталонная последовательность</w:t>
-            </w:r>
-          </w:p>
-        </w:tc>
-      </w:tr>
-      <w:tr>
-        <w:trPr/>
-        <w:tc>
-          <w:tcPr>
-            <w:tcW w:w="3063" w:type="dxa"/>
-            <w:tcBorders>
-              <w:top w:val="single" w:sz="2" w:space="0" w:color="D1D9E0"/>
-              <w:start w:val="single" w:sz="2" w:space="0" w:color="D1D9E0"/>
-              <w:bottom w:val="single" w:sz="2" w:space="0" w:color="D1D9E0"/>
-              <w:end w:val="single" w:sz="2" w:space="0" w:color="D1D9E0"/>
-            </w:tcBorders>
-            <w:shd w:fill="FFFFD7" w:val="clear"/>
-            <w:vAlign w:val="center"/>
-          </w:tcPr>
-          <w:p>
-            <w:pPr>
-              <w:pStyle w:val="Style14"/>
-              <w:spacing w:before="0" w:after="160"/>
-              <w:ind w:hanging="0" w:start="0" w:end="0"/>
-              <w:rPr>
-                <w:rFonts w:ascii="Times New Roman" w:hAnsi="Times New Roman"/>
-                <w:sz w:val="28"/>
-                <w:szCs w:val="28"/>
-              </w:rPr>
-            </w:pPr>
-            <w:r>
-              <w:rPr>
-                <w:rFonts w:ascii="Times New Roman" w:hAnsi="Times New Roman"/>
-                <w:sz w:val="28"/>
-                <w:szCs w:val="28"/>
-              </w:rPr>
-              <w:t>Удаление из пустой корзины</w:t>
-            </w:r>
-          </w:p>
-        </w:tc>
-        <w:tc>
-          <w:tcPr>
-            <w:tcW w:w="2786" w:type="dxa"/>
-            <w:tcBorders>
-              <w:top w:val="single" w:sz="2" w:space="0" w:color="D1D9E0"/>
-              <w:start w:val="single" w:sz="2" w:space="0" w:color="D1D9E0"/>
-              <w:bottom w:val="single" w:sz="2" w:space="0" w:color="D1D9E0"/>
-              <w:end w:val="single" w:sz="2" w:space="0" w:color="D1D9E0"/>
-            </w:tcBorders>
-            <w:shd w:fill="FFFFD7" w:val="clear"/>
-            <w:vAlign w:val="center"/>
-          </w:tcPr>
-          <w:p>
-            <w:pPr>
-              <w:pStyle w:val="Style14"/>
-              <w:spacing w:before="0" w:after="160"/>
-              <w:ind w:hanging="0" w:start="0" w:end="0"/>
-              <w:rPr>
-                <w:rFonts w:ascii="Times New Roman" w:hAnsi="Times New Roman"/>
-                <w:sz w:val="28"/>
-                <w:szCs w:val="28"/>
-              </w:rPr>
-            </w:pPr>
-            <w:r>
-              <w:rPr>
-                <w:rFonts w:ascii="Times New Roman" w:hAnsi="Times New Roman"/>
-                <w:sz w:val="28"/>
-                <w:szCs w:val="28"/>
-              </w:rPr>
-              <w:t>пустая таблица, delete(10)</w:t>
-            </w:r>
-          </w:p>
-        </w:tc>
-        <w:tc>
-          <w:tcPr>
-            <w:tcW w:w="3505" w:type="dxa"/>
-            <w:tcBorders>
-              <w:top w:val="single" w:sz="2" w:space="0" w:color="D1D9E0"/>
-              <w:start w:val="single" w:sz="2" w:space="0" w:color="D1D9E0"/>
-              <w:bottom w:val="single" w:sz="2" w:space="0" w:color="D1D9E0"/>
-              <w:end w:val="single" w:sz="2" w:space="0" w:color="D1D9E0"/>
-            </w:tcBorders>
-            <w:shd w:fill="FFFFD7" w:val="clear"/>
-            <w:vAlign w:val="center"/>
-          </w:tcPr>
-          <w:p>
-            <w:pPr>
-              <w:pStyle w:val="Style14"/>
-              <w:spacing w:before="0" w:after="160"/>
-              <w:ind w:hanging="0" w:start="0" w:end="0"/>
-              <w:rPr>
-                <w:rFonts w:ascii="Times New Roman" w:hAnsi="Times New Roman"/>
-                <w:sz w:val="28"/>
-                <w:szCs w:val="28"/>
-              </w:rPr>
-            </w:pPr>
-            <w:r>
-              <w:rPr>
-                <w:rFonts w:ascii="Times New Roman" w:hAnsi="Times New Roman"/>
-                <w:sz w:val="28"/>
-                <w:szCs w:val="28"/>
-              </w:rPr>
-              <w:t>A → B → E</w:t>
-            </w:r>
-          </w:p>
-        </w:tc>
-      </w:tr>
-      <w:tr>
-        <w:trPr/>
-        <w:tc>
-          <w:tcPr>
-            <w:tcW w:w="3063" w:type="dxa"/>
-            <w:tcBorders>
-              <w:top w:val="single" w:sz="2" w:space="0" w:color="D1D9E0"/>
-              <w:start w:val="single" w:sz="2" w:space="0" w:color="D1D9E0"/>
-              <w:bottom w:val="single" w:sz="2" w:space="0" w:color="D1D9E0"/>
-              <w:end w:val="single" w:sz="2" w:space="0" w:color="D1D9E0"/>
-            </w:tcBorders>
-            <w:shd w:fill="FFFFD7" w:val="clear"/>
-            <w:vAlign w:val="center"/>
-          </w:tcPr>
-          <w:p>
-            <w:pPr>
-              <w:pStyle w:val="Style14"/>
-              <w:spacing w:before="0" w:after="160"/>
-              <w:ind w:hanging="0" w:start="0" w:end="0"/>
-              <w:rPr>
-                <w:rFonts w:ascii="Times New Roman" w:hAnsi="Times New Roman"/>
-                <w:sz w:val="28"/>
-                <w:szCs w:val="28"/>
-              </w:rPr>
-            </w:pPr>
-            <w:r>
-              <w:rPr>
-                <w:rFonts w:ascii="Times New Roman" w:hAnsi="Times New Roman"/>
-                <w:sz w:val="28"/>
-                <w:szCs w:val="28"/>
-              </w:rPr>
-              <w:t>Ключ найден и удалён</w:t>
-            </w:r>
-          </w:p>
-        </w:tc>
-        <w:tc>
-          <w:tcPr>
-            <w:tcW w:w="2786" w:type="dxa"/>
-            <w:tcBorders>
-              <w:top w:val="single" w:sz="2" w:space="0" w:color="D1D9E0"/>
-              <w:start w:val="single" w:sz="2" w:space="0" w:color="D1D9E0"/>
-              <w:bottom w:val="single" w:sz="2" w:space="0" w:color="D1D9E0"/>
-              <w:end w:val="single" w:sz="2" w:space="0" w:color="D1D9E0"/>
-            </w:tcBorders>
-            <w:shd w:fill="FFFFD7" w:val="clear"/>
-            <w:vAlign w:val="center"/>
-          </w:tcPr>
-          <w:p>
-            <w:pPr>
-              <w:pStyle w:val="Style14"/>
-              <w:spacing w:before="0" w:after="160"/>
-              <w:ind w:hanging="0" w:start="0" w:end="0"/>
-              <w:rPr>
-                <w:rFonts w:ascii="Times New Roman" w:hAnsi="Times New Roman"/>
-                <w:sz w:val="28"/>
-                <w:szCs w:val="28"/>
-              </w:rPr>
-            </w:pPr>
-            <w:r>
-              <w:rPr>
-                <w:rFonts w:ascii="Times New Roman" w:hAnsi="Times New Roman"/>
-                <w:sz w:val="28"/>
-                <w:szCs w:val="28"/>
-              </w:rPr>
-              <w:t>insert(5, 50), delete(5)</w:t>
-            </w:r>
-          </w:p>
-        </w:tc>
-        <w:tc>
-          <w:tcPr>
-            <w:tcW w:w="3505" w:type="dxa"/>
-            <w:tcBorders>
-              <w:top w:val="single" w:sz="2" w:space="0" w:color="D1D9E0"/>
-              <w:start w:val="single" w:sz="2" w:space="0" w:color="D1D9E0"/>
-              <w:bottom w:val="single" w:sz="2" w:space="0" w:color="D1D9E0"/>
-              <w:end w:val="single" w:sz="2" w:space="0" w:color="D1D9E0"/>
-            </w:tcBorders>
-            <w:shd w:fill="FFFFD7" w:val="clear"/>
-            <w:vAlign w:val="center"/>
-          </w:tcPr>
-          <w:p>
-            <w:pPr>
-              <w:pStyle w:val="Style14"/>
-              <w:spacing w:before="0" w:after="160"/>
-              <w:ind w:hanging="0" w:start="0" w:end="0"/>
-              <w:rPr>
-                <w:rFonts w:ascii="Times New Roman" w:hAnsi="Times New Roman"/>
-                <w:sz w:val="28"/>
-                <w:szCs w:val="28"/>
-              </w:rPr>
-            </w:pPr>
-            <w:r>
-              <w:rPr>
-                <w:rFonts w:ascii="Times New Roman" w:hAnsi="Times New Roman"/>
-                <w:sz w:val="28"/>
-                <w:szCs w:val="28"/>
-              </w:rPr>
-              <w:t>A → C → D → H</w:t>
-            </w:r>
-          </w:p>
-        </w:tc>
-      </w:tr>
-      <w:tr>
-        <w:trPr/>
-        <w:tc>
-          <w:tcPr>
-            <w:tcW w:w="3063" w:type="dxa"/>
-            <w:tcBorders>
-              <w:top w:val="single" w:sz="2" w:space="0" w:color="D1D9E0"/>
-              <w:start w:val="single" w:sz="2" w:space="0" w:color="D1D9E0"/>
-              <w:bottom w:val="single" w:sz="2" w:space="0" w:color="D1D9E0"/>
-              <w:end w:val="single" w:sz="2" w:space="0" w:color="D1D9E0"/>
-            </w:tcBorders>
-            <w:shd w:fill="FFFFD7" w:val="clear"/>
-            <w:vAlign w:val="center"/>
-          </w:tcPr>
-          <w:p>
-            <w:pPr>
-              <w:pStyle w:val="Style14"/>
-              <w:spacing w:before="0" w:after="160"/>
-              <w:ind w:hanging="0" w:start="0" w:end="0"/>
-              <w:rPr>
-                <w:rFonts w:ascii="Times New Roman" w:hAnsi="Times New Roman"/>
-                <w:sz w:val="28"/>
-                <w:szCs w:val="28"/>
-              </w:rPr>
-            </w:pPr>
-            <w:r>
-              <w:rPr>
-                <w:rFonts w:ascii="Times New Roman" w:hAnsi="Times New Roman"/>
-                <w:sz w:val="28"/>
-                <w:szCs w:val="28"/>
-              </w:rPr>
-              <w:t>Ключ не найден в непустой корзине</w:t>
-            </w:r>
-          </w:p>
-        </w:tc>
-        <w:tc>
-          <w:tcPr>
-            <w:tcW w:w="2786" w:type="dxa"/>
-            <w:tcBorders>
-              <w:top w:val="single" w:sz="2" w:space="0" w:color="D1D9E0"/>
-              <w:start w:val="single" w:sz="2" w:space="0" w:color="D1D9E0"/>
-              <w:bottom w:val="single" w:sz="2" w:space="0" w:color="D1D9E0"/>
-              <w:end w:val="single" w:sz="2" w:space="0" w:color="D1D9E0"/>
-            </w:tcBorders>
-            <w:shd w:fill="FFFFD7" w:val="clear"/>
-            <w:vAlign w:val="center"/>
-          </w:tcPr>
-          <w:p>
-            <w:pPr>
-              <w:pStyle w:val="Style14"/>
-              <w:spacing w:before="0" w:after="160"/>
-              <w:ind w:hanging="0" w:start="0" w:end="0"/>
-              <w:rPr>
-                <w:rFonts w:ascii="Times New Roman" w:hAnsi="Times New Roman"/>
-                <w:sz w:val="28"/>
-                <w:szCs w:val="28"/>
-              </w:rPr>
-            </w:pPr>
-            <w:r>
-              <w:rPr>
-                <w:rFonts w:ascii="Times New Roman" w:hAnsi="Times New Roman"/>
-                <w:sz w:val="28"/>
-                <w:szCs w:val="28"/>
-              </w:rPr>
-              <w:t>insert(1, 10), delete(22) [22%7=1]</w:t>
-            </w:r>
-          </w:p>
-        </w:tc>
-        <w:tc>
-          <w:tcPr>
-            <w:tcW w:w="3505" w:type="dxa"/>
-            <w:tcBorders>
-              <w:top w:val="single" w:sz="2" w:space="0" w:color="D1D9E0"/>
-              <w:start w:val="single" w:sz="2" w:space="0" w:color="D1D9E0"/>
-              <w:bottom w:val="single" w:sz="2" w:space="0" w:color="D1D9E0"/>
-              <w:end w:val="single" w:sz="2" w:space="0" w:color="D1D9E0"/>
-            </w:tcBorders>
-            <w:shd w:fill="FFFFD7" w:val="clear"/>
-            <w:vAlign w:val="center"/>
-          </w:tcPr>
-          <w:p>
-            <w:pPr>
-              <w:pStyle w:val="Style14"/>
-              <w:spacing w:before="0" w:after="160"/>
-              <w:rPr>
-                <w:rFonts w:ascii="Times New Roman" w:hAnsi="Times New Roman"/>
-                <w:sz w:val="28"/>
-                <w:szCs w:val="28"/>
-              </w:rPr>
-            </w:pPr>
-            <w:r>
-              <w:rPr>
-                <w:rFonts w:ascii="Times New Roman" w:hAnsi="Times New Roman"/>
-                <w:sz w:val="28"/>
-                <w:szCs w:val="28"/>
-              </w:rPr>
-              <w:t>A → C → E</w:t>
-            </w:r>
-          </w:p>
-        </w:tc>
-      </w:tr>
-    </w:tbl>
-    <w:p>
-      <w:pPr>
-        <w:pStyle w:val="Heading3"/>
-        <w:widowControl/>
-        <w:spacing w:lineRule="auto" w:line="300" w:before="0" w:after="0"/>
-        <w:ind w:hanging="0" w:start="0" w:end="0"/>
-        <w:rPr>
-          <w:rFonts w:ascii="Times New Roman" w:hAnsi="Times New Roman"/>
-          <w:b w:val="false"/>
-          <w:i w:val="false"/>
-          <w:i w:val="false"/>
-          <w:caps w:val="false"/>
-          <w:smallCaps w:val="false"/>
-          <w:color w:val="1F2328"/>
-          <w:spacing w:val="0"/>
-          <w:sz w:val="28"/>
-          <w:szCs w:val="28"/>
-        </w:rPr>
-      </w:pPr>
-      <w:r>
-        <w:rPr>
-          <w:rFonts w:ascii="Times New Roman" w:hAnsi="Times New Roman"/>
-          <w:b w:val="false"/>
-          <w:i w:val="false"/>
-          <w:caps w:val="false"/>
-          <w:smallCaps w:val="false"/>
-          <w:color w:val="1F2328"/>
-          <w:spacing w:val="0"/>
-          <w:sz w:val="28"/>
-          <w:szCs w:val="28"/>
-        </w:rPr>
-        <w:t>Подход к тестированию</w:t>
-      </w:r>
-    </w:p>
-    <w:p>
-      <w:pPr>
-        <w:pStyle w:val="BodyText"/>
-        <w:widowControl/>
-        <w:spacing w:before="0" w:after="0"/>
-        <w:ind w:hanging="0" w:start="0" w:end="0"/>
-        <w:rPr>
-          <w:rFonts w:ascii="Times New Roman" w:hAnsi="Times New Roman"/>
-          <w:b w:val="false"/>
-          <w:i w:val="false"/>
-          <w:i w:val="false"/>
-          <w:caps w:val="false"/>
-          <w:smallCaps w:val="false"/>
-          <w:color w:val="1F2328"/>
-          <w:spacing w:val="0"/>
-          <w:sz w:val="28"/>
-          <w:szCs w:val="28"/>
-        </w:rPr>
-      </w:pPr>
-      <w:r>
-        <w:rPr>
-          <w:rFonts w:ascii="Times New Roman" w:hAnsi="Times New Roman"/>
-          <w:b w:val="false"/>
-          <w:i w:val="false"/>
-          <w:caps w:val="false"/>
-          <w:smallCaps w:val="false"/>
-          <w:color w:val="1F2328"/>
-          <w:spacing w:val="0"/>
-          <w:sz w:val="28"/>
-          <w:szCs w:val="28"/>
-        </w:rPr>
         <w:t>Будем проверять реализацию хеш-таблицы следующим образом:</w:t>
-      </w:r>
-    </w:p>
-    <w:p>
-      <w:pPr>
-        <w:pStyle w:val="BodyText"/>
-        <w:widowControl/>
-        <w:numPr>
-          <w:ilvl w:val="0"/>
-          <w:numId w:val="15"/>
-        </w:numPr>
-        <w:spacing w:before="0" w:after="140"/>
-        <w:rPr>
-          <w:rFonts w:ascii="Times New Roman" w:hAnsi="Times New Roman"/>
-          <w:b w:val="false"/>
-          <w:i w:val="false"/>
-          <w:i w:val="false"/>
-          <w:caps w:val="false"/>
-          <w:smallCaps w:val="false"/>
-          <w:color w:val="1F2328"/>
-          <w:spacing w:val="0"/>
-          <w:sz w:val="28"/>
-          <w:szCs w:val="28"/>
-        </w:rPr>
-      </w:pPr>
-      <w:r>
-        <w:rPr>
-          <w:rFonts w:ascii="Times New Roman" w:hAnsi="Times New Roman"/>
-          <w:b w:val="false"/>
-          <w:i w:val="false"/>
-          <w:caps w:val="false"/>
-          <w:smallCaps w:val="false"/>
-          <w:color w:val="1F2328"/>
-          <w:spacing w:val="0"/>
-          <w:sz w:val="28"/>
-          <w:szCs w:val="28"/>
-        </w:rPr>
-        <w:t>Для каждого публичного метода структуры (insert/search/delete — интерфейс совпадает с эталонной реализацией) выделяем основные сценарии работы метода (то есть возможные ветвления);</w:t>
-      </w:r>
-    </w:p>
-    <w:p>
-      <w:pPr>
-        <w:pStyle w:val="BodyText"/>
-        <w:widowControl/>
-        <w:numPr>
-          <w:ilvl w:val="0"/>
-          <w:numId w:val="15"/>
-        </w:numPr>
-        <w:spacing w:before="0" w:after="140"/>
-        <w:rPr>
-          <w:rFonts w:ascii="Times New Roman" w:hAnsi="Times New Roman"/>
-          <w:b w:val="false"/>
-          <w:i w:val="false"/>
-          <w:i w:val="false"/>
-          <w:caps w:val="false"/>
-          <w:smallCaps w:val="false"/>
-          <w:color w:val="1F2328"/>
-          <w:spacing w:val="0"/>
-          <w:sz w:val="28"/>
-          <w:szCs w:val="28"/>
-        </w:rPr>
-      </w:pPr>
-      <w:r>
-        <w:rPr>
-          <w:rFonts w:ascii="Times New Roman" w:hAnsi="Times New Roman"/>
-          <w:b w:val="false"/>
-          <w:i w:val="false"/>
-          <w:caps w:val="false"/>
-          <w:smallCaps w:val="false"/>
-          <w:color w:val="1F2328"/>
-          <w:spacing w:val="0"/>
-          <w:sz w:val="28"/>
-          <w:szCs w:val="28"/>
-        </w:rPr>
-        <w:t>Проверяем приватные методы как «белый ящик» — через вызов публичных методов с заданными исходными данными, которые обеспечивают выполнение проверяемого участка кода;</w:t>
-      </w:r>
-    </w:p>
-    <w:p>
-      <w:pPr>
-        <w:pStyle w:val="BodyText"/>
-        <w:widowControl/>
-        <w:numPr>
-          <w:ilvl w:val="0"/>
-          <w:numId w:val="15"/>
-        </w:numPr>
-        <w:spacing w:before="0" w:after="140"/>
-        <w:rPr>
-          <w:rFonts w:ascii="Times New Roman" w:hAnsi="Times New Roman"/>
-          <w:b w:val="false"/>
-          <w:i w:val="false"/>
-          <w:i w:val="false"/>
-          <w:caps w:val="false"/>
-          <w:smallCaps w:val="false"/>
-          <w:color w:val="1F2328"/>
-          <w:spacing w:val="0"/>
-          <w:sz w:val="28"/>
-          <w:szCs w:val="28"/>
-        </w:rPr>
-      </w:pPr>
-      <w:r>
-        <w:rPr>
-          <w:rFonts w:ascii="Times New Roman" w:hAnsi="Times New Roman"/>
-          <w:b w:val="false"/>
-          <w:i w:val="false"/>
-          <w:caps w:val="false"/>
-          <w:smallCaps w:val="false"/>
-          <w:color w:val="1F2328"/>
-          <w:spacing w:val="0"/>
-          <w:sz w:val="28"/>
-          <w:szCs w:val="28"/>
-        </w:rPr>
-        <w:t>Для каждого сценария записываем последовательность попадания в характерные точки и сравниваем с эталонной через механизм TraceListener.</w:t>
-      </w:r>
-    </w:p>
-    <w:p>
-      <w:pPr>
-        <w:pStyle w:val="Heading3"/>
-        <w:widowControl/>
-        <w:spacing w:lineRule="auto" w:line="300" w:before="0" w:after="0"/>
-        <w:ind w:hanging="0" w:start="0" w:end="0"/>
-        <w:rPr>
-          <w:rFonts w:ascii="Times New Roman" w:hAnsi="Times New Roman"/>
-          <w:b w:val="false"/>
-          <w:i w:val="false"/>
-          <w:i w:val="false"/>
-          <w:caps w:val="false"/>
-          <w:smallCaps w:val="false"/>
-          <w:color w:val="1F2328"/>
-          <w:spacing w:val="0"/>
-          <w:sz w:val="28"/>
-          <w:szCs w:val="28"/>
-        </w:rPr>
-      </w:pPr>
-      <w:r>
-        <w:rPr>
-          <w:rFonts w:ascii="Times New Roman" w:hAnsi="Times New Roman"/>
-          <w:b w:val="false"/>
-          <w:i w:val="false"/>
-          <w:caps w:val="false"/>
-          <w:smallCaps w:val="false"/>
-          <w:color w:val="1F2328"/>
-          <w:spacing w:val="0"/>
-          <w:sz w:val="28"/>
-          <w:szCs w:val="28"/>
-        </w:rPr>
-        <w:t>Составленные тесты</w:t>
-      </w:r>
-    </w:p>
-    <w:p>
-      <w:pPr>
-        <w:pStyle w:val="Heading4"/>
-        <w:widowControl/>
-        <w:spacing w:lineRule="auto" w:line="300" w:before="0" w:after="0"/>
-        <w:ind w:hanging="0" w:start="0" w:end="0"/>
-        <w:rPr>
-          <w:rFonts w:ascii="Times New Roman" w:hAnsi="Times New Roman"/>
-          <w:b w:val="false"/>
-          <w:i w:val="false"/>
-          <w:i w:val="false"/>
-          <w:caps w:val="false"/>
-          <w:smallCaps w:val="false"/>
-          <w:color w:val="1F2328"/>
-          <w:spacing w:val="0"/>
-          <w:sz w:val="28"/>
-          <w:szCs w:val="28"/>
-        </w:rPr>
-      </w:pPr>
-      <w:r>
-        <w:rPr>
-          <w:rFonts w:ascii="Times New Roman" w:hAnsi="Times New Roman"/>
-          <w:b w:val="false"/>
-          <w:i w:val="false"/>
-          <w:caps w:val="false"/>
-          <w:smallCaps w:val="false"/>
-          <w:color w:val="1F2328"/>
-          <w:spacing w:val="0"/>
-          <w:sz w:val="28"/>
-          <w:szCs w:val="28"/>
-        </w:rPr>
-        <w:t>Класс: InsertTest (операция INSERT)</w:t>
-      </w:r>
-    </w:p>
-    <w:p>
-      <w:pPr>
-        <w:pStyle w:val="BodyText"/>
-        <w:widowControl/>
-        <w:numPr>
-          <w:ilvl w:val="0"/>
-          <w:numId w:val="14"/>
-        </w:numPr>
-        <w:spacing w:before="0" w:after="140"/>
-        <w:rPr/>
-      </w:pPr>
-      <w:r>
-        <w:rPr>
-          <w:rStyle w:val="Strong"/>
-          <w:rFonts w:ascii="Times New Roman" w:hAnsi="Times New Roman"/>
-          <w:b/>
-          <w:i w:val="false"/>
-          <w:caps w:val="false"/>
-          <w:smallCaps w:val="false"/>
-          <w:color w:val="1F2328"/>
-          <w:spacing w:val="0"/>
-          <w:sz w:val="28"/>
-          <w:szCs w:val="28"/>
-        </w:rPr>
-        <w:t>testInsertIntoEmptyTable</w:t>
-      </w:r>
-      <w:r>
-        <w:rPr>
-          <w:rFonts w:ascii="Times New Roman" w:hAnsi="Times New Roman"/>
-          <w:b w:val="false"/>
-          <w:i w:val="false"/>
-          <w:caps w:val="false"/>
-          <w:smallCaps w:val="false"/>
-          <w:color w:val="1F2328"/>
-          <w:spacing w:val="0"/>
-          <w:sz w:val="28"/>
-          <w:szCs w:val="28"/>
-        </w:rPr>
-        <w:t>: Вставка в пустую таблицу — проверяется размер и корректность поиска вставленного элемента.</w:t>
-      </w:r>
-    </w:p>
-    <w:p>
-      <w:pPr>
-        <w:pStyle w:val="BodyText"/>
-        <w:widowControl/>
-        <w:numPr>
-          <w:ilvl w:val="0"/>
-          <w:numId w:val="14"/>
-        </w:numPr>
-        <w:spacing w:before="0" w:after="140"/>
-        <w:rPr/>
-      </w:pPr>
-      <w:r>
-        <w:rPr>
-          <w:rStyle w:val="Strong"/>
-          <w:rFonts w:ascii="Times New Roman" w:hAnsi="Times New Roman"/>
-          <w:b/>
-          <w:i w:val="false"/>
-          <w:caps w:val="false"/>
-          <w:smallCaps w:val="false"/>
-          <w:color w:val="1F2328"/>
-          <w:spacing w:val="0"/>
-          <w:sz w:val="28"/>
-          <w:szCs w:val="28"/>
-        </w:rPr>
-        <w:t>testInsertWithoutCollisions</w:t>
-      </w:r>
-      <w:r>
-        <w:rPr>
-          <w:rFonts w:ascii="Times New Roman" w:hAnsi="Times New Roman"/>
-          <w:b w:val="false"/>
-          <w:i w:val="false"/>
-          <w:caps w:val="false"/>
-          <w:smallCaps w:val="false"/>
-          <w:color w:val="1F2328"/>
-          <w:spacing w:val="0"/>
-          <w:sz w:val="28"/>
-          <w:szCs w:val="28"/>
-        </w:rPr>
-        <w:t>: Вставка нескольких элементов без коллизий — проверяется независимость корзин.</w:t>
-      </w:r>
-    </w:p>
-    <w:p>
-      <w:pPr>
-        <w:pStyle w:val="BodyText"/>
-        <w:widowControl/>
-        <w:numPr>
-          <w:ilvl w:val="0"/>
-          <w:numId w:val="14"/>
-        </w:numPr>
-        <w:spacing w:before="0" w:after="140"/>
-        <w:rPr/>
-      </w:pPr>
-      <w:r>
-        <w:rPr>
-          <w:rStyle w:val="Strong"/>
-          <w:rFonts w:ascii="Times New Roman" w:hAnsi="Times New Roman"/>
-          <w:b/>
-          <w:i w:val="false"/>
-          <w:caps w:val="false"/>
-          <w:smallCaps w:val="false"/>
-          <w:color w:val="1F2328"/>
-          <w:spacing w:val="0"/>
-          <w:sz w:val="28"/>
-          <w:szCs w:val="28"/>
-        </w:rPr>
-        <w:t>testInsertWithCollision</w:t>
-      </w:r>
-      <w:r>
-        <w:rPr>
-          <w:rFonts w:ascii="Times New Roman" w:hAnsi="Times New Roman"/>
-          <w:b w:val="false"/>
-          <w:i w:val="false"/>
-          <w:caps w:val="false"/>
-          <w:smallCaps w:val="false"/>
-          <w:color w:val="1F2328"/>
-          <w:spacing w:val="0"/>
-          <w:sz w:val="28"/>
-          <w:szCs w:val="28"/>
-        </w:rPr>
-        <w:t>: Вставка элементов с коллизией (ключи 1 и 8 при capacity=7, оба дают хеш 1) — проверяется, что оба элемента в одной корзине.</w:t>
-      </w:r>
-    </w:p>
-    <w:p>
-      <w:pPr>
-        <w:pStyle w:val="BodyText"/>
-        <w:widowControl/>
-        <w:numPr>
-          <w:ilvl w:val="0"/>
-          <w:numId w:val="14"/>
-        </w:numPr>
-        <w:spacing w:before="0" w:after="140"/>
-        <w:rPr/>
-      </w:pPr>
-      <w:r>
-        <w:rPr>
-          <w:rStyle w:val="Strong"/>
-          <w:rFonts w:ascii="Times New Roman" w:hAnsi="Times New Roman"/>
-          <w:b/>
-          <w:i w:val="false"/>
-          <w:caps w:val="false"/>
-          <w:smallCaps w:val="false"/>
-          <w:color w:val="1F2328"/>
-          <w:spacing w:val="0"/>
-          <w:sz w:val="28"/>
-          <w:szCs w:val="28"/>
-        </w:rPr>
-        <w:t>testInsertUpdateExisting</w:t>
-      </w:r>
-      <w:r>
-        <w:rPr>
-          <w:rFonts w:ascii="Times New Roman" w:hAnsi="Times New Roman"/>
-          <w:b w:val="false"/>
-          <w:i w:val="false"/>
-          <w:caps w:val="false"/>
-          <w:smallCaps w:val="false"/>
-          <w:color w:val="1F2328"/>
-          <w:spacing w:val="0"/>
-          <w:sz w:val="28"/>
-          <w:szCs w:val="28"/>
-        </w:rPr>
-        <w:t>: Обновление значения при повторной вставке — размер не изменяется, значение обновляется.</w:t>
-      </w:r>
-    </w:p>
-    <w:p>
-      <w:pPr>
-        <w:pStyle w:val="BodyText"/>
-        <w:widowControl/>
-        <w:numPr>
-          <w:ilvl w:val="0"/>
-          <w:numId w:val="14"/>
-        </w:numPr>
-        <w:spacing w:before="0" w:after="140"/>
-        <w:rPr/>
-      </w:pPr>
-      <w:r>
-        <w:rPr>
-          <w:rStyle w:val="Strong"/>
-          <w:rFonts w:ascii="Times New Roman" w:hAnsi="Times New Roman"/>
-          <w:b/>
-          <w:i w:val="false"/>
-          <w:caps w:val="false"/>
-          <w:smallCaps w:val="false"/>
-          <w:color w:val="1F2328"/>
-          <w:spacing w:val="0"/>
-          <w:sz w:val="28"/>
-          <w:szCs w:val="28"/>
-        </w:rPr>
-        <w:t>testInsertNegativeKey</w:t>
-      </w:r>
-      <w:r>
-        <w:rPr>
-          <w:rFonts w:ascii="Times New Roman" w:hAnsi="Times New Roman"/>
-          <w:b w:val="false"/>
-          <w:i w:val="false"/>
-          <w:caps w:val="false"/>
-          <w:smallCaps w:val="false"/>
-          <w:color w:val="1F2328"/>
-          <w:spacing w:val="0"/>
-          <w:sz w:val="28"/>
-          <w:szCs w:val="28"/>
-        </w:rPr>
-        <w:t>: Вставка отрицательного ключа — проверяется корректность floorMod.</w:t>
-      </w:r>
-    </w:p>
-    <w:p>
-      <w:pPr>
-        <w:pStyle w:val="BodyText"/>
-        <w:widowControl/>
-        <w:numPr>
-          <w:ilvl w:val="0"/>
-          <w:numId w:val="14"/>
-        </w:numPr>
-        <w:spacing w:before="0" w:after="140"/>
-        <w:rPr/>
-      </w:pPr>
-      <w:r>
-        <w:rPr>
-          <w:rStyle w:val="Strong"/>
-          <w:rFonts w:ascii="Times New Roman" w:hAnsi="Times New Roman"/>
-          <w:b/>
-          <w:i w:val="false"/>
-          <w:caps w:val="false"/>
-          <w:smallCaps w:val="false"/>
-          <w:color w:val="1F2328"/>
-          <w:spacing w:val="0"/>
-          <w:sz w:val="28"/>
-          <w:szCs w:val="28"/>
-        </w:rPr>
-        <w:t>testInsertZeroKey</w:t>
-      </w:r>
-      <w:r>
-        <w:rPr>
-          <w:rFonts w:ascii="Times New Roman" w:hAnsi="Times New Roman"/>
-          <w:b w:val="false"/>
-          <w:i w:val="false"/>
-          <w:caps w:val="false"/>
-          <w:smallCaps w:val="false"/>
-          <w:color w:val="1F2328"/>
-          <w:spacing w:val="0"/>
-          <w:sz w:val="28"/>
-          <w:szCs w:val="28"/>
-        </w:rPr>
-        <w:t>: Вставка ключа 0 — граничное значение.</w:t>
-      </w:r>
-    </w:p>
-    <w:p>
-      <w:pPr>
-        <w:pStyle w:val="Heading4"/>
-        <w:widowControl/>
-        <w:spacing w:lineRule="auto" w:line="300" w:before="0" w:after="0"/>
-        <w:ind w:hanging="0" w:start="0" w:end="0"/>
-        <w:rPr>
-          <w:rFonts w:ascii="Times New Roman" w:hAnsi="Times New Roman"/>
-          <w:b w:val="false"/>
-          <w:i w:val="false"/>
-          <w:i w:val="false"/>
-          <w:caps w:val="false"/>
-          <w:smallCaps w:val="false"/>
-          <w:color w:val="1F2328"/>
-          <w:spacing w:val="0"/>
-          <w:sz w:val="28"/>
-          <w:szCs w:val="28"/>
-        </w:rPr>
-      </w:pPr>
-      <w:r>
-        <w:rPr>
-          <w:rFonts w:ascii="Times New Roman" w:hAnsi="Times New Roman"/>
-          <w:b w:val="false"/>
-          <w:i w:val="false"/>
-          <w:caps w:val="false"/>
-          <w:smallCaps w:val="false"/>
-          <w:color w:val="1F2328"/>
-          <w:spacing w:val="0"/>
-          <w:sz w:val="28"/>
-          <w:szCs w:val="28"/>
-        </w:rPr>
-        <w:t>Класс: SearchTest (операция SEARCH)</w:t>
-      </w:r>
-    </w:p>
-    <w:p>
-      <w:pPr>
-        <w:pStyle w:val="BodyText"/>
-        <w:widowControl/>
-        <w:numPr>
-          <w:ilvl w:val="0"/>
-          <w:numId w:val="13"/>
-        </w:numPr>
-        <w:spacing w:before="0" w:after="140"/>
-        <w:rPr/>
-      </w:pPr>
-      <w:r>
-        <w:rPr>
-          <w:rStyle w:val="Strong"/>
-          <w:rFonts w:ascii="Times New Roman" w:hAnsi="Times New Roman"/>
-          <w:b/>
-          <w:i w:val="false"/>
-          <w:caps w:val="false"/>
-          <w:smallCaps w:val="false"/>
-          <w:color w:val="1F2328"/>
-          <w:spacing w:val="0"/>
-          <w:sz w:val="28"/>
-          <w:szCs w:val="28"/>
-        </w:rPr>
-        <w:t>testSearchInEmptyTable</w:t>
-      </w:r>
-      <w:r>
-        <w:rPr>
-          <w:rFonts w:ascii="Times New Roman" w:hAnsi="Times New Roman"/>
-          <w:b w:val="false"/>
-          <w:i w:val="false"/>
-          <w:caps w:val="false"/>
-          <w:smallCaps w:val="false"/>
-          <w:color w:val="1F2328"/>
-          <w:spacing w:val="0"/>
-          <w:sz w:val="28"/>
-          <w:szCs w:val="28"/>
-        </w:rPr>
-        <w:t>: Поиск в пустой таблице возвращает null.</w:t>
-      </w:r>
-    </w:p>
-    <w:p>
-      <w:pPr>
-        <w:pStyle w:val="BodyText"/>
-        <w:widowControl/>
-        <w:numPr>
-          <w:ilvl w:val="0"/>
-          <w:numId w:val="13"/>
-        </w:numPr>
-        <w:spacing w:before="0" w:after="140"/>
-        <w:rPr/>
-      </w:pPr>
-      <w:r>
-        <w:rPr>
-          <w:rStyle w:val="Strong"/>
-          <w:rFonts w:ascii="Times New Roman" w:hAnsi="Times New Roman"/>
-          <w:b/>
-          <w:i w:val="false"/>
-          <w:caps w:val="false"/>
-          <w:smallCaps w:val="false"/>
-          <w:color w:val="1F2328"/>
-          <w:spacing w:val="0"/>
-          <w:sz w:val="28"/>
-          <w:szCs w:val="28"/>
-        </w:rPr>
-        <w:t>testSearchExistingKey</w:t>
-      </w:r>
-      <w:r>
-        <w:rPr>
-          <w:rFonts w:ascii="Times New Roman" w:hAnsi="Times New Roman"/>
-          <w:b w:val="false"/>
-          <w:i w:val="false"/>
-          <w:caps w:val="false"/>
-          <w:smallCaps w:val="false"/>
-          <w:color w:val="1F2328"/>
-          <w:spacing w:val="0"/>
-          <w:sz w:val="28"/>
-          <w:szCs w:val="28"/>
-        </w:rPr>
-        <w:t>: Поиск существующего элемента возвращает его значение.</w:t>
-      </w:r>
-    </w:p>
-    <w:p>
-      <w:pPr>
-        <w:pStyle w:val="BodyText"/>
-        <w:widowControl/>
-        <w:numPr>
-          <w:ilvl w:val="0"/>
-          <w:numId w:val="13"/>
-        </w:numPr>
-        <w:spacing w:before="0" w:after="140"/>
-        <w:rPr/>
-      </w:pPr>
-      <w:r>
-        <w:rPr>
-          <w:rStyle w:val="Strong"/>
-          <w:rFonts w:ascii="Times New Roman" w:hAnsi="Times New Roman"/>
-          <w:b/>
-          <w:i w:val="false"/>
-          <w:caps w:val="false"/>
-          <w:smallCaps w:val="false"/>
-          <w:color w:val="1F2328"/>
-          <w:spacing w:val="0"/>
-          <w:sz w:val="28"/>
-          <w:szCs w:val="28"/>
-        </w:rPr>
-        <w:t>testSearchNonExistingKey</w:t>
-      </w:r>
-      <w:r>
-        <w:rPr>
-          <w:rFonts w:ascii="Times New Roman" w:hAnsi="Times New Roman"/>
-          <w:b w:val="false"/>
-          <w:i w:val="false"/>
-          <w:caps w:val="false"/>
-          <w:smallCaps w:val="false"/>
-          <w:color w:val="1F2328"/>
-          <w:spacing w:val="0"/>
-          <w:sz w:val="28"/>
-          <w:szCs w:val="28"/>
-        </w:rPr>
-        <w:t>: Поиск несуществующего элемента возвращает null.</w:t>
-      </w:r>
-    </w:p>
-    <w:p>
-      <w:pPr>
-        <w:pStyle w:val="BodyText"/>
-        <w:widowControl/>
-        <w:numPr>
-          <w:ilvl w:val="0"/>
-          <w:numId w:val="13"/>
-        </w:numPr>
-        <w:spacing w:before="0" w:after="140"/>
-        <w:rPr/>
-      </w:pPr>
-      <w:r>
-        <w:rPr>
-          <w:rStyle w:val="Strong"/>
-          <w:rFonts w:ascii="Times New Roman" w:hAnsi="Times New Roman"/>
-          <w:b/>
-          <w:i w:val="false"/>
-          <w:caps w:val="false"/>
-          <w:smallCaps w:val="false"/>
-          <w:color w:val="1F2328"/>
-          <w:spacing w:val="0"/>
-          <w:sz w:val="28"/>
-          <w:szCs w:val="28"/>
-        </w:rPr>
-        <w:t>testSearchInChain</w:t>
-      </w:r>
-      <w:r>
-        <w:rPr>
-          <w:rFonts w:ascii="Times New Roman" w:hAnsi="Times New Roman"/>
-          <w:b w:val="false"/>
-          <w:i w:val="false"/>
-          <w:caps w:val="false"/>
-          <w:smallCaps w:val="false"/>
-          <w:color w:val="1F2328"/>
-          <w:spacing w:val="0"/>
-          <w:sz w:val="28"/>
-          <w:szCs w:val="28"/>
-        </w:rPr>
-        <w:t>: Поиск каждого элемента в цепочке из 3 элементов (ключи 1, 8, 15 — все в корзине 1).</w:t>
-      </w:r>
-    </w:p>
-    <w:p>
-      <w:pPr>
-        <w:pStyle w:val="BodyText"/>
-        <w:widowControl/>
-        <w:numPr>
-          <w:ilvl w:val="0"/>
-          <w:numId w:val="13"/>
-        </w:numPr>
-        <w:spacing w:before="0" w:after="140"/>
-        <w:rPr/>
-      </w:pPr>
-      <w:r>
-        <w:rPr>
-          <w:rStyle w:val="Strong"/>
-          <w:rFonts w:ascii="Times New Roman" w:hAnsi="Times New Roman"/>
-          <w:b/>
-          <w:i w:val="false"/>
-          <w:caps w:val="false"/>
-          <w:smallCaps w:val="false"/>
-          <w:color w:val="1F2328"/>
-          <w:spacing w:val="0"/>
-          <w:sz w:val="28"/>
-          <w:szCs w:val="28"/>
-        </w:rPr>
-        <w:t>testSearchMissingKeyInNonEmptyBucket</w:t>
-      </w:r>
-      <w:r>
-        <w:rPr>
-          <w:rFonts w:ascii="Times New Roman" w:hAnsi="Times New Roman"/>
-          <w:b w:val="false"/>
-          <w:i w:val="false"/>
-          <w:caps w:val="false"/>
-          <w:smallCaps w:val="false"/>
-          <w:color w:val="1F2328"/>
-          <w:spacing w:val="0"/>
-          <w:sz w:val="28"/>
-          <w:szCs w:val="28"/>
-        </w:rPr>
-        <w:t>: Поиск отсутствующего ключа 22 (22%7=1) в непустой корзине с ключом 1.</w:t>
-      </w:r>
-    </w:p>
-    <w:p>
-      <w:pPr>
-        <w:pStyle w:val="Heading4"/>
-        <w:widowControl/>
-        <w:spacing w:lineRule="auto" w:line="300" w:before="0" w:after="0"/>
-        <w:ind w:hanging="0" w:start="0" w:end="0"/>
-        <w:rPr>
-          <w:rFonts w:ascii="Times New Roman" w:hAnsi="Times New Roman"/>
-          <w:b w:val="false"/>
-          <w:i w:val="false"/>
-          <w:i w:val="false"/>
-          <w:caps w:val="false"/>
-          <w:smallCaps w:val="false"/>
-          <w:color w:val="1F2328"/>
-          <w:spacing w:val="0"/>
-          <w:sz w:val="28"/>
-          <w:szCs w:val="28"/>
-        </w:rPr>
-      </w:pPr>
-      <w:r>
-        <w:rPr>
-          <w:rFonts w:ascii="Times New Roman" w:hAnsi="Times New Roman"/>
-          <w:b w:val="false"/>
-          <w:i w:val="false"/>
-          <w:caps w:val="false"/>
-          <w:smallCaps w:val="false"/>
-          <w:color w:val="1F2328"/>
-          <w:spacing w:val="0"/>
-          <w:sz w:val="28"/>
-          <w:szCs w:val="28"/>
-        </w:rPr>
-        <w:t>Класс: DeleteTest (операция DELETE)</w:t>
-      </w:r>
-    </w:p>
-    <w:p>
-      <w:pPr>
-        <w:pStyle w:val="BodyText"/>
-        <w:widowControl/>
-        <w:numPr>
-          <w:ilvl w:val="0"/>
-          <w:numId w:val="12"/>
-        </w:numPr>
-        <w:spacing w:before="0" w:after="140"/>
-        <w:rPr/>
-      </w:pPr>
-      <w:r>
-        <w:rPr>
-          <w:rStyle w:val="Strong"/>
-          <w:rFonts w:ascii="Times New Roman" w:hAnsi="Times New Roman"/>
-          <w:b/>
-          <w:i w:val="false"/>
-          <w:caps w:val="false"/>
-          <w:smallCaps w:val="false"/>
-          <w:color w:val="1F2328"/>
-          <w:spacing w:val="0"/>
-          <w:sz w:val="28"/>
-          <w:szCs w:val="28"/>
-        </w:rPr>
-        <w:t>testDeleteFromEmptyTable</w:t>
-      </w:r>
-      <w:r>
-        <w:rPr>
-          <w:rFonts w:ascii="Times New Roman" w:hAnsi="Times New Roman"/>
-          <w:b w:val="false"/>
-          <w:i w:val="false"/>
-          <w:caps w:val="false"/>
-          <w:smallCaps w:val="false"/>
-          <w:color w:val="1F2328"/>
-          <w:spacing w:val="0"/>
-          <w:sz w:val="28"/>
-          <w:szCs w:val="28"/>
-        </w:rPr>
-        <w:t>: Удаление из пустой таблицы возвращает false.</w:t>
-      </w:r>
-    </w:p>
-    <w:p>
-      <w:pPr>
-        <w:pStyle w:val="BodyText"/>
-        <w:widowControl/>
-        <w:numPr>
-          <w:ilvl w:val="0"/>
-          <w:numId w:val="12"/>
-        </w:numPr>
-        <w:spacing w:before="0" w:after="140"/>
-        <w:rPr/>
-      </w:pPr>
-      <w:r>
-        <w:rPr>
-          <w:rStyle w:val="Strong"/>
-          <w:rFonts w:ascii="Times New Roman" w:hAnsi="Times New Roman"/>
-          <w:b/>
-          <w:i w:val="false"/>
-          <w:caps w:val="false"/>
-          <w:smallCaps w:val="false"/>
-          <w:color w:val="1F2328"/>
-          <w:spacing w:val="0"/>
-          <w:sz w:val="28"/>
-          <w:szCs w:val="28"/>
-        </w:rPr>
-        <w:t>testDeleteExistingKey</w:t>
-      </w:r>
-      <w:r>
-        <w:rPr>
-          <w:rFonts w:ascii="Times New Roman" w:hAnsi="Times New Roman"/>
-          <w:b w:val="false"/>
-          <w:i w:val="false"/>
-          <w:caps w:val="false"/>
-          <w:smallCaps w:val="false"/>
-          <w:color w:val="1F2328"/>
-          <w:spacing w:val="0"/>
-          <w:sz w:val="28"/>
-          <w:szCs w:val="28"/>
-        </w:rPr>
-        <w:t>: Удаление существующего элемента — размер уменьшается, поиск возвращает null.</w:t>
-      </w:r>
-    </w:p>
-    <w:p>
-      <w:pPr>
-        <w:pStyle w:val="BodyText"/>
-        <w:widowControl/>
-        <w:numPr>
-          <w:ilvl w:val="0"/>
-          <w:numId w:val="12"/>
-        </w:numPr>
-        <w:spacing w:before="0" w:after="140"/>
-        <w:rPr/>
-      </w:pPr>
-      <w:r>
-        <w:rPr>
-          <w:rStyle w:val="Strong"/>
-          <w:rFonts w:ascii="Times New Roman" w:hAnsi="Times New Roman"/>
-          <w:b/>
-          <w:i w:val="false"/>
-          <w:caps w:val="false"/>
-          <w:smallCaps w:val="false"/>
-          <w:color w:val="1F2328"/>
-          <w:spacing w:val="0"/>
-          <w:sz w:val="28"/>
-          <w:szCs w:val="28"/>
-        </w:rPr>
-        <w:t>testDeleteNonExistingKey</w:t>
-      </w:r>
-      <w:r>
-        <w:rPr>
-          <w:rFonts w:ascii="Times New Roman" w:hAnsi="Times New Roman"/>
-          <w:b w:val="false"/>
-          <w:i w:val="false"/>
-          <w:caps w:val="false"/>
-          <w:smallCaps w:val="false"/>
-          <w:color w:val="1F2328"/>
-          <w:spacing w:val="0"/>
-          <w:sz w:val="28"/>
-          <w:szCs w:val="28"/>
-        </w:rPr>
-        <w:t>: Удаление несуществующего элемента — размер не изменяется.</w:t>
-      </w:r>
-    </w:p>
-    <w:p>
-      <w:pPr>
-        <w:pStyle w:val="BodyText"/>
-        <w:widowControl/>
-        <w:numPr>
-          <w:ilvl w:val="0"/>
-          <w:numId w:val="12"/>
-        </w:numPr>
-        <w:spacing w:before="0" w:after="140"/>
-        <w:rPr/>
-      </w:pPr>
-      <w:r>
-        <w:rPr>
-          <w:rStyle w:val="Strong"/>
-          <w:rFonts w:ascii="Times New Roman" w:hAnsi="Times New Roman"/>
-          <w:b/>
-          <w:i w:val="false"/>
-          <w:caps w:val="false"/>
-          <w:smallCaps w:val="false"/>
-          <w:color w:val="1F2328"/>
-          <w:spacing w:val="0"/>
-          <w:sz w:val="28"/>
-          <w:szCs w:val="28"/>
-        </w:rPr>
-        <w:t>testDeleteFromChain</w:t>
-      </w:r>
-      <w:r>
-        <w:rPr>
-          <w:rFonts w:ascii="Times New Roman" w:hAnsi="Times New Roman"/>
-          <w:b w:val="false"/>
-          <w:i w:val="false"/>
-          <w:caps w:val="false"/>
-          <w:smallCaps w:val="false"/>
-          <w:color w:val="1F2328"/>
-          <w:spacing w:val="0"/>
-          <w:sz w:val="28"/>
-          <w:szCs w:val="28"/>
-        </w:rPr>
-        <w:t>: Удаление среднего элемента из цепочки — остальные элементы сохраняются.</w:t>
-      </w:r>
-    </w:p>
-    <w:p>
-      <w:pPr>
-        <w:pStyle w:val="BodyText"/>
-        <w:widowControl/>
-        <w:numPr>
-          <w:ilvl w:val="0"/>
-          <w:numId w:val="12"/>
-        </w:numPr>
-        <w:spacing w:before="0" w:after="140"/>
-        <w:rPr/>
-      </w:pPr>
-      <w:r>
-        <w:rPr>
-          <w:rStyle w:val="Strong"/>
-          <w:rFonts w:ascii="Times New Roman" w:hAnsi="Times New Roman"/>
-          <w:b/>
-          <w:i w:val="false"/>
-          <w:caps w:val="false"/>
-          <w:smallCaps w:val="false"/>
-          <w:color w:val="1F2328"/>
-          <w:spacing w:val="0"/>
-          <w:sz w:val="28"/>
-          <w:szCs w:val="28"/>
-        </w:rPr>
-        <w:t>testDeleteLastInBucket</w:t>
-      </w:r>
-      <w:r>
-        <w:rPr>
-          <w:rFonts w:ascii="Times New Roman" w:hAnsi="Times New Roman"/>
-          <w:b w:val="false"/>
-          <w:i w:val="false"/>
-          <w:caps w:val="false"/>
-          <w:smallCaps w:val="false"/>
-          <w:color w:val="1F2328"/>
-          <w:spacing w:val="0"/>
-          <w:sz w:val="28"/>
-          <w:szCs w:val="28"/>
-        </w:rPr>
-        <w:t>: Удаление последнего элемента в корзине — корзина становится пустой.</w:t>
-      </w:r>
-    </w:p>
-    <w:p>
-      <w:pPr>
-        <w:pStyle w:val="BodyText"/>
-        <w:widowControl/>
-        <w:numPr>
-          <w:ilvl w:val="0"/>
-          <w:numId w:val="12"/>
-        </w:numPr>
-        <w:spacing w:before="0" w:after="140"/>
-        <w:rPr/>
-      </w:pPr>
-      <w:r>
-        <w:rPr>
-          <w:rStyle w:val="Strong"/>
-          <w:rFonts w:ascii="Times New Roman" w:hAnsi="Times New Roman"/>
-          <w:b/>
-          <w:i w:val="false"/>
-          <w:caps w:val="false"/>
-          <w:smallCaps w:val="false"/>
-          <w:color w:val="1F2328"/>
-          <w:spacing w:val="0"/>
-          <w:sz w:val="28"/>
-          <w:szCs w:val="28"/>
-        </w:rPr>
-        <w:t>testDeleteMissingKeyInNonEmptyBucket</w:t>
-      </w:r>
-      <w:r>
-        <w:rPr>
-          <w:rFonts w:ascii="Times New Roman" w:hAnsi="Times New Roman"/>
-          <w:b w:val="false"/>
-          <w:i w:val="false"/>
-          <w:caps w:val="false"/>
-          <w:smallCaps w:val="false"/>
-          <w:color w:val="1F2328"/>
-          <w:spacing w:val="0"/>
-          <w:sz w:val="28"/>
-          <w:szCs w:val="28"/>
-        </w:rPr>
-        <w:t>: Удаление отсутствующего ключа из непустой корзины.</w:t>
-      </w:r>
-    </w:p>
-    <w:p>
-      <w:pPr>
-        <w:pStyle w:val="Heading4"/>
-        <w:widowControl/>
-        <w:spacing w:lineRule="auto" w:line="300" w:before="0" w:after="0"/>
-        <w:ind w:hanging="0" w:start="0" w:end="0"/>
-        <w:rPr>
-          <w:rFonts w:ascii="Times New Roman" w:hAnsi="Times New Roman"/>
-          <w:b w:val="false"/>
-          <w:i w:val="false"/>
-          <w:i w:val="false"/>
-          <w:caps w:val="false"/>
-          <w:smallCaps w:val="false"/>
-          <w:color w:val="1F2328"/>
-          <w:spacing w:val="0"/>
-          <w:sz w:val="28"/>
-          <w:szCs w:val="28"/>
-        </w:rPr>
-      </w:pPr>
-      <w:r>
-        <w:rPr>
-          <w:rFonts w:ascii="Times New Roman" w:hAnsi="Times New Roman"/>
-          <w:b w:val="false"/>
-          <w:i w:val="false"/>
-          <w:caps w:val="false"/>
-          <w:smallCaps w:val="false"/>
-          <w:color w:val="1F2328"/>
-          <w:spacing w:val="0"/>
-          <w:sz w:val="28"/>
-          <w:szCs w:val="28"/>
-        </w:rPr>
-        <w:t>Класс: InsertTraceTest (трассировка INSERT)</w:t>
-      </w:r>
-    </w:p>
-    <w:p>
-      <w:pPr>
-        <w:pStyle w:val="BodyText"/>
-        <w:widowControl/>
-        <w:numPr>
-          <w:ilvl w:val="0"/>
-          <w:numId w:val="11"/>
-        </w:numPr>
-        <w:spacing w:before="0" w:after="140"/>
-        <w:rPr/>
-      </w:pPr>
-      <w:r>
-        <w:rPr>
-          <w:rStyle w:val="Strong"/>
-          <w:rFonts w:ascii="Times New Roman" w:hAnsi="Times New Roman"/>
-          <w:b/>
-          <w:i w:val="false"/>
-          <w:caps w:val="false"/>
-          <w:smallCaps w:val="false"/>
-          <w:color w:val="1F2328"/>
-          <w:spacing w:val="0"/>
-          <w:sz w:val="28"/>
-          <w:szCs w:val="28"/>
-        </w:rPr>
-        <w:t>testInsertEmptyBucketTrace</w:t>
-      </w:r>
-      <w:r>
-        <w:rPr>
-          <w:rFonts w:ascii="Times New Roman" w:hAnsi="Times New Roman"/>
-          <w:b w:val="false"/>
-          <w:i w:val="false"/>
-          <w:caps w:val="false"/>
-          <w:smallCaps w:val="false"/>
-          <w:color w:val="1F2328"/>
-          <w:spacing w:val="0"/>
-          <w:sz w:val="28"/>
-          <w:szCs w:val="28"/>
-        </w:rPr>
-        <w:t>: Проверка последовательности A → B → F.</w:t>
-      </w:r>
-    </w:p>
-    <w:p>
-      <w:pPr>
-        <w:pStyle w:val="BodyText"/>
-        <w:widowControl/>
-        <w:numPr>
-          <w:ilvl w:val="0"/>
-          <w:numId w:val="11"/>
-        </w:numPr>
-        <w:spacing w:before="0" w:after="140"/>
-        <w:rPr/>
-      </w:pPr>
-      <w:r>
-        <w:rPr>
-          <w:rStyle w:val="Strong"/>
-          <w:rFonts w:ascii="Times New Roman" w:hAnsi="Times New Roman"/>
-          <w:b/>
-          <w:i w:val="false"/>
-          <w:caps w:val="false"/>
-          <w:smallCaps w:val="false"/>
-          <w:color w:val="1F2328"/>
-          <w:spacing w:val="0"/>
-          <w:sz w:val="28"/>
-          <w:szCs w:val="28"/>
-        </w:rPr>
-        <w:t>testInsertCollisionNewKeyTrace</w:t>
-      </w:r>
-      <w:r>
-        <w:rPr>
-          <w:rFonts w:ascii="Times New Roman" w:hAnsi="Times New Roman"/>
-          <w:b w:val="false"/>
-          <w:i w:val="false"/>
-          <w:caps w:val="false"/>
-          <w:smallCaps w:val="false"/>
-          <w:color w:val="1F2328"/>
-          <w:spacing w:val="0"/>
-          <w:sz w:val="28"/>
-          <w:szCs w:val="28"/>
-        </w:rPr>
-        <w:t>: Проверка последовательности A → C → E → F.</w:t>
-      </w:r>
-    </w:p>
-    <w:p>
-      <w:pPr>
-        <w:pStyle w:val="BodyText"/>
-        <w:widowControl/>
-        <w:numPr>
-          <w:ilvl w:val="0"/>
-          <w:numId w:val="11"/>
-        </w:numPr>
-        <w:spacing w:before="0" w:after="140"/>
-        <w:rPr/>
-      </w:pPr>
-      <w:r>
-        <w:rPr>
-          <w:rStyle w:val="Strong"/>
-          <w:rFonts w:ascii="Times New Roman" w:hAnsi="Times New Roman"/>
-          <w:b/>
-          <w:i w:val="false"/>
-          <w:caps w:val="false"/>
-          <w:smallCaps w:val="false"/>
-          <w:color w:val="1F2328"/>
-          <w:spacing w:val="0"/>
-          <w:sz w:val="28"/>
-          <w:szCs w:val="28"/>
-        </w:rPr>
-        <w:t>testInsertUpdateTrace</w:t>
-      </w:r>
-      <w:r>
-        <w:rPr>
-          <w:rFonts w:ascii="Times New Roman" w:hAnsi="Times New Roman"/>
-          <w:b w:val="false"/>
-          <w:i w:val="false"/>
-          <w:caps w:val="false"/>
-          <w:smallCaps w:val="false"/>
-          <w:color w:val="1F2328"/>
-          <w:spacing w:val="0"/>
-          <w:sz w:val="28"/>
-          <w:szCs w:val="28"/>
-        </w:rPr>
-        <w:t>: Проверка последовательности A → C → D → G.</w:t>
-      </w:r>
-    </w:p>
-    <w:p>
-      <w:pPr>
-        <w:pStyle w:val="Heading4"/>
-        <w:widowControl/>
-        <w:spacing w:lineRule="auto" w:line="300" w:before="0" w:after="0"/>
-        <w:ind w:hanging="0" w:start="0" w:end="0"/>
-        <w:rPr>
-          <w:rFonts w:ascii="Times New Roman" w:hAnsi="Times New Roman"/>
-          <w:b w:val="false"/>
-          <w:i w:val="false"/>
-          <w:i w:val="false"/>
-          <w:caps w:val="false"/>
-          <w:smallCaps w:val="false"/>
-          <w:color w:val="1F2328"/>
-          <w:spacing w:val="0"/>
-          <w:sz w:val="28"/>
-          <w:szCs w:val="28"/>
-        </w:rPr>
-      </w:pPr>
-      <w:r>
-        <w:rPr>
-          <w:rFonts w:ascii="Times New Roman" w:hAnsi="Times New Roman"/>
-          <w:b w:val="false"/>
-          <w:i w:val="false"/>
-          <w:caps w:val="false"/>
-          <w:smallCaps w:val="false"/>
-          <w:color w:val="1F2328"/>
-          <w:spacing w:val="0"/>
-          <w:sz w:val="28"/>
-          <w:szCs w:val="28"/>
-        </w:rPr>
-        <w:t>Класс: SearchTraceTest (трассировка SEARCH)</w:t>
-      </w:r>
-    </w:p>
-    <w:p>
-      <w:pPr>
-        <w:pStyle w:val="BodyText"/>
-        <w:widowControl/>
-        <w:numPr>
-          <w:ilvl w:val="0"/>
-          <w:numId w:val="10"/>
-        </w:numPr>
-        <w:spacing w:before="0" w:after="140"/>
-        <w:rPr/>
-      </w:pPr>
-      <w:r>
-        <w:rPr>
-          <w:rStyle w:val="Strong"/>
-          <w:rFonts w:ascii="Times New Roman" w:hAnsi="Times New Roman"/>
-          <w:b/>
-          <w:i w:val="false"/>
-          <w:caps w:val="false"/>
-          <w:smallCaps w:val="false"/>
-          <w:color w:val="1F2328"/>
-          <w:spacing w:val="0"/>
-          <w:sz w:val="28"/>
-          <w:szCs w:val="28"/>
-        </w:rPr>
-        <w:t>testSearchEmptyBucketTrace</w:t>
-      </w:r>
-      <w:r>
-        <w:rPr>
-          <w:rFonts w:ascii="Times New Roman" w:hAnsi="Times New Roman"/>
-          <w:b w:val="false"/>
-          <w:i w:val="false"/>
-          <w:caps w:val="false"/>
-          <w:smallCaps w:val="false"/>
-          <w:color w:val="1F2328"/>
-          <w:spacing w:val="0"/>
-          <w:sz w:val="28"/>
-          <w:szCs w:val="28"/>
-        </w:rPr>
-        <w:t>: Проверка последовательности A → B → I.</w:t>
-      </w:r>
-    </w:p>
-    <w:p>
-      <w:pPr>
-        <w:pStyle w:val="BodyText"/>
-        <w:widowControl/>
-        <w:numPr>
-          <w:ilvl w:val="0"/>
-          <w:numId w:val="10"/>
-        </w:numPr>
-        <w:spacing w:before="0" w:after="140"/>
-        <w:rPr/>
-      </w:pPr>
-      <w:r>
-        <w:rPr>
-          <w:rStyle w:val="Strong"/>
-          <w:rFonts w:ascii="Times New Roman" w:hAnsi="Times New Roman"/>
-          <w:b/>
-          <w:i w:val="false"/>
-          <w:caps w:val="false"/>
-          <w:smallCaps w:val="false"/>
-          <w:color w:val="1F2328"/>
-          <w:spacing w:val="0"/>
-          <w:sz w:val="28"/>
-          <w:szCs w:val="28"/>
-        </w:rPr>
-        <w:t>testSearchFoundTrace</w:t>
-      </w:r>
-      <w:r>
-        <w:rPr>
-          <w:rFonts w:ascii="Times New Roman" w:hAnsi="Times New Roman"/>
-          <w:b w:val="false"/>
-          <w:i w:val="false"/>
-          <w:caps w:val="false"/>
-          <w:smallCaps w:val="false"/>
-          <w:color w:val="1F2328"/>
-          <w:spacing w:val="0"/>
-          <w:sz w:val="28"/>
-          <w:szCs w:val="28"/>
-        </w:rPr>
-        <w:t>: Проверка последовательности A → C → D → I.</w:t>
-      </w:r>
-    </w:p>
-    <w:p>
-      <w:pPr>
-        <w:pStyle w:val="BodyText"/>
-        <w:widowControl/>
-        <w:numPr>
-          <w:ilvl w:val="0"/>
-          <w:numId w:val="10"/>
-        </w:numPr>
-        <w:spacing w:before="0" w:after="140"/>
-        <w:rPr/>
-      </w:pPr>
-      <w:r>
-        <w:rPr>
-          <w:rStyle w:val="Strong"/>
-          <w:rFonts w:ascii="Times New Roman" w:hAnsi="Times New Roman"/>
-          <w:b/>
-          <w:i w:val="false"/>
-          <w:caps w:val="false"/>
-          <w:smallCaps w:val="false"/>
-          <w:color w:val="1F2328"/>
-          <w:spacing w:val="0"/>
-          <w:sz w:val="28"/>
-          <w:szCs w:val="28"/>
-        </w:rPr>
-        <w:t>testSearchNotFoundTrace</w:t>
-      </w:r>
-      <w:r>
-        <w:rPr>
-          <w:rFonts w:ascii="Times New Roman" w:hAnsi="Times New Roman"/>
-          <w:b w:val="false"/>
-          <w:i w:val="false"/>
-          <w:caps w:val="false"/>
-          <w:smallCaps w:val="false"/>
-          <w:color w:val="1F2328"/>
-          <w:spacing w:val="0"/>
-          <w:sz w:val="28"/>
-          <w:szCs w:val="28"/>
-        </w:rPr>
-        <w:t>: Проверка последовательности A → C → E → I.</w:t>
-      </w:r>
-    </w:p>
-    <w:p>
-      <w:pPr>
-        <w:pStyle w:val="Heading4"/>
-        <w:widowControl/>
-        <w:spacing w:lineRule="auto" w:line="300" w:before="0" w:after="0"/>
-        <w:ind w:hanging="0" w:start="0" w:end="0"/>
-        <w:rPr>
-          <w:rFonts w:ascii="Times New Roman" w:hAnsi="Times New Roman"/>
-          <w:b w:val="false"/>
-          <w:i w:val="false"/>
-          <w:i w:val="false"/>
-          <w:caps w:val="false"/>
-          <w:smallCaps w:val="false"/>
-          <w:color w:val="1F2328"/>
-          <w:spacing w:val="0"/>
-          <w:sz w:val="28"/>
-          <w:szCs w:val="28"/>
-        </w:rPr>
-      </w:pPr>
-      <w:r>
-        <w:rPr>
-          <w:rFonts w:ascii="Times New Roman" w:hAnsi="Times New Roman"/>
-          <w:b w:val="false"/>
-          <w:i w:val="false"/>
-          <w:caps w:val="false"/>
-          <w:smallCaps w:val="false"/>
-          <w:color w:val="1F2328"/>
-          <w:spacing w:val="0"/>
-          <w:sz w:val="28"/>
-          <w:szCs w:val="28"/>
-        </w:rPr>
-        <w:t>Класс: DeleteTraceTest (трассировка DELETE)</w:t>
-      </w:r>
-    </w:p>
-    <w:p>
-      <w:pPr>
-        <w:pStyle w:val="BodyText"/>
-        <w:widowControl/>
-        <w:numPr>
-          <w:ilvl w:val="0"/>
-          <w:numId w:val="9"/>
-        </w:numPr>
-        <w:spacing w:before="0" w:after="140"/>
-        <w:rPr/>
-      </w:pPr>
-      <w:r>
-        <w:rPr>
-          <w:rStyle w:val="Strong"/>
-          <w:rFonts w:ascii="Times New Roman" w:hAnsi="Times New Roman"/>
-          <w:b/>
-          <w:i w:val="false"/>
-          <w:caps w:val="false"/>
-          <w:smallCaps w:val="false"/>
-          <w:color w:val="1F2328"/>
-          <w:spacing w:val="0"/>
-          <w:sz w:val="28"/>
-          <w:szCs w:val="28"/>
-        </w:rPr>
-        <w:t>testDeleteEmptyBucketTrace</w:t>
-      </w:r>
-      <w:r>
-        <w:rPr>
-          <w:rFonts w:ascii="Times New Roman" w:hAnsi="Times New Roman"/>
-          <w:b w:val="false"/>
-          <w:i w:val="false"/>
-          <w:caps w:val="false"/>
-          <w:smallCaps w:val="false"/>
-          <w:color w:val="1F2328"/>
-          <w:spacing w:val="0"/>
-          <w:sz w:val="28"/>
-          <w:szCs w:val="28"/>
-        </w:rPr>
-        <w:t>: Проверка последовательности A → B → E.</w:t>
-      </w:r>
-    </w:p>
-    <w:p>
-      <w:pPr>
-        <w:pStyle w:val="BodyText"/>
-        <w:widowControl/>
-        <w:numPr>
-          <w:ilvl w:val="0"/>
-          <w:numId w:val="9"/>
-        </w:numPr>
-        <w:spacing w:before="0" w:after="140"/>
-        <w:rPr/>
-      </w:pPr>
-      <w:r>
-        <w:rPr>
-          <w:rStyle w:val="Strong"/>
-          <w:rFonts w:ascii="Times New Roman" w:hAnsi="Times New Roman"/>
-          <w:b/>
-          <w:i w:val="false"/>
-          <w:caps w:val="false"/>
-          <w:smallCaps w:val="false"/>
-          <w:color w:val="1F2328"/>
-          <w:spacing w:val="0"/>
-          <w:sz w:val="28"/>
-          <w:szCs w:val="28"/>
-        </w:rPr>
-        <w:t>testDeleteFoundTrace</w:t>
-      </w:r>
-      <w:r>
-        <w:rPr>
-          <w:rFonts w:ascii="Times New Roman" w:hAnsi="Times New Roman"/>
-          <w:b w:val="false"/>
-          <w:i w:val="false"/>
-          <w:caps w:val="false"/>
-          <w:smallCaps w:val="false"/>
-          <w:color w:val="1F2328"/>
-          <w:spacing w:val="0"/>
-          <w:sz w:val="28"/>
-          <w:szCs w:val="28"/>
-        </w:rPr>
-        <w:t>: Проверка последовательности A → C → D → H.</w:t>
-      </w:r>
-    </w:p>
-    <w:p>
-      <w:pPr>
-        <w:pStyle w:val="BodyText"/>
-        <w:widowControl/>
-        <w:numPr>
-          <w:ilvl w:val="0"/>
-          <w:numId w:val="9"/>
-        </w:numPr>
-        <w:spacing w:before="0" w:after="140"/>
-        <w:rPr/>
-      </w:pPr>
-      <w:r>
-        <w:rPr>
-          <w:rStyle w:val="Strong"/>
-          <w:rFonts w:ascii="Times New Roman" w:hAnsi="Times New Roman"/>
-          <w:b/>
-          <w:i w:val="false"/>
-          <w:caps w:val="false"/>
-          <w:smallCaps w:val="false"/>
-          <w:color w:val="1F2328"/>
-          <w:spacing w:val="0"/>
-          <w:sz w:val="28"/>
-          <w:szCs w:val="28"/>
-        </w:rPr>
-        <w:t>testDeleteNotFoundInChainTrace</w:t>
-      </w:r>
-      <w:r>
-        <w:rPr>
-          <w:rFonts w:ascii="Times New Roman" w:hAnsi="Times New Roman"/>
-          <w:b w:val="false"/>
-          <w:i w:val="false"/>
-          <w:caps w:val="false"/>
-          <w:smallCaps w:val="false"/>
-          <w:color w:val="1F2328"/>
-          <w:spacing w:val="0"/>
-          <w:sz w:val="28"/>
-          <w:szCs w:val="28"/>
-        </w:rPr>
-        <w:t>: Проверка последовательности A → C → E.</w:t>
-      </w:r>
-    </w:p>
-    <w:p>
-      <w:pPr>
-        <w:pStyle w:val="Heading4"/>
-        <w:widowControl/>
-        <w:spacing w:lineRule="auto" w:line="300" w:before="0" w:after="0"/>
-        <w:ind w:hanging="0" w:start="0" w:end="0"/>
-        <w:rPr>
-          <w:rFonts w:ascii="Times New Roman" w:hAnsi="Times New Roman"/>
-          <w:b w:val="false"/>
-          <w:i w:val="false"/>
-          <w:i w:val="false"/>
-          <w:caps w:val="false"/>
-          <w:smallCaps w:val="false"/>
-          <w:color w:val="1F2328"/>
-          <w:spacing w:val="0"/>
-          <w:sz w:val="28"/>
-          <w:szCs w:val="28"/>
-        </w:rPr>
-      </w:pPr>
-      <w:r>
-        <w:rPr>
-          <w:rFonts w:ascii="Times New Roman" w:hAnsi="Times New Roman"/>
-          <w:b w:val="false"/>
-          <w:i w:val="false"/>
-          <w:caps w:val="false"/>
-          <w:smallCaps w:val="false"/>
-          <w:color w:val="1F2328"/>
-          <w:spacing w:val="0"/>
-          <w:sz w:val="28"/>
-          <w:szCs w:val="28"/>
-        </w:rPr>
-        <w:t>Класс: HashFunctionTest (хеш-функция)</w:t>
-      </w:r>
-    </w:p>
-    <w:p>
-      <w:pPr>
-        <w:pStyle w:val="BodyText"/>
-        <w:widowControl/>
-        <w:numPr>
-          <w:ilvl w:val="0"/>
-          <w:numId w:val="8"/>
-        </w:numPr>
-        <w:spacing w:before="0" w:after="140"/>
-        <w:rPr/>
-      </w:pPr>
-      <w:r>
-        <w:rPr>
-          <w:rStyle w:val="Strong"/>
-          <w:rFonts w:ascii="Times New Roman" w:hAnsi="Times New Roman"/>
-          <w:b/>
-          <w:i w:val="false"/>
-          <w:caps w:val="false"/>
-          <w:smallCaps w:val="false"/>
-          <w:color w:val="1F2328"/>
-          <w:spacing w:val="0"/>
-          <w:sz w:val="28"/>
-          <w:szCs w:val="28"/>
-        </w:rPr>
-        <w:t>testHashPositive</w:t>
-      </w:r>
-      <w:r>
-        <w:rPr>
-          <w:rFonts w:ascii="Times New Roman" w:hAnsi="Times New Roman"/>
-          <w:b w:val="false"/>
-          <w:i w:val="false"/>
-          <w:caps w:val="false"/>
-          <w:smallCaps w:val="false"/>
-          <w:color w:val="1F2328"/>
-          <w:spacing w:val="0"/>
-          <w:sz w:val="28"/>
-          <w:szCs w:val="28"/>
-        </w:rPr>
-        <w:t>: hash(10) = 10 % 7 = 3.</w:t>
-      </w:r>
-    </w:p>
-    <w:p>
-      <w:pPr>
-        <w:pStyle w:val="BodyText"/>
-        <w:widowControl/>
-        <w:numPr>
-          <w:ilvl w:val="0"/>
-          <w:numId w:val="8"/>
-        </w:numPr>
-        <w:spacing w:before="0" w:after="140"/>
-        <w:rPr/>
-      </w:pPr>
-      <w:r>
-        <w:rPr>
-          <w:rStyle w:val="Strong"/>
-          <w:rFonts w:ascii="Times New Roman" w:hAnsi="Times New Roman"/>
-          <w:b/>
-          <w:i w:val="false"/>
-          <w:caps w:val="false"/>
-          <w:smallCaps w:val="false"/>
-          <w:color w:val="1F2328"/>
-          <w:spacing w:val="0"/>
-          <w:sz w:val="28"/>
-          <w:szCs w:val="28"/>
-        </w:rPr>
-        <w:t>testHashZero</w:t>
-      </w:r>
-      <w:r>
-        <w:rPr>
-          <w:rFonts w:ascii="Times New Roman" w:hAnsi="Times New Roman"/>
-          <w:b w:val="false"/>
-          <w:i w:val="false"/>
-          <w:caps w:val="false"/>
-          <w:smallCaps w:val="false"/>
-          <w:color w:val="1F2328"/>
-          <w:spacing w:val="0"/>
-          <w:sz w:val="28"/>
-          <w:szCs w:val="28"/>
-        </w:rPr>
-        <w:t>: hash(0) = 0.</w:t>
-      </w:r>
-    </w:p>
-    <w:p>
-      <w:pPr>
-        <w:pStyle w:val="BodyText"/>
-        <w:widowControl/>
-        <w:numPr>
-          <w:ilvl w:val="0"/>
-          <w:numId w:val="8"/>
-        </w:numPr>
-        <w:spacing w:before="0" w:after="140"/>
-        <w:rPr/>
-      </w:pPr>
-      <w:r>
-        <w:rPr>
-          <w:rStyle w:val="Strong"/>
-          <w:rFonts w:ascii="Times New Roman" w:hAnsi="Times New Roman"/>
-          <w:b/>
-          <w:i w:val="false"/>
-          <w:caps w:val="false"/>
-          <w:smallCaps w:val="false"/>
-          <w:color w:val="1F2328"/>
-          <w:spacing w:val="0"/>
-          <w:sz w:val="28"/>
-          <w:szCs w:val="28"/>
-        </w:rPr>
-        <w:t>testHashNegative</w:t>
-      </w:r>
-      <w:r>
-        <w:rPr>
-          <w:rFonts w:ascii="Times New Roman" w:hAnsi="Times New Roman"/>
-          <w:b w:val="false"/>
-          <w:i w:val="false"/>
-          <w:caps w:val="false"/>
-          <w:smallCaps w:val="false"/>
-          <w:color w:val="1F2328"/>
-          <w:spacing w:val="0"/>
-          <w:sz w:val="28"/>
-          <w:szCs w:val="28"/>
-        </w:rPr>
-        <w:t>: hash(−3) = Math.floorMod(−3, 7) = 4 (а не −3).</w:t>
-      </w:r>
-    </w:p>
-    <w:p>
-      <w:pPr>
-        <w:pStyle w:val="BodyText"/>
-        <w:widowControl/>
-        <w:numPr>
-          <w:ilvl w:val="0"/>
-          <w:numId w:val="8"/>
-        </w:numPr>
-        <w:spacing w:before="0" w:after="140"/>
-        <w:rPr/>
-      </w:pPr>
-      <w:r>
-        <w:rPr>
-          <w:rStyle w:val="Strong"/>
-          <w:rFonts w:ascii="Times New Roman" w:hAnsi="Times New Roman"/>
-          <w:b/>
-          <w:i w:val="false"/>
-          <w:caps w:val="false"/>
-          <w:smallCaps w:val="false"/>
-          <w:color w:val="1F2328"/>
-          <w:spacing w:val="0"/>
-          <w:sz w:val="28"/>
-          <w:szCs w:val="28"/>
-        </w:rPr>
-        <w:t>testCollisionKeys</w:t>
-      </w:r>
-      <w:r>
-        <w:rPr>
-          <w:rFonts w:ascii="Times New Roman" w:hAnsi="Times New Roman"/>
-          <w:b w:val="false"/>
-          <w:i w:val="false"/>
-          <w:caps w:val="false"/>
-          <w:smallCaps w:val="false"/>
-          <w:color w:val="1F2328"/>
-          <w:spacing w:val="0"/>
-          <w:sz w:val="28"/>
-          <w:szCs w:val="28"/>
-        </w:rPr>
-        <w:t>: hash(1) = hash(8) = hash(15) = 1.</w:t>
-      </w:r>
-    </w:p>
-    <w:p>
-      <w:pPr>
-        <w:pStyle w:val="Heading4"/>
-        <w:widowControl/>
-        <w:spacing w:lineRule="auto" w:line="300" w:before="0" w:after="0"/>
-        <w:ind w:hanging="0" w:start="0" w:end="0"/>
-        <w:rPr>
-          <w:rFonts w:ascii="Times New Roman" w:hAnsi="Times New Roman"/>
-          <w:b w:val="false"/>
-          <w:i w:val="false"/>
-          <w:i w:val="false"/>
-          <w:caps w:val="false"/>
-          <w:smallCaps w:val="false"/>
-          <w:color w:val="1F2328"/>
-          <w:spacing w:val="0"/>
-          <w:sz w:val="28"/>
-          <w:szCs w:val="28"/>
-        </w:rPr>
-      </w:pPr>
-      <w:r>
-        <w:rPr>
-          <w:rFonts w:ascii="Times New Roman" w:hAnsi="Times New Roman"/>
-          <w:b w:val="false"/>
-          <w:i w:val="false"/>
-          <w:caps w:val="false"/>
-          <w:smallCaps w:val="false"/>
-          <w:color w:val="1F2328"/>
-          <w:spacing w:val="0"/>
-          <w:sz w:val="28"/>
-          <w:szCs w:val="28"/>
-        </w:rPr>
-        <w:t>Класс: BoundaryTest (граничные случаи)</w:t>
       </w:r>
     </w:p>
     <w:p>
@@ -7817,36 +4711,32 @@
           <w:numId w:val="6"/>
         </w:numPr>
         <w:spacing w:before="0" w:after="140"/>
-        <w:rPr/>
-      </w:pPr>
-      <w:r>
-        <w:rPr>
-          <w:rStyle w:val="Strong"/>
-          <w:rFonts w:ascii="Times New Roman" w:hAnsi="Times New Roman"/>
-          <w:b/>
-          <w:i w:val="false"/>
-          <w:caps w:val="false"/>
-          <w:smallCaps w:val="false"/>
-          <w:color w:val="1F2328"/>
-          <w:spacing w:val="0"/>
-          <w:sz w:val="28"/>
-          <w:szCs w:val="28"/>
-        </w:rPr>
-        <w:t>testCapacityOne</w:t>
-      </w:r>
-      <w:r>
-        <w:rPr>
-          <w:rFonts w:ascii="Times New Roman" w:hAnsi="Times New Roman"/>
-          <w:b w:val="false"/>
-          <w:i w:val="false"/>
-          <w:caps w:val="false"/>
-          <w:smallCaps w:val="false"/>
-          <w:color w:val="1F2328"/>
-          <w:spacing w:val="0"/>
-          <w:sz w:val="28"/>
-          <w:szCs w:val="28"/>
-        </w:rPr>
-        <w:t>: Ёмкость 1 — все элементы в одной корзине.</w:t>
+        <w:rPr>
+          <w:rFonts w:ascii="Times New Roman" w:hAnsi="Times New Roman"/>
+          <w:b w:val="false"/>
+          <w:i w:val="false"/>
+          <w:i w:val="false"/>
+          <w:caps w:val="false"/>
+          <w:smallCaps w:val="false"/>
+          <w:color w:val="1F2328"/>
+          <w:spacing w:val="0"/>
+          <w:sz w:val="28"/>
+          <w:szCs w:val="28"/>
+        </w:rPr>
+      </w:pPr>
+      <w:r>
+        <w:rPr>
+          <w:rFonts w:ascii="Times New Roman" w:hAnsi="Times New Roman"/>
+          <w:b w:val="false"/>
+          <w:i w:val="false"/>
+          <w:caps w:val="false"/>
+          <w:smallCaps w:val="false"/>
+          <w:color w:val="1F2328"/>
+          <w:spacing w:val="0"/>
+          <w:sz w:val="28"/>
+          <w:szCs w:val="28"/>
+        </w:rPr>
+        <w:t>Для каждого публичного метода структуры (insert/search/delete — интерфейс совпадает с эталонной реализацией) выделяем основные сценарии работы метода (то есть возможные ветвления);</w:t>
       </w:r>
     </w:p>
     <w:p>
@@ -7858,36 +4748,32 @@
           <w:numId w:val="6"/>
         </w:numPr>
         <w:spacing w:before="0" w:after="140"/>
-        <w:rPr/>
-      </w:pPr>
-      <w:r>
-        <w:rPr>
-          <w:rStyle w:val="Strong"/>
-          <w:rFonts w:ascii="Times New Roman" w:hAnsi="Times New Roman"/>
-          <w:b/>
-          <w:i w:val="false"/>
-          <w:caps w:val="false"/>
-          <w:smallCaps w:val="false"/>
-          <w:color w:val="1F2328"/>
-          <w:spacing w:val="0"/>
-          <w:sz w:val="28"/>
-          <w:szCs w:val="28"/>
-        </w:rPr>
-        <w:t>testInvalidCapacityZero</w:t>
-      </w:r>
-      <w:r>
-        <w:rPr>
-          <w:rFonts w:ascii="Times New Roman" w:hAnsi="Times New Roman"/>
-          <w:b w:val="false"/>
-          <w:i w:val="false"/>
-          <w:caps w:val="false"/>
-          <w:smallCaps w:val="false"/>
-          <w:color w:val="1F2328"/>
-          <w:spacing w:val="0"/>
-          <w:sz w:val="28"/>
-          <w:szCs w:val="28"/>
-        </w:rPr>
-        <w:t>: Ёмкость 0 → IllegalArgumentException.</w:t>
+        <w:rPr>
+          <w:rFonts w:ascii="Times New Roman" w:hAnsi="Times New Roman"/>
+          <w:b w:val="false"/>
+          <w:i w:val="false"/>
+          <w:i w:val="false"/>
+          <w:caps w:val="false"/>
+          <w:smallCaps w:val="false"/>
+          <w:color w:val="1F2328"/>
+          <w:spacing w:val="0"/>
+          <w:sz w:val="28"/>
+          <w:szCs w:val="28"/>
+        </w:rPr>
+      </w:pPr>
+      <w:r>
+        <w:rPr>
+          <w:rFonts w:ascii="Times New Roman" w:hAnsi="Times New Roman"/>
+          <w:b w:val="false"/>
+          <w:i w:val="false"/>
+          <w:caps w:val="false"/>
+          <w:smallCaps w:val="false"/>
+          <w:color w:val="1F2328"/>
+          <w:spacing w:val="0"/>
+          <w:sz w:val="28"/>
+          <w:szCs w:val="28"/>
+        </w:rPr>
+        <w:t>Проверяем приватные методы как «белый ящик» — через вызов публичных методов с заданными исходными данными, которые обеспечивают выполнение проверяемого участка кода;</w:t>
       </w:r>
     </w:p>
     <w:p>
@@ -7899,205 +4785,37 @@
           <w:numId w:val="6"/>
         </w:numPr>
         <w:spacing w:before="0" w:after="140"/>
-        <w:rPr/>
-      </w:pPr>
-      <w:r>
-        <w:rPr>
-          <w:rStyle w:val="Strong"/>
-          <w:rFonts w:ascii="Times New Roman" w:hAnsi="Times New Roman"/>
-          <w:b/>
-          <w:i w:val="false"/>
-          <w:caps w:val="false"/>
-          <w:smallCaps w:val="false"/>
-          <w:color w:val="1F2328"/>
-          <w:spacing w:val="0"/>
-          <w:sz w:val="28"/>
-          <w:szCs w:val="28"/>
-        </w:rPr>
-        <w:t>testInvalidCapacityNegative</w:t>
-      </w:r>
-      <w:r>
-        <w:rPr>
-          <w:rFonts w:ascii="Times New Roman" w:hAnsi="Times New Roman"/>
-          <w:b w:val="false"/>
-          <w:i w:val="false"/>
-          <w:caps w:val="false"/>
-          <w:smallCaps w:val="false"/>
-          <w:color w:val="1F2328"/>
-          <w:spacing w:val="0"/>
-          <w:sz w:val="28"/>
-          <w:szCs w:val="28"/>
-        </w:rPr>
-        <w:t>: Ёмкость −5 → IllegalArgumentException.</w:t>
-      </w:r>
-    </w:p>
-    <w:p>
-      <w:pPr>
-        <w:pStyle w:val="BodyText"/>
-        <w:widowControl/>
-        <w:numPr>
-          <w:ilvl w:val="0"/>
-          <w:numId w:val="6"/>
-        </w:numPr>
-        <w:spacing w:before="0" w:after="140"/>
-        <w:rPr/>
-      </w:pPr>
-      <w:r>
-        <w:rPr>
-          <w:rStyle w:val="Strong"/>
-          <w:rFonts w:ascii="Times New Roman" w:hAnsi="Times New Roman"/>
-          <w:b/>
-          <w:i w:val="false"/>
-          <w:caps w:val="false"/>
-          <w:smallCaps w:val="false"/>
-          <w:color w:val="1F2328"/>
-          <w:spacing w:val="0"/>
-          <w:sz w:val="28"/>
-          <w:szCs w:val="28"/>
-        </w:rPr>
-        <w:t>testInvalidBucketIndex</w:t>
-      </w:r>
-      <w:r>
-        <w:rPr>
-          <w:rFonts w:ascii="Times New Roman" w:hAnsi="Times New Roman"/>
-          <w:b w:val="false"/>
-          <w:i w:val="false"/>
-          <w:caps w:val="false"/>
-          <w:smallCaps w:val="false"/>
-          <w:color w:val="1F2328"/>
-          <w:spacing w:val="0"/>
-          <w:sz w:val="28"/>
-          <w:szCs w:val="28"/>
-        </w:rPr>
-        <w:t>: Индексы −1 и 7 → IndexOutOfBoundsException.</w:t>
-      </w:r>
-    </w:p>
-    <w:p>
-      <w:pPr>
-        <w:pStyle w:val="BodyText"/>
-        <w:widowControl/>
-        <w:numPr>
-          <w:ilvl w:val="0"/>
-          <w:numId w:val="6"/>
-        </w:numPr>
-        <w:spacing w:before="0" w:after="140"/>
-        <w:rPr/>
-      </w:pPr>
-      <w:r>
-        <w:rPr>
-          <w:rStyle w:val="Strong"/>
-          <w:rFonts w:ascii="Times New Roman" w:hAnsi="Times New Roman"/>
-          <w:b/>
-          <w:i w:val="false"/>
-          <w:caps w:val="false"/>
-          <w:smallCaps w:val="false"/>
-          <w:color w:val="1F2328"/>
-          <w:spacing w:val="0"/>
-          <w:sz w:val="28"/>
-          <w:szCs w:val="28"/>
-        </w:rPr>
-        <w:t>testClear</w:t>
-      </w:r>
-      <w:r>
-        <w:rPr>
-          <w:rFonts w:ascii="Times New Roman" w:hAnsi="Times New Roman"/>
-          <w:b w:val="false"/>
-          <w:i w:val="false"/>
-          <w:caps w:val="false"/>
-          <w:smallCaps w:val="false"/>
-          <w:color w:val="1F2328"/>
-          <w:spacing w:val="0"/>
-          <w:sz w:val="28"/>
-          <w:szCs w:val="28"/>
-        </w:rPr>
-        <w:t>: Очистка таблицы — размер 0, все элементы удалены.</w:t>
-      </w:r>
-    </w:p>
-    <w:p>
-      <w:pPr>
-        <w:pStyle w:val="BodyText"/>
-        <w:widowControl/>
-        <w:numPr>
-          <w:ilvl w:val="0"/>
-          <w:numId w:val="6"/>
-        </w:numPr>
-        <w:spacing w:before="0" w:after="140"/>
-        <w:rPr/>
-      </w:pPr>
-      <w:r>
-        <w:rPr>
-          <w:rStyle w:val="Strong"/>
-          <w:rFonts w:ascii="Times New Roman" w:hAnsi="Times New Roman"/>
-          <w:b/>
-          <w:i w:val="false"/>
-          <w:caps w:val="false"/>
-          <w:smallCaps w:val="false"/>
-          <w:color w:val="1F2328"/>
-          <w:spacing w:val="0"/>
-          <w:sz w:val="28"/>
-          <w:szCs w:val="28"/>
-        </w:rPr>
-        <w:t>testContainsKey</w:t>
-      </w:r>
-      <w:r>
-        <w:rPr>
-          <w:rFonts w:ascii="Times New Roman" w:hAnsi="Times New Roman"/>
-          <w:b w:val="false"/>
-          <w:i w:val="false"/>
-          <w:caps w:val="false"/>
-          <w:smallCaps w:val="false"/>
-          <w:color w:val="1F2328"/>
-          <w:spacing w:val="0"/>
-          <w:sz w:val="28"/>
-          <w:szCs w:val="28"/>
-        </w:rPr>
-        <w:t>: Проверка метода containsKey.</w:t>
-      </w:r>
-    </w:p>
-    <w:p>
-      <w:pPr>
-        <w:pStyle w:val="BodyText"/>
-        <w:widowControl/>
-        <w:numPr>
-          <w:ilvl w:val="0"/>
-          <w:numId w:val="6"/>
-        </w:numPr>
-        <w:spacing w:before="0" w:after="140"/>
-        <w:rPr/>
-      </w:pPr>
-      <w:r>
-        <w:rPr>
-          <w:rStyle w:val="Strong"/>
-          <w:rFonts w:ascii="Times New Roman" w:hAnsi="Times New Roman"/>
-          <w:b/>
-          <w:i w:val="false"/>
-          <w:caps w:val="false"/>
-          <w:smallCaps w:val="false"/>
-          <w:color w:val="1F2328"/>
-          <w:spacing w:val="0"/>
-          <w:sz w:val="28"/>
-          <w:szCs w:val="28"/>
-        </w:rPr>
-        <w:t>testMultipleInsertDelete</w:t>
-      </w:r>
-      <w:r>
-        <w:rPr>
-          <w:rFonts w:ascii="Times New Roman" w:hAnsi="Times New Roman"/>
-          <w:b w:val="false"/>
-          <w:i w:val="false"/>
-          <w:caps w:val="false"/>
-          <w:smallCaps w:val="false"/>
-          <w:color w:val="1F2328"/>
-          <w:spacing w:val="0"/>
-          <w:sz w:val="28"/>
-          <w:szCs w:val="28"/>
-        </w:rPr>
-        <w:t>: 100 вставок, 50 удалений — проверка целостности.</w:t>
-      </w:r>
-    </w:p>
-    <w:p>
-      <w:pPr>
-        <w:pStyle w:val="Heading4"/>
+        <w:rPr>
+          <w:rFonts w:ascii="Times New Roman" w:hAnsi="Times New Roman"/>
+          <w:b w:val="false"/>
+          <w:i w:val="false"/>
+          <w:i w:val="false"/>
+          <w:caps w:val="false"/>
+          <w:smallCaps w:val="false"/>
+          <w:color w:val="1F2328"/>
+          <w:spacing w:val="0"/>
+          <w:sz w:val="28"/>
+          <w:szCs w:val="28"/>
+        </w:rPr>
+      </w:pPr>
+      <w:r>
+        <w:rPr>
+          <w:rFonts w:ascii="Times New Roman" w:hAnsi="Times New Roman"/>
+          <w:b w:val="false"/>
+          <w:i w:val="false"/>
+          <w:caps w:val="false"/>
+          <w:smallCaps w:val="false"/>
+          <w:color w:val="1F2328"/>
+          <w:spacing w:val="0"/>
+          <w:sz w:val="28"/>
+          <w:szCs w:val="28"/>
+        </w:rPr>
+        <w:t>Для каждого сценария записываем последовательность попадания в характерные точки и сравниваем с эталонной через механизм TraceListener.</w:t>
+      </w:r>
+    </w:p>
+    <w:p>
+      <w:pPr>
+        <w:pStyle w:val="Heading3"/>
         <w:widowControl/>
         <w:spacing w:lineRule="auto" w:line="300" w:before="0" w:after="0"/>
         <w:ind w:hanging="0" w:start="0" w:end="0"/>
@@ -8126,89 +4844,7 @@
           <w:sz w:val="28"/>
           <w:szCs w:val="28"/>
         </w:rPr>
-        <w:t>Класс: ComplexTraceTest (комплексные сценарии)</w:t>
-      </w:r>
-    </w:p>
-    <w:p>
-      <w:pPr>
-        <w:pStyle w:val="BodyText"/>
-        <w:widowControl/>
-        <w:numPr>
-          <w:ilvl w:val="0"/>
-          <w:numId w:val="7"/>
-        </w:numPr>
-        <w:spacing w:before="0" w:after="140"/>
-        <w:rPr/>
-      </w:pPr>
-      <w:r>
-        <w:rPr>
-          <w:rStyle w:val="Strong"/>
-          <w:rFonts w:ascii="Times New Roman" w:hAnsi="Times New Roman"/>
-          <w:b/>
-          <w:i w:val="false"/>
-          <w:caps w:val="false"/>
-          <w:smallCaps w:val="false"/>
-          <w:color w:val="1F2328"/>
-          <w:spacing w:val="0"/>
-          <w:sz w:val="28"/>
-          <w:szCs w:val="28"/>
-        </w:rPr>
-        <w:t>testFullLifecycleTrace</w:t>
-      </w:r>
-      <w:r>
-        <w:rPr>
-          <w:rFonts w:ascii="Times New Roman" w:hAnsi="Times New Roman"/>
-          <w:b w:val="false"/>
-          <w:i w:val="false"/>
-          <w:caps w:val="false"/>
-          <w:smallCaps w:val="false"/>
-          <w:color w:val="1F2328"/>
-          <w:spacing w:val="0"/>
-          <w:sz w:val="28"/>
-          <w:szCs w:val="28"/>
-        </w:rPr>
-        <w:t>: Полный жизненный цикл элемента: вставка → поиск → обновление → удаление → поиск удалённого. Для каждого шага проверяется эталонная последовательность характерных точек.</w:t>
-      </w:r>
-    </w:p>
-    <w:p>
-      <w:pPr>
-        <w:pStyle w:val="BodyText"/>
-        <w:widowControl/>
-        <w:numPr>
-          <w:ilvl w:val="0"/>
-          <w:numId w:val="7"/>
-        </w:numPr>
-        <w:spacing w:before="0" w:after="140"/>
-        <w:rPr/>
-      </w:pPr>
-      <w:r>
-        <w:rPr>
-          <w:rStyle w:val="Strong"/>
-          <w:rFonts w:ascii="Times New Roman" w:hAnsi="Times New Roman"/>
-          <w:b/>
-          <w:i w:val="false"/>
-          <w:caps w:val="false"/>
-          <w:smallCaps w:val="false"/>
-          <w:color w:val="1F2328"/>
-          <w:spacing w:val="0"/>
-          <w:sz w:val="28"/>
-          <w:szCs w:val="28"/>
-        </w:rPr>
-        <w:t>testChainSearchTrace</w:t>
-      </w:r>
-      <w:r>
-        <w:rPr>
-          <w:rFonts w:ascii="Times New Roman" w:hAnsi="Times New Roman"/>
-          <w:b w:val="false"/>
-          <w:i w:val="false"/>
-          <w:caps w:val="false"/>
-          <w:smallCaps w:val="false"/>
-          <w:color w:val="1F2328"/>
-          <w:spacing w:val="0"/>
-          <w:sz w:val="28"/>
-          <w:szCs w:val="28"/>
-        </w:rPr>
-        <w:t>: Цепочка из 3 элементов — поиск существующего и несуществующего ключа с проверкой трассировки.</w:t>
+        <w:t>Составленные тесты</w:t>
       </w:r>
     </w:p>
     <w:p>
@@ -8216,32 +4852,314 @@
         <w:pStyle w:val="BodyText"/>
         <w:widowControl/>
         <w:spacing w:before="0" w:after="140"/>
-        <w:ind w:hanging="0" w:start="0" w:end="0"/>
-        <w:rPr>
-          <w:rFonts w:ascii="Times New Roman" w:hAnsi="Times New Roman"/>
-          <w:b w:val="false"/>
-          <w:i w:val="false"/>
-          <w:i w:val="false"/>
-          <w:caps w:val="false"/>
-          <w:smallCaps w:val="false"/>
-          <w:color w:val="1F2328"/>
-          <w:spacing w:val="0"/>
-          <w:sz w:val="28"/>
-          <w:szCs w:val="28"/>
-        </w:rPr>
-      </w:pPr>
-      <w:r>
-        <w:rPr>
-          <w:rFonts w:ascii="Times New Roman" w:hAnsi="Times New Roman"/>
-          <w:b w:val="false"/>
-          <w:i w:val="false"/>
-          <w:caps w:val="false"/>
-          <w:smallCaps w:val="false"/>
-          <w:color w:val="1F2328"/>
-          <w:spacing w:val="0"/>
-          <w:sz w:val="28"/>
-          <w:szCs w:val="28"/>
-        </w:rPr>
+        <w:rPr>
+          <w:rFonts w:ascii="Times New Roman" w:hAnsi="Times New Roman"/>
+          <w:b/>
+          <w:bCs/>
+          <w:i w:val="false"/>
+          <w:i w:val="false"/>
+          <w:caps w:val="false"/>
+          <w:smallCaps w:val="false"/>
+          <w:color w:val="1F2328"/>
+          <w:spacing w:val="0"/>
+          <w:sz w:val="28"/>
+          <w:szCs w:val="28"/>
+        </w:rPr>
+      </w:pPr>
+      <w:r>
+        <w:rPr>
+          <w:rFonts w:ascii="Times New Roman" w:hAnsi="Times New Roman"/>
+          <w:b/>
+          <w:bCs/>
+          <w:i w:val="false"/>
+          <w:caps w:val="false"/>
+          <w:smallCaps w:val="false"/>
+          <w:color w:val="1F2328"/>
+          <w:spacing w:val="0"/>
+          <w:sz w:val="28"/>
+          <w:szCs w:val="28"/>
+        </w:rPr>
+        <w:t>- INSERT в пустой слот: A -&gt; B -&gt; F</w:t>
+      </w:r>
+    </w:p>
+    <w:p>
+      <w:pPr>
+        <w:pStyle w:val="BodyText"/>
+        <w:widowControl/>
+        <w:spacing w:before="0" w:after="140"/>
+        <w:rPr>
+          <w:rFonts w:ascii="Times New Roman" w:hAnsi="Times New Roman"/>
+          <w:b/>
+          <w:bCs/>
+          <w:i w:val="false"/>
+          <w:i w:val="false"/>
+          <w:caps w:val="false"/>
+          <w:smallCaps w:val="false"/>
+          <w:color w:val="1F2328"/>
+          <w:spacing w:val="0"/>
+          <w:sz w:val="28"/>
+          <w:szCs w:val="28"/>
+        </w:rPr>
+      </w:pPr>
+      <w:r>
+        <w:rPr>
+          <w:rFonts w:ascii="Times New Roman" w:hAnsi="Times New Roman"/>
+          <w:b/>
+          <w:bCs/>
+          <w:i w:val="false"/>
+          <w:caps w:val="false"/>
+          <w:smallCaps w:val="false"/>
+          <w:color w:val="1F2328"/>
+          <w:spacing w:val="0"/>
+          <w:sz w:val="28"/>
+          <w:szCs w:val="28"/>
+        </w:rPr>
+        <w:t>- INSERT при коллизии нового ключа: A -&gt; C -&gt; E -&gt; F</w:t>
+      </w:r>
+    </w:p>
+    <w:p>
+      <w:pPr>
+        <w:pStyle w:val="BodyText"/>
+        <w:widowControl/>
+        <w:spacing w:before="0" w:after="140"/>
+        <w:rPr>
+          <w:rFonts w:ascii="Times New Roman" w:hAnsi="Times New Roman"/>
+          <w:b/>
+          <w:bCs/>
+          <w:i w:val="false"/>
+          <w:i w:val="false"/>
+          <w:caps w:val="false"/>
+          <w:smallCaps w:val="false"/>
+          <w:color w:val="1F2328"/>
+          <w:spacing w:val="0"/>
+          <w:sz w:val="28"/>
+          <w:szCs w:val="28"/>
+        </w:rPr>
+      </w:pPr>
+      <w:r>
+        <w:rPr>
+          <w:rFonts w:ascii="Times New Roman" w:hAnsi="Times New Roman"/>
+          <w:b/>
+          <w:bCs/>
+          <w:i w:val="false"/>
+          <w:caps w:val="false"/>
+          <w:smallCaps w:val="false"/>
+          <w:color w:val="1F2328"/>
+          <w:spacing w:val="0"/>
+          <w:sz w:val="28"/>
+          <w:szCs w:val="28"/>
+        </w:rPr>
+        <w:t>- INSERT обновляет существующий ключ: A -&gt; C -&gt; D -&gt; G</w:t>
+      </w:r>
+    </w:p>
+    <w:p>
+      <w:pPr>
+        <w:pStyle w:val="BodyText"/>
+        <w:widowControl/>
+        <w:spacing w:before="0" w:after="140"/>
+        <w:rPr>
+          <w:rFonts w:ascii="Times New Roman" w:hAnsi="Times New Roman"/>
+          <w:b/>
+          <w:bCs/>
+          <w:i w:val="false"/>
+          <w:i w:val="false"/>
+          <w:caps w:val="false"/>
+          <w:smallCaps w:val="false"/>
+          <w:color w:val="1F2328"/>
+          <w:spacing w:val="0"/>
+          <w:sz w:val="28"/>
+          <w:szCs w:val="28"/>
+        </w:rPr>
+      </w:pPr>
+      <w:r>
+        <w:rPr>
+          <w:rFonts w:ascii="Times New Roman" w:hAnsi="Times New Roman"/>
+          <w:b/>
+          <w:bCs/>
+          <w:i w:val="false"/>
+          <w:caps w:val="false"/>
+          <w:smallCaps w:val="false"/>
+          <w:color w:val="1F2328"/>
+          <w:spacing w:val="0"/>
+          <w:sz w:val="28"/>
+          <w:szCs w:val="28"/>
+        </w:rPr>
+        <w:t>- SEARCH в пустом слоте: A -&gt; B -&gt; I</w:t>
+      </w:r>
+    </w:p>
+    <w:p>
+      <w:pPr>
+        <w:pStyle w:val="BodyText"/>
+        <w:widowControl/>
+        <w:spacing w:before="0" w:after="140"/>
+        <w:rPr>
+          <w:rFonts w:ascii="Times New Roman" w:hAnsi="Times New Roman"/>
+          <w:b/>
+          <w:bCs/>
+          <w:i w:val="false"/>
+          <w:i w:val="false"/>
+          <w:caps w:val="false"/>
+          <w:smallCaps w:val="false"/>
+          <w:color w:val="1F2328"/>
+          <w:spacing w:val="0"/>
+          <w:sz w:val="28"/>
+          <w:szCs w:val="28"/>
+        </w:rPr>
+      </w:pPr>
+      <w:r>
+        <w:rPr>
+          <w:rFonts w:ascii="Times New Roman" w:hAnsi="Times New Roman"/>
+          <w:b/>
+          <w:bCs/>
+          <w:i w:val="false"/>
+          <w:caps w:val="false"/>
+          <w:smallCaps w:val="false"/>
+          <w:color w:val="1F2328"/>
+          <w:spacing w:val="0"/>
+          <w:sz w:val="28"/>
+          <w:szCs w:val="28"/>
+        </w:rPr>
+        <w:t>- SEARCH найденного ключа: A -&gt; C -&gt; D -&gt; I</w:t>
+      </w:r>
+    </w:p>
+    <w:p>
+      <w:pPr>
+        <w:pStyle w:val="BodyText"/>
+        <w:widowControl/>
+        <w:spacing w:before="0" w:after="140"/>
+        <w:rPr>
+          <w:rFonts w:ascii="Times New Roman" w:hAnsi="Times New Roman"/>
+          <w:b/>
+          <w:bCs/>
+          <w:i w:val="false"/>
+          <w:i w:val="false"/>
+          <w:caps w:val="false"/>
+          <w:smallCaps w:val="false"/>
+          <w:color w:val="1F2328"/>
+          <w:spacing w:val="0"/>
+          <w:sz w:val="28"/>
+          <w:szCs w:val="28"/>
+        </w:rPr>
+      </w:pPr>
+      <w:r>
+        <w:rPr>
+          <w:rFonts w:ascii="Times New Roman" w:hAnsi="Times New Roman"/>
+          <w:b/>
+          <w:bCs/>
+          <w:i w:val="false"/>
+          <w:caps w:val="false"/>
+          <w:smallCaps w:val="false"/>
+          <w:color w:val="1F2328"/>
+          <w:spacing w:val="0"/>
+          <w:sz w:val="28"/>
+          <w:szCs w:val="28"/>
+        </w:rPr>
+        <w:t>- SEARCH отсутствующего ключа после коллизии: A -&gt; C -&gt; E -&gt; I</w:t>
+      </w:r>
+    </w:p>
+    <w:p>
+      <w:pPr>
+        <w:pStyle w:val="BodyText"/>
+        <w:widowControl/>
+        <w:spacing w:before="0" w:after="140"/>
+        <w:rPr>
+          <w:rFonts w:ascii="Times New Roman" w:hAnsi="Times New Roman"/>
+          <w:b/>
+          <w:bCs/>
+          <w:i w:val="false"/>
+          <w:i w:val="false"/>
+          <w:caps w:val="false"/>
+          <w:smallCaps w:val="false"/>
+          <w:color w:val="1F2328"/>
+          <w:spacing w:val="0"/>
+          <w:sz w:val="28"/>
+          <w:szCs w:val="28"/>
+        </w:rPr>
+      </w:pPr>
+      <w:r>
+        <w:rPr>
+          <w:rFonts w:ascii="Times New Roman" w:hAnsi="Times New Roman"/>
+          <w:b/>
+          <w:bCs/>
+          <w:i w:val="false"/>
+          <w:caps w:val="false"/>
+          <w:smallCaps w:val="false"/>
+          <w:color w:val="1F2328"/>
+          <w:spacing w:val="0"/>
+          <w:sz w:val="28"/>
+          <w:szCs w:val="28"/>
+        </w:rPr>
+        <w:t>- DELETE найденного ключа: A -&gt; C -&gt; D -&gt; H</w:t>
+      </w:r>
+    </w:p>
+    <w:p>
+      <w:pPr>
+        <w:pStyle w:val="BodyText"/>
+        <w:widowControl/>
+        <w:spacing w:before="0" w:after="140"/>
+        <w:rPr>
+          <w:rFonts w:ascii="Times New Roman" w:hAnsi="Times New Roman"/>
+          <w:b/>
+          <w:bCs/>
+          <w:i w:val="false"/>
+          <w:i w:val="false"/>
+          <w:caps w:val="false"/>
+          <w:smallCaps w:val="false"/>
+          <w:color w:val="1F2328"/>
+          <w:spacing w:val="0"/>
+          <w:sz w:val="28"/>
+          <w:szCs w:val="28"/>
+        </w:rPr>
+      </w:pPr>
+      <w:r>
+        <w:rPr>
+          <w:rFonts w:ascii="Times New Roman" w:hAnsi="Times New Roman"/>
+          <w:b/>
+          <w:bCs/>
+          <w:i w:val="false"/>
+          <w:caps w:val="false"/>
+          <w:smallCaps w:val="false"/>
+          <w:color w:val="1F2328"/>
+          <w:spacing w:val="0"/>
+          <w:sz w:val="28"/>
+          <w:szCs w:val="28"/>
+        </w:rPr>
+        <w:t>- DELETE из пустого слота: A -&gt; B -&gt; E</w:t>
+      </w:r>
+    </w:p>
+    <w:p>
+      <w:pPr>
+        <w:pStyle w:val="BodyText"/>
+        <w:widowControl/>
+        <w:spacing w:before="0" w:after="140"/>
+        <w:rPr>
+          <w:rFonts w:ascii="Times New Roman" w:hAnsi="Times New Roman"/>
+          <w:b/>
+          <w:bCs/>
+          <w:i w:val="false"/>
+          <w:i w:val="false"/>
+          <w:caps w:val="false"/>
+          <w:smallCaps w:val="false"/>
+          <w:color w:val="1F2328"/>
+          <w:spacing w:val="0"/>
+          <w:sz w:val="28"/>
+          <w:szCs w:val="28"/>
+        </w:rPr>
+      </w:pPr>
+      <w:r>
+        <w:rPr>
+          <w:rFonts w:ascii="Times New Roman" w:hAnsi="Times New Roman"/>
+          <w:b/>
+          <w:bCs/>
+          <w:i w:val="false"/>
+          <w:caps w:val="false"/>
+          <w:smallCaps w:val="false"/>
+          <w:color w:val="1F2328"/>
+          <w:spacing w:val="0"/>
+          <w:sz w:val="28"/>
+          <w:szCs w:val="28"/>
+        </w:rPr>
+        <w:t>- DELETE отсутствующего ключа в последовательности проб: A -&gt; C -&gt; E</w:t>
       </w:r>
     </w:p>
     <w:p>
@@ -8385,7 +5303,7 @@
           <w:sz w:val="28"/>
           <w:szCs w:val="28"/>
         </w:rPr>
-        <w:t>Коллизии разрешаются корректно через цепочки.</w:t>
+        <w:t>Коллизии разрешаются корректно через цикл.</w:t>
       </w:r>
     </w:p>
     <w:p>
@@ -8459,91 +5377,7 @@
           <w:sz w:val="28"/>
           <w:szCs w:val="28"/>
         </w:rPr>
-        <w:t>Граничные случаи (ёмкость 1, отрицательные ключи, пустая таблица) обрабатываются корректно.</w:t>
-      </w:r>
-    </w:p>
-    <w:p>
-      <w:pPr>
-        <w:pStyle w:val="BodyText"/>
-        <w:widowControl/>
-        <w:numPr>
-          <w:ilvl w:val="0"/>
-          <w:numId w:val="5"/>
-        </w:numPr>
-        <w:spacing w:before="0" w:after="140"/>
-        <w:rPr/>
-      </w:pPr>
-      <w:r>
-        <w:rPr>
-          <w:rFonts w:ascii="Times New Roman" w:hAnsi="Times New Roman"/>
-          <w:b w:val="false"/>
-          <w:i w:val="false"/>
-          <w:caps w:val="false"/>
-          <w:smallCaps w:val="false"/>
-          <w:color w:val="1F2328"/>
-          <w:spacing w:val="0"/>
-          <w:sz w:val="28"/>
-          <w:szCs w:val="28"/>
-        </w:rPr>
-        <w:t>Покрытие кода: строки — </w:t>
-      </w:r>
-      <w:r>
-        <w:rPr>
-          <w:rStyle w:val="Strong"/>
-          <w:rFonts w:ascii="Times New Roman" w:hAnsi="Times New Roman"/>
-          <w:b/>
-          <w:i w:val="false"/>
-          <w:caps w:val="false"/>
-          <w:smallCaps w:val="false"/>
-          <w:color w:val="1F2328"/>
-          <w:spacing w:val="0"/>
-          <w:sz w:val="28"/>
-          <w:szCs w:val="28"/>
-        </w:rPr>
-        <w:t>98.0%</w:t>
-      </w:r>
-      <w:r>
-        <w:rPr>
-          <w:rFonts w:ascii="Times New Roman" w:hAnsi="Times New Roman"/>
-          <w:b w:val="false"/>
-          <w:i w:val="false"/>
-          <w:caps w:val="false"/>
-          <w:smallCaps w:val="false"/>
-          <w:color w:val="1F2328"/>
-          <w:spacing w:val="0"/>
-          <w:sz w:val="28"/>
-          <w:szCs w:val="28"/>
-        </w:rPr>
-        <w:t>, ветви — </w:t>
-      </w:r>
-      <w:r>
-        <w:rPr>
-          <w:rStyle w:val="Strong"/>
-          <w:rFonts w:ascii="Times New Roman" w:hAnsi="Times New Roman"/>
-          <w:b/>
-          <w:i w:val="false"/>
-          <w:caps w:val="false"/>
-          <w:smallCaps w:val="false"/>
-          <w:color w:val="1F2328"/>
-          <w:spacing w:val="0"/>
-          <w:sz w:val="28"/>
-          <w:szCs w:val="28"/>
-        </w:rPr>
-        <w:t>100.0%</w:t>
-      </w:r>
-      <w:r>
-        <w:rPr>
-          <w:rFonts w:ascii="Times New Roman" w:hAnsi="Times New Roman"/>
-          <w:b w:val="false"/>
-          <w:i w:val="false"/>
-          <w:caps w:val="false"/>
-          <w:smallCaps w:val="false"/>
-          <w:color w:val="1F2328"/>
-          <w:spacing w:val="0"/>
-          <w:sz w:val="28"/>
-          <w:szCs w:val="28"/>
-        </w:rPr>
-        <w:t>.</w:t>
+        <w:t>Граничные случаи обрабатываются корректно.</w:t>
       </w:r>
     </w:p>
     <w:p>
@@ -10095,7 +6929,7 @@
         <w:widowControl/>
         <w:numPr>
           <w:ilvl w:val="0"/>
-          <w:numId w:val="17"/>
+          <w:numId w:val="8"/>
         </w:numPr>
         <w:spacing w:before="0" w:after="140"/>
         <w:rPr/>
@@ -10136,7 +6970,7 @@
         <w:widowControl/>
         <w:numPr>
           <w:ilvl w:val="0"/>
-          <w:numId w:val="17"/>
+          <w:numId w:val="8"/>
         </w:numPr>
         <w:spacing w:before="0" w:after="140"/>
         <w:rPr/>
@@ -10177,7 +7011,7 @@
         <w:widowControl/>
         <w:numPr>
           <w:ilvl w:val="0"/>
-          <w:numId w:val="17"/>
+          <w:numId w:val="8"/>
         </w:numPr>
         <w:spacing w:before="0" w:after="140"/>
         <w:rPr/>
@@ -10218,7 +7052,7 @@
         <w:widowControl/>
         <w:numPr>
           <w:ilvl w:val="0"/>
-          <w:numId w:val="17"/>
+          <w:numId w:val="8"/>
         </w:numPr>
         <w:spacing w:before="0" w:after="140"/>
         <w:rPr/>
@@ -10293,7 +7127,7 @@
         <w:widowControl/>
         <w:numPr>
           <w:ilvl w:val="0"/>
-          <w:numId w:val="18"/>
+          <w:numId w:val="9"/>
         </w:numPr>
         <w:spacing w:before="0" w:after="140"/>
         <w:rPr/>
@@ -10334,7 +7168,7 @@
         <w:widowControl/>
         <w:numPr>
           <w:ilvl w:val="0"/>
-          <w:numId w:val="18"/>
+          <w:numId w:val="9"/>
         </w:numPr>
         <w:spacing w:before="0" w:after="140"/>
         <w:rPr/>
@@ -10375,7 +7209,7 @@
         <w:widowControl/>
         <w:numPr>
           <w:ilvl w:val="0"/>
-          <w:numId w:val="18"/>
+          <w:numId w:val="9"/>
         </w:numPr>
         <w:spacing w:before="0" w:after="140"/>
         <w:rPr/>
@@ -10416,7 +7250,7 @@
         <w:widowControl/>
         <w:numPr>
           <w:ilvl w:val="0"/>
-          <w:numId w:val="18"/>
+          <w:numId w:val="9"/>
         </w:numPr>
         <w:spacing w:before="0" w:after="140"/>
         <w:rPr/>
@@ -10491,7 +7325,7 @@
         <w:widowControl/>
         <w:numPr>
           <w:ilvl w:val="0"/>
-          <w:numId w:val="18"/>
+          <w:numId w:val="9"/>
         </w:numPr>
         <w:spacing w:before="0" w:after="140"/>
         <w:rPr/>
@@ -10532,7 +7366,7 @@
         <w:widowControl/>
         <w:numPr>
           <w:ilvl w:val="0"/>
-          <w:numId w:val="18"/>
+          <w:numId w:val="9"/>
         </w:numPr>
         <w:spacing w:before="0" w:after="140"/>
         <w:rPr/>
@@ -10607,7 +7441,7 @@
         <w:widowControl/>
         <w:numPr>
           <w:ilvl w:val="0"/>
-          <w:numId w:val="18"/>
+          <w:numId w:val="9"/>
         </w:numPr>
         <w:spacing w:before="0" w:after="140"/>
         <w:rPr/>
@@ -10648,7 +7482,7 @@
         <w:widowControl/>
         <w:numPr>
           <w:ilvl w:val="0"/>
-          <w:numId w:val="18"/>
+          <w:numId w:val="9"/>
         </w:numPr>
         <w:spacing w:before="0" w:after="140"/>
         <w:rPr/>
@@ -10689,7 +7523,7 @@
         <w:widowControl/>
         <w:numPr>
           <w:ilvl w:val="0"/>
-          <w:numId w:val="18"/>
+          <w:numId w:val="9"/>
         </w:numPr>
         <w:spacing w:before="0" w:after="140"/>
         <w:rPr/>
@@ -10730,7 +7564,7 @@
         <w:widowControl/>
         <w:numPr>
           <w:ilvl w:val="0"/>
-          <w:numId w:val="18"/>
+          <w:numId w:val="9"/>
         </w:numPr>
         <w:spacing w:before="0" w:after="140"/>
         <w:rPr/>
@@ -10805,7 +7639,7 @@
         <w:widowControl/>
         <w:numPr>
           <w:ilvl w:val="0"/>
-          <w:numId w:val="19"/>
+          <w:numId w:val="10"/>
         </w:numPr>
         <w:spacing w:before="0" w:after="140"/>
         <w:rPr/>
@@ -10846,7 +7680,7 @@
         <w:widowControl/>
         <w:numPr>
           <w:ilvl w:val="0"/>
-          <w:numId w:val="19"/>
+          <w:numId w:val="10"/>
         </w:numPr>
         <w:spacing w:before="0" w:after="140"/>
         <w:rPr/>
@@ -10887,7 +7721,7 @@
         <w:widowControl/>
         <w:numPr>
           <w:ilvl w:val="0"/>
-          <w:numId w:val="19"/>
+          <w:numId w:val="10"/>
         </w:numPr>
         <w:spacing w:before="0" w:after="140"/>
         <w:rPr/>
@@ -10928,7 +7762,7 @@
         <w:widowControl/>
         <w:numPr>
           <w:ilvl w:val="0"/>
-          <w:numId w:val="19"/>
+          <w:numId w:val="10"/>
         </w:numPr>
         <w:spacing w:before="0" w:after="140"/>
         <w:rPr/>
@@ -11003,7 +7837,7 @@
         <w:widowControl/>
         <w:numPr>
           <w:ilvl w:val="0"/>
-          <w:numId w:val="19"/>
+          <w:numId w:val="10"/>
         </w:numPr>
         <w:spacing w:before="0" w:after="140"/>
         <w:rPr/>
@@ -11044,7 +7878,7 @@
         <w:widowControl/>
         <w:numPr>
           <w:ilvl w:val="0"/>
-          <w:numId w:val="19"/>
+          <w:numId w:val="10"/>
         </w:numPr>
         <w:spacing w:before="0" w:after="140"/>
         <w:rPr/>
@@ -11085,7 +7919,7 @@
         <w:widowControl/>
         <w:numPr>
           <w:ilvl w:val="0"/>
-          <w:numId w:val="19"/>
+          <w:numId w:val="10"/>
         </w:numPr>
         <w:spacing w:before="0" w:after="140"/>
         <w:rPr/>
@@ -11126,7 +7960,7 @@
         <w:widowControl/>
         <w:numPr>
           <w:ilvl w:val="0"/>
-          <w:numId w:val="19"/>
+          <w:numId w:val="10"/>
         </w:numPr>
         <w:spacing w:before="0" w:after="140"/>
         <w:rPr/>
@@ -11167,7 +8001,7 @@
         <w:widowControl/>
         <w:numPr>
           <w:ilvl w:val="0"/>
-          <w:numId w:val="19"/>
+          <w:numId w:val="10"/>
         </w:numPr>
         <w:spacing w:before="0" w:after="140"/>
         <w:rPr/>
@@ -11208,7 +8042,7 @@
         <w:widowControl/>
         <w:numPr>
           <w:ilvl w:val="0"/>
-          <w:numId w:val="19"/>
+          <w:numId w:val="10"/>
         </w:numPr>
         <w:spacing w:before="0" w:after="140"/>
         <w:rPr/>
@@ -11283,7 +8117,7 @@
         <w:widowControl/>
         <w:numPr>
           <w:ilvl w:val="0"/>
-          <w:numId w:val="19"/>
+          <w:numId w:val="10"/>
         </w:numPr>
         <w:spacing w:before="0" w:after="140"/>
         <w:rPr/>
@@ -11324,7 +8158,7 @@
         <w:widowControl/>
         <w:numPr>
           <w:ilvl w:val="0"/>
-          <w:numId w:val="19"/>
+          <w:numId w:val="10"/>
         </w:numPr>
         <w:spacing w:before="0" w:after="140"/>
         <w:rPr/>
@@ -11365,7 +8199,7 @@
         <w:widowControl/>
         <w:numPr>
           <w:ilvl w:val="0"/>
-          <w:numId w:val="19"/>
+          <w:numId w:val="10"/>
         </w:numPr>
         <w:spacing w:before="0" w:after="140"/>
         <w:rPr/>
@@ -11406,7 +8240,7 @@
         <w:widowControl/>
         <w:numPr>
           <w:ilvl w:val="0"/>
-          <w:numId w:val="19"/>
+          <w:numId w:val="10"/>
         </w:numPr>
         <w:spacing w:before="0" w:after="140"/>
         <w:rPr/>
@@ -11447,7 +8281,7 @@
         <w:widowControl/>
         <w:numPr>
           <w:ilvl w:val="0"/>
-          <w:numId w:val="19"/>
+          <w:numId w:val="10"/>
         </w:numPr>
         <w:spacing w:before="0" w:after="140"/>
         <w:rPr/>
@@ -11522,7 +8356,7 @@
         <w:widowControl/>
         <w:numPr>
           <w:ilvl w:val="0"/>
-          <w:numId w:val="20"/>
+          <w:numId w:val="11"/>
         </w:numPr>
         <w:spacing w:before="0" w:after="140"/>
         <w:rPr/>
@@ -11563,7 +8397,7 @@
         <w:widowControl/>
         <w:numPr>
           <w:ilvl w:val="0"/>
-          <w:numId w:val="20"/>
+          <w:numId w:val="11"/>
         </w:numPr>
         <w:spacing w:before="0" w:after="140"/>
         <w:rPr/>
@@ -11604,7 +8438,7 @@
         <w:widowControl/>
         <w:numPr>
           <w:ilvl w:val="0"/>
-          <w:numId w:val="20"/>
+          <w:numId w:val="11"/>
         </w:numPr>
         <w:spacing w:before="0" w:after="140"/>
         <w:rPr/>
@@ -11679,7 +8513,7 @@
         <w:widowControl/>
         <w:numPr>
           <w:ilvl w:val="0"/>
-          <w:numId w:val="20"/>
+          <w:numId w:val="11"/>
         </w:numPr>
         <w:spacing w:before="0" w:after="140"/>
         <w:rPr/>
@@ -11754,7 +8588,7 @@
         <w:widowControl/>
         <w:numPr>
           <w:ilvl w:val="0"/>
-          <w:numId w:val="21"/>
+          <w:numId w:val="12"/>
         </w:numPr>
         <w:spacing w:before="0" w:after="140"/>
         <w:rPr/>
@@ -11795,7 +8629,7 @@
         <w:widowControl/>
         <w:numPr>
           <w:ilvl w:val="0"/>
-          <w:numId w:val="21"/>
+          <w:numId w:val="12"/>
         </w:numPr>
         <w:spacing w:before="0" w:after="140"/>
         <w:rPr/>
@@ -11836,7 +8670,7 @@
         <w:widowControl/>
         <w:numPr>
           <w:ilvl w:val="0"/>
-          <w:numId w:val="21"/>
+          <w:numId w:val="12"/>
         </w:numPr>
         <w:spacing w:before="0" w:after="140"/>
         <w:rPr/>
@@ -11877,7 +8711,7 @@
         <w:widowControl/>
         <w:numPr>
           <w:ilvl w:val="0"/>
-          <w:numId w:val="21"/>
+          <w:numId w:val="12"/>
         </w:numPr>
         <w:spacing w:before="0" w:after="140"/>
         <w:rPr/>
@@ -11918,7 +8752,7 @@
         <w:widowControl/>
         <w:numPr>
           <w:ilvl w:val="0"/>
-          <w:numId w:val="21"/>
+          <w:numId w:val="12"/>
         </w:numPr>
         <w:spacing w:before="0" w:after="140"/>
         <w:rPr/>
@@ -12061,7 +8895,7 @@
         <w:widowControl/>
         <w:numPr>
           <w:ilvl w:val="0"/>
-          <w:numId w:val="22"/>
+          <w:numId w:val="13"/>
         </w:numPr>
         <w:spacing w:before="0" w:after="140"/>
         <w:rPr>
@@ -12098,7 +8932,7 @@
         <w:widowControl/>
         <w:numPr>
           <w:ilvl w:val="0"/>
-          <w:numId w:val="22"/>
+          <w:numId w:val="13"/>
         </w:numPr>
         <w:spacing w:before="0" w:after="140"/>
         <w:rPr>
@@ -12135,7 +8969,7 @@
         <w:widowControl/>
         <w:numPr>
           <w:ilvl w:val="0"/>
-          <w:numId w:val="22"/>
+          <w:numId w:val="13"/>
         </w:numPr>
         <w:spacing w:before="0" w:after="140"/>
         <w:rPr>
@@ -12172,7 +9006,7 @@
         <w:widowControl/>
         <w:numPr>
           <w:ilvl w:val="0"/>
-          <w:numId w:val="22"/>
+          <w:numId w:val="13"/>
         </w:numPr>
         <w:spacing w:before="0" w:after="140"/>
         <w:rPr>
@@ -12209,82 +9043,25 @@
         <w:widowControl/>
         <w:numPr>
           <w:ilvl w:val="0"/>
-          <w:numId w:val="22"/>
+          <w:numId w:val="0"/>
         </w:numPr>
         <w:spacing w:before="0" w:after="140"/>
+        <w:ind w:hanging="0" w:start="720"/>
+        <w:rPr>
+          <w:rFonts w:ascii="Times New Roman" w:hAnsi="Times New Roman"/>
+          <w:b w:val="false"/>
+          <w:i w:val="false"/>
+          <w:i w:val="false"/>
+          <w:caps w:val="false"/>
+          <w:smallCaps w:val="false"/>
+          <w:color w:val="1F2328"/>
+          <w:spacing w:val="0"/>
+          <w:sz w:val="28"/>
+          <w:szCs w:val="28"/>
+        </w:rPr>
+      </w:pPr>
+      <w:r>
         <w:rPr/>
-      </w:pPr>
-      <w:r>
-        <w:rPr>
-          <w:rFonts w:ascii="Times New Roman" w:hAnsi="Times New Roman"/>
-          <w:b w:val="false"/>
-          <w:i w:val="false"/>
-          <w:caps w:val="false"/>
-          <w:smallCaps w:val="false"/>
-          <w:color w:val="1F2328"/>
-          <w:spacing w:val="0"/>
-          <w:sz w:val="28"/>
-          <w:szCs w:val="28"/>
-        </w:rPr>
-        <w:t>Покрытие кода: строки — </w:t>
-      </w:r>
-      <w:r>
-        <w:rPr>
-          <w:rStyle w:val="Strong"/>
-          <w:rFonts w:ascii="Times New Roman" w:hAnsi="Times New Roman"/>
-          <w:b/>
-          <w:i w:val="false"/>
-          <w:caps w:val="false"/>
-          <w:smallCaps w:val="false"/>
-          <w:color w:val="1F2328"/>
-          <w:spacing w:val="0"/>
-          <w:sz w:val="28"/>
-          <w:szCs w:val="28"/>
-        </w:rPr>
-        <w:t>93.5%</w:t>
-      </w:r>
-      <w:r>
-        <w:rPr>
-          <w:rFonts w:ascii="Times New Roman" w:hAnsi="Times New Roman"/>
-          <w:b w:val="false"/>
-          <w:i w:val="false"/>
-          <w:caps w:val="false"/>
-          <w:smallCaps w:val="false"/>
-          <w:color w:val="1F2328"/>
-          <w:spacing w:val="0"/>
-          <w:sz w:val="28"/>
-          <w:szCs w:val="28"/>
-        </w:rPr>
-        <w:t>, ветви — </w:t>
-      </w:r>
-      <w:r>
-        <w:rPr>
-          <w:rStyle w:val="Strong"/>
-          <w:rFonts w:ascii="Times New Roman" w:hAnsi="Times New Roman"/>
-          <w:b/>
-          <w:i w:val="false"/>
-          <w:caps w:val="false"/>
-          <w:smallCaps w:val="false"/>
-          <w:color w:val="1F2328"/>
-          <w:spacing w:val="0"/>
-          <w:sz w:val="28"/>
-          <w:szCs w:val="28"/>
-        </w:rPr>
-        <w:t>95.2%</w:t>
-      </w:r>
-      <w:r>
-        <w:rPr>
-          <w:rFonts w:ascii="Times New Roman" w:hAnsi="Times New Roman"/>
-          <w:b w:val="false"/>
-          <w:i w:val="false"/>
-          <w:caps w:val="false"/>
-          <w:smallCaps w:val="false"/>
-          <w:color w:val="1F2328"/>
-          <w:spacing w:val="0"/>
-          <w:sz w:val="28"/>
-          <w:szCs w:val="28"/>
-        </w:rPr>
-        <w:t>.</w:t>
       </w:r>
     </w:p>
     <w:p>
@@ -14471,1239 +11248,6 @@
   <w:abstractNum w:abstractNumId="14">
     <w:lvl w:ilvl="0">
       <w:start w:val="1"/>
-      <w:numFmt w:val="bullet"/>
-      <w:lvlText w:val=""/>
-      <w:lvlJc w:val="start"/>
-      <w:pPr>
-        <w:tabs>
-          <w:tab w:val="num" w:pos="720"/>
-        </w:tabs>
-        <w:ind w:start="720" w:hanging="360"/>
-      </w:pPr>
-      <w:rPr>
-        <w:rFonts w:ascii="Symbol" w:hAnsi="Symbol" w:cs="Symbol" w:hint="default"/>
-      </w:rPr>
-    </w:lvl>
-    <w:lvl w:ilvl="1">
-      <w:start w:val="1"/>
-      <w:numFmt w:val="bullet"/>
-      <w:lvlText w:val="◦"/>
-      <w:lvlJc w:val="start"/>
-      <w:pPr>
-        <w:tabs>
-          <w:tab w:val="num" w:pos="1080"/>
-        </w:tabs>
-        <w:ind w:start="1080" w:hanging="360"/>
-      </w:pPr>
-      <w:rPr>
-        <w:rFonts w:ascii="OpenSymbol" w:hAnsi="OpenSymbol" w:cs="OpenSymbol" w:hint="default"/>
-      </w:rPr>
-    </w:lvl>
-    <w:lvl w:ilvl="2">
-      <w:start w:val="1"/>
-      <w:numFmt w:val="bullet"/>
-      <w:lvlText w:val="▪"/>
-      <w:lvlJc w:val="start"/>
-      <w:pPr>
-        <w:tabs>
-          <w:tab w:val="num" w:pos="1440"/>
-        </w:tabs>
-        <w:ind w:start="1440" w:hanging="360"/>
-      </w:pPr>
-      <w:rPr>
-        <w:rFonts w:ascii="OpenSymbol" w:hAnsi="OpenSymbol" w:cs="OpenSymbol" w:hint="default"/>
-      </w:rPr>
-    </w:lvl>
-    <w:lvl w:ilvl="3">
-      <w:start w:val="1"/>
-      <w:numFmt w:val="bullet"/>
-      <w:lvlText w:val=""/>
-      <w:lvlJc w:val="start"/>
-      <w:pPr>
-        <w:tabs>
-          <w:tab w:val="num" w:pos="1800"/>
-        </w:tabs>
-        <w:ind w:start="1800" w:hanging="360"/>
-      </w:pPr>
-      <w:rPr>
-        <w:rFonts w:ascii="Symbol" w:hAnsi="Symbol" w:cs="Symbol" w:hint="default"/>
-      </w:rPr>
-    </w:lvl>
-    <w:lvl w:ilvl="4">
-      <w:start w:val="1"/>
-      <w:numFmt w:val="bullet"/>
-      <w:lvlText w:val="◦"/>
-      <w:lvlJc w:val="start"/>
-      <w:pPr>
-        <w:tabs>
-          <w:tab w:val="num" w:pos="2160"/>
-        </w:tabs>
-        <w:ind w:start="2160" w:hanging="360"/>
-      </w:pPr>
-      <w:rPr>
-        <w:rFonts w:ascii="OpenSymbol" w:hAnsi="OpenSymbol" w:cs="OpenSymbol" w:hint="default"/>
-      </w:rPr>
-    </w:lvl>
-    <w:lvl w:ilvl="5">
-      <w:start w:val="1"/>
-      <w:numFmt w:val="bullet"/>
-      <w:lvlText w:val="▪"/>
-      <w:lvlJc w:val="start"/>
-      <w:pPr>
-        <w:tabs>
-          <w:tab w:val="num" w:pos="2520"/>
-        </w:tabs>
-        <w:ind w:start="2520" w:hanging="360"/>
-      </w:pPr>
-      <w:rPr>
-        <w:rFonts w:ascii="OpenSymbol" w:hAnsi="OpenSymbol" w:cs="OpenSymbol" w:hint="default"/>
-      </w:rPr>
-    </w:lvl>
-    <w:lvl w:ilvl="6">
-      <w:start w:val="1"/>
-      <w:numFmt w:val="bullet"/>
-      <w:lvlText w:val=""/>
-      <w:lvlJc w:val="start"/>
-      <w:pPr>
-        <w:tabs>
-          <w:tab w:val="num" w:pos="2880"/>
-        </w:tabs>
-        <w:ind w:start="2880" w:hanging="360"/>
-      </w:pPr>
-      <w:rPr>
-        <w:rFonts w:ascii="Symbol" w:hAnsi="Symbol" w:cs="Symbol" w:hint="default"/>
-      </w:rPr>
-    </w:lvl>
-    <w:lvl w:ilvl="7">
-      <w:start w:val="1"/>
-      <w:numFmt w:val="bullet"/>
-      <w:lvlText w:val="◦"/>
-      <w:lvlJc w:val="start"/>
-      <w:pPr>
-        <w:tabs>
-          <w:tab w:val="num" w:pos="3240"/>
-        </w:tabs>
-        <w:ind w:start="3240" w:hanging="360"/>
-      </w:pPr>
-      <w:rPr>
-        <w:rFonts w:ascii="OpenSymbol" w:hAnsi="OpenSymbol" w:cs="OpenSymbol" w:hint="default"/>
-      </w:rPr>
-    </w:lvl>
-    <w:lvl w:ilvl="8">
-      <w:start w:val="1"/>
-      <w:numFmt w:val="bullet"/>
-      <w:lvlText w:val="▪"/>
-      <w:lvlJc w:val="start"/>
-      <w:pPr>
-        <w:tabs>
-          <w:tab w:val="num" w:pos="3600"/>
-        </w:tabs>
-        <w:ind w:start="3600" w:hanging="360"/>
-      </w:pPr>
-      <w:rPr>
-        <w:rFonts w:ascii="OpenSymbol" w:hAnsi="OpenSymbol" w:cs="OpenSymbol" w:hint="default"/>
-      </w:rPr>
-    </w:lvl>
-  </w:abstractNum>
-  <w:abstractNum w:abstractNumId="15">
-    <w:lvl w:ilvl="0">
-      <w:start w:val="1"/>
-      <w:numFmt w:val="bullet"/>
-      <w:lvlText w:val=""/>
-      <w:lvlJc w:val="start"/>
-      <w:pPr>
-        <w:tabs>
-          <w:tab w:val="num" w:pos="720"/>
-        </w:tabs>
-        <w:ind w:start="720" w:hanging="360"/>
-      </w:pPr>
-      <w:rPr>
-        <w:rFonts w:ascii="Symbol" w:hAnsi="Symbol" w:cs="Symbol" w:hint="default"/>
-      </w:rPr>
-    </w:lvl>
-    <w:lvl w:ilvl="1">
-      <w:start w:val="1"/>
-      <w:numFmt w:val="bullet"/>
-      <w:lvlText w:val="◦"/>
-      <w:lvlJc w:val="start"/>
-      <w:pPr>
-        <w:tabs>
-          <w:tab w:val="num" w:pos="1080"/>
-        </w:tabs>
-        <w:ind w:start="1080" w:hanging="360"/>
-      </w:pPr>
-      <w:rPr>
-        <w:rFonts w:ascii="OpenSymbol" w:hAnsi="OpenSymbol" w:cs="OpenSymbol" w:hint="default"/>
-      </w:rPr>
-    </w:lvl>
-    <w:lvl w:ilvl="2">
-      <w:start w:val="1"/>
-      <w:numFmt w:val="bullet"/>
-      <w:lvlText w:val="▪"/>
-      <w:lvlJc w:val="start"/>
-      <w:pPr>
-        <w:tabs>
-          <w:tab w:val="num" w:pos="1440"/>
-        </w:tabs>
-        <w:ind w:start="1440" w:hanging="360"/>
-      </w:pPr>
-      <w:rPr>
-        <w:rFonts w:ascii="OpenSymbol" w:hAnsi="OpenSymbol" w:cs="OpenSymbol" w:hint="default"/>
-      </w:rPr>
-    </w:lvl>
-    <w:lvl w:ilvl="3">
-      <w:start w:val="1"/>
-      <w:numFmt w:val="bullet"/>
-      <w:lvlText w:val=""/>
-      <w:lvlJc w:val="start"/>
-      <w:pPr>
-        <w:tabs>
-          <w:tab w:val="num" w:pos="1800"/>
-        </w:tabs>
-        <w:ind w:start="1800" w:hanging="360"/>
-      </w:pPr>
-      <w:rPr>
-        <w:rFonts w:ascii="Symbol" w:hAnsi="Symbol" w:cs="Symbol" w:hint="default"/>
-      </w:rPr>
-    </w:lvl>
-    <w:lvl w:ilvl="4">
-      <w:start w:val="1"/>
-      <w:numFmt w:val="bullet"/>
-      <w:lvlText w:val="◦"/>
-      <w:lvlJc w:val="start"/>
-      <w:pPr>
-        <w:tabs>
-          <w:tab w:val="num" w:pos="2160"/>
-        </w:tabs>
-        <w:ind w:start="2160" w:hanging="360"/>
-      </w:pPr>
-      <w:rPr>
-        <w:rFonts w:ascii="OpenSymbol" w:hAnsi="OpenSymbol" w:cs="OpenSymbol" w:hint="default"/>
-      </w:rPr>
-    </w:lvl>
-    <w:lvl w:ilvl="5">
-      <w:start w:val="1"/>
-      <w:numFmt w:val="bullet"/>
-      <w:lvlText w:val="▪"/>
-      <w:lvlJc w:val="start"/>
-      <w:pPr>
-        <w:tabs>
-          <w:tab w:val="num" w:pos="2520"/>
-        </w:tabs>
-        <w:ind w:start="2520" w:hanging="360"/>
-      </w:pPr>
-      <w:rPr>
-        <w:rFonts w:ascii="OpenSymbol" w:hAnsi="OpenSymbol" w:cs="OpenSymbol" w:hint="default"/>
-      </w:rPr>
-    </w:lvl>
-    <w:lvl w:ilvl="6">
-      <w:start w:val="1"/>
-      <w:numFmt w:val="bullet"/>
-      <w:lvlText w:val=""/>
-      <w:lvlJc w:val="start"/>
-      <w:pPr>
-        <w:tabs>
-          <w:tab w:val="num" w:pos="2880"/>
-        </w:tabs>
-        <w:ind w:start="2880" w:hanging="360"/>
-      </w:pPr>
-      <w:rPr>
-        <w:rFonts w:ascii="Symbol" w:hAnsi="Symbol" w:cs="Symbol" w:hint="default"/>
-      </w:rPr>
-    </w:lvl>
-    <w:lvl w:ilvl="7">
-      <w:start w:val="1"/>
-      <w:numFmt w:val="bullet"/>
-      <w:lvlText w:val="◦"/>
-      <w:lvlJc w:val="start"/>
-      <w:pPr>
-        <w:tabs>
-          <w:tab w:val="num" w:pos="3240"/>
-        </w:tabs>
-        <w:ind w:start="3240" w:hanging="360"/>
-      </w:pPr>
-      <w:rPr>
-        <w:rFonts w:ascii="OpenSymbol" w:hAnsi="OpenSymbol" w:cs="OpenSymbol" w:hint="default"/>
-      </w:rPr>
-    </w:lvl>
-    <w:lvl w:ilvl="8">
-      <w:start w:val="1"/>
-      <w:numFmt w:val="bullet"/>
-      <w:lvlText w:val="▪"/>
-      <w:lvlJc w:val="start"/>
-      <w:pPr>
-        <w:tabs>
-          <w:tab w:val="num" w:pos="3600"/>
-        </w:tabs>
-        <w:ind w:start="3600" w:hanging="360"/>
-      </w:pPr>
-      <w:rPr>
-        <w:rFonts w:ascii="OpenSymbol" w:hAnsi="OpenSymbol" w:cs="OpenSymbol" w:hint="default"/>
-      </w:rPr>
-    </w:lvl>
-  </w:abstractNum>
-  <w:abstractNum w:abstractNumId="16">
-    <w:lvl w:ilvl="0">
-      <w:start w:val="1"/>
-      <w:numFmt w:val="bullet"/>
-      <w:lvlText w:val=""/>
-      <w:lvlJc w:val="start"/>
-      <w:pPr>
-        <w:tabs>
-          <w:tab w:val="num" w:pos="720"/>
-        </w:tabs>
-        <w:ind w:start="720" w:hanging="360"/>
-      </w:pPr>
-      <w:rPr>
-        <w:rFonts w:ascii="Symbol" w:hAnsi="Symbol" w:cs="Symbol" w:hint="default"/>
-      </w:rPr>
-    </w:lvl>
-    <w:lvl w:ilvl="1">
-      <w:start w:val="1"/>
-      <w:numFmt w:val="bullet"/>
-      <w:lvlText w:val="◦"/>
-      <w:lvlJc w:val="start"/>
-      <w:pPr>
-        <w:tabs>
-          <w:tab w:val="num" w:pos="1080"/>
-        </w:tabs>
-        <w:ind w:start="1080" w:hanging="360"/>
-      </w:pPr>
-      <w:rPr>
-        <w:rFonts w:ascii="OpenSymbol" w:hAnsi="OpenSymbol" w:cs="OpenSymbol" w:hint="default"/>
-      </w:rPr>
-    </w:lvl>
-    <w:lvl w:ilvl="2">
-      <w:start w:val="1"/>
-      <w:numFmt w:val="bullet"/>
-      <w:lvlText w:val="▪"/>
-      <w:lvlJc w:val="start"/>
-      <w:pPr>
-        <w:tabs>
-          <w:tab w:val="num" w:pos="1440"/>
-        </w:tabs>
-        <w:ind w:start="1440" w:hanging="360"/>
-      </w:pPr>
-      <w:rPr>
-        <w:rFonts w:ascii="OpenSymbol" w:hAnsi="OpenSymbol" w:cs="OpenSymbol" w:hint="default"/>
-      </w:rPr>
-    </w:lvl>
-    <w:lvl w:ilvl="3">
-      <w:start w:val="1"/>
-      <w:numFmt w:val="bullet"/>
-      <w:lvlText w:val=""/>
-      <w:lvlJc w:val="start"/>
-      <w:pPr>
-        <w:tabs>
-          <w:tab w:val="num" w:pos="1800"/>
-        </w:tabs>
-        <w:ind w:start="1800" w:hanging="360"/>
-      </w:pPr>
-      <w:rPr>
-        <w:rFonts w:ascii="Symbol" w:hAnsi="Symbol" w:cs="Symbol" w:hint="default"/>
-      </w:rPr>
-    </w:lvl>
-    <w:lvl w:ilvl="4">
-      <w:start w:val="1"/>
-      <w:numFmt w:val="bullet"/>
-      <w:lvlText w:val="◦"/>
-      <w:lvlJc w:val="start"/>
-      <w:pPr>
-        <w:tabs>
-          <w:tab w:val="num" w:pos="2160"/>
-        </w:tabs>
-        <w:ind w:start="2160" w:hanging="360"/>
-      </w:pPr>
-      <w:rPr>
-        <w:rFonts w:ascii="OpenSymbol" w:hAnsi="OpenSymbol" w:cs="OpenSymbol" w:hint="default"/>
-      </w:rPr>
-    </w:lvl>
-    <w:lvl w:ilvl="5">
-      <w:start w:val="1"/>
-      <w:numFmt w:val="bullet"/>
-      <w:lvlText w:val="▪"/>
-      <w:lvlJc w:val="start"/>
-      <w:pPr>
-        <w:tabs>
-          <w:tab w:val="num" w:pos="2520"/>
-        </w:tabs>
-        <w:ind w:start="2520" w:hanging="360"/>
-      </w:pPr>
-      <w:rPr>
-        <w:rFonts w:ascii="OpenSymbol" w:hAnsi="OpenSymbol" w:cs="OpenSymbol" w:hint="default"/>
-      </w:rPr>
-    </w:lvl>
-    <w:lvl w:ilvl="6">
-      <w:start w:val="1"/>
-      <w:numFmt w:val="bullet"/>
-      <w:lvlText w:val=""/>
-      <w:lvlJc w:val="start"/>
-      <w:pPr>
-        <w:tabs>
-          <w:tab w:val="num" w:pos="2880"/>
-        </w:tabs>
-        <w:ind w:start="2880" w:hanging="360"/>
-      </w:pPr>
-      <w:rPr>
-        <w:rFonts w:ascii="Symbol" w:hAnsi="Symbol" w:cs="Symbol" w:hint="default"/>
-      </w:rPr>
-    </w:lvl>
-    <w:lvl w:ilvl="7">
-      <w:start w:val="1"/>
-      <w:numFmt w:val="bullet"/>
-      <w:lvlText w:val="◦"/>
-      <w:lvlJc w:val="start"/>
-      <w:pPr>
-        <w:tabs>
-          <w:tab w:val="num" w:pos="3240"/>
-        </w:tabs>
-        <w:ind w:start="3240" w:hanging="360"/>
-      </w:pPr>
-      <w:rPr>
-        <w:rFonts w:ascii="OpenSymbol" w:hAnsi="OpenSymbol" w:cs="OpenSymbol" w:hint="default"/>
-      </w:rPr>
-    </w:lvl>
-    <w:lvl w:ilvl="8">
-      <w:start w:val="1"/>
-      <w:numFmt w:val="bullet"/>
-      <w:lvlText w:val="▪"/>
-      <w:lvlJc w:val="start"/>
-      <w:pPr>
-        <w:tabs>
-          <w:tab w:val="num" w:pos="3600"/>
-        </w:tabs>
-        <w:ind w:start="3600" w:hanging="360"/>
-      </w:pPr>
-      <w:rPr>
-        <w:rFonts w:ascii="OpenSymbol" w:hAnsi="OpenSymbol" w:cs="OpenSymbol" w:hint="default"/>
-      </w:rPr>
-    </w:lvl>
-  </w:abstractNum>
-  <w:abstractNum w:abstractNumId="17">
-    <w:lvl w:ilvl="0">
-      <w:start w:val="1"/>
-      <w:numFmt w:val="bullet"/>
-      <w:lvlText w:val=""/>
-      <w:lvlJc w:val="start"/>
-      <w:pPr>
-        <w:tabs>
-          <w:tab w:val="num" w:pos="720"/>
-        </w:tabs>
-        <w:ind w:start="720" w:hanging="360"/>
-      </w:pPr>
-      <w:rPr>
-        <w:rFonts w:ascii="Symbol" w:hAnsi="Symbol" w:cs="Symbol" w:hint="default"/>
-      </w:rPr>
-    </w:lvl>
-    <w:lvl w:ilvl="1">
-      <w:start w:val="1"/>
-      <w:numFmt w:val="bullet"/>
-      <w:lvlText w:val="◦"/>
-      <w:lvlJc w:val="start"/>
-      <w:pPr>
-        <w:tabs>
-          <w:tab w:val="num" w:pos="1080"/>
-        </w:tabs>
-        <w:ind w:start="1080" w:hanging="360"/>
-      </w:pPr>
-      <w:rPr>
-        <w:rFonts w:ascii="OpenSymbol" w:hAnsi="OpenSymbol" w:cs="OpenSymbol" w:hint="default"/>
-      </w:rPr>
-    </w:lvl>
-    <w:lvl w:ilvl="2">
-      <w:start w:val="1"/>
-      <w:numFmt w:val="bullet"/>
-      <w:lvlText w:val="▪"/>
-      <w:lvlJc w:val="start"/>
-      <w:pPr>
-        <w:tabs>
-          <w:tab w:val="num" w:pos="1440"/>
-        </w:tabs>
-        <w:ind w:start="1440" w:hanging="360"/>
-      </w:pPr>
-      <w:rPr>
-        <w:rFonts w:ascii="OpenSymbol" w:hAnsi="OpenSymbol" w:cs="OpenSymbol" w:hint="default"/>
-      </w:rPr>
-    </w:lvl>
-    <w:lvl w:ilvl="3">
-      <w:start w:val="1"/>
-      <w:numFmt w:val="bullet"/>
-      <w:lvlText w:val=""/>
-      <w:lvlJc w:val="start"/>
-      <w:pPr>
-        <w:tabs>
-          <w:tab w:val="num" w:pos="1800"/>
-        </w:tabs>
-        <w:ind w:start="1800" w:hanging="360"/>
-      </w:pPr>
-      <w:rPr>
-        <w:rFonts w:ascii="Symbol" w:hAnsi="Symbol" w:cs="Symbol" w:hint="default"/>
-      </w:rPr>
-    </w:lvl>
-    <w:lvl w:ilvl="4">
-      <w:start w:val="1"/>
-      <w:numFmt w:val="bullet"/>
-      <w:lvlText w:val="◦"/>
-      <w:lvlJc w:val="start"/>
-      <w:pPr>
-        <w:tabs>
-          <w:tab w:val="num" w:pos="2160"/>
-        </w:tabs>
-        <w:ind w:start="2160" w:hanging="360"/>
-      </w:pPr>
-      <w:rPr>
-        <w:rFonts w:ascii="OpenSymbol" w:hAnsi="OpenSymbol" w:cs="OpenSymbol" w:hint="default"/>
-      </w:rPr>
-    </w:lvl>
-    <w:lvl w:ilvl="5">
-      <w:start w:val="1"/>
-      <w:numFmt w:val="bullet"/>
-      <w:lvlText w:val="▪"/>
-      <w:lvlJc w:val="start"/>
-      <w:pPr>
-        <w:tabs>
-          <w:tab w:val="num" w:pos="2520"/>
-        </w:tabs>
-        <w:ind w:start="2520" w:hanging="360"/>
-      </w:pPr>
-      <w:rPr>
-        <w:rFonts w:ascii="OpenSymbol" w:hAnsi="OpenSymbol" w:cs="OpenSymbol" w:hint="default"/>
-      </w:rPr>
-    </w:lvl>
-    <w:lvl w:ilvl="6">
-      <w:start w:val="1"/>
-      <w:numFmt w:val="bullet"/>
-      <w:lvlText w:val=""/>
-      <w:lvlJc w:val="start"/>
-      <w:pPr>
-        <w:tabs>
-          <w:tab w:val="num" w:pos="2880"/>
-        </w:tabs>
-        <w:ind w:start="2880" w:hanging="360"/>
-      </w:pPr>
-      <w:rPr>
-        <w:rFonts w:ascii="Symbol" w:hAnsi="Symbol" w:cs="Symbol" w:hint="default"/>
-      </w:rPr>
-    </w:lvl>
-    <w:lvl w:ilvl="7">
-      <w:start w:val="1"/>
-      <w:numFmt w:val="bullet"/>
-      <w:lvlText w:val="◦"/>
-      <w:lvlJc w:val="start"/>
-      <w:pPr>
-        <w:tabs>
-          <w:tab w:val="num" w:pos="3240"/>
-        </w:tabs>
-        <w:ind w:start="3240" w:hanging="360"/>
-      </w:pPr>
-      <w:rPr>
-        <w:rFonts w:ascii="OpenSymbol" w:hAnsi="OpenSymbol" w:cs="OpenSymbol" w:hint="default"/>
-      </w:rPr>
-    </w:lvl>
-    <w:lvl w:ilvl="8">
-      <w:start w:val="1"/>
-      <w:numFmt w:val="bullet"/>
-      <w:lvlText w:val="▪"/>
-      <w:lvlJc w:val="start"/>
-      <w:pPr>
-        <w:tabs>
-          <w:tab w:val="num" w:pos="3600"/>
-        </w:tabs>
-        <w:ind w:start="3600" w:hanging="360"/>
-      </w:pPr>
-      <w:rPr>
-        <w:rFonts w:ascii="OpenSymbol" w:hAnsi="OpenSymbol" w:cs="OpenSymbol" w:hint="default"/>
-      </w:rPr>
-    </w:lvl>
-  </w:abstractNum>
-  <w:abstractNum w:abstractNumId="18">
-    <w:lvl w:ilvl="0">
-      <w:start w:val="1"/>
-      <w:numFmt w:val="bullet"/>
-      <w:lvlText w:val=""/>
-      <w:lvlJc w:val="start"/>
-      <w:pPr>
-        <w:tabs>
-          <w:tab w:val="num" w:pos="720"/>
-        </w:tabs>
-        <w:ind w:start="720" w:hanging="360"/>
-      </w:pPr>
-      <w:rPr>
-        <w:rFonts w:ascii="Symbol" w:hAnsi="Symbol" w:cs="Symbol" w:hint="default"/>
-      </w:rPr>
-    </w:lvl>
-    <w:lvl w:ilvl="1">
-      <w:start w:val="1"/>
-      <w:numFmt w:val="bullet"/>
-      <w:lvlText w:val="◦"/>
-      <w:lvlJc w:val="start"/>
-      <w:pPr>
-        <w:tabs>
-          <w:tab w:val="num" w:pos="1080"/>
-        </w:tabs>
-        <w:ind w:start="1080" w:hanging="360"/>
-      </w:pPr>
-      <w:rPr>
-        <w:rFonts w:ascii="OpenSymbol" w:hAnsi="OpenSymbol" w:cs="OpenSymbol" w:hint="default"/>
-      </w:rPr>
-    </w:lvl>
-    <w:lvl w:ilvl="2">
-      <w:start w:val="1"/>
-      <w:numFmt w:val="bullet"/>
-      <w:lvlText w:val="▪"/>
-      <w:lvlJc w:val="start"/>
-      <w:pPr>
-        <w:tabs>
-          <w:tab w:val="num" w:pos="1440"/>
-        </w:tabs>
-        <w:ind w:start="1440" w:hanging="360"/>
-      </w:pPr>
-      <w:rPr>
-        <w:rFonts w:ascii="OpenSymbol" w:hAnsi="OpenSymbol" w:cs="OpenSymbol" w:hint="default"/>
-      </w:rPr>
-    </w:lvl>
-    <w:lvl w:ilvl="3">
-      <w:start w:val="1"/>
-      <w:numFmt w:val="bullet"/>
-      <w:lvlText w:val=""/>
-      <w:lvlJc w:val="start"/>
-      <w:pPr>
-        <w:tabs>
-          <w:tab w:val="num" w:pos="1800"/>
-        </w:tabs>
-        <w:ind w:start="1800" w:hanging="360"/>
-      </w:pPr>
-      <w:rPr>
-        <w:rFonts w:ascii="Symbol" w:hAnsi="Symbol" w:cs="Symbol" w:hint="default"/>
-      </w:rPr>
-    </w:lvl>
-    <w:lvl w:ilvl="4">
-      <w:start w:val="1"/>
-      <w:numFmt w:val="bullet"/>
-      <w:lvlText w:val="◦"/>
-      <w:lvlJc w:val="start"/>
-      <w:pPr>
-        <w:tabs>
-          <w:tab w:val="num" w:pos="2160"/>
-        </w:tabs>
-        <w:ind w:start="2160" w:hanging="360"/>
-      </w:pPr>
-      <w:rPr>
-        <w:rFonts w:ascii="OpenSymbol" w:hAnsi="OpenSymbol" w:cs="OpenSymbol" w:hint="default"/>
-      </w:rPr>
-    </w:lvl>
-    <w:lvl w:ilvl="5">
-      <w:start w:val="1"/>
-      <w:numFmt w:val="bullet"/>
-      <w:lvlText w:val="▪"/>
-      <w:lvlJc w:val="start"/>
-      <w:pPr>
-        <w:tabs>
-          <w:tab w:val="num" w:pos="2520"/>
-        </w:tabs>
-        <w:ind w:start="2520" w:hanging="360"/>
-      </w:pPr>
-      <w:rPr>
-        <w:rFonts w:ascii="OpenSymbol" w:hAnsi="OpenSymbol" w:cs="OpenSymbol" w:hint="default"/>
-      </w:rPr>
-    </w:lvl>
-    <w:lvl w:ilvl="6">
-      <w:start w:val="1"/>
-      <w:numFmt w:val="bullet"/>
-      <w:lvlText w:val=""/>
-      <w:lvlJc w:val="start"/>
-      <w:pPr>
-        <w:tabs>
-          <w:tab w:val="num" w:pos="2880"/>
-        </w:tabs>
-        <w:ind w:start="2880" w:hanging="360"/>
-      </w:pPr>
-      <w:rPr>
-        <w:rFonts w:ascii="Symbol" w:hAnsi="Symbol" w:cs="Symbol" w:hint="default"/>
-      </w:rPr>
-    </w:lvl>
-    <w:lvl w:ilvl="7">
-      <w:start w:val="1"/>
-      <w:numFmt w:val="bullet"/>
-      <w:lvlText w:val="◦"/>
-      <w:lvlJc w:val="start"/>
-      <w:pPr>
-        <w:tabs>
-          <w:tab w:val="num" w:pos="3240"/>
-        </w:tabs>
-        <w:ind w:start="3240" w:hanging="360"/>
-      </w:pPr>
-      <w:rPr>
-        <w:rFonts w:ascii="OpenSymbol" w:hAnsi="OpenSymbol" w:cs="OpenSymbol" w:hint="default"/>
-      </w:rPr>
-    </w:lvl>
-    <w:lvl w:ilvl="8">
-      <w:start w:val="1"/>
-      <w:numFmt w:val="bullet"/>
-      <w:lvlText w:val="▪"/>
-      <w:lvlJc w:val="start"/>
-      <w:pPr>
-        <w:tabs>
-          <w:tab w:val="num" w:pos="3600"/>
-        </w:tabs>
-        <w:ind w:start="3600" w:hanging="360"/>
-      </w:pPr>
-      <w:rPr>
-        <w:rFonts w:ascii="OpenSymbol" w:hAnsi="OpenSymbol" w:cs="OpenSymbol" w:hint="default"/>
-      </w:rPr>
-    </w:lvl>
-  </w:abstractNum>
-  <w:abstractNum w:abstractNumId="19">
-    <w:lvl w:ilvl="0">
-      <w:start w:val="1"/>
-      <w:numFmt w:val="bullet"/>
-      <w:lvlText w:val=""/>
-      <w:lvlJc w:val="start"/>
-      <w:pPr>
-        <w:tabs>
-          <w:tab w:val="num" w:pos="720"/>
-        </w:tabs>
-        <w:ind w:start="720" w:hanging="360"/>
-      </w:pPr>
-      <w:rPr>
-        <w:rFonts w:ascii="Symbol" w:hAnsi="Symbol" w:cs="Symbol" w:hint="default"/>
-      </w:rPr>
-    </w:lvl>
-    <w:lvl w:ilvl="1">
-      <w:start w:val="1"/>
-      <w:numFmt w:val="bullet"/>
-      <w:lvlText w:val="◦"/>
-      <w:lvlJc w:val="start"/>
-      <w:pPr>
-        <w:tabs>
-          <w:tab w:val="num" w:pos="1080"/>
-        </w:tabs>
-        <w:ind w:start="1080" w:hanging="360"/>
-      </w:pPr>
-      <w:rPr>
-        <w:rFonts w:ascii="OpenSymbol" w:hAnsi="OpenSymbol" w:cs="OpenSymbol" w:hint="default"/>
-      </w:rPr>
-    </w:lvl>
-    <w:lvl w:ilvl="2">
-      <w:start w:val="1"/>
-      <w:numFmt w:val="bullet"/>
-      <w:lvlText w:val="▪"/>
-      <w:lvlJc w:val="start"/>
-      <w:pPr>
-        <w:tabs>
-          <w:tab w:val="num" w:pos="1440"/>
-        </w:tabs>
-        <w:ind w:start="1440" w:hanging="360"/>
-      </w:pPr>
-      <w:rPr>
-        <w:rFonts w:ascii="OpenSymbol" w:hAnsi="OpenSymbol" w:cs="OpenSymbol" w:hint="default"/>
-      </w:rPr>
-    </w:lvl>
-    <w:lvl w:ilvl="3">
-      <w:start w:val="1"/>
-      <w:numFmt w:val="bullet"/>
-      <w:lvlText w:val=""/>
-      <w:lvlJc w:val="start"/>
-      <w:pPr>
-        <w:tabs>
-          <w:tab w:val="num" w:pos="1800"/>
-        </w:tabs>
-        <w:ind w:start="1800" w:hanging="360"/>
-      </w:pPr>
-      <w:rPr>
-        <w:rFonts w:ascii="Symbol" w:hAnsi="Symbol" w:cs="Symbol" w:hint="default"/>
-      </w:rPr>
-    </w:lvl>
-    <w:lvl w:ilvl="4">
-      <w:start w:val="1"/>
-      <w:numFmt w:val="bullet"/>
-      <w:lvlText w:val="◦"/>
-      <w:lvlJc w:val="start"/>
-      <w:pPr>
-        <w:tabs>
-          <w:tab w:val="num" w:pos="2160"/>
-        </w:tabs>
-        <w:ind w:start="2160" w:hanging="360"/>
-      </w:pPr>
-      <w:rPr>
-        <w:rFonts w:ascii="OpenSymbol" w:hAnsi="OpenSymbol" w:cs="OpenSymbol" w:hint="default"/>
-      </w:rPr>
-    </w:lvl>
-    <w:lvl w:ilvl="5">
-      <w:start w:val="1"/>
-      <w:numFmt w:val="bullet"/>
-      <w:lvlText w:val="▪"/>
-      <w:lvlJc w:val="start"/>
-      <w:pPr>
-        <w:tabs>
-          <w:tab w:val="num" w:pos="2520"/>
-        </w:tabs>
-        <w:ind w:start="2520" w:hanging="360"/>
-      </w:pPr>
-      <w:rPr>
-        <w:rFonts w:ascii="OpenSymbol" w:hAnsi="OpenSymbol" w:cs="OpenSymbol" w:hint="default"/>
-      </w:rPr>
-    </w:lvl>
-    <w:lvl w:ilvl="6">
-      <w:start w:val="1"/>
-      <w:numFmt w:val="bullet"/>
-      <w:lvlText w:val=""/>
-      <w:lvlJc w:val="start"/>
-      <w:pPr>
-        <w:tabs>
-          <w:tab w:val="num" w:pos="2880"/>
-        </w:tabs>
-        <w:ind w:start="2880" w:hanging="360"/>
-      </w:pPr>
-      <w:rPr>
-        <w:rFonts w:ascii="Symbol" w:hAnsi="Symbol" w:cs="Symbol" w:hint="default"/>
-      </w:rPr>
-    </w:lvl>
-    <w:lvl w:ilvl="7">
-      <w:start w:val="1"/>
-      <w:numFmt w:val="bullet"/>
-      <w:lvlText w:val="◦"/>
-      <w:lvlJc w:val="start"/>
-      <w:pPr>
-        <w:tabs>
-          <w:tab w:val="num" w:pos="3240"/>
-        </w:tabs>
-        <w:ind w:start="3240" w:hanging="360"/>
-      </w:pPr>
-      <w:rPr>
-        <w:rFonts w:ascii="OpenSymbol" w:hAnsi="OpenSymbol" w:cs="OpenSymbol" w:hint="default"/>
-      </w:rPr>
-    </w:lvl>
-    <w:lvl w:ilvl="8">
-      <w:start w:val="1"/>
-      <w:numFmt w:val="bullet"/>
-      <w:lvlText w:val="▪"/>
-      <w:lvlJc w:val="start"/>
-      <w:pPr>
-        <w:tabs>
-          <w:tab w:val="num" w:pos="3600"/>
-        </w:tabs>
-        <w:ind w:start="3600" w:hanging="360"/>
-      </w:pPr>
-      <w:rPr>
-        <w:rFonts w:ascii="OpenSymbol" w:hAnsi="OpenSymbol" w:cs="OpenSymbol" w:hint="default"/>
-      </w:rPr>
-    </w:lvl>
-  </w:abstractNum>
-  <w:abstractNum w:abstractNumId="20">
-    <w:lvl w:ilvl="0">
-      <w:start w:val="1"/>
-      <w:numFmt w:val="bullet"/>
-      <w:lvlText w:val=""/>
-      <w:lvlJc w:val="start"/>
-      <w:pPr>
-        <w:tabs>
-          <w:tab w:val="num" w:pos="720"/>
-        </w:tabs>
-        <w:ind w:start="720" w:hanging="360"/>
-      </w:pPr>
-      <w:rPr>
-        <w:rFonts w:ascii="Symbol" w:hAnsi="Symbol" w:cs="Symbol" w:hint="default"/>
-      </w:rPr>
-    </w:lvl>
-    <w:lvl w:ilvl="1">
-      <w:start w:val="1"/>
-      <w:numFmt w:val="bullet"/>
-      <w:lvlText w:val="◦"/>
-      <w:lvlJc w:val="start"/>
-      <w:pPr>
-        <w:tabs>
-          <w:tab w:val="num" w:pos="1080"/>
-        </w:tabs>
-        <w:ind w:start="1080" w:hanging="360"/>
-      </w:pPr>
-      <w:rPr>
-        <w:rFonts w:ascii="OpenSymbol" w:hAnsi="OpenSymbol" w:cs="OpenSymbol" w:hint="default"/>
-      </w:rPr>
-    </w:lvl>
-    <w:lvl w:ilvl="2">
-      <w:start w:val="1"/>
-      <w:numFmt w:val="bullet"/>
-      <w:lvlText w:val="▪"/>
-      <w:lvlJc w:val="start"/>
-      <w:pPr>
-        <w:tabs>
-          <w:tab w:val="num" w:pos="1440"/>
-        </w:tabs>
-        <w:ind w:start="1440" w:hanging="360"/>
-      </w:pPr>
-      <w:rPr>
-        <w:rFonts w:ascii="OpenSymbol" w:hAnsi="OpenSymbol" w:cs="OpenSymbol" w:hint="default"/>
-      </w:rPr>
-    </w:lvl>
-    <w:lvl w:ilvl="3">
-      <w:start w:val="1"/>
-      <w:numFmt w:val="bullet"/>
-      <w:lvlText w:val=""/>
-      <w:lvlJc w:val="start"/>
-      <w:pPr>
-        <w:tabs>
-          <w:tab w:val="num" w:pos="1800"/>
-        </w:tabs>
-        <w:ind w:start="1800" w:hanging="360"/>
-      </w:pPr>
-      <w:rPr>
-        <w:rFonts w:ascii="Symbol" w:hAnsi="Symbol" w:cs="Symbol" w:hint="default"/>
-      </w:rPr>
-    </w:lvl>
-    <w:lvl w:ilvl="4">
-      <w:start w:val="1"/>
-      <w:numFmt w:val="bullet"/>
-      <w:lvlText w:val="◦"/>
-      <w:lvlJc w:val="start"/>
-      <w:pPr>
-        <w:tabs>
-          <w:tab w:val="num" w:pos="2160"/>
-        </w:tabs>
-        <w:ind w:start="2160" w:hanging="360"/>
-      </w:pPr>
-      <w:rPr>
-        <w:rFonts w:ascii="OpenSymbol" w:hAnsi="OpenSymbol" w:cs="OpenSymbol" w:hint="default"/>
-      </w:rPr>
-    </w:lvl>
-    <w:lvl w:ilvl="5">
-      <w:start w:val="1"/>
-      <w:numFmt w:val="bullet"/>
-      <w:lvlText w:val="▪"/>
-      <w:lvlJc w:val="start"/>
-      <w:pPr>
-        <w:tabs>
-          <w:tab w:val="num" w:pos="2520"/>
-        </w:tabs>
-        <w:ind w:start="2520" w:hanging="360"/>
-      </w:pPr>
-      <w:rPr>
-        <w:rFonts w:ascii="OpenSymbol" w:hAnsi="OpenSymbol" w:cs="OpenSymbol" w:hint="default"/>
-      </w:rPr>
-    </w:lvl>
-    <w:lvl w:ilvl="6">
-      <w:start w:val="1"/>
-      <w:numFmt w:val="bullet"/>
-      <w:lvlText w:val=""/>
-      <w:lvlJc w:val="start"/>
-      <w:pPr>
-        <w:tabs>
-          <w:tab w:val="num" w:pos="2880"/>
-        </w:tabs>
-        <w:ind w:start="2880" w:hanging="360"/>
-      </w:pPr>
-      <w:rPr>
-        <w:rFonts w:ascii="Symbol" w:hAnsi="Symbol" w:cs="Symbol" w:hint="default"/>
-      </w:rPr>
-    </w:lvl>
-    <w:lvl w:ilvl="7">
-      <w:start w:val="1"/>
-      <w:numFmt w:val="bullet"/>
-      <w:lvlText w:val="◦"/>
-      <w:lvlJc w:val="start"/>
-      <w:pPr>
-        <w:tabs>
-          <w:tab w:val="num" w:pos="3240"/>
-        </w:tabs>
-        <w:ind w:start="3240" w:hanging="360"/>
-      </w:pPr>
-      <w:rPr>
-        <w:rFonts w:ascii="OpenSymbol" w:hAnsi="OpenSymbol" w:cs="OpenSymbol" w:hint="default"/>
-      </w:rPr>
-    </w:lvl>
-    <w:lvl w:ilvl="8">
-      <w:start w:val="1"/>
-      <w:numFmt w:val="bullet"/>
-      <w:lvlText w:val="▪"/>
-      <w:lvlJc w:val="start"/>
-      <w:pPr>
-        <w:tabs>
-          <w:tab w:val="num" w:pos="3600"/>
-        </w:tabs>
-        <w:ind w:start="3600" w:hanging="360"/>
-      </w:pPr>
-      <w:rPr>
-        <w:rFonts w:ascii="OpenSymbol" w:hAnsi="OpenSymbol" w:cs="OpenSymbol" w:hint="default"/>
-      </w:rPr>
-    </w:lvl>
-  </w:abstractNum>
-  <w:abstractNum w:abstractNumId="21">
-    <w:lvl w:ilvl="0">
-      <w:start w:val="1"/>
-      <w:numFmt w:val="bullet"/>
-      <w:lvlText w:val=""/>
-      <w:lvlJc w:val="start"/>
-      <w:pPr>
-        <w:tabs>
-          <w:tab w:val="num" w:pos="720"/>
-        </w:tabs>
-        <w:ind w:start="720" w:hanging="360"/>
-      </w:pPr>
-      <w:rPr>
-        <w:rFonts w:ascii="Symbol" w:hAnsi="Symbol" w:cs="Symbol" w:hint="default"/>
-      </w:rPr>
-    </w:lvl>
-    <w:lvl w:ilvl="1">
-      <w:start w:val="1"/>
-      <w:numFmt w:val="bullet"/>
-      <w:lvlText w:val="◦"/>
-      <w:lvlJc w:val="start"/>
-      <w:pPr>
-        <w:tabs>
-          <w:tab w:val="num" w:pos="1080"/>
-        </w:tabs>
-        <w:ind w:start="1080" w:hanging="360"/>
-      </w:pPr>
-      <w:rPr>
-        <w:rFonts w:ascii="OpenSymbol" w:hAnsi="OpenSymbol" w:cs="OpenSymbol" w:hint="default"/>
-      </w:rPr>
-    </w:lvl>
-    <w:lvl w:ilvl="2">
-      <w:start w:val="1"/>
-      <w:numFmt w:val="bullet"/>
-      <w:lvlText w:val="▪"/>
-      <w:lvlJc w:val="start"/>
-      <w:pPr>
-        <w:tabs>
-          <w:tab w:val="num" w:pos="1440"/>
-        </w:tabs>
-        <w:ind w:start="1440" w:hanging="360"/>
-      </w:pPr>
-      <w:rPr>
-        <w:rFonts w:ascii="OpenSymbol" w:hAnsi="OpenSymbol" w:cs="OpenSymbol" w:hint="default"/>
-      </w:rPr>
-    </w:lvl>
-    <w:lvl w:ilvl="3">
-      <w:start w:val="1"/>
-      <w:numFmt w:val="bullet"/>
-      <w:lvlText w:val=""/>
-      <w:lvlJc w:val="start"/>
-      <w:pPr>
-        <w:tabs>
-          <w:tab w:val="num" w:pos="1800"/>
-        </w:tabs>
-        <w:ind w:start="1800" w:hanging="360"/>
-      </w:pPr>
-      <w:rPr>
-        <w:rFonts w:ascii="Symbol" w:hAnsi="Symbol" w:cs="Symbol" w:hint="default"/>
-      </w:rPr>
-    </w:lvl>
-    <w:lvl w:ilvl="4">
-      <w:start w:val="1"/>
-      <w:numFmt w:val="bullet"/>
-      <w:lvlText w:val="◦"/>
-      <w:lvlJc w:val="start"/>
-      <w:pPr>
-        <w:tabs>
-          <w:tab w:val="num" w:pos="2160"/>
-        </w:tabs>
-        <w:ind w:start="2160" w:hanging="360"/>
-      </w:pPr>
-      <w:rPr>
-        <w:rFonts w:ascii="OpenSymbol" w:hAnsi="OpenSymbol" w:cs="OpenSymbol" w:hint="default"/>
-      </w:rPr>
-    </w:lvl>
-    <w:lvl w:ilvl="5">
-      <w:start w:val="1"/>
-      <w:numFmt w:val="bullet"/>
-      <w:lvlText w:val="▪"/>
-      <w:lvlJc w:val="start"/>
-      <w:pPr>
-        <w:tabs>
-          <w:tab w:val="num" w:pos="2520"/>
-        </w:tabs>
-        <w:ind w:start="2520" w:hanging="360"/>
-      </w:pPr>
-      <w:rPr>
-        <w:rFonts w:ascii="OpenSymbol" w:hAnsi="OpenSymbol" w:cs="OpenSymbol" w:hint="default"/>
-      </w:rPr>
-    </w:lvl>
-    <w:lvl w:ilvl="6">
-      <w:start w:val="1"/>
-      <w:numFmt w:val="bullet"/>
-      <w:lvlText w:val=""/>
-      <w:lvlJc w:val="start"/>
-      <w:pPr>
-        <w:tabs>
-          <w:tab w:val="num" w:pos="2880"/>
-        </w:tabs>
-        <w:ind w:start="2880" w:hanging="360"/>
-      </w:pPr>
-      <w:rPr>
-        <w:rFonts w:ascii="Symbol" w:hAnsi="Symbol" w:cs="Symbol" w:hint="default"/>
-      </w:rPr>
-    </w:lvl>
-    <w:lvl w:ilvl="7">
-      <w:start w:val="1"/>
-      <w:numFmt w:val="bullet"/>
-      <w:lvlText w:val="◦"/>
-      <w:lvlJc w:val="start"/>
-      <w:pPr>
-        <w:tabs>
-          <w:tab w:val="num" w:pos="3240"/>
-        </w:tabs>
-        <w:ind w:start="3240" w:hanging="360"/>
-      </w:pPr>
-      <w:rPr>
-        <w:rFonts w:ascii="OpenSymbol" w:hAnsi="OpenSymbol" w:cs="OpenSymbol" w:hint="default"/>
-      </w:rPr>
-    </w:lvl>
-    <w:lvl w:ilvl="8">
-      <w:start w:val="1"/>
-      <w:numFmt w:val="bullet"/>
-      <w:lvlText w:val="▪"/>
-      <w:lvlJc w:val="start"/>
-      <w:pPr>
-        <w:tabs>
-          <w:tab w:val="num" w:pos="3600"/>
-        </w:tabs>
-        <w:ind w:start="3600" w:hanging="360"/>
-      </w:pPr>
-      <w:rPr>
-        <w:rFonts w:ascii="OpenSymbol" w:hAnsi="OpenSymbol" w:cs="OpenSymbol" w:hint="default"/>
-      </w:rPr>
-    </w:lvl>
-  </w:abstractNum>
-  <w:abstractNum w:abstractNumId="22">
-    <w:lvl w:ilvl="0">
-      <w:start w:val="1"/>
-      <w:numFmt w:val="bullet"/>
-      <w:lvlText w:val=""/>
-      <w:lvlJc w:val="start"/>
-      <w:pPr>
-        <w:tabs>
-          <w:tab w:val="num" w:pos="720"/>
-        </w:tabs>
-        <w:ind w:start="720" w:hanging="360"/>
-      </w:pPr>
-      <w:rPr>
-        <w:rFonts w:ascii="Symbol" w:hAnsi="Symbol" w:cs="Symbol" w:hint="default"/>
-      </w:rPr>
-    </w:lvl>
-    <w:lvl w:ilvl="1">
-      <w:start w:val="1"/>
-      <w:numFmt w:val="bullet"/>
-      <w:lvlText w:val="◦"/>
-      <w:lvlJc w:val="start"/>
-      <w:pPr>
-        <w:tabs>
-          <w:tab w:val="num" w:pos="1080"/>
-        </w:tabs>
-        <w:ind w:start="1080" w:hanging="360"/>
-      </w:pPr>
-      <w:rPr>
-        <w:rFonts w:ascii="OpenSymbol" w:hAnsi="OpenSymbol" w:cs="OpenSymbol" w:hint="default"/>
-      </w:rPr>
-    </w:lvl>
-    <w:lvl w:ilvl="2">
-      <w:start w:val="1"/>
-      <w:numFmt w:val="bullet"/>
-      <w:lvlText w:val="▪"/>
-      <w:lvlJc w:val="start"/>
-      <w:pPr>
-        <w:tabs>
-          <w:tab w:val="num" w:pos="1440"/>
-        </w:tabs>
-        <w:ind w:start="1440" w:hanging="360"/>
-      </w:pPr>
-      <w:rPr>
-        <w:rFonts w:ascii="OpenSymbol" w:hAnsi="OpenSymbol" w:cs="OpenSymbol" w:hint="default"/>
-      </w:rPr>
-    </w:lvl>
-    <w:lvl w:ilvl="3">
-      <w:start w:val="1"/>
-      <w:numFmt w:val="bullet"/>
-      <w:lvlText w:val=""/>
-      <w:lvlJc w:val="start"/>
-      <w:pPr>
-        <w:tabs>
-          <w:tab w:val="num" w:pos="1800"/>
-        </w:tabs>
-        <w:ind w:start="1800" w:hanging="360"/>
-      </w:pPr>
-      <w:rPr>
-        <w:rFonts w:ascii="Symbol" w:hAnsi="Symbol" w:cs="Symbol" w:hint="default"/>
-      </w:rPr>
-    </w:lvl>
-    <w:lvl w:ilvl="4">
-      <w:start w:val="1"/>
-      <w:numFmt w:val="bullet"/>
-      <w:lvlText w:val="◦"/>
-      <w:lvlJc w:val="start"/>
-      <w:pPr>
-        <w:tabs>
-          <w:tab w:val="num" w:pos="2160"/>
-        </w:tabs>
-        <w:ind w:start="2160" w:hanging="360"/>
-      </w:pPr>
-      <w:rPr>
-        <w:rFonts w:ascii="OpenSymbol" w:hAnsi="OpenSymbol" w:cs="OpenSymbol" w:hint="default"/>
-      </w:rPr>
-    </w:lvl>
-    <w:lvl w:ilvl="5">
-      <w:start w:val="1"/>
-      <w:numFmt w:val="bullet"/>
-      <w:lvlText w:val="▪"/>
-      <w:lvlJc w:val="start"/>
-      <w:pPr>
-        <w:tabs>
-          <w:tab w:val="num" w:pos="2520"/>
-        </w:tabs>
-        <w:ind w:start="2520" w:hanging="360"/>
-      </w:pPr>
-      <w:rPr>
-        <w:rFonts w:ascii="OpenSymbol" w:hAnsi="OpenSymbol" w:cs="OpenSymbol" w:hint="default"/>
-      </w:rPr>
-    </w:lvl>
-    <w:lvl w:ilvl="6">
-      <w:start w:val="1"/>
-      <w:numFmt w:val="bullet"/>
-      <w:lvlText w:val=""/>
-      <w:lvlJc w:val="start"/>
-      <w:pPr>
-        <w:tabs>
-          <w:tab w:val="num" w:pos="2880"/>
-        </w:tabs>
-        <w:ind w:start="2880" w:hanging="360"/>
-      </w:pPr>
-      <w:rPr>
-        <w:rFonts w:ascii="Symbol" w:hAnsi="Symbol" w:cs="Symbol" w:hint="default"/>
-      </w:rPr>
-    </w:lvl>
-    <w:lvl w:ilvl="7">
-      <w:start w:val="1"/>
-      <w:numFmt w:val="bullet"/>
-      <w:lvlText w:val="◦"/>
-      <w:lvlJc w:val="start"/>
-      <w:pPr>
-        <w:tabs>
-          <w:tab w:val="num" w:pos="3240"/>
-        </w:tabs>
-        <w:ind w:start="3240" w:hanging="360"/>
-      </w:pPr>
-      <w:rPr>
-        <w:rFonts w:ascii="OpenSymbol" w:hAnsi="OpenSymbol" w:cs="OpenSymbol" w:hint="default"/>
-      </w:rPr>
-    </w:lvl>
-    <w:lvl w:ilvl="8">
-      <w:start w:val="1"/>
-      <w:numFmt w:val="bullet"/>
-      <w:lvlText w:val="▪"/>
-      <w:lvlJc w:val="start"/>
-      <w:pPr>
-        <w:tabs>
-          <w:tab w:val="num" w:pos="3600"/>
-        </w:tabs>
-        <w:ind w:start="3600" w:hanging="360"/>
-      </w:pPr>
-      <w:rPr>
-        <w:rFonts w:ascii="OpenSymbol" w:hAnsi="OpenSymbol" w:cs="OpenSymbol" w:hint="default"/>
-      </w:rPr>
-    </w:lvl>
-  </w:abstractNum>
-  <w:abstractNum w:abstractNumId="23">
-    <w:lvl w:ilvl="0">
-      <w:start w:val="1"/>
       <w:numFmt w:val="none"/>
       <w:suff w:val="nothing"/>
       <w:lvlText w:val=""/>
@@ -15861,33 +11405,6 @@
   </w:num>
   <w:num w:numId="14">
     <w:abstractNumId w:val="14"/>
-  </w:num>
-  <w:num w:numId="15">
-    <w:abstractNumId w:val="15"/>
-  </w:num>
-  <w:num w:numId="16">
-    <w:abstractNumId w:val="16"/>
-  </w:num>
-  <w:num w:numId="17">
-    <w:abstractNumId w:val="17"/>
-  </w:num>
-  <w:num w:numId="18">
-    <w:abstractNumId w:val="18"/>
-  </w:num>
-  <w:num w:numId="19">
-    <w:abstractNumId w:val="19"/>
-  </w:num>
-  <w:num w:numId="20">
-    <w:abstractNumId w:val="20"/>
-  </w:num>
-  <w:num w:numId="21">
-    <w:abstractNumId w:val="21"/>
-  </w:num>
-  <w:num w:numId="22">
-    <w:abstractNumId w:val="22"/>
-  </w:num>
-  <w:num w:numId="23">
-    <w:abstractNumId w:val="23"/>
   </w:num>
 </w:numbering>
 </file>
